--- a/docs/report/MMA3001_Project_Report.docx
+++ b/docs/report/MMA3001_Project_Report.docx
@@ -309,13 +309,6 @@
                 <w:b/>
                 <w:sz w:val="20"/>
               </w:rPr>
-            </w:r>
-            <w:r>
-              <w:rPr>
-                <w:rFonts w:ascii="Calibri" w:hAnsi="Calibri"/>
-                <w:b/>
-                <w:sz w:val="20"/>
-              </w:rPr>
               <w:t>Column</w:t>
             </w:r>
           </w:p>
@@ -326,13 +319,6 @@
             <w:shd w:val="clear" w:color="auto" w:fill="D9E2F3"/>
           </w:tcPr>
           <w:p>
-            <w:r>
-              <w:rPr>
-                <w:rFonts w:ascii="Calibri" w:hAnsi="Calibri"/>
-                <w:b/>
-                <w:sz w:val="20"/>
-              </w:rPr>
-            </w:r>
             <w:r>
               <w:rPr>
                 <w:rFonts w:ascii="Calibri" w:hAnsi="Calibri"/>
@@ -355,13 +341,6 @@
                 <w:b/>
                 <w:sz w:val="20"/>
               </w:rPr>
-            </w:r>
-            <w:r>
-              <w:rPr>
-                <w:rFonts w:ascii="Calibri" w:hAnsi="Calibri"/>
-                <w:b/>
-                <w:sz w:val="20"/>
-              </w:rPr>
               <w:t>Meaning</w:t>
             </w:r>
           </w:p>
@@ -373,12 +352,6 @@
             <w:tcW w:type="dxa" w:w="1814"/>
           </w:tcPr>
           <w:p>
-            <w:r>
-              <w:rPr>
-                <w:rFonts w:ascii="Calibri" w:hAnsi="Calibri"/>
-                <w:sz w:val="20"/>
-              </w:rPr>
-            </w:r>
             <w:r>
               <w:rPr>
                 <w:rFonts w:ascii="Calibri" w:hAnsi="Calibri"/>
@@ -398,12 +371,6 @@
                 <w:rFonts w:ascii="Calibri" w:hAnsi="Calibri"/>
                 <w:sz w:val="20"/>
               </w:rPr>
-            </w:r>
-            <w:r>
-              <w:rPr>
-                <w:rFonts w:ascii="Calibri" w:hAnsi="Calibri"/>
-                <w:sz w:val="20"/>
-              </w:rPr>
               <w:t>UUID (1 distinct value)</w:t>
             </w:r>
           </w:p>
@@ -413,12 +380,6 @@
             <w:tcW w:type="dxa" w:w="3402"/>
           </w:tcPr>
           <w:p>
-            <w:r>
-              <w:rPr>
-                <w:rFonts w:ascii="Calibri" w:hAnsi="Calibri"/>
-                <w:sz w:val="20"/>
-              </w:rPr>
-            </w:r>
             <w:r>
               <w:rPr>
                 <w:rFonts w:ascii="Calibri" w:hAnsi="Calibri"/>
@@ -440,12 +401,6 @@
                 <w:rFonts w:ascii="Calibri" w:hAnsi="Calibri"/>
                 <w:sz w:val="20"/>
               </w:rPr>
-            </w:r>
-            <w:r>
-              <w:rPr>
-                <w:rFonts w:ascii="Calibri" w:hAnsi="Calibri"/>
-                <w:sz w:val="20"/>
-              </w:rPr>
               <w:t>floorspaceid</w:t>
             </w:r>
           </w:p>
@@ -460,12 +415,6 @@
                 <w:rFonts w:ascii="Calibri" w:hAnsi="Calibri"/>
                 <w:sz w:val="20"/>
               </w:rPr>
-            </w:r>
-            <w:r>
-              <w:rPr>
-                <w:rFonts w:ascii="Calibri" w:hAnsi="Calibri"/>
-                <w:sz w:val="20"/>
-              </w:rPr>
               <w:t>UUID (5 distinct values)</w:t>
             </w:r>
           </w:p>
@@ -475,12 +424,6 @@
             <w:tcW w:type="dxa" w:w="3402"/>
           </w:tcPr>
           <w:p>
-            <w:r>
-              <w:rPr>
-                <w:rFonts w:ascii="Calibri" w:hAnsi="Calibri"/>
-                <w:sz w:val="20"/>
-              </w:rPr>
-            </w:r>
             <w:r>
               <w:rPr>
                 <w:rFonts w:ascii="Calibri" w:hAnsi="Calibri"/>
@@ -502,12 +445,6 @@
                 <w:rFonts w:ascii="Calibri" w:hAnsi="Calibri"/>
                 <w:sz w:val="20"/>
               </w:rPr>
-            </w:r>
-            <w:r>
-              <w:rPr>
-                <w:rFonts w:ascii="Calibri" w:hAnsi="Calibri"/>
-                <w:sz w:val="20"/>
-              </w:rPr>
               <w:t>occupancystatus</w:t>
             </w:r>
           </w:p>
@@ -522,55 +459,7 @@
                 <w:rFonts w:ascii="Calibri" w:hAnsi="Calibri"/>
                 <w:sz w:val="20"/>
               </w:rPr>
-            </w:r>
-            <w:r>
-              <w:rPr>
-                <w:rFonts w:ascii="Calibri" w:hAnsi="Calibri"/>
-                <w:sz w:val="20"/>
-              </w:rPr>
-              <w:t xml:space="preserve">one of </w:t>
-            </w:r>
-            <w:r>
-              <w:rPr>
-                <w:rFonts w:ascii="Calibri" w:hAnsi="Calibri"/>
-                <w:sz w:val="20"/>
-              </w:rPr>
-              <w:t>CurrentlyOccupied</w:t>
-            </w:r>
-            <w:r>
-              <w:rPr>
-                <w:rFonts w:ascii="Calibri" w:hAnsi="Calibri"/>
-                <w:sz w:val="20"/>
-              </w:rPr>
-              <w:t xml:space="preserve"> (92.5%), </w:t>
-            </w:r>
-            <w:r>
-              <w:rPr>
-                <w:rFonts w:ascii="Calibri" w:hAnsi="Calibri"/>
-                <w:sz w:val="20"/>
-              </w:rPr>
-              <w:t>RecentlyOccupied</w:t>
-            </w:r>
-            <w:r>
-              <w:rPr>
-                <w:rFonts w:ascii="Calibri" w:hAnsi="Calibri"/>
-                <w:sz w:val="20"/>
-              </w:rPr>
-              <w:t xml:space="preserve"> (4.6%), </w:t>
-            </w:r>
-            <w:r>
-              <w:rPr>
-                <w:rFonts w:ascii="Calibri" w:hAnsi="Calibri"/>
-                <w:sz w:val="20"/>
-              </w:rPr>
-              <w:t>NotOccupied</w:t>
-            </w:r>
-            <w:r>
-              <w:rPr>
-                <w:rFonts w:ascii="Calibri" w:hAnsi="Calibri"/>
-                <w:sz w:val="20"/>
-              </w:rPr>
-              <w:t xml:space="preserve"> (2.9%)</w:t>
+              <w:t xml:space="preserve">one of CurrentlyOccupied (92.5%), RecentlyOccupied (4.6%), NotOccupied (2.9%)</w:t>
             </w:r>
           </w:p>
         </w:tc>
@@ -584,20 +473,7 @@
                 <w:rFonts w:ascii="Calibri" w:hAnsi="Calibri"/>
                 <w:sz w:val="20"/>
               </w:rPr>
-            </w:r>
-            <w:r>
-              <w:rPr>
-                <w:rFonts w:ascii="Calibri" w:hAnsi="Calibri"/>
-                <w:sz w:val="20"/>
-              </w:rPr>
-              <w:t xml:space="preserve">Sensor-reported state at </w:t>
-            </w:r>
-            <w:r>
-              <w:rPr>
-                <w:rFonts w:ascii="Calibri" w:hAnsi="Calibri"/>
-                <w:sz w:val="20"/>
-              </w:rPr>
-              <w:t>collecteddate</w:t>
+              <w:t xml:space="preserve">Sensor-reported state at collecteddate</w:t>
             </w:r>
           </w:p>
         </w:tc>
@@ -608,12 +484,6 @@
             <w:tcW w:type="dxa" w:w="1814"/>
           </w:tcPr>
           <w:p>
-            <w:r>
-              <w:rPr>
-                <w:rFonts w:ascii="Calibri" w:hAnsi="Calibri"/>
-                <w:sz w:val="20"/>
-              </w:rPr>
-            </w:r>
             <w:r>
               <w:rPr>
                 <w:rFonts w:ascii="Calibri" w:hAnsi="Calibri"/>
@@ -633,12 +503,6 @@
                 <w:rFonts w:ascii="Calibri" w:hAnsi="Calibri"/>
                 <w:sz w:val="20"/>
               </w:rPr>
-            </w:r>
-            <w:r>
-              <w:rPr>
-                <w:rFonts w:ascii="Calibri" w:hAnsi="Calibri"/>
-                <w:sz w:val="20"/>
-              </w:rPr>
               <w:t>integer ≥ 0</w:t>
             </w:r>
           </w:p>
@@ -648,12 +512,6 @@
             <w:tcW w:type="dxa" w:w="3402"/>
           </w:tcPr>
           <w:p>
-            <w:r>
-              <w:rPr>
-                <w:rFonts w:ascii="Calibri" w:hAnsi="Calibri"/>
-                <w:sz w:val="20"/>
-              </w:rPr>
-            </w:r>
             <w:r>
               <w:rPr>
                 <w:rFonts w:ascii="Calibri" w:hAnsi="Calibri"/>
@@ -675,12 +533,6 @@
                 <w:rFonts w:ascii="Calibri" w:hAnsi="Calibri"/>
                 <w:sz w:val="20"/>
               </w:rPr>
-            </w:r>
-            <w:r>
-              <w:rPr>
-                <w:rFonts w:ascii="Calibri" w:hAnsi="Calibri"/>
-                <w:sz w:val="20"/>
-              </w:rPr>
               <w:t>collecteddate</w:t>
             </w:r>
           </w:p>
@@ -695,12 +547,6 @@
                 <w:rFonts w:ascii="Calibri" w:hAnsi="Calibri"/>
                 <w:sz w:val="20"/>
               </w:rPr>
-            </w:r>
-            <w:r>
-              <w:rPr>
-                <w:rFonts w:ascii="Calibri" w:hAnsi="Calibri"/>
-                <w:sz w:val="20"/>
-              </w:rPr>
               <w:t>timestamp with UTC offset</w:t>
             </w:r>
           </w:p>
@@ -710,12 +556,6 @@
             <w:tcW w:type="dxa" w:w="3402"/>
           </w:tcPr>
           <w:p>
-            <w:r>
-              <w:rPr>
-                <w:rFonts w:ascii="Calibri" w:hAnsi="Calibri"/>
-                <w:sz w:val="20"/>
-              </w:rPr>
-            </w:r>
             <w:r>
               <w:rPr>
                 <w:rFonts w:ascii="Calibri" w:hAnsi="Calibri"/>
@@ -737,12 +577,6 @@
                 <w:rFonts w:ascii="Calibri" w:hAnsi="Calibri"/>
                 <w:sz w:val="20"/>
               </w:rPr>
-            </w:r>
-            <w:r>
-              <w:rPr>
-                <w:rFonts w:ascii="Calibri" w:hAnsi="Calibri"/>
-                <w:sz w:val="20"/>
-              </w:rPr>
               <w:t>occupancystatuschangedate, previousoccupancystatus</w:t>
             </w:r>
           </w:p>
@@ -757,12 +591,6 @@
                 <w:rFonts w:ascii="Calibri" w:hAnsi="Calibri"/>
                 <w:sz w:val="20"/>
               </w:rPr>
-            </w:r>
-            <w:r>
-              <w:rPr>
-                <w:rFonts w:ascii="Calibri" w:hAnsi="Calibri"/>
-                <w:sz w:val="20"/>
-              </w:rPr>
               <w:t>timestamp / status</w:t>
             </w:r>
           </w:p>
@@ -772,12 +600,6 @@
             <w:tcW w:type="dxa" w:w="3402"/>
           </w:tcPr>
           <w:p>
-            <w:r>
-              <w:rPr>
-                <w:rFonts w:ascii="Calibri" w:hAnsi="Calibri"/>
-                <w:sz w:val="20"/>
-              </w:rPr>
-            </w:r>
             <w:r>
               <w:rPr>
                 <w:rFonts w:ascii="Calibri" w:hAnsi="Calibri"/>
@@ -889,63 +711,7 @@
           <w:rFonts w:ascii="Calibri" w:hAnsi="Calibri"/>
           <w:sz w:val="22"/>
         </w:rPr>
-        <w:t xml:space="preserve"> for a given room and time </w:t>
-      </w:r>
-      <w:r>
-        <w:rPr>
-          <w:rFonts w:ascii="Calibri" w:hAnsi="Calibri"/>
-          <w:sz w:val="22"/>
-        </w:rPr>
-        <w:t>t</w:t>
-      </w:r>
-      <w:r>
-        <w:rPr>
-          <w:rFonts w:ascii="Calibri" w:hAnsi="Calibri"/>
-          <w:sz w:val="22"/>
-        </w:rPr>
-        <w:t xml:space="preserve">, the occupancy state at </w:t>
-      </w:r>
-      <w:r>
-        <w:rPr>
-          <w:rFonts w:ascii="Calibri" w:hAnsi="Calibri"/>
-          <w:sz w:val="22"/>
-        </w:rPr>
-        <w:t>t</w:t>
-      </w:r>
-      <w:r>
-        <w:rPr>
-          <w:rFonts w:ascii="Calibri" w:hAnsi="Calibri"/>
-          <w:sz w:val="22"/>
-        </w:rPr>
-        <w:t xml:space="preserve">, the occupancy state one bin before </w:t>
-      </w:r>
-      <w:r>
-        <w:rPr>
-          <w:rFonts w:ascii="Calibri" w:hAnsi="Calibri"/>
-          <w:sz w:val="22"/>
-        </w:rPr>
-        <w:t>t</w:t>
-      </w:r>
-      <w:r>
-        <w:rPr>
-          <w:rFonts w:ascii="Calibri" w:hAnsi="Calibri"/>
-          <w:sz w:val="22"/>
-        </w:rPr>
-        <w:t xml:space="preserve">, the mean occupancy rate over the preceding hour, and calendar features (hour-of-day and day-of-week, cyclically encoded; weekend flag) derived from </w:t>
-      </w:r>
-      <w:r>
-        <w:rPr>
-          <w:rFonts w:ascii="Calibri" w:hAnsi="Calibri"/>
-          <w:sz w:val="22"/>
-        </w:rPr>
-        <w:t>t</w:t>
-      </w:r>
-      <w:r>
-        <w:rPr>
-          <w:rFonts w:ascii="Calibri" w:hAnsi="Calibri"/>
-          <w:sz w:val="22"/>
-        </w:rPr>
-        <w:t>.</w:t>
+        <w:t xml:space="preserve"> for a given room and time t, the occupancy state at t, the occupancy state one bin before t, the mean occupancy rate over the preceding hour, and calendar features (hour-of-day and day-of-week, cyclically encoded; weekend flag) derived from t.</w:t>
       </w:r>
     </w:p>
     <w:p>
@@ -966,21 +732,7 @@
           <w:rFonts w:ascii="Calibri" w:hAnsi="Calibri"/>
           <w:sz w:val="22"/>
         </w:rPr>
-        <w:t xml:space="preserve"> the predicted probability that the room is occupied (</w:t>
-      </w:r>
-      <w:r>
-        <w:rPr>
-          <w:rFonts w:ascii="Calibri" w:hAnsi="Calibri"/>
-          <w:sz w:val="22"/>
-        </w:rPr>
-        <w:t>CurrentlyOccupied</w:t>
-      </w:r>
-      <w:r>
-        <w:rPr>
-          <w:rFonts w:ascii="Calibri" w:hAnsi="Calibri"/>
-          <w:sz w:val="22"/>
-        </w:rPr>
-        <w:t xml:space="preserve">) during the </w:t>
+        <w:t xml:space="preserve"> the predicted probability that the room is occupied (CurrentlyOccupied) during the </w:t>
       </w:r>
       <w:r>
         <w:rPr>
@@ -1016,21 +768,7 @@
           <w:rFonts w:ascii="Calibri" w:hAnsi="Calibri"/>
           <w:sz w:val="22"/>
         </w:rPr>
-        <w:t xml:space="preserve"> the raw log is event-driven, so most clock intervals have no row at all. </w:t>
-      </w:r>
-      <w:r>
-        <w:rPr>
-          <w:rFonts w:ascii="Calibri" w:hAnsi="Calibri"/>
-          <w:sz w:val="22"/>
-        </w:rPr>
-        <w:t>resample_occupancy</w:t>
-      </w:r>
-      <w:r>
-        <w:rPr>
-          <w:rFonts w:ascii="Calibri" w:hAnsi="Calibri"/>
-          <w:sz w:val="22"/>
-        </w:rPr>
-        <w:t xml:space="preserve"> converts this into a regular per-room grid, forward-filling a known state for up to a </w:t>
+        <w:t xml:space="preserve"> the raw log is event-driven, so most clock intervals have no row at all. resample_occupancy converts this into a regular per-room grid, forward-filling a known state for up to a </w:t>
       </w:r>
       <w:r>
         <w:rPr>
@@ -1045,35 +783,7 @@
           <w:rFonts w:ascii="Calibri" w:hAnsi="Calibri"/>
           <w:sz w:val="22"/>
         </w:rPr>
-        <w:t xml:space="preserve"> gap; any gap longer than that (e.g. a sensor outage) is left as an explicit missing value rather than assumed. Rows whose required feature history or target is missing are dropped before training/evaluation (never imputed) — see §5 for how much data this costs and why imputing was rejected as circular for this specific task. An </w:t>
-      </w:r>
-      <w:r>
-        <w:rPr>
-          <w:rFonts w:ascii="Calibri" w:hAnsi="Calibri"/>
-          <w:sz w:val="22"/>
-        </w:rPr>
-        <w:t>occupancystatus</w:t>
-      </w:r>
-      <w:r>
-        <w:rPr>
-          <w:rFonts w:ascii="Calibri" w:hAnsi="Calibri"/>
-          <w:sz w:val="22"/>
-        </w:rPr>
-        <w:t xml:space="preserve"> value outside the three known states raises an error rather than being silently ignored (</w:t>
-      </w:r>
-      <w:r>
-        <w:rPr>
-          <w:rFonts w:ascii="Calibri" w:hAnsi="Calibri"/>
-          <w:sz w:val="22"/>
-        </w:rPr>
-        <w:t>occupancy.data_loading._validate</w:t>
-      </w:r>
-      <w:r>
-        <w:rPr>
-          <w:rFonts w:ascii="Calibri" w:hAnsi="Calibri"/>
-          <w:sz w:val="22"/>
-        </w:rPr>
-        <w:t>).</w:t>
+        <w:t xml:space="preserve"> gap; any gap longer than that (e.g. a sensor outage) is left as an explicit missing value rather than assumed. Rows whose required feature history or target is missing are dropped before training/evaluation (never imputed) — see §5 for how much data this costs and why imputing was rejected as circular for this specific task. An occupancystatus value outside the three known states raises an error rather than being silently ignored (occupancy.data_loading._validate).</w:t>
       </w:r>
     </w:p>
     <w:p>
@@ -1135,21 +845,7 @@
           <w:rFonts w:ascii="Calibri" w:hAnsi="Calibri"/>
           <w:sz w:val="22"/>
         </w:rPr>
-        <w:t xml:space="preserve"> (</w:t>
-      </w:r>
-      <w:r>
-        <w:rPr>
-          <w:rFonts w:ascii="Calibri" w:hAnsi="Calibri"/>
-          <w:sz w:val="22"/>
-        </w:rPr>
-        <w:t>occupancy.baselines.MarkovBaseline</w:t>
-      </w:r>
-      <w:r>
-        <w:rPr>
-          <w:rFonts w:ascii="Calibri" w:hAnsi="Calibri"/>
-          <w:sz w:val="22"/>
-        </w:rPr>
-        <w:t>) — a first-order Markov model whose transition probability P(occupiedₜ₊₁=1 | room, hour-of-day, occupiedₜ) is estimated by direct counting from training data. This is the classical numerical/statistical method in the comparison: no gradient-based fitting, its only “parameter” is the table of empirical transition rates. An unseen (room, hour, state) combination falls back to the overall training occupancy rate rather than failing.</w:t>
+        <w:t xml:space="preserve"> (occupancy.baselines.MarkovBaseline) — a first-order Markov model whose transition probability P(occupiedₜ₊₁=1 | room, hour-of-day, occupiedₜ) is estimated by direct counting from training data. This is the classical numerical/statistical method in the comparison: no gradient-based fitting, its only “parameter” is the table of empirical transition rates. An unseen (room, hour, state) combination falls back to the overall training occupancy rate rather than failing.</w:t>
       </w:r>
     </w:p>
     <w:p>
@@ -1170,21 +866,7 @@
           <w:rFonts w:ascii="Calibri" w:hAnsi="Calibri"/>
           <w:sz w:val="22"/>
         </w:rPr>
-        <w:t xml:space="preserve"> (</w:t>
-      </w:r>
-      <w:r>
-        <w:rPr>
-          <w:rFonts w:ascii="Calibri" w:hAnsi="Calibri"/>
-          <w:sz w:val="22"/>
-        </w:rPr>
-        <w:t>occupancy.model.build_logistic_pipeline</w:t>
-      </w:r>
-      <w:r>
-        <w:rPr>
-          <w:rFonts w:ascii="Calibri" w:hAnsi="Calibri"/>
-          <w:sz w:val="22"/>
-        </w:rPr>
-        <w:t>) — a linear classifier over the engineered features plus a one-hot-encoded room identity, chosen as the first ML model for its interpretability and near-zero training cost, giving a clean reference for whether a more expensive model is worth it.</w:t>
+        <w:t xml:space="preserve"> (occupancy.model.build_logistic_pipeline) — a linear classifier over the engineered features plus a one-hot-encoded room identity, chosen as the first ML model for its interpretability and near-zero training cost, giving a clean reference for whether a more expensive model is worth it.</w:t>
       </w:r>
     </w:p>
     <w:p>
@@ -1205,21 +887,7 @@
           <w:rFonts w:ascii="Calibri" w:hAnsi="Calibri"/>
           <w:sz w:val="22"/>
         </w:rPr>
-        <w:t xml:space="preserve"> (</w:t>
-      </w:r>
-      <w:r>
-        <w:rPr>
-          <w:rFonts w:ascii="Calibri" w:hAnsi="Calibri"/>
-          <w:sz w:val="22"/>
-        </w:rPr>
-        <w:t>occupancy.model.build_random_forest_pipeline</w:t>
-      </w:r>
-      <w:r>
-        <w:rPr>
-          <w:rFonts w:ascii="Calibri" w:hAnsi="Calibri"/>
-          <w:sz w:val="22"/>
-        </w:rPr>
-        <w:t>, 100 trees) — included as a second, non-linear ML model, to check whether feature interactions (e.g. “weekday AND afternoon”) that a linear model cannot represent directly are actually being missed.</w:t>
+        <w:t xml:space="preserve"> (occupancy.model.build_random_forest_pipeline, 100 trees) — included as a second, non-linear ML model, to check whether feature interactions (e.g. “weekday AND afternoon”) that a linear model cannot represent directly are actually being missed.</w:t>
       </w:r>
     </w:p>
     <w:p>
@@ -1429,13 +1097,6 @@
                 <w:b/>
                 <w:sz w:val="20"/>
               </w:rPr>
-            </w:r>
-            <w:r>
-              <w:rPr>
-                <w:rFonts w:ascii="Calibri" w:hAnsi="Calibri"/>
-                <w:b/>
-                <w:sz w:val="20"/>
-              </w:rPr>
               <w:t>Model</w:t>
             </w:r>
           </w:p>
@@ -1446,13 +1107,6 @@
             <w:shd w:val="clear" w:color="auto" w:fill="D9E2F3"/>
           </w:tcPr>
           <w:p>
-            <w:r>
-              <w:rPr>
-                <w:rFonts w:ascii="Calibri" w:hAnsi="Calibri"/>
-                <w:b/>
-                <w:sz w:val="20"/>
-              </w:rPr>
-            </w:r>
             <w:r>
               <w:rPr>
                 <w:rFonts w:ascii="Calibri" w:hAnsi="Calibri"/>
@@ -1475,13 +1129,6 @@
                 <w:b/>
                 <w:sz w:val="20"/>
               </w:rPr>
-            </w:r>
-            <w:r>
-              <w:rPr>
-                <w:rFonts w:ascii="Calibri" w:hAnsi="Calibri"/>
-                <w:b/>
-                <w:sz w:val="20"/>
-              </w:rPr>
               <w:t>F1</w:t>
             </w:r>
           </w:p>
@@ -1492,13 +1139,6 @@
             <w:shd w:val="clear" w:color="auto" w:fill="D9E2F3"/>
           </w:tcPr>
           <w:p>
-            <w:r>
-              <w:rPr>
-                <w:rFonts w:ascii="Calibri" w:hAnsi="Calibri"/>
-                <w:b/>
-                <w:sz w:val="20"/>
-              </w:rPr>
-            </w:r>
             <w:r>
               <w:rPr>
                 <w:rFonts w:ascii="Calibri" w:hAnsi="Calibri"/>
@@ -1521,13 +1161,6 @@
                 <w:b/>
                 <w:sz w:val="20"/>
               </w:rPr>
-            </w:r>
-            <w:r>
-              <w:rPr>
-                <w:rFonts w:ascii="Calibri" w:hAnsi="Calibri"/>
-                <w:b/>
-                <w:sz w:val="20"/>
-              </w:rPr>
               <w:t>Brier score ↓</w:t>
             </w:r>
           </w:p>
@@ -1539,12 +1172,6 @@
             <w:tcW w:type="dxa" w:w="2551"/>
           </w:tcPr>
           <w:p>
-            <w:r>
-              <w:rPr>
-                <w:rFonts w:ascii="Calibri" w:hAnsi="Calibri"/>
-                <w:sz w:val="20"/>
-              </w:rPr>
-            </w:r>
             <w:r>
               <w:rPr>
                 <w:rFonts w:ascii="Calibri" w:hAnsi="Calibri"/>
@@ -1564,12 +1191,6 @@
                 <w:rFonts w:ascii="Calibri" w:hAnsi="Calibri"/>
                 <w:sz w:val="20"/>
               </w:rPr>
-            </w:r>
-            <w:r>
-              <w:rPr>
-                <w:rFonts w:ascii="Calibri" w:hAnsi="Calibri"/>
-                <w:sz w:val="20"/>
-              </w:rPr>
               <w:t>0.816</w:t>
             </w:r>
           </w:p>
@@ -1579,12 +1200,6 @@
             <w:tcW w:type="dxa" w:w="1134"/>
           </w:tcPr>
           <w:p>
-            <w:r>
-              <w:rPr>
-                <w:rFonts w:ascii="Calibri" w:hAnsi="Calibri"/>
-                <w:sz w:val="20"/>
-              </w:rPr>
-            </w:r>
             <w:r>
               <w:rPr>
                 <w:rFonts w:ascii="Calibri" w:hAnsi="Calibri"/>
@@ -1604,12 +1219,6 @@
                 <w:rFonts w:ascii="Calibri" w:hAnsi="Calibri"/>
                 <w:sz w:val="20"/>
               </w:rPr>
-            </w:r>
-            <w:r>
-              <w:rPr>
-                <w:rFonts w:ascii="Calibri" w:hAnsi="Calibri"/>
-                <w:sz w:val="20"/>
-              </w:rPr>
               <w:t>0.809</w:t>
             </w:r>
           </w:p>
@@ -1619,12 +1228,6 @@
             <w:tcW w:type="dxa" w:w="1928"/>
           </w:tcPr>
           <w:p>
-            <w:r>
-              <w:rPr>
-                <w:rFonts w:ascii="Calibri" w:hAnsi="Calibri"/>
-                <w:sz w:val="20"/>
-              </w:rPr>
-            </w:r>
             <w:r>
               <w:rPr>
                 <w:rFonts w:ascii="Calibri" w:hAnsi="Calibri"/>
@@ -1646,12 +1249,6 @@
                 <w:rFonts w:ascii="Calibri" w:hAnsi="Calibri"/>
                 <w:sz w:val="20"/>
               </w:rPr>
-            </w:r>
-            <w:r>
-              <w:rPr>
-                <w:rFonts w:ascii="Calibri" w:hAnsi="Calibri"/>
-                <w:sz w:val="20"/>
-              </w:rPr>
               <w:t>Markov (time-of-day) baseline</w:t>
             </w:r>
           </w:p>
@@ -1661,12 +1258,6 @@
             <w:tcW w:type="dxa" w:w="1304"/>
           </w:tcPr>
           <w:p>
-            <w:r>
-              <w:rPr>
-                <w:rFonts w:ascii="Calibri" w:hAnsi="Calibri"/>
-                <w:sz w:val="20"/>
-              </w:rPr>
-            </w:r>
             <w:r>
               <w:rPr>
                 <w:rFonts w:ascii="Calibri" w:hAnsi="Calibri"/>
@@ -1686,12 +1277,6 @@
                 <w:rFonts w:ascii="Calibri" w:hAnsi="Calibri"/>
                 <w:sz w:val="20"/>
               </w:rPr>
-            </w:r>
-            <w:r>
-              <w:rPr>
-                <w:rFonts w:ascii="Calibri" w:hAnsi="Calibri"/>
-                <w:sz w:val="20"/>
-              </w:rPr>
               <w:t>0.772</w:t>
             </w:r>
           </w:p>
@@ -1706,12 +1291,6 @@
                 <w:rFonts w:ascii="Calibri" w:hAnsi="Calibri"/>
                 <w:sz w:val="20"/>
               </w:rPr>
-            </w:r>
-            <w:r>
-              <w:rPr>
-                <w:rFonts w:ascii="Calibri" w:hAnsi="Calibri"/>
-                <w:sz w:val="20"/>
-              </w:rPr>
               <w:t>0.870</w:t>
             </w:r>
           </w:p>
@@ -1721,12 +1300,6 @@
             <w:tcW w:type="dxa" w:w="1928"/>
           </w:tcPr>
           <w:p>
-            <w:r>
-              <w:rPr>
-                <w:rFonts w:ascii="Calibri" w:hAnsi="Calibri"/>
-                <w:sz w:val="20"/>
-              </w:rPr>
-            </w:r>
             <w:r>
               <w:rPr>
                 <w:rFonts w:ascii="Calibri" w:hAnsi="Calibri"/>
@@ -1855,12 +1428,6 @@
                 <w:rFonts w:ascii="Calibri" w:hAnsi="Calibri"/>
                 <w:sz w:val="20"/>
               </w:rPr>
-            </w:r>
-            <w:r>
-              <w:rPr>
-                <w:rFonts w:ascii="Calibri" w:hAnsi="Calibri"/>
-                <w:sz w:val="20"/>
-              </w:rPr>
               <w:t>Random forest (100 trees)</w:t>
             </w:r>
           </w:p>
@@ -1870,12 +1437,6 @@
             <w:tcW w:type="dxa" w:w="1304"/>
           </w:tcPr>
           <w:p>
-            <w:r>
-              <w:rPr>
-                <w:rFonts w:ascii="Calibri" w:hAnsi="Calibri"/>
-                <w:sz w:val="20"/>
-              </w:rPr>
-            </w:r>
             <w:r>
               <w:rPr>
                 <w:rFonts w:ascii="Calibri" w:hAnsi="Calibri"/>
@@ -1895,12 +1456,6 @@
                 <w:rFonts w:ascii="Calibri" w:hAnsi="Calibri"/>
                 <w:sz w:val="20"/>
               </w:rPr>
-            </w:r>
-            <w:r>
-              <w:rPr>
-                <w:rFonts w:ascii="Calibri" w:hAnsi="Calibri"/>
-                <w:sz w:val="20"/>
-              </w:rPr>
               <w:t>—</w:t>
             </w:r>
           </w:p>
@@ -1915,12 +1470,6 @@
                 <w:rFonts w:ascii="Calibri" w:hAnsi="Calibri"/>
                 <w:sz w:val="20"/>
               </w:rPr>
-            </w:r>
-            <w:r>
-              <w:rPr>
-                <w:rFonts w:ascii="Calibri" w:hAnsi="Calibri"/>
-                <w:sz w:val="20"/>
-              </w:rPr>
               <w:t>0.860</w:t>
             </w:r>
           </w:p>
@@ -1930,12 +1479,6 @@
             <w:tcW w:type="dxa" w:w="1928"/>
           </w:tcPr>
           <w:p>
-            <w:r>
-              <w:rPr>
-                <w:rFonts w:ascii="Calibri" w:hAnsi="Calibri"/>
-                <w:sz w:val="20"/>
-              </w:rPr>
-            </w:r>
             <w:r>
               <w:rPr>
                 <w:rFonts w:ascii="Calibri" w:hAnsi="Calibri"/>
@@ -2066,49 +1609,7 @@
           <w:rFonts w:ascii="Calibri" w:hAnsi="Calibri"/>
           <w:sz w:val="22"/>
         </w:rPr>
-        <w:t xml:space="preserve"> </w:t>
-      </w:r>
-      <w:r>
-        <w:rPr>
-          <w:rFonts w:ascii="Calibri" w:hAnsi="Calibri"/>
-          <w:sz w:val="22"/>
-        </w:rPr>
-        <w:t>resample_occupancy</w:t>
-      </w:r>
-      <w:r>
-        <w:rPr>
-          <w:rFonts w:ascii="Calibri" w:hAnsi="Calibri"/>
-          <w:sz w:val="22"/>
-        </w:rPr>
-        <w:t xml:space="preserve">'s </w:t>
-      </w:r>
-      <w:r>
-        <w:rPr>
-          <w:rFonts w:ascii="Calibri" w:hAnsi="Calibri"/>
-          <w:sz w:val="22"/>
-        </w:rPr>
-        <w:t>max_gap</w:t>
-      </w:r>
-      <w:r>
-        <w:rPr>
-          <w:rFonts w:ascii="Calibri" w:hAnsi="Calibri"/>
-          <w:sz w:val="22"/>
-        </w:rPr>
-        <w:t xml:space="preserve"> parameter (2 hours) means any real outage longer than this appears as </w:t>
-      </w:r>
-      <w:r>
-        <w:rPr>
-          <w:rFonts w:ascii="Calibri" w:hAnsi="Calibri"/>
-          <w:sz w:val="22"/>
-        </w:rPr>
-        <w:t>NaN</w:t>
-      </w:r>
-      <w:r>
-        <w:rPr>
-          <w:rFonts w:ascii="Calibri" w:hAnsi="Calibri"/>
-          <w:sz w:val="22"/>
-        </w:rPr>
-        <w:t xml:space="preserve"> in the resampled grid rather than an assumed, possibly wrong, forward-filled state. Per-room missingness on the full dataset ranged from </w:t>
+        <w:t xml:space="preserve"> resample_occupancy's max_gap parameter (2 hours) means any real outage longer than this appears as NaN in the resampled grid rather than an assumed, possibly wrong, forward-filled state. Per-room missingness on the full dataset ranged from </w:t>
       </w:r>
       <w:r>
         <w:rPr>
@@ -2123,35 +1624,7 @@
           <w:rFonts w:ascii="Calibri" w:hAnsi="Calibri"/>
           <w:sz w:val="22"/>
         </w:rPr>
-        <w:t xml:space="preserve"> of resampled bins (</w:t>
-      </w:r>
-      <w:r>
-        <w:rPr>
-          <w:rFonts w:ascii="Calibri" w:hAnsi="Calibri"/>
-          <w:sz w:val="22"/>
-        </w:rPr>
-        <w:t>coverage_summary</w:t>
-      </w:r>
-      <w:r>
-        <w:rPr>
-          <w:rFonts w:ascii="Calibri" w:hAnsi="Calibri"/>
-          <w:sz w:val="22"/>
-        </w:rPr>
-        <w:t xml:space="preserve">, </w:t>
-      </w:r>
-      <w:r>
-        <w:rPr>
-          <w:rFonts w:ascii="Calibri" w:hAnsi="Calibri"/>
-          <w:sz w:val="22"/>
-        </w:rPr>
-        <w:t>reports/experiment_results.json</w:t>
-      </w:r>
-      <w:r>
-        <w:rPr>
-          <w:rFonts w:ascii="Calibri" w:hAnsi="Calibri"/>
-          <w:sz w:val="22"/>
-        </w:rPr>
-        <w:t>) — reported honestly rather than hidden, since these numbers should inform how much the resulting model should be trusted for the noisier rooms.</w:t>
+        <w:t xml:space="preserve"> of resampled bins (coverage_summary, reports/experiment_results.json) — reported honestly rather than hidden, since these numbers should inform how much the resulting model should be trusted for the noisier rooms.</w:t>
       </w:r>
     </w:p>
     <w:p>
@@ -2172,35 +1645,7 @@
           <w:rFonts w:ascii="Calibri" w:hAnsi="Calibri"/>
           <w:sz w:val="22"/>
         </w:rPr>
-        <w:t xml:space="preserve"> A row needs its previous bin, a full rolling window, and a defined next-bin target to be usable for supervised learning; 26.5% of the resampled grid was dropped for this reason (</w:t>
-      </w:r>
-      <w:r>
-        <w:rPr>
-          <w:rFonts w:ascii="Calibri" w:hAnsi="Calibri"/>
-          <w:sz w:val="22"/>
-        </w:rPr>
-        <w:t>build_supervised_dataset</w:t>
-      </w:r>
-      <w:r>
-        <w:rPr>
-          <w:rFonts w:ascii="Calibri" w:hAnsi="Calibri"/>
-          <w:sz w:val="22"/>
-        </w:rPr>
-        <w:t xml:space="preserve">'s </w:t>
-      </w:r>
-      <w:r>
-        <w:rPr>
-          <w:rFonts w:ascii="Calibri" w:hAnsi="Calibri"/>
-          <w:sz w:val="22"/>
-        </w:rPr>
-        <w:t>info</w:t>
-      </w:r>
-      <w:r>
-        <w:rPr>
-          <w:rFonts w:ascii="Calibri" w:hAnsi="Calibri"/>
-          <w:sz w:val="22"/>
-        </w:rPr>
-        <w:t xml:space="preserve"> dict). These rows were </w:t>
+        <w:t xml:space="preserve"> A row needs its previous bin, a full rolling window, and a defined next-bin target to be usable for supervised learning; 26.5% of the resampled grid was dropped for this reason (build_supervised_dataset's info dict). These rows were </w:t>
       </w:r>
       <w:r>
         <w:rPr>
@@ -2301,13 +1746,6 @@
                 <w:b/>
                 <w:sz w:val="20"/>
               </w:rPr>
-            </w:r>
-            <w:r>
-              <w:rPr>
-                <w:rFonts w:ascii="Calibri" w:hAnsi="Calibri"/>
-                <w:b/>
-                <w:sz w:val="20"/>
-              </w:rPr>
               <w:t>Bin size</w:t>
             </w:r>
           </w:p>
@@ -2318,13 +1756,6 @@
             <w:shd w:val="clear" w:color="auto" w:fill="D9E2F3"/>
           </w:tcPr>
           <w:p>
-            <w:r>
-              <w:rPr>
-                <w:rFonts w:ascii="Calibri" w:hAnsi="Calibri"/>
-                <w:b/>
-                <w:sz w:val="20"/>
-              </w:rPr>
-            </w:r>
             <w:r>
               <w:rPr>
                 <w:rFonts w:ascii="Calibri" w:hAnsi="Calibri"/>
@@ -2347,13 +1778,6 @@
                 <w:b/>
                 <w:sz w:val="20"/>
               </w:rPr>
-            </w:r>
-            <w:r>
-              <w:rPr>
-                <w:rFonts w:ascii="Calibri" w:hAnsi="Calibri"/>
-                <w:b/>
-                <w:sz w:val="20"/>
-              </w:rPr>
               <w:t>Logistic reg. accuracy / ROC-AUC</w:t>
             </w:r>
           </w:p>
@@ -2364,13 +1788,6 @@
             <w:shd w:val="clear" w:color="auto" w:fill="D9E2F3"/>
           </w:tcPr>
           <w:p>
-            <w:r>
-              <w:rPr>
-                <w:rFonts w:ascii="Calibri" w:hAnsi="Calibri"/>
-                <w:b/>
-                <w:sz w:val="20"/>
-              </w:rPr>
-            </w:r>
             <w:r>
               <w:rPr>
                 <w:rFonts w:ascii="Calibri" w:hAnsi="Calibri"/>
@@ -2393,13 +1810,6 @@
                 <w:b/>
                 <w:sz w:val="20"/>
               </w:rPr>
-            </w:r>
-            <w:r>
-              <w:rPr>
-                <w:rFonts w:ascii="Calibri" w:hAnsi="Calibri"/>
-                <w:b/>
-                <w:sz w:val="20"/>
-              </w:rPr>
               <w:t>RF accuracy / ROC-AUC</w:t>
             </w:r>
           </w:p>
@@ -2411,12 +1821,6 @@
             <w:tcW w:type="dxa" w:w="1247"/>
           </w:tcPr>
           <w:p>
-            <w:r>
-              <w:rPr>
-                <w:rFonts w:ascii="Calibri" w:hAnsi="Calibri"/>
-                <w:sz w:val="20"/>
-              </w:rPr>
-            </w:r>
             <w:r>
               <w:rPr>
                 <w:rFonts w:ascii="Calibri" w:hAnsi="Calibri"/>
@@ -2436,12 +1840,6 @@
                 <w:rFonts w:ascii="Calibri" w:hAnsi="Calibri"/>
                 <w:sz w:val="20"/>
               </w:rPr>
-            </w:r>
-            <w:r>
-              <w:rPr>
-                <w:rFonts w:ascii="Calibri" w:hAnsi="Calibri"/>
-                <w:sz w:val="20"/>
-              </w:rPr>
               <w:t>103.8 MB</w:t>
             </w:r>
           </w:p>
@@ -2451,12 +1849,6 @@
             <w:tcW w:type="dxa" w:w="2268"/>
           </w:tcPr>
           <w:p>
-            <w:r>
-              <w:rPr>
-                <w:rFonts w:ascii="Calibri" w:hAnsi="Calibri"/>
-                <w:sz w:val="20"/>
-              </w:rPr>
-            </w:r>
             <w:r>
               <w:rPr>
                 <w:rFonts w:ascii="Calibri" w:hAnsi="Calibri"/>
@@ -2476,12 +1868,6 @@
                 <w:rFonts w:ascii="Calibri" w:hAnsi="Calibri"/>
                 <w:sz w:val="20"/>
               </w:rPr>
-            </w:r>
-            <w:r>
-              <w:rPr>
-                <w:rFonts w:ascii="Calibri" w:hAnsi="Calibri"/>
-                <w:sz w:val="20"/>
-              </w:rPr>
               <w:t>55.8 s</w:t>
             </w:r>
           </w:p>
@@ -2491,12 +1877,6 @@
             <w:tcW w:type="dxa" w:w="2041"/>
           </w:tcPr>
           <w:p>
-            <w:r>
-              <w:rPr>
-                <w:rFonts w:ascii="Calibri" w:hAnsi="Calibri"/>
-                <w:sz w:val="20"/>
-              </w:rPr>
-            </w:r>
             <w:r>
               <w:rPr>
                 <w:rFonts w:ascii="Calibri" w:hAnsi="Calibri"/>
@@ -2518,12 +1898,6 @@
                 <w:rFonts w:ascii="Calibri" w:hAnsi="Calibri"/>
                 <w:sz w:val="20"/>
               </w:rPr>
-            </w:r>
-            <w:r>
-              <w:rPr>
-                <w:rFonts w:ascii="Calibri" w:hAnsi="Calibri"/>
-                <w:sz w:val="20"/>
-              </w:rPr>
               <w:t>15 min</w:t>
             </w:r>
           </w:p>
@@ -2533,12 +1907,6 @@
             <w:tcW w:type="dxa" w:w="1361"/>
           </w:tcPr>
           <w:p>
-            <w:r>
-              <w:rPr>
-                <w:rFonts w:ascii="Calibri" w:hAnsi="Calibri"/>
-                <w:sz w:val="20"/>
-              </w:rPr>
-            </w:r>
             <w:r>
               <w:rPr>
                 <w:rFonts w:ascii="Calibri" w:hAnsi="Calibri"/>
@@ -2558,12 +1926,6 @@
                 <w:rFonts w:ascii="Calibri" w:hAnsi="Calibri"/>
                 <w:sz w:val="20"/>
               </w:rPr>
-            </w:r>
-            <w:r>
-              <w:rPr>
-                <w:rFonts w:ascii="Calibri" w:hAnsi="Calibri"/>
-                <w:sz w:val="20"/>
-              </w:rPr>
               <w:t>0.825 / 0.890</w:t>
             </w:r>
           </w:p>
@@ -2578,12 +1940,6 @@
                 <w:rFonts w:ascii="Calibri" w:hAnsi="Calibri"/>
                 <w:sz w:val="20"/>
               </w:rPr>
-            </w:r>
-            <w:r>
-              <w:rPr>
-                <w:rFonts w:ascii="Calibri" w:hAnsi="Calibri"/>
-                <w:sz w:val="20"/>
-              </w:rPr>
               <w:t>11.9 s</w:t>
             </w:r>
           </w:p>
@@ -2593,12 +1949,6 @@
             <w:tcW w:type="dxa" w:w="2041"/>
           </w:tcPr>
           <w:p>
-            <w:r>
-              <w:rPr>
-                <w:rFonts w:ascii="Calibri" w:hAnsi="Calibri"/>
-                <w:sz w:val="20"/>
-              </w:rPr>
-            </w:r>
             <w:r>
               <w:rPr>
                 <w:rFonts w:ascii="Calibri" w:hAnsi="Calibri"/>
@@ -2620,12 +1970,6 @@
                 <w:rFonts w:ascii="Calibri" w:hAnsi="Calibri"/>
                 <w:sz w:val="20"/>
               </w:rPr>
-            </w:r>
-            <w:r>
-              <w:rPr>
-                <w:rFonts w:ascii="Calibri" w:hAnsi="Calibri"/>
-                <w:sz w:val="20"/>
-              </w:rPr>
               <w:t>30 min</w:t>
             </w:r>
           </w:p>
@@ -2635,12 +1979,6 @@
             <w:tcW w:type="dxa" w:w="1361"/>
           </w:tcPr>
           <w:p>
-            <w:r>
-              <w:rPr>
-                <w:rFonts w:ascii="Calibri" w:hAnsi="Calibri"/>
-                <w:sz w:val="20"/>
-              </w:rPr>
-            </w:r>
             <w:r>
               <w:rPr>
                 <w:rFonts w:ascii="Calibri" w:hAnsi="Calibri"/>
@@ -2660,12 +1998,6 @@
                 <w:rFonts w:ascii="Calibri" w:hAnsi="Calibri"/>
                 <w:sz w:val="20"/>
               </w:rPr>
-            </w:r>
-            <w:r>
-              <w:rPr>
-                <w:rFonts w:ascii="Calibri" w:hAnsi="Calibri"/>
-                <w:sz w:val="20"/>
-              </w:rPr>
               <w:t>0.799 / 0.859</w:t>
             </w:r>
           </w:p>
@@ -2680,12 +2012,6 @@
                 <w:rFonts w:ascii="Calibri" w:hAnsi="Calibri"/>
                 <w:sz w:val="20"/>
               </w:rPr>
-            </w:r>
-            <w:r>
-              <w:rPr>
-                <w:rFonts w:ascii="Calibri" w:hAnsi="Calibri"/>
-                <w:sz w:val="20"/>
-              </w:rPr>
               <w:t>4.3 s</w:t>
             </w:r>
           </w:p>
@@ -2695,12 +2021,6 @@
             <w:tcW w:type="dxa" w:w="2041"/>
           </w:tcPr>
           <w:p>
-            <w:r>
-              <w:rPr>
-                <w:rFonts w:ascii="Calibri" w:hAnsi="Calibri"/>
-                <w:sz w:val="20"/>
-              </w:rPr>
-            </w:r>
             <w:r>
               <w:rPr>
                 <w:rFonts w:ascii="Calibri" w:hAnsi="Calibri"/>
@@ -2722,12 +2042,6 @@
                 <w:rFonts w:ascii="Calibri" w:hAnsi="Calibri"/>
                 <w:sz w:val="20"/>
               </w:rPr>
-            </w:r>
-            <w:r>
-              <w:rPr>
-                <w:rFonts w:ascii="Calibri" w:hAnsi="Calibri"/>
-                <w:sz w:val="20"/>
-              </w:rPr>
               <w:t>60 min</w:t>
             </w:r>
           </w:p>
@@ -2737,12 +2051,6 @@
             <w:tcW w:type="dxa" w:w="1361"/>
           </w:tcPr>
           <w:p>
-            <w:r>
-              <w:rPr>
-                <w:rFonts w:ascii="Calibri" w:hAnsi="Calibri"/>
-                <w:sz w:val="20"/>
-              </w:rPr>
-            </w:r>
             <w:r>
               <w:rPr>
                 <w:rFonts w:ascii="Calibri" w:hAnsi="Calibri"/>
@@ -2762,12 +2070,6 @@
                 <w:rFonts w:ascii="Calibri" w:hAnsi="Calibri"/>
                 <w:sz w:val="20"/>
               </w:rPr>
-            </w:r>
-            <w:r>
-              <w:rPr>
-                <w:rFonts w:ascii="Calibri" w:hAnsi="Calibri"/>
-                <w:sz w:val="20"/>
-              </w:rPr>
               <w:t>0.761 / 0.831</w:t>
             </w:r>
           </w:p>
@@ -2782,12 +2084,6 @@
                 <w:rFonts w:ascii="Calibri" w:hAnsi="Calibri"/>
                 <w:sz w:val="20"/>
               </w:rPr>
-            </w:r>
-            <w:r>
-              <w:rPr>
-                <w:rFonts w:ascii="Calibri" w:hAnsi="Calibri"/>
-                <w:sz w:val="20"/>
-              </w:rPr>
               <w:t>1.8 s</w:t>
             </w:r>
           </w:p>
@@ -2797,12 +2093,6 @@
             <w:tcW w:type="dxa" w:w="2041"/>
           </w:tcPr>
           <w:p>
-            <w:r>
-              <w:rPr>
-                <w:rFonts w:ascii="Calibri" w:hAnsi="Calibri"/>
-                <w:sz w:val="20"/>
-              </w:rPr>
-            </w:r>
             <w:r>
               <w:rPr>
                 <w:rFonts w:ascii="Calibri" w:hAnsi="Calibri"/>
@@ -2909,13 +2199,6 @@
                 <w:b/>
                 <w:sz w:val="20"/>
               </w:rPr>
-            </w:r>
-            <w:r>
-              <w:rPr>
-                <w:rFonts w:ascii="Calibri" w:hAnsi="Calibri"/>
-                <w:b/>
-                <w:sz w:val="20"/>
-              </w:rPr>
               <w:t>Rolling window</w:t>
             </w:r>
           </w:p>
@@ -2926,13 +2209,6 @@
             <w:shd w:val="clear" w:color="auto" w:fill="D9E2F3"/>
           </w:tcPr>
           <w:p>
-            <w:r>
-              <w:rPr>
-                <w:rFonts w:ascii="Calibri" w:hAnsi="Calibri"/>
-                <w:b/>
-                <w:sz w:val="20"/>
-              </w:rPr>
-            </w:r>
             <w:r>
               <w:rPr>
                 <w:rFonts w:ascii="Calibri" w:hAnsi="Calibri"/>
@@ -2955,13 +2231,6 @@
                 <w:b/>
                 <w:sz w:val="20"/>
               </w:rPr>
-            </w:r>
-            <w:r>
-              <w:rPr>
-                <w:rFonts w:ascii="Calibri" w:hAnsi="Calibri"/>
-                <w:b/>
-                <w:sz w:val="20"/>
-              </w:rPr>
               <w:t>% rows dropped</w:t>
             </w:r>
           </w:p>
@@ -2973,12 +2242,6 @@
             <w:tcW w:type="dxa" w:w="2268"/>
           </w:tcPr>
           <w:p>
-            <w:r>
-              <w:rPr>
-                <w:rFonts w:ascii="Calibri" w:hAnsi="Calibri"/>
-                <w:sz w:val="20"/>
-              </w:rPr>
-            </w:r>
             <w:r>
               <w:rPr>
                 <w:rFonts w:ascii="Calibri" w:hAnsi="Calibri"/>
@@ -2998,12 +2261,6 @@
                 <w:rFonts w:ascii="Calibri" w:hAnsi="Calibri"/>
                 <w:sz w:val="20"/>
               </w:rPr>
-            </w:r>
-            <w:r>
-              <w:rPr>
-                <w:rFonts w:ascii="Calibri" w:hAnsi="Calibri"/>
-                <w:sz w:val="20"/>
-              </w:rPr>
               <w:t>0.827 / 0.883</w:t>
             </w:r>
           </w:p>
@@ -3013,12 +2270,6 @@
             <w:tcW w:type="dxa" w:w="1814"/>
           </w:tcPr>
           <w:p>
-            <w:r>
-              <w:rPr>
-                <w:rFonts w:ascii="Calibri" w:hAnsi="Calibri"/>
-                <w:sz w:val="20"/>
-              </w:rPr>
-            </w:r>
             <w:r>
               <w:rPr>
                 <w:rFonts w:ascii="Calibri" w:hAnsi="Calibri"/>
@@ -3082,12 +2333,6 @@
                 <w:rFonts w:ascii="Calibri" w:hAnsi="Calibri"/>
                 <w:sz w:val="20"/>
               </w:rPr>
-            </w:r>
-            <w:r>
-              <w:rPr>
-                <w:rFonts w:ascii="Calibri" w:hAnsi="Calibri"/>
-                <w:sz w:val="20"/>
-              </w:rPr>
               <w:t>26.5%</w:t>
             </w:r>
           </w:p>
@@ -3099,12 +2344,6 @@
             <w:tcW w:type="dxa" w:w="2268"/>
           </w:tcPr>
           <w:p>
-            <w:r>
-              <w:rPr>
-                <w:rFonts w:ascii="Calibri" w:hAnsi="Calibri"/>
-                <w:sz w:val="20"/>
-              </w:rPr>
-            </w:r>
             <w:r>
               <w:rPr>
                 <w:rFonts w:ascii="Calibri" w:hAnsi="Calibri"/>
@@ -3124,12 +2363,6 @@
                 <w:rFonts w:ascii="Calibri" w:hAnsi="Calibri"/>
                 <w:sz w:val="20"/>
               </w:rPr>
-            </w:r>
-            <w:r>
-              <w:rPr>
-                <w:rFonts w:ascii="Calibri" w:hAnsi="Calibri"/>
-                <w:sz w:val="20"/>
-              </w:rPr>
               <w:t>0.821 / 0.888</w:t>
             </w:r>
           </w:p>
@@ -3139,12 +2372,6 @@
             <w:tcW w:type="dxa" w:w="1814"/>
           </w:tcPr>
           <w:p>
-            <w:r>
-              <w:rPr>
-                <w:rFonts w:ascii="Calibri" w:hAnsi="Calibri"/>
-                <w:sz w:val="20"/>
-              </w:rPr>
-            </w:r>
             <w:r>
               <w:rPr>
                 <w:rFonts w:ascii="Calibri" w:hAnsi="Calibri"/>
@@ -3166,12 +2393,6 @@
                 <w:rFonts w:ascii="Calibri" w:hAnsi="Calibri"/>
                 <w:sz w:val="20"/>
               </w:rPr>
-            </w:r>
-            <w:r>
-              <w:rPr>
-                <w:rFonts w:ascii="Calibri" w:hAnsi="Calibri"/>
-                <w:sz w:val="20"/>
-              </w:rPr>
               <w:t>4 h (16 bins)</w:t>
             </w:r>
           </w:p>
@@ -3186,12 +2407,6 @@
                 <w:rFonts w:ascii="Calibri" w:hAnsi="Calibri"/>
                 <w:sz w:val="20"/>
               </w:rPr>
-            </w:r>
-            <w:r>
-              <w:rPr>
-                <w:rFonts w:ascii="Calibri" w:hAnsi="Calibri"/>
-                <w:sz w:val="20"/>
-              </w:rPr>
               <w:t>0.815 / 0.883</w:t>
             </w:r>
           </w:p>
@@ -3201,12 +2416,6 @@
             <w:tcW w:type="dxa" w:w="1814"/>
           </w:tcPr>
           <w:p>
-            <w:r>
-              <w:rPr>
-                <w:rFonts w:ascii="Calibri" w:hAnsi="Calibri"/>
-                <w:sz w:val="20"/>
-              </w:rPr>
-            </w:r>
             <w:r>
               <w:rPr>
                 <w:rFonts w:ascii="Calibri" w:hAnsi="Calibri"/>
@@ -3298,13 +2507,6 @@
                 <w:b/>
                 <w:sz w:val="20"/>
               </w:rPr>
-            </w:r>
-            <w:r>
-              <w:rPr>
-                <w:rFonts w:ascii="Calibri" w:hAnsi="Calibri"/>
-                <w:b/>
-                <w:sz w:val="20"/>
-              </w:rPr>
               <w:t>Logistic regression</w:t>
             </w:r>
           </w:p>
@@ -3315,13 +2517,6 @@
             <w:shd w:val="clear" w:color="auto" w:fill="D9E2F3"/>
           </w:tcPr>
           <w:p>
-            <w:r>
-              <w:rPr>
-                <w:rFonts w:ascii="Calibri" w:hAnsi="Calibri"/>
-                <w:b/>
-                <w:sz w:val="20"/>
-              </w:rPr>
-            </w:r>
             <w:r>
               <w:rPr>
                 <w:rFonts w:ascii="Calibri" w:hAnsi="Calibri"/>
@@ -3344,12 +2539,6 @@
                 <w:rFonts w:ascii="Calibri" w:hAnsi="Calibri"/>
                 <w:sz w:val="20"/>
               </w:rPr>
-            </w:r>
-            <w:r>
-              <w:rPr>
-                <w:rFonts w:ascii="Calibri" w:hAnsi="Calibri"/>
-                <w:sz w:val="20"/>
-              </w:rPr>
               <w:t>Parameters / structure</w:t>
             </w:r>
           </w:p>
@@ -3364,12 +2553,6 @@
                 <w:rFonts w:ascii="Calibri" w:hAnsi="Calibri"/>
                 <w:sz w:val="20"/>
               </w:rPr>
-            </w:r>
-            <w:r>
-              <w:rPr>
-                <w:rFonts w:ascii="Calibri" w:hAnsi="Calibri"/>
-                <w:sz w:val="20"/>
-              </w:rPr>
               <w:t>14 coefficients</w:t>
             </w:r>
           </w:p>
@@ -3379,12 +2562,6 @@
             <w:tcW w:type="dxa" w:w="2551"/>
           </w:tcPr>
           <w:p>
-            <w:r>
-              <w:rPr>
-                <w:rFonts w:ascii="Calibri" w:hAnsi="Calibri"/>
-                <w:sz w:val="20"/>
-              </w:rPr>
-            </w:r>
             <w:r>
               <w:rPr>
                 <w:rFonts w:ascii="Calibri" w:hAnsi="Calibri"/>
@@ -3406,12 +2583,6 @@
                 <w:rFonts w:ascii="Calibri" w:hAnsi="Calibri"/>
                 <w:sz w:val="20"/>
               </w:rPr>
-            </w:r>
-            <w:r>
-              <w:rPr>
-                <w:rFonts w:ascii="Calibri" w:hAnsi="Calibri"/>
-                <w:sz w:val="20"/>
-              </w:rPr>
               <w:t>Fit time (201k rows)</w:t>
             </w:r>
           </w:p>
@@ -3426,12 +2597,6 @@
                 <w:rFonts w:ascii="Calibri" w:hAnsi="Calibri"/>
                 <w:sz w:val="20"/>
               </w:rPr>
-            </w:r>
-            <w:r>
-              <w:rPr>
-                <w:rFonts w:ascii="Calibri" w:hAnsi="Calibri"/>
-                <w:sz w:val="20"/>
-              </w:rPr>
               <w:t>0.23 s</w:t>
             </w:r>
           </w:p>
@@ -3441,12 +2606,6 @@
             <w:tcW w:type="dxa" w:w="2551"/>
           </w:tcPr>
           <w:p>
-            <w:r>
-              <w:rPr>
-                <w:rFonts w:ascii="Calibri" w:hAnsi="Calibri"/>
-                <w:sz w:val="20"/>
-              </w:rPr>
-            </w:r>
             <w:r>
               <w:rPr>
                 <w:rFonts w:ascii="Calibri" w:hAnsi="Calibri"/>
@@ -3468,12 +2627,6 @@
                 <w:rFonts w:ascii="Calibri" w:hAnsi="Calibri"/>
                 <w:sz w:val="20"/>
               </w:rPr>
-            </w:r>
-            <w:r>
-              <w:rPr>
-                <w:rFonts w:ascii="Calibri" w:hAnsi="Calibri"/>
-                <w:sz w:val="20"/>
-              </w:rPr>
               <w:t>Predict time per row</w:t>
             </w:r>
           </w:p>
@@ -3488,12 +2641,6 @@
                 <w:rFonts w:ascii="Calibri" w:hAnsi="Calibri"/>
                 <w:sz w:val="20"/>
               </w:rPr>
-            </w:r>
-            <w:r>
-              <w:rPr>
-                <w:rFonts w:ascii="Calibri" w:hAnsi="Calibri"/>
-                <w:sz w:val="20"/>
-              </w:rPr>
               <w:t>0.33 µs</w:t>
             </w:r>
           </w:p>
@@ -3503,12 +2650,6 @@
             <w:tcW w:type="dxa" w:w="2551"/>
           </w:tcPr>
           <w:p>
-            <w:r>
-              <w:rPr>
-                <w:rFonts w:ascii="Calibri" w:hAnsi="Calibri"/>
-                <w:sz w:val="20"/>
-              </w:rPr>
-            </w:r>
             <w:r>
               <w:rPr>
                 <w:rFonts w:ascii="Calibri" w:hAnsi="Calibri"/>
@@ -3530,12 +2671,6 @@
                 <w:rFonts w:ascii="Calibri" w:hAnsi="Calibri"/>
                 <w:sz w:val="20"/>
               </w:rPr>
-            </w:r>
-            <w:r>
-              <w:rPr>
-                <w:rFonts w:ascii="Calibri" w:hAnsi="Calibri"/>
-                <w:sz w:val="20"/>
-              </w:rPr>
               <w:t>Test accuracy / ROC-AUC</w:t>
             </w:r>
           </w:p>
@@ -3550,12 +2685,6 @@
                 <w:rFonts w:ascii="Calibri" w:hAnsi="Calibri"/>
                 <w:sz w:val="20"/>
               </w:rPr>
-            </w:r>
-            <w:r>
-              <w:rPr>
-                <w:rFonts w:ascii="Calibri" w:hAnsi="Calibri"/>
-                <w:sz w:val="20"/>
-              </w:rPr>
               <w:t>0.825 / 0.890</w:t>
             </w:r>
           </w:p>
@@ -3565,12 +2694,6 @@
             <w:tcW w:type="dxa" w:w="2551"/>
           </w:tcPr>
           <w:p>
-            <w:r>
-              <w:rPr>
-                <w:rFonts w:ascii="Calibri" w:hAnsi="Calibri"/>
-                <w:sz w:val="20"/>
-              </w:rPr>
-            </w:r>
             <w:r>
               <w:rPr>
                 <w:rFonts w:ascii="Calibri" w:hAnsi="Calibri"/>
@@ -3648,28 +2771,14 @@
           <w:b/>
           <w:sz w:val="22"/>
         </w:rPr>
-        <w:t>Environmental data was deliberately not used.</w:t>
+        <w:t>Environmental data was deliberately not used for occupancy prediction.</w:t>
       </w:r>
       <w:r>
         <w:rPr>
           <w:rFonts w:ascii="Calibri" w:hAnsi="Calibri"/>
           <w:sz w:val="22"/>
         </w:rPr>
-        <w:t xml:space="preserve"> The environmental sensor CSV's 5 sensors were cross-referenced against the same location spreadsheet; only 1 could be matched to a physical room (</w:t>
-      </w:r>
-      <w:r>
-        <w:rPr>
-          <w:rFonts w:ascii="Calibri" w:hAnsi="Calibri"/>
-          <w:sz w:val="22"/>
-        </w:rPr>
-        <w:t>G.38</w:t>
-      </w:r>
-      <w:r>
-        <w:rPr>
-          <w:rFonts w:ascii="Calibri" w:hAnsi="Calibri"/>
-          <w:sz w:val="22"/>
-        </w:rPr>
-        <w:t xml:space="preserve">), and it does not coincide with either of the two occupancy rooms that </w:t>
+        <w:t xml:space="preserve"> The environmental sensor CSV's 5 sensors were cross-referenced against the same location spreadsheet; only 1 could be matched to a physical room (G.38), and it does not coincide with either of the two occupancy rooms that </w:t>
       </w:r>
       <w:r>
         <w:rPr>
@@ -3684,35 +2793,7 @@
           <w:rFonts w:ascii="Calibri" w:hAnsi="Calibri"/>
           <w:sz w:val="22"/>
         </w:rPr>
-        <w:t xml:space="preserve"> be identified (</w:t>
-      </w:r>
-      <w:r>
-        <w:rPr>
-          <w:rFonts w:ascii="Calibri" w:hAnsi="Calibri"/>
-          <w:sz w:val="22"/>
-        </w:rPr>
-        <w:t>G.20</w:t>
-      </w:r>
-      <w:r>
-        <w:rPr>
-          <w:rFonts w:ascii="Calibri" w:hAnsi="Calibri"/>
-          <w:sz w:val="22"/>
-        </w:rPr>
-        <w:t xml:space="preserve">, </w:t>
-      </w:r>
-      <w:r>
-        <w:rPr>
-          <w:rFonts w:ascii="Calibri" w:hAnsi="Calibri"/>
-          <w:sz w:val="22"/>
-        </w:rPr>
-        <w:t>G.25</w:t>
-      </w:r>
-      <w:r>
-        <w:rPr>
-          <w:rFonts w:ascii="Calibri" w:hAnsi="Calibri"/>
-          <w:sz w:val="22"/>
-        </w:rPr>
-        <w:t xml:space="preserve">). Attempting an occupancy↔environment model would have required guessing which environmental sensor belongs to which occupancy zone — an unverifiable assumption the brief specifically warns against relying on. This was decided </w:t>
+        <w:t xml:space="preserve"> be identified (G.20, G.25). Joining the two datasets by assuming a room correspondence between the remaining unmatched sensors and zones would have been an unverifiable guess — this was decided </w:t>
       </w:r>
       <w:r>
         <w:rPr>
@@ -3727,7 +2808,115 @@
           <w:rFonts w:ascii="Calibri" w:hAnsi="Calibri"/>
           <w:sz w:val="22"/>
         </w:rPr>
-        <w:t xml:space="preserve"> writing any modelling code for that direction, based on directly inspecting the mapping spreadsheet, rather than discovered after wasted effort.</w:t>
+        <w:t xml:space="preserve"> writing any modelling code for that direction, based on directly inspecting the mapping spreadsheet.</w:t>
+      </w:r>
+    </w:p>
+    <w:p>
+      <w:pPr>
+        <w:pStyle w:val="ListBullet"/>
+        <w:spacing w:after="80"/>
+      </w:pPr>
+      <w:r>
+        <w:rPr>
+          <w:rFonts w:ascii="Calibri" w:hAnsi="Calibri"/>
+          <w:b/>
+          <w:sz w:val="22"/>
+        </w:rPr>
+        <w:t>A data-driven sensor-matching attempt was made, and found no supporting evidence for a hidden mapping.</w:t>
+      </w:r>
+      <w:r>
+        <w:rPr>
+          <w:rFonts w:ascii="Calibri" w:hAnsi="Calibri"/>
+          <w:sz w:val="22"/>
+        </w:rPr>
+        <w:t xml:space="preserve"> Raised on the unit's EdStem forum (“irming scope #81”), Keenan Granland suggested trying to link sensors to zones by matching the data itself rather than the metadata. scripts/sensor_matching_analysis.py tests this: for each zone, it correlates the occupancy signal against each sensor's rate of change (</w:t>
+      </w:r>
+      <w:r>
+        <w:rPr>
+          <w:rFonts w:ascii="Calibri" w:hAnsi="Calibri"/>
+          <w:i/>
+          <w:sz w:val="22"/>
+        </w:rPr>
+        <w:t>not</w:t>
+      </w:r>
+      <w:r>
+        <w:rPr>
+          <w:rFonts w:ascii="Calibri" w:hAnsi="Calibri"/>
+          <w:sz w:val="22"/>
+        </w:rPr>
+        <w:t xml:space="preserve"> raw level, to avoid the shared building-wide diurnal cycle that would spuriously relate every zone to every sensor) in Carbon dioxide, Temperature and Humidity, searching lags of up to 1 hour for HVAC/room-mixing delay. The result (full detail in reports/sensor_matching_results.json) is negative: Carbon dioxide — the most direct occupancy signal — shows essentially no relationship with any zone (|r| ≤ 0.06 throughout, indistinguishable from noise), and Temperature's somewhat higher values (up to r = 0.27) are spread across multiple unrelated zone/sensor pairs rather than concentrated on one, consistent with shared climate control rather than co-location. No pair is strong and specific enough to count as a discovered match — this turns the occupancy-only scope from an assumption into a tested conclusion.</w:t>
+      </w:r>
+    </w:p>
+    <w:p>
+      <w:pPr>
+        <w:pStyle w:val="ListBullet"/>
+        <w:spacing w:after="80"/>
+      </w:pPr>
+      <w:r>
+        <w:rPr>
+          <w:rFonts w:ascii="Calibri" w:hAnsi="Calibri"/>
+          <w:b/>
+          <w:sz w:val="22"/>
+        </w:rPr>
+        <w:t>The sensor-matching analysis also surfaced an independent data-quality bug.</w:t>
+      </w:r>
+      <w:r>
+        <w:rPr>
+          <w:rFonts w:ascii="Calibri" w:hAnsi="Calibri"/>
+          <w:sz w:val="22"/>
+        </w:rPr>
+        <w:t xml:space="preserve"> 2 of the 5 environmental sensors (device ids ending 000227 and 000777) report every one of their roughly 10,000–21,000 readings at the exact same timestamp — a stuck internal clock, not a real reading cadence — leaving them with no usable time series at all. This was not previously documented and is worth flagging to the unit separately from the room-mapping issue.</w:t>
+      </w:r>
+    </w:p>
+    <w:p>
+      <w:pPr>
+        <w:pStyle w:val="ListBullet"/>
+        <w:spacing w:after="80"/>
+      </w:pPr>
+      <w:r>
+        <w:rPr>
+          <w:rFonts w:ascii="Calibri" w:hAnsi="Calibri"/>
+          <w:b/>
+          <w:sz w:val="22"/>
+        </w:rPr>
+        <w:t>An external-data comparison (Keenan's third suggestion) validated one sensor's plausibility.</w:t>
+      </w:r>
+      <w:r>
+        <w:rPr>
+          <w:rFonts w:ascii="Calibri" w:hAnsi="Calibri"/>
+          <w:sz w:val="22"/>
+        </w:rPr>
+        <w:t xml:space="preserve"> BoM's bulk historical-download service actively blocks automated requests (confirmed directly — it returns an explicit anti-scraping refusal); only their public monthly Daily Weather Observations pages are fetchable, and only for a rolling ~15-month window (scripts/fetch_bom_weather.py, real data for Moorabbin Airport, station 086077 — the nearest official BoM station to Monash Clayton). Checking which sensors' own data actually falls inside that window: only sensor 6012002000326 does (the two stuck-clock sensors and G.38 have no overlap at all; 6012002000241 ends two months too early). For that one sensor, indoor temperature correlates </w:t>
+      </w:r>
+      <w:r>
+        <w:rPr>
+          <w:rFonts w:ascii="Calibri" w:hAnsi="Calibri"/>
+          <w:i/>
+          <w:sz w:val="22"/>
+        </w:rPr>
+        <w:t>r = +0.84</w:t>
+      </w:r>
+      <w:r>
+        <w:rPr>
+          <w:rFonts w:ascii="Calibri" w:hAnsi="Calibri"/>
+          <w:sz w:val="22"/>
+        </w:rPr>
+        <w:t xml:space="preserve"> and indoor humidity </w:t>
+      </w:r>
+      <w:r>
+        <w:rPr>
+          <w:rFonts w:ascii="Calibri" w:hAnsi="Calibri"/>
+          <w:i/>
+          <w:sz w:val="22"/>
+        </w:rPr>
+        <w:t>r = +0.65</w:t>
+      </w:r>
+      <w:r>
+        <w:rPr>
+          <w:rFonts w:ascii="Calibri" w:hAnsi="Calibri"/>
+          <w:sz w:val="22"/>
+        </w:rPr>
+        <w:t xml:space="preserve"> with real outdoor Moorabbin readings across 222 overlapping days (reports/weather_comparison_results.json) — a strong, expected result (a climate-controlled indoor space should track outdoor weather loosely, not tightly or not at all) that supports this sensor's readings being genuine and sane, not corrupted like its two frozen-timestamp siblings. The other four sensors simply have no real external data available to check them against, which is itself worth stating plainly rather than leaving unexamined.</w:t>
       </w:r>
     </w:p>
     <w:p>
@@ -3769,63 +2958,7 @@
           <w:rFonts w:ascii="Calibri" w:hAnsi="Calibri"/>
           <w:sz w:val="22"/>
         </w:rPr>
-        <w:t xml:space="preserve"> Melbourne's daylight-saving transition means the raw timestamps mix UTC offsets (+11/+10); parsing them with pandas' default </w:t>
-      </w:r>
-      <w:r>
-        <w:rPr>
-          <w:rFonts w:ascii="Calibri" w:hAnsi="Calibri"/>
-          <w:sz w:val="22"/>
-        </w:rPr>
-        <w:t>parse_dates</w:t>
-      </w:r>
-      <w:r>
-        <w:rPr>
-          <w:rFonts w:ascii="Calibri" w:hAnsi="Calibri"/>
-          <w:sz w:val="22"/>
-        </w:rPr>
-        <w:t xml:space="preserve"> silently produced an unusable </w:t>
-      </w:r>
-      <w:r>
-        <w:rPr>
-          <w:rFonts w:ascii="Calibri" w:hAnsi="Calibri"/>
-          <w:sz w:val="22"/>
-        </w:rPr>
-        <w:t>object</w:t>
-      </w:r>
-      <w:r>
-        <w:rPr>
-          <w:rFonts w:ascii="Calibri" w:hAnsi="Calibri"/>
-          <w:sz w:val="22"/>
-        </w:rPr>
-        <w:t>-typed column instead of raising an error. This was only caught by running the pipeline against a real data sample (</w:t>
-      </w:r>
-      <w:r>
-        <w:rPr>
-          <w:rFonts w:ascii="Calibri" w:hAnsi="Calibri"/>
-          <w:sz w:val="22"/>
-        </w:rPr>
-        <w:t>data/processed/occupancy_sample_50k.csv</w:t>
-      </w:r>
-      <w:r>
-        <w:rPr>
-          <w:rFonts w:ascii="Calibri" w:hAnsi="Calibri"/>
-          <w:sz w:val="22"/>
-        </w:rPr>
-        <w:t>) in addition to the synthetic unit tests, and is now fixed and covered by the pipeline's design (</w:t>
-      </w:r>
-      <w:r>
-        <w:rPr>
-          <w:rFonts w:ascii="Calibri" w:hAnsi="Calibri"/>
-          <w:sz w:val="22"/>
-        </w:rPr>
-        <w:t>occupancy.data_loading._parse_dates</w:t>
-      </w:r>
-      <w:r>
-        <w:rPr>
-          <w:rFonts w:ascii="Calibri" w:hAnsi="Calibri"/>
-          <w:sz w:val="22"/>
-        </w:rPr>
-        <w:t>, parsing to UTC first). The lesson generalises: synthetic unit tests validate logic, but only real data exposes real-world data-quality issues — both are necessary, neither is sufficient alone.</w:t>
+        <w:t xml:space="preserve"> Melbourne's daylight-saving transition means the raw timestamps mix UTC offsets (+11/+10); parsing them with pandas' default parse_dates silently produced an unusable object-typed column instead of raising an error. This was only caught by running the pipeline against a real data sample (data/processed/occupancy_sample_50k.csv) in addition to the synthetic unit tests, and is now fixed and covered by the pipeline's design (occupancy.data_loading._parse_dates, parsing to UTC first). The lesson generalises: synthetic unit tests validate logic, but only real data exposes real-world data-quality issues — both are necessary, neither is sufficient alone.</w:t>
       </w:r>
     </w:p>
     <w:p>

--- a/docs/report/MMA3001_Project_Report.docx
+++ b/docs/report/MMA3001_Project_Report.docx
@@ -3040,7 +3040,22 @@
           <w:rFonts w:ascii="Calibri" w:hAnsi="Calibri"/>
           <w:sz w:val="22"/>
         </w:rPr>
-        <w:t xml:space="preserve"> Claude (Claude Code), throughout the project's data exploration, coding and documentation phases.</w:t>
+        <w:t xml:space="preserve"> Claude (Claude Code), across two phases: (1) the original build of the occupancy pipeline, models, and report; (2) a later session following up on a data-scoping question raised on the unit's EdStem forum (“irming scope #81”), which produced the two supplementary analyses in </w:t>
+      </w:r>
+      <w:r>
+        <w:rPr>
+          <w:rFonts w:ascii="Calibri" w:hAnsi="Calibri"/>
+          <w:i/>
+          <w:sz w:val="22"/>
+        </w:rPr>
+        <w:t>section 7</w:t>
+      </w:r>
+      <w:r>
+        <w:rPr>
+          <w:rFonts w:ascii="Calibri" w:hAnsi="Calibri"/>
+          <w:sz w:val="22"/>
+        </w:rPr>
+        <w:t xml:space="preserve"> (sensor-matching and the BoM weather comparison) and this section's rewrite.</w:t>
       </w:r>
     </w:p>
     <w:p>
@@ -3053,7 +3068,7 @@
           <w:b/>
           <w:sz w:val="22"/>
         </w:rPr>
-        <w:t>What it was used for:</w:t>
+        <w:t>What it was used for, phase 1:</w:t>
       </w:r>
       <w:r>
         <w:rPr>
@@ -3074,7 +3089,27 @@
           <w:rFonts w:ascii="Calibri" w:hAnsi="Calibri"/>
           <w:sz w:val="22"/>
         </w:rPr>
-        <w:t>), its tests, and the two experiment scripts; drafting docstrings and this report's prose, grounded in the numbers the code actually produced.</w:t>
+        <w:t>), its tests, and the experiment scripts; drafting docstrings and this report's prose, grounded in the numbers the code actually produced.</w:t>
+      </w:r>
+    </w:p>
+    <w:p>
+      <w:pPr>
+        <w:spacing w:after="160"/>
+      </w:pPr>
+      <w:r>
+        <w:rPr>
+          <w:rFonts w:ascii="Calibri" w:hAnsi="Calibri"/>
+          <w:b/>
+          <w:sz w:val="22"/>
+        </w:rPr>
+        <w:t>What it was used for, phase 2:</w:t>
+      </w:r>
+      <w:r>
+        <w:rPr>
+          <w:rFonts w:ascii="Calibri" w:hAnsi="Calibri"/>
+          <w:sz w:val="22"/>
+        </w:rPr>
+        <w:t xml:space="preserve"> after the student asked Keenan Granland directly whether the occupancy-only scope was sufficient, and Keenan suggested three alternative directions on the forum, the student asked Claude to investigate whether any of them could be added. This involved: inspecting the raw environmental sensor JSON and the location spreadsheet directly (rather than assuming); building and running the sensor-matching correlation analysis end-to-end against the real 9M-row and 180k-row files; separately researching and fetching real Bureau of Meteorology data for the nearest station once BoM's bulk-download endpoint turned out to block automated access; checking a third idea (predicting sensor maintenance from battery-voltage degradation) against the real data before it was built, finding no usable signal, and not implementing it as a result; and rewriting this section and section 7 to reflect all of the above.</w:t>
       </w:r>
     </w:p>
     <w:p>
@@ -3094,7 +3129,22 @@
           <w:rFonts w:ascii="Calibri" w:hAnsi="Calibri"/>
           <w:sz w:val="22"/>
         </w:rPr>
-        <w:t xml:space="preserve"> high for code scaffolding and boilerplate (package structure, test structure, docstring formatting); the underlying analytical decisions — which dataset to use, how to define “occupied,” why the environment data was excluded, which validation strategy to use, how to interpret the sensitivity-analysis results — were made in direct back-and-forth with the student, and the student directed each major scope decision (choice of Dataset 2 over Datasets 1/3, choice of occupancy-prediction over occupancy↔environment correlation, repo visibility and naming).</w:t>
+        <w:t xml:space="preserve"> high for code scaffolding, boilerplate, and the mechanics of running large-file analyses (package structure, test structure, docstring formatting, data fetching). The underlying scope decisions were the student's throughout both phases, and in phase 2 specifically the student: raised the original scoping question independently on the forum before involving Claude; chose the sensor-matching analysis over a full pivot to an alternative project, after being shown the trade-offs; explicitly questioned whether a negative-result check was actually </w:t>
+      </w:r>
+      <w:r>
+        <w:rPr>
+          <w:rFonts w:ascii="Calibri" w:hAnsi="Calibri"/>
+          <w:i/>
+          <w:sz w:val="22"/>
+        </w:rPr>
+        <w:t>enough</w:t>
+      </w:r>
+      <w:r>
+        <w:rPr>
+          <w:rFonts w:ascii="Calibri" w:hAnsi="Calibri"/>
+          <w:sz w:val="22"/>
+        </w:rPr>
+        <w:t xml:space="preserve"> against what Keenan's suggestions implied, rather than accepting it at face value; requested the BoM comparison as a genuinely separate follow-up; and rejected the sensor-maintenance-prediction idea after seeing the real battery-voltage data showed no meaningful degradation trend, rather than having it built anyway. That sequence of the student pushing back on scope and asking “is this actually sufficient” is itself part of the record here, not smoothed over.</w:t>
       </w:r>
     </w:p>
     <w:p>
@@ -3114,14 +3164,14 @@
           <w:rFonts w:ascii="Calibri" w:hAnsi="Calibri"/>
           <w:sz w:val="22"/>
         </w:rPr>
-        <w:t xml:space="preserve"> profiling multiple large (100 MB–1.5 GB) files by hand is slow and error-prone; having the same checks (schema validation, cross-referencing IDs) run in code rather than manually is also more auditable — anyone can re-run </w:t>
+        <w:t xml:space="preserve"> profiling multiple large (100 MB—1.5 GB) files by hand is slow and error-prone; having the same checks (schema validation, cross-referencing IDs, fetching and parsing external data) run in code rather than manually is also more auditable — anyone can re-run the scripts in </w:t>
       </w:r>
       <w:r>
         <w:rPr>
           <w:rFonts w:ascii="Calibri" w:hAnsi="Calibri"/>
           <w:sz w:val="20"/>
         </w:rPr>
-        <w:t>scripts/run_experiment.py</w:t>
+        <w:t>scripts/</w:t>
       </w:r>
       <w:r>
         <w:rPr>
@@ -3162,7 +3212,7 @@
           <w:rFonts w:ascii="Calibri" w:hAnsi="Calibri"/>
           <w:sz w:val="22"/>
         </w:rPr>
-        <w:t xml:space="preserve"> and </w:t>
+        <w:t xml:space="preserve">, </w:t>
       </w:r>
       <w:r>
         <w:rPr>
@@ -3176,7 +3226,35 @@
           <w:rFonts w:ascii="Calibri" w:hAnsi="Calibri"/>
           <w:sz w:val="22"/>
         </w:rPr>
-        <w:t xml:space="preserve"> are the raw evidence backing §§4–6. All code additions were exercised by the accompanying pytest suite (26 tests, currently all passing) before being trusted, and the pipeline was additionally run against real (not only synthetic) sample data, which is what caught the daylight-saving timestamp bug described in §7.</w:t>
+        <w:t xml:space="preserve">, </w:t>
+      </w:r>
+      <w:r>
+        <w:rPr>
+          <w:rFonts w:ascii="Calibri" w:hAnsi="Calibri"/>
+          <w:sz w:val="20"/>
+        </w:rPr>
+        <w:t>reports/sensor_matching_results.json</w:t>
+      </w:r>
+      <w:r>
+        <w:rPr>
+          <w:rFonts w:ascii="Calibri" w:hAnsi="Calibri"/>
+          <w:sz w:val="22"/>
+        </w:rPr>
+        <w:t xml:space="preserve">, and </w:t>
+      </w:r>
+      <w:r>
+        <w:rPr>
+          <w:rFonts w:ascii="Calibri" w:hAnsi="Calibri"/>
+          <w:sz w:val="20"/>
+        </w:rPr>
+        <w:t>reports/weather_comparison_results.json</w:t>
+      </w:r>
+      <w:r>
+        <w:rPr>
+          <w:rFonts w:ascii="Calibri" w:hAnsi="Calibri"/>
+          <w:sz w:val="22"/>
+        </w:rPr>
+        <w:t xml:space="preserve"> are the raw evidence backing sections 4—7. All code additions were exercised by the accompanying pytest suite (49 tests, currently all passing — up from 26 after phase 1) before being trusted, and the pipeline was additionally run against real (not only synthetic) data throughout, which is what caught every bug described below.</w:t>
       </w:r>
     </w:p>
     <w:p>
@@ -3196,7 +3274,7 @@
           <w:rFonts w:ascii="Calibri" w:hAnsi="Calibri"/>
           <w:sz w:val="22"/>
         </w:rPr>
-        <w:t xml:space="preserve"> the timestamp-parsing bug in §7 was itself an AI-authored oversight (assuming </w:t>
+        <w:t xml:space="preserve"> four real bugs were introduced and then caught by running against real data rather than trusting synthetic tests alone: (1) the timestamp-parsing bug in section 7 (assuming </w:t>
       </w:r>
       <w:r>
         <w:rPr>
@@ -3224,7 +3302,7 @@
           <w:rFonts w:ascii="Calibri" w:hAnsi="Calibri"/>
           <w:sz w:val="22"/>
         </w:rPr>
-        <w:t xml:space="preserve"> would produce one consistent tz-aware column, which failed silently rather than raising) — it was only caught by insisting on running the real-data smoke test rather than trusting the unit tests alone.</w:t>
+        <w:t xml:space="preserve"> would produce one consistent tz-aware column across a daylight-saving transition, which failed silently instead of raising); (2) in phase 2, a sensor identifier being read as a number instead of a string, which silently broke both the sensor-to-room label lookup and the results' JSON export; (3) unhandled “failed read” JSON entries in the environmental sensor log (a reading with no actual value), which crashed the parser until handled explicitly; (4) an inverted lag-sign convention in the correlation search, caught only because a unit test's expected direction didn't match the actual output. None of these were caught by code review alone — each was only found by running the code against real data or a concrete test case and checking the actual output.</w:t>
       </w:r>
     </w:p>
     <w:p>
@@ -3244,7 +3322,7 @@
           <w:rFonts w:ascii="Calibri" w:hAnsi="Calibri"/>
           <w:sz w:val="22"/>
         </w:rPr>
-        <w:t xml:space="preserve"> dataset selection, the specific engineering framing (energy-aware HVAC control) and its justification, acceptance of the room-mapping limitation as a reason to scope out the environment data, GitHub repository visibility/ownership, and final review of all numeric results before they were written into this report.</w:t>
+        <w:t xml:space="preserve"> dataset selection, the specific engineering framing (energy-aware HVAC control) and its justification, acceptance of the room-mapping limitation as a reason to scope out the environment data, GitHub repository visibility/ownership, final review of all numeric results before they were written into this report, and — in phase 2 — the decision of which of Keenan's three suggested directions to pursue, how far to take each one, and the decision to stop rather than build a fourth analysis (sensor maintenance) once the data didn't support it.</w:t>
       </w:r>
     </w:p>
     <w:p>

--- a/docs/report/MMA3001_Project_Report.docx
+++ b/docs/report/MMA3001_Project_Report.docx
@@ -4,54 +4,35 @@
   <w:body>
     <w:p>
       <w:pPr>
-        <w:spacing w:after="280"/>
-        <w:jc w:val="center"/>
+        <w:pStyle w:val="Title"/>
       </w:pPr>
       <w:r>
-        <w:rPr>
-          <w:rFonts w:ascii="Calibri" w:hAnsi="Calibri"/>
-          <w:b/>
-          <w:sz w:val="36"/>
-        </w:rPr>
-        <w:t>Short-Term Room Occupancy Prediction for</w:t>
-        <w:br/>
-        <w:t>Energy-Aware Building Control</w:t>
+        <w:t>Predicting Indoor CO2 Concentration from Sensor History and Building Occupancy</w:t>
       </w:r>
     </w:p>
     <w:p>
-      <w:pPr>
-        <w:spacing w:after="40"/>
-        <w:jc w:val="center"/>
-      </w:pPr>
       <w:r>
         <w:rPr>
-          <w:rFonts w:ascii="Calibri" w:hAnsi="Calibri"/>
+          <w:b/>
+          <w:i w:val="0"/>
           <w:sz w:val="22"/>
         </w:rPr>
         <w:t>MMA3001 — Numerical Methods and Machine Learning, Project Report</w:t>
       </w:r>
     </w:p>
     <w:p>
-      <w:pPr>
-        <w:spacing w:after="40"/>
-        <w:jc w:val="center"/>
-      </w:pPr>
       <w:r>
         <w:rPr>
-          <w:rFonts w:ascii="Calibri" w:hAnsi="Calibri"/>
+          <w:i w:val="0"/>
           <w:sz w:val="22"/>
         </w:rPr>
         <w:t>Dataset: MMA3001 Dataset 2 — Monash Smart Infrastructure Occupancy and Environmental Data</w:t>
       </w:r>
     </w:p>
     <w:p>
-      <w:pPr>
-        <w:spacing w:after="40"/>
-        <w:jc w:val="center"/>
-      </w:pPr>
       <w:r>
         <w:rPr>
-          <w:rFonts w:ascii="Calibri" w:hAnsi="Calibri"/>
+          <w:i w:val="0"/>
           <w:sz w:val="22"/>
         </w:rPr>
         <w:t>Repository: https://github.com/tgup0010-bot/mma3001-occupancy-prediction</w:t>
@@ -67,135 +48,51 @@
       </w:r>
     </w:p>
     <w:p>
-      <w:pPr>
-        <w:spacing w:after="160"/>
-      </w:pPr>
       <w:r>
         <w:rPr>
-          <w:rFonts w:ascii="Calibri" w:hAnsi="Calibri"/>
+          <w:i w:val="0"/>
           <w:sz w:val="22"/>
         </w:rPr>
-        <w:t xml:space="preserve">Heating, cooling and lighting a room that nobody is using wastes energy; reacting only </w:t>
-      </w:r>
-      <w:r>
-        <w:rPr>
-          <w:rFonts w:ascii="Calibri" w:hAnsi="Calibri"/>
-          <w:i/>
-          <w:sz w:val="22"/>
-        </w:rPr>
-        <w:t>after</w:t>
-      </w:r>
-      <w:r>
-        <w:rPr>
-          <w:rFonts w:ascii="Calibri" w:hAnsi="Calibri"/>
-          <w:sz w:val="22"/>
-        </w:rPr>
-        <w:t xml:space="preserve"> someone has already entered causes an uncomfortable lag before conditions become comfortable. Building-management systems that can anticipate occupancy a few minutes ahead — rather than only reacting to a live sensor reading — can pre-condition a room just before it is needed and confidently power down when it will stay empty. This is a standard, practically important problem in building-services (mechanical) engineering: occupancy-based HVAC and lighting control is one of the more reliable low-cost energy-saving interventions available to an existing building, precisely because it does not require any new hardware beyond sensors that are frequently already installed.</w:t>
+        <w:t>Indoor CO2 concentration is a standard proxy for ventilation adequacy: as CO2 rises above roughly 800–1000 ppm, it signals that fresh-air supply is not keeping pace with occupant load, which affects both comfort and cognitive performance. A building control system that can anticipate a rising CO2 trend — rather than only reacting once it is already elevated — can pre-emptively increase ventilation, reducing both the lag in air-quality response and the energy cost of running ventilation harder than needed.</w:t>
       </w:r>
     </w:p>
     <w:p>
-      <w:pPr>
-        <w:spacing w:after="160"/>
-      </w:pPr>
       <w:r>
         <w:rPr>
-          <w:rFonts w:ascii="Calibri" w:hAnsi="Calibri"/>
           <w:b/>
+          <w:i w:val="0"/>
           <w:sz w:val="22"/>
         </w:rPr>
-        <w:t>Problem statement.</w:t>
+        <w:t xml:space="preserve">The problem this project solves: </w:t>
       </w:r>
       <w:r>
-        <w:rPr>
-          <w:rFonts w:ascii="Calibri" w:hAnsi="Calibri"/>
-          <w:sz w:val="22"/>
-        </w:rPr>
-        <w:t xml:space="preserve"> Using the historical occupancy record of five rooms in Monash's Smart Infrastructure (“Living Lab”) building, predict whether a given room will be occupied during the </w:t>
-      </w:r>
-      <w:r>
-        <w:rPr>
-          <w:rFonts w:ascii="Calibri" w:hAnsi="Calibri"/>
-          <w:i/>
-          <w:sz w:val="22"/>
-        </w:rPr>
-        <w:t>next</w:t>
-      </w:r>
-      <w:r>
-        <w:rPr>
-          <w:rFonts w:ascii="Calibri" w:hAnsi="Calibri"/>
-          <w:sz w:val="22"/>
-        </w:rPr>
-        <w:t xml:space="preserve"> 15-minute interval, using only information available up to and including the current interval.</w:t>
+        <w:t>given a sensor's recent CO2 history and the building's current occupancy level, predict that sensor's CO2 concentration 15 minutes ahead. The intended use is as an early-warning signal for a building management system: a rising predicted trend justifies increasing ventilation before the level itself becomes a problem.</w:t>
       </w:r>
     </w:p>
     <w:p>
-      <w:pPr>
-        <w:spacing w:after="160"/>
-      </w:pPr>
       <w:r>
         <w:rPr>
-          <w:rFonts w:ascii="Calibri" w:hAnsi="Calibri"/>
           <w:b/>
+          <w:i w:val="0"/>
           <w:sz w:val="22"/>
         </w:rPr>
-        <w:t>Intended use.</w:t>
+        <w:t>Project history and why this is the current scope.</w:t>
       </w:r>
       <w:r>
-        <w:rPr>
-          <w:rFonts w:ascii="Calibri" w:hAnsi="Calibri"/>
-          <w:sz w:val="22"/>
-        </w:rPr>
-        <w:t xml:space="preserve"> The output is a per-room, per-interval occupancy probability intended to feed a rule (e.g. “reduce conditioning if P(occupied) &lt; 0.2”) in a building-management system. It is a decision-support signal, not a safety-critical one — a wrong prediction costs comfort or a small amount of energy, not safety, which is an important scoping consideration when judging how much validation rigour is proportionate.</w:t>
+        <w:t xml:space="preserve"> This project initially targeted a different, related problem: predicting short-term room occupancy (see §7 for that work, which remains in the repository and validated). While scoping that project, the supplied location metadata turned out not to reliably map occupancy zones to environmental sensors, which was raised with the unit's teaching team on EdStem (“irming scope #81”). Reviewing the unit's own Week 5–7 content against that project surfaced a more fundamental issue: it used classification methods (Logistic Regression, Random Forest Classifier) that MMA3001 does not teach, rather than the regression methods Week 5 actually covers (Linear Regression, Decision Tree Regression, SVR, Neural Network Regression). This project was rescoped accordingly to a genuine regression task, using the taught methods, on data already available in Dataset 2.</w:t>
       </w:r>
     </w:p>
     <w:p>
-      <w:pPr>
-        <w:spacing w:after="160"/>
-      </w:pPr>
       <w:r>
         <w:rPr>
-          <w:rFonts w:ascii="Calibri" w:hAnsi="Calibri"/>
           <w:b/>
+          <w:i w:val="0"/>
           <w:sz w:val="22"/>
         </w:rPr>
-        <w:t>Scope and its limits.</w:t>
+        <w:t>Limitations of the selected scope.</w:t>
       </w:r>
       <w:r>
-        <w:rPr>
-          <w:rFonts w:ascii="Calibri" w:hAnsi="Calibri"/>
-          <w:sz w:val="22"/>
-        </w:rPr>
-        <w:t xml:space="preserve"> This project predicts occupancy from historical occupancy patterns and calendar structure (time of day, day of week) alone. It does </w:t>
-      </w:r>
-      <w:r>
-        <w:rPr>
-          <w:rFonts w:ascii="Calibri" w:hAnsi="Calibri"/>
-          <w:b/>
-          <w:sz w:val="22"/>
-        </w:rPr>
-        <w:t>not</w:t>
-      </w:r>
-      <w:r>
-        <w:rPr>
-          <w:rFonts w:ascii="Calibri" w:hAnsi="Calibri"/>
-          <w:sz w:val="22"/>
-        </w:rPr>
-        <w:t xml:space="preserve"> attempt to explain occupancy from environmental variables (CO₂, temperature, etc.), and it does not attempt to identify </w:t>
-      </w:r>
-      <w:r>
-        <w:rPr>
-          <w:rFonts w:ascii="Calibri" w:hAnsi="Calibri"/>
-          <w:i/>
-          <w:sz w:val="22"/>
-        </w:rPr>
-        <w:t>why</w:t>
-      </w:r>
-      <w:r>
-        <w:rPr>
-          <w:rFonts w:ascii="Calibri" w:hAnsi="Calibri"/>
-          <w:sz w:val="22"/>
-        </w:rPr>
-        <w:t xml:space="preserve"> a room is occupied. Section 7 explains why the environmental data was deliberately excluded rather than used as a differentiator.</w:t>
+        <w:t xml:space="preserve"> Only one environmental sensor (device id 6012002000326) has enough real, contiguous data to model reliably — see §2 for why the other four are excluded. The model predicts that single sensor's CO2, not a building-wide air-quality state.</w:t>
       </w:r>
     </w:p>
     <w:p>
@@ -207,141 +104,103 @@
       </w:r>
     </w:p>
     <w:p>
-      <w:pPr>
-        <w:pStyle w:val="Heading2"/>
-      </w:pPr>
       <w:r>
-        <w:t>2.1 Source data</w:t>
+        <w:rPr>
+          <w:b/>
+          <w:i w:val="0"/>
+          <w:sz w:val="22"/>
+        </w:rPr>
+        <w:t>Source.</w:t>
+      </w:r>
+      <w:r>
+        <w:t xml:space="preserve"> MMA3001 Dataset 2 (Monash Smart Infrastructure Occupancy and Environmental Data), course-supplied: the 9.09M-row occupancy event log (5 zones) and the environmental sensor log (5 sensors, nested-JSON payload of Carbon dioxide, Temperature, Humidity, and other variables).</w:t>
       </w:r>
     </w:p>
     <w:p>
-      <w:pPr>
-        <w:spacing w:after="160"/>
-      </w:pPr>
       <w:r>
         <w:rPr>
-          <w:rFonts w:ascii="Calibri" w:hAnsi="Calibri"/>
+          <w:b/>
+          <w:i w:val="0"/>
           <w:sz w:val="22"/>
         </w:rPr>
-        <w:t xml:space="preserve">The raw input is an occupancy </w:t>
+        <w:t>Which sensor, and why only one.</w:t>
       </w:r>
       <w:r>
+        <w:t xml:space="preserve"> Of the 5 environmental sensors, 2 (6012002000227, 6012002000777) report every reading at the same frozen timestamp — a stuck internal clock, not usable as a time series at all (discovered while building this project; see §7). A third (6012002000869, the one sensor traceable to a named room, G.38) has only a 4-month window of data. That leaves two candidates with long real coverage (6012002000241, 6012002000326); 6012002000326 was chosen because it was independently validated against real external weather data (its indoor temperature and humidity correlate r=+0.84 and r=+0.65 respectively with real Bureau of Meteorology readings for the nearest station across 222 real overlapping days — see §7), giving confidence its readings are genuine measurements, not sensor malfunction.</w:t>
+      </w:r>
+    </w:p>
+    <w:p>
+      <w:r>
         <w:rPr>
-          <w:rFonts w:ascii="Calibri" w:hAnsi="Calibri"/>
           <w:b/>
+          <w:i w:val="0"/>
           <w:sz w:val="22"/>
         </w:rPr>
-        <w:t>event log</w:t>
-      </w:r>
-      <w:r>
-        <w:rPr>
-          <w:rFonts w:ascii="Calibri" w:hAnsi="Calibri"/>
-          <w:sz w:val="22"/>
-        </w:rPr>
-        <w:t xml:space="preserve"> (</w:t>
-      </w:r>
-      <w:r>
-        <w:rPr>
-          <w:rFonts w:ascii="Calibri" w:hAnsi="Calibri"/>
-          <w:sz w:val="20"/>
-        </w:rPr>
-        <w:t>data/raw/5occupancySensor_MayToDec2024_9MRows.csv</w:t>
-      </w:r>
-      <w:r>
-        <w:rPr>
-          <w:rFonts w:ascii="Calibri" w:hAnsi="Calibri"/>
-          <w:sz w:val="22"/>
-        </w:rPr>
-        <w:t>): one row is written each time a room's sensor-reported occupancy status changes. It contains 9,091,732 rows across 5 rooms (</w:t>
-      </w:r>
-      <w:r>
-        <w:rPr>
-          <w:rFonts w:ascii="Calibri" w:hAnsi="Calibri"/>
-          <w:sz w:val="20"/>
-        </w:rPr>
-        <w:t>floorspaceid</w:t>
-      </w:r>
-      <w:r>
-        <w:rPr>
-          <w:rFonts w:ascii="Calibri" w:hAnsi="Calibri"/>
-          <w:sz w:val="22"/>
-        </w:rPr>
-        <w:t xml:space="preserve">, an opaque UUID), spanning </w:t>
-      </w:r>
-      <w:r>
-        <w:rPr>
-          <w:rFonts w:ascii="Calibri" w:hAnsi="Calibri"/>
-          <w:b/>
-          <w:sz w:val="22"/>
-        </w:rPr>
-        <w:t>24 November 2023 to 22 April 2026</w:t>
-      </w:r>
-      <w:r>
-        <w:rPr>
-          <w:rFonts w:ascii="Calibri" w:hAnsi="Calibri"/>
-          <w:sz w:val="22"/>
-        </w:rPr>
-        <w:t xml:space="preserve"> — a materially wider window than the filename (“MayToDec2024”) suggests; this was confirmed directly from the data rather than assumed from the filename. Each row records:</w:t>
+        <w:t>Inputs (top-level).</w:t>
       </w:r>
     </w:p>
     <w:tbl>
       <w:tblPr>
-        <w:tblStyle w:val="TableGrid"/>
+        <w:tblStyle w:val="LightGrid-Accent1"/>
         <w:tblW w:type="auto" w:w="0"/>
-        <w:jc w:val="center"/>
         <w:tblLook w:firstColumn="1" w:firstRow="1" w:lastColumn="0" w:lastRow="0" w:noHBand="0" w:noVBand="1" w:val="04A0"/>
       </w:tblPr>
       <w:tblGrid>
-        <w:gridCol w:w="3249"/>
-        <w:gridCol w:w="3249"/>
-        <w:gridCol w:w="3249"/>
+        <w:gridCol w:w="2160"/>
+        <w:gridCol w:w="2160"/>
+        <w:gridCol w:w="2160"/>
+        <w:gridCol w:w="2160"/>
       </w:tblGrid>
       <w:tr>
         <w:tc>
           <w:tcPr>
-            <w:tcW w:type="dxa" w:w="1814"/>
-            <w:shd w:val="clear" w:color="auto" w:fill="D9E2F3"/>
+            <w:tcW w:type="dxa" w:w="2160"/>
           </w:tcPr>
           <w:p>
             <w:r>
               <w:rPr>
-                <w:rFonts w:ascii="Calibri" w:hAnsi="Calibri"/>
                 <w:b/>
-                <w:sz w:val="20"/>
               </w:rPr>
-              <w:t>Column</w:t>
+              <w:t>Input</w:t>
             </w:r>
           </w:p>
         </w:tc>
         <w:tc>
           <w:tcPr>
-            <w:tcW w:type="dxa" w:w="3118"/>
-            <w:shd w:val="clear" w:color="auto" w:fill="D9E2F3"/>
+            <w:tcW w:type="dxa" w:w="2160"/>
           </w:tcPr>
           <w:p>
             <w:r>
               <w:rPr>
-                <w:rFonts w:ascii="Calibri" w:hAnsi="Calibri"/>
                 <w:b/>
-                <w:sz w:val="20"/>
               </w:rPr>
-              <w:t>Type / domain</w:t>
+              <w:t>Format / units</w:t>
             </w:r>
           </w:p>
         </w:tc>
         <w:tc>
           <w:tcPr>
-            <w:tcW w:type="dxa" w:w="3402"/>
-            <w:shd w:val="clear" w:color="auto" w:fill="D9E2F3"/>
+            <w:tcW w:type="dxa" w:w="2160"/>
           </w:tcPr>
           <w:p>
             <w:r>
               <w:rPr>
-                <w:rFonts w:ascii="Calibri" w:hAnsi="Calibri"/>
                 <w:b/>
-                <w:sz w:val="20"/>
               </w:rPr>
-              <w:t>Meaning</w:t>
+              <w:t>Domain</w:t>
+            </w:r>
+          </w:p>
+        </w:tc>
+        <w:tc>
+          <w:tcPr>
+            <w:tcW w:type="dxa" w:w="2160"/>
+          </w:tcPr>
+          <w:p>
+            <w:r>
+              <w:rPr>
+                <w:b/>
+              </w:rPr>
+              <w:t>Source</w:t>
             </w:r>
           </w:p>
         </w:tc>
@@ -349,43 +208,41 @@
       <w:tr>
         <w:tc>
           <w:tcPr>
-            <w:tcW w:type="dxa" w:w="1814"/>
+            <w:tcW w:type="dxa" w:w="2160"/>
           </w:tcPr>
           <w:p>
             <w:r>
-              <w:rPr>
-                <w:rFonts w:ascii="Calibri" w:hAnsi="Calibri"/>
-                <w:sz w:val="20"/>
-              </w:rPr>
-              <w:t>deviceid</w:t>
+              <w:t>co2_now</w:t>
             </w:r>
           </w:p>
         </w:tc>
         <w:tc>
           <w:tcPr>
-            <w:tcW w:type="dxa" w:w="3118"/>
+            <w:tcW w:type="dxa" w:w="2160"/>
           </w:tcPr>
           <w:p>
             <w:r>
-              <w:rPr>
-                <w:rFonts w:ascii="Calibri" w:hAnsi="Calibri"/>
-                <w:sz w:val="20"/>
-              </w:rPr>
-              <w:t>UUID (1 distinct value)</w:t>
+              <w:t>float, ppm</w:t>
             </w:r>
           </w:p>
         </w:tc>
         <w:tc>
           <w:tcPr>
-            <w:tcW w:type="dxa" w:w="3402"/>
+            <w:tcW w:type="dxa" w:w="2160"/>
           </w:tcPr>
           <w:p>
             <w:r>
-              <w:rPr>
-                <w:rFonts w:ascii="Calibri" w:hAnsi="Calibri"/>
-                <w:sz w:val="20"/>
-              </w:rPr>
-              <w:t>Sensor gateway device</w:t>
+              <w:t>typically 350–2000 ppm</w:t>
+            </w:r>
+          </w:p>
+        </w:tc>
+        <w:tc>
+          <w:tcPr>
+            <w:tcW w:type="dxa" w:w="2160"/>
+          </w:tcPr>
+          <w:p>
+            <w:r>
+              <w:t>sensor 6012002000326, resampled to 15-min bins</w:t>
             </w:r>
           </w:p>
         </w:tc>
@@ -393,43 +250,41 @@
       <w:tr>
         <w:tc>
           <w:tcPr>
-            <w:tcW w:type="dxa" w:w="1814"/>
+            <w:tcW w:type="dxa" w:w="2160"/>
           </w:tcPr>
           <w:p>
             <w:r>
-              <w:rPr>
-                <w:rFonts w:ascii="Calibri" w:hAnsi="Calibri"/>
-                <w:sz w:val="20"/>
-              </w:rPr>
-              <w:t>floorspaceid</w:t>
+              <w:t>co2_lag1</w:t>
             </w:r>
           </w:p>
         </w:tc>
         <w:tc>
           <w:tcPr>
-            <w:tcW w:type="dxa" w:w="3118"/>
+            <w:tcW w:type="dxa" w:w="2160"/>
           </w:tcPr>
           <w:p>
             <w:r>
-              <w:rPr>
-                <w:rFonts w:ascii="Calibri" w:hAnsi="Calibri"/>
-                <w:sz w:val="20"/>
-              </w:rPr>
-              <w:t>UUID (5 distinct values)</w:t>
+              <w:t>float, ppm</w:t>
             </w:r>
           </w:p>
         </w:tc>
         <w:tc>
           <w:tcPr>
-            <w:tcW w:type="dxa" w:w="3402"/>
+            <w:tcW w:type="dxa" w:w="2160"/>
           </w:tcPr>
           <w:p>
             <w:r>
-              <w:rPr>
-                <w:rFonts w:ascii="Calibri" w:hAnsi="Calibri"/>
-                <w:sz w:val="20"/>
-              </w:rPr>
-              <w:t>Room/zone identifier</w:t>
+              <w:t>same as above</w:t>
+            </w:r>
+          </w:p>
+        </w:tc>
+        <w:tc>
+          <w:tcPr>
+            <w:tcW w:type="dxa" w:w="2160"/>
+          </w:tcPr>
+          <w:p>
+            <w:r>
+              <w:t>same sensor, one bin (15 min) earlier</w:t>
             </w:r>
           </w:p>
         </w:tc>
@@ -437,43 +292,41 @@
       <w:tr>
         <w:tc>
           <w:tcPr>
-            <w:tcW w:type="dxa" w:w="1814"/>
+            <w:tcW w:type="dxa" w:w="2160"/>
           </w:tcPr>
           <w:p>
             <w:r>
-              <w:rPr>
-                <w:rFonts w:ascii="Calibri" w:hAnsi="Calibri"/>
-                <w:sz w:val="20"/>
-              </w:rPr>
-              <w:t>occupancystatus</w:t>
+              <w:t>co2_rolling_1h</w:t>
             </w:r>
           </w:p>
         </w:tc>
         <w:tc>
           <w:tcPr>
-            <w:tcW w:type="dxa" w:w="3118"/>
+            <w:tcW w:type="dxa" w:w="2160"/>
           </w:tcPr>
           <w:p>
             <w:r>
-              <w:rPr>
-                <w:rFonts w:ascii="Calibri" w:hAnsi="Calibri"/>
-                <w:sz w:val="20"/>
-              </w:rPr>
-              <w:t xml:space="preserve">one of CurrentlyOccupied (92.5%), RecentlyOccupied (4.6%), NotOccupied (2.9%)</w:t>
+              <w:t>float, ppm</w:t>
             </w:r>
           </w:p>
         </w:tc>
         <w:tc>
           <w:tcPr>
-            <w:tcW w:type="dxa" w:w="3402"/>
+            <w:tcW w:type="dxa" w:w="2160"/>
           </w:tcPr>
           <w:p>
             <w:r>
-              <w:rPr>
-                <w:rFonts w:ascii="Calibri" w:hAnsi="Calibri"/>
-                <w:sz w:val="20"/>
-              </w:rPr>
-              <w:t xml:space="preserve">Sensor-reported state at collecteddate</w:t>
+              <w:t>same as above</w:t>
+            </w:r>
+          </w:p>
+        </w:tc>
+        <w:tc>
+          <w:tcPr>
+            <w:tcW w:type="dxa" w:w="2160"/>
+          </w:tcPr>
+          <w:p>
+            <w:r>
+              <w:t>trailing 4-bin (1h) mean of CO2</w:t>
             </w:r>
           </w:p>
         </w:tc>
@@ -481,43 +334,41 @@
       <w:tr>
         <w:tc>
           <w:tcPr>
-            <w:tcW w:type="dxa" w:w="1814"/>
+            <w:tcW w:type="dxa" w:w="2160"/>
           </w:tcPr>
           <w:p>
             <w:r>
-              <w:rPr>
-                <w:rFonts w:ascii="Calibri" w:hAnsi="Calibri"/>
-                <w:sz w:val="20"/>
-              </w:rPr>
-              <w:t>headcount</w:t>
+              <w:t>building_occupancy</w:t>
             </w:r>
           </w:p>
         </w:tc>
         <w:tc>
           <w:tcPr>
-            <w:tcW w:type="dxa" w:w="3118"/>
+            <w:tcW w:type="dxa" w:w="2160"/>
           </w:tcPr>
           <w:p>
             <w:r>
-              <w:rPr>
-                <w:rFonts w:ascii="Calibri" w:hAnsi="Calibri"/>
-                <w:sz w:val="20"/>
-              </w:rPr>
-              <w:t>integer ≥ 0</w:t>
+              <w:t>float, count</w:t>
             </w:r>
           </w:p>
         </w:tc>
         <w:tc>
           <w:tcPr>
-            <w:tcW w:type="dxa" w:w="3402"/>
+            <w:tcW w:type="dxa" w:w="2160"/>
           </w:tcPr>
           <w:p>
             <w:r>
-              <w:rPr>
-                <w:rFonts w:ascii="Calibri" w:hAnsi="Calibri"/>
-                <w:sz w:val="20"/>
-              </w:rPr>
-              <w:t>Reported person count (unused in this project)</w:t>
+              <w:t>0–5 (zones currently occupied)</w:t>
+            </w:r>
+          </w:p>
+        </w:tc>
+        <w:tc>
+          <w:tcPr>
+            <w:tcW w:type="dxa" w:w="2160"/>
+          </w:tcPr>
+          <w:p>
+            <w:r>
+              <w:t>aggregated from the occupancy event log</w:t>
             </w:r>
           </w:p>
         </w:tc>
@@ -525,43 +376,41 @@
       <w:tr>
         <w:tc>
           <w:tcPr>
-            <w:tcW w:type="dxa" w:w="1814"/>
+            <w:tcW w:type="dxa" w:w="2160"/>
           </w:tcPr>
           <w:p>
             <w:r>
-              <w:rPr>
-                <w:rFonts w:ascii="Calibri" w:hAnsi="Calibri"/>
-                <w:sz w:val="20"/>
-              </w:rPr>
-              <w:t>collecteddate</w:t>
+              <w:t>hour_sin, hour_cos</w:t>
             </w:r>
           </w:p>
         </w:tc>
         <w:tc>
           <w:tcPr>
-            <w:tcW w:type="dxa" w:w="3118"/>
+            <w:tcW w:type="dxa" w:w="2160"/>
           </w:tcPr>
           <w:p>
             <w:r>
-              <w:rPr>
-                <w:rFonts w:ascii="Calibri" w:hAnsi="Calibri"/>
-                <w:sz w:val="20"/>
-              </w:rPr>
-              <w:t>timestamp with UTC offset</w:t>
+              <w:t>float, unitless</w:t>
             </w:r>
           </w:p>
         </w:tc>
         <w:tc>
           <w:tcPr>
-            <w:tcW w:type="dxa" w:w="3402"/>
+            <w:tcW w:type="dxa" w:w="2160"/>
           </w:tcPr>
           <w:p>
             <w:r>
-              <w:rPr>
-                <w:rFonts w:ascii="Calibri" w:hAnsi="Calibri"/>
-                <w:sz w:val="20"/>
-              </w:rPr>
-              <w:t>When the state was recorded</w:t>
+              <w:t>[-1, 1]</w:t>
+            </w:r>
+          </w:p>
+        </w:tc>
+        <w:tc>
+          <w:tcPr>
+            <w:tcW w:type="dxa" w:w="2160"/>
+          </w:tcPr>
+          <w:p>
+            <w:r>
+              <w:t>cyclical encoding of time-of-day</w:t>
             </w:r>
           </w:p>
         </w:tc>
@@ -569,221 +418,113 @@
       <w:tr>
         <w:tc>
           <w:tcPr>
-            <w:tcW w:type="dxa" w:w="1814"/>
+            <w:tcW w:type="dxa" w:w="2160"/>
           </w:tcPr>
           <w:p>
             <w:r>
-              <w:rPr>
-                <w:rFonts w:ascii="Calibri" w:hAnsi="Calibri"/>
-                <w:sz w:val="20"/>
-              </w:rPr>
-              <w:t>occupancystatuschangedate, previousoccupancystatus</w:t>
+              <w:t>dow_sin, dow_cos</w:t>
             </w:r>
           </w:p>
         </w:tc>
         <w:tc>
           <w:tcPr>
-            <w:tcW w:type="dxa" w:w="3118"/>
+            <w:tcW w:type="dxa" w:w="2160"/>
           </w:tcPr>
           <w:p>
             <w:r>
-              <w:rPr>
-                <w:rFonts w:ascii="Calibri" w:hAnsi="Calibri"/>
-                <w:sz w:val="20"/>
-              </w:rPr>
-              <w:t>timestamp / status</w:t>
+              <w:t>float, unitless</w:t>
             </w:r>
           </w:p>
         </w:tc>
         <w:tc>
           <w:tcPr>
-            <w:tcW w:type="dxa" w:w="3402"/>
+            <w:tcW w:type="dxa" w:w="2160"/>
           </w:tcPr>
           <w:p>
             <w:r>
-              <w:rPr>
-                <w:rFonts w:ascii="Calibri" w:hAnsi="Calibri"/>
-                <w:sz w:val="20"/>
-              </w:rPr>
-              <w:t>Redundant with the above; unused</w:t>
+              <w:t>[-1, 1]</w:t>
+            </w:r>
+          </w:p>
+        </w:tc>
+        <w:tc>
+          <w:tcPr>
+            <w:tcW w:type="dxa" w:w="2160"/>
+          </w:tcPr>
+          <w:p>
+            <w:r>
+              <w:t>cyclical encoding of day-of-week</w:t>
+            </w:r>
+          </w:p>
+        </w:tc>
+      </w:tr>
+      <w:tr>
+        <w:tc>
+          <w:tcPr>
+            <w:tcW w:type="dxa" w:w="2160"/>
+          </w:tcPr>
+          <w:p>
+            <w:r>
+              <w:t>is_weekend</w:t>
+            </w:r>
+          </w:p>
+        </w:tc>
+        <w:tc>
+          <w:tcPr>
+            <w:tcW w:type="dxa" w:w="2160"/>
+          </w:tcPr>
+          <w:p>
+            <w:r>
+              <w:t>float (0.0/1.0)</w:t>
+            </w:r>
+          </w:p>
+        </w:tc>
+        <w:tc>
+          <w:tcPr>
+            <w:tcW w:type="dxa" w:w="2160"/>
+          </w:tcPr>
+          <w:p>
+            <w:r>
+              <w:t>{0, 1}</w:t>
+            </w:r>
+          </w:p>
+        </w:tc>
+        <w:tc>
+          <w:tcPr>
+            <w:tcW w:type="dxa" w:w="2160"/>
+          </w:tcPr>
+          <w:p>
+            <w:r>
+              <w:t>Saturday/Sunday flag</w:t>
             </w:r>
           </w:p>
         </w:tc>
       </w:tr>
     </w:tbl>
+    <w:p/>
     <w:p>
-      <w:pPr>
-        <w:spacing w:after="120"/>
-      </w:pPr>
-    </w:p>
-    <w:p>
-      <w:pPr>
-        <w:spacing w:after="160"/>
-      </w:pPr>
       <w:r>
         <w:rPr>
-          <w:rFonts w:ascii="Calibri" w:hAnsi="Calibri"/>
+          <w:b/>
+          <w:i w:val="0"/>
           <w:sz w:val="22"/>
         </w:rPr>
-        <w:t>A companion location spreadsheet (</w:t>
+        <w:t>Output.</w:t>
       </w:r>
       <w:r>
-        <w:rPr>
-          <w:rFonts w:ascii="Calibri" w:hAnsi="Calibri"/>
-          <w:sz w:val="20"/>
-        </w:rPr>
-        <w:t>Sensor ID and Locations.xlsx</w:t>
-      </w:r>
-      <w:r>
-        <w:rPr>
-          <w:rFonts w:ascii="Calibri" w:hAnsi="Calibri"/>
-          <w:sz w:val="22"/>
-        </w:rPr>
-        <w:t xml:space="preserve">) maps device/room identifiers to physical rooms. Cross-referencing it against the occupancy log showed only </w:t>
-      </w:r>
-      <w:r>
-        <w:rPr>
-          <w:rFonts w:ascii="Calibri" w:hAnsi="Calibri"/>
-          <w:b/>
-          <w:sz w:val="22"/>
-        </w:rPr>
-        <w:t>2 of the 5 rooms</w:t>
-      </w:r>
-      <w:r>
-        <w:rPr>
-          <w:rFonts w:ascii="Calibri" w:hAnsi="Calibri"/>
-          <w:sz w:val="22"/>
-        </w:rPr>
-        <w:t xml:space="preserve"> could be traced to a named physical space: </w:t>
-      </w:r>
-      <w:r>
-        <w:rPr>
-          <w:rFonts w:ascii="Calibri" w:hAnsi="Calibri"/>
-          <w:sz w:val="20"/>
-        </w:rPr>
-        <w:t>G.20</w:t>
-      </w:r>
-      <w:r>
-        <w:rPr>
-          <w:rFonts w:ascii="Calibri" w:hAnsi="Calibri"/>
-          <w:sz w:val="22"/>
-        </w:rPr>
-        <w:t xml:space="preserve"> and </w:t>
-      </w:r>
-      <w:r>
-        <w:rPr>
-          <w:rFonts w:ascii="Calibri" w:hAnsi="Calibri"/>
-          <w:sz w:val="20"/>
-        </w:rPr>
-        <w:t>G.25</w:t>
-      </w:r>
-      <w:r>
-        <w:rPr>
-          <w:rFonts w:ascii="Calibri" w:hAnsi="Calibri"/>
-          <w:sz w:val="22"/>
-        </w:rPr>
-        <w:t xml:space="preserve"> (“2.4m — Keenan Lab”). The remaining 3 are modelled as anonymous zones — the model still learns and predicts per-room patterns for them, but the report cannot say which physical room they are.</w:t>
+        <w:t xml:space="preserve"> A single continuous value: predicted CO2 concentration (ppm) 15 minutes ahead of the input bin. Unlike the earlier occupancy classifier's probability output, this is a genuine regression prediction with the same units and physical meaning as the measured quantity it predicts.</w:t>
       </w:r>
     </w:p>
     <w:p>
-      <w:pPr>
-        <w:pStyle w:val="Heading2"/>
-      </w:pPr>
-      <w:r>
-        <w:t>2.2 Model inputs and outputs</w:t>
-      </w:r>
-    </w:p>
-    <w:p>
-      <w:pPr>
-        <w:pStyle w:val="ListBullet"/>
-        <w:spacing w:after="80"/>
-      </w:pPr>
       <w:r>
         <w:rPr>
-          <w:rFonts w:ascii="Calibri" w:hAnsi="Calibri"/>
           <w:b/>
+          <w:i w:val="0"/>
           <w:sz w:val="22"/>
         </w:rPr>
-        <w:t>Input:</w:t>
+        <w:t>Invalid, missing or unsupported inputs.</w:t>
       </w:r>
       <w:r>
-        <w:rPr>
-          <w:rFonts w:ascii="Calibri" w:hAnsi="Calibri"/>
-          <w:sz w:val="22"/>
-        </w:rPr>
-        <w:t xml:space="preserve"> for a given room and time t, the occupancy state at t, the occupancy state one bin before t, the mean occupancy rate over the preceding hour, and calendar features (hour-of-day and day-of-week, cyclically encoded; weekend flag) derived from t.</w:t>
-      </w:r>
-    </w:p>
-    <w:p>
-      <w:pPr>
-        <w:pStyle w:val="ListBullet"/>
-        <w:spacing w:after="80"/>
-      </w:pPr>
-      <w:r>
-        <w:rPr>
-          <w:rFonts w:ascii="Calibri" w:hAnsi="Calibri"/>
-          <w:b/>
-          <w:sz w:val="22"/>
-        </w:rPr>
-        <w:t>Output:</w:t>
-      </w:r>
-      <w:r>
-        <w:rPr>
-          <w:rFonts w:ascii="Calibri" w:hAnsi="Calibri"/>
-          <w:sz w:val="22"/>
-        </w:rPr>
-        <w:t xml:space="preserve"> the predicted probability that the room is occupied (CurrentlyOccupied) during the </w:t>
-      </w:r>
-      <w:r>
-        <w:rPr>
-          <w:rFonts w:ascii="Calibri" w:hAnsi="Calibri"/>
-          <w:i/>
-          <w:sz w:val="22"/>
-        </w:rPr>
-        <w:t>next</w:t>
-      </w:r>
-      <w:r>
-        <w:rPr>
-          <w:rFonts w:ascii="Calibri" w:hAnsi="Calibri"/>
-          <w:sz w:val="22"/>
-        </w:rPr>
-        <w:t xml:space="preserve"> 15-minute bin, per room.</w:t>
-      </w:r>
-    </w:p>
-    <w:p>
-      <w:pPr>
-        <w:pStyle w:val="ListBullet"/>
-        <w:spacing w:after="80"/>
-      </w:pPr>
-      <w:r>
-        <w:rPr>
-          <w:rFonts w:ascii="Calibri" w:hAnsi="Calibri"/>
-          <w:b/>
-          <w:sz w:val="22"/>
-        </w:rPr>
-        <w:t>Invalid/missing input handling:</w:t>
-      </w:r>
-      <w:r>
-        <w:rPr>
-          <w:rFonts w:ascii="Calibri" w:hAnsi="Calibri"/>
-          <w:sz w:val="22"/>
-        </w:rPr>
-        <w:t xml:space="preserve"> the raw log is event-driven, so most clock intervals have no row at all. resample_occupancy converts this into a regular per-room grid, forward-filling a known state for up to a </w:t>
-      </w:r>
-      <w:r>
-        <w:rPr>
-          <w:rFonts w:ascii="Calibri" w:hAnsi="Calibri"/>
-          <w:b/>
-          <w:sz w:val="22"/>
-        </w:rPr>
-        <w:t>2-hour</w:t>
-      </w:r>
-      <w:r>
-        <w:rPr>
-          <w:rFonts w:ascii="Calibri" w:hAnsi="Calibri"/>
-          <w:sz w:val="22"/>
-        </w:rPr>
-        <w:t xml:space="preserve"> gap; any gap longer than that (e.g. a sensor outage) is left as an explicit missing value rather than assumed. Rows whose required feature history or target is missing are dropped before training/evaluation (never imputed) — see §5 for how much data this costs and why imputing was rejected as circular for this specific task. An occupancystatus value outside the three known states raises an error rather than being silently ignored (occupancy.data_loading._validate).</w:t>
+        <w:t xml:space="preserve"> occupancy.env_sensors drops JSON payload entries that carry no value field (a failed sensor read, not a zero reading — discovered and handled explicitly; see §7). occupancy.co2_regression.build_co2_supervised_dataset drops any row missing a required lag/rolling feature or target rather than imputing one — see §5 for how large this effect is and why it is not treated as an error to hide.</w:t>
       </w:r>
     </w:p>
     <w:p>
@@ -791,205 +532,98 @@
         <w:pStyle w:val="Heading1"/>
       </w:pPr>
       <w:r>
-        <w:t>3. Computational Approach</w:t>
+        <w:t>3. Computational Solution</w:t>
+      </w:r>
+    </w:p>
+    <w:p>
+      <w:r>
+        <w:rPr>
+          <w:i w:val="0"/>
+          <w:sz w:val="22"/>
+        </w:rPr>
+        <w:t>Four regression methods — the full set taught in MMA3001 Week 5 — are implemented and compared (occupancy.co2_models), each as a scikit-learn Pipeline with a shared StandardScaler preprocessing step (essential for SVR and the neural network; harmless for the other two, since ordinary least squares is scale-invariant in its predictions and a decision tree's splits are invariant to any monotonic per-feature transform — using one shared preprocessing step keeps the comparison fair).</w:t>
       </w:r>
     </w:p>
     <w:p>
       <w:pPr>
-        <w:spacing w:after="160"/>
+        <w:pStyle w:val="ListBullet"/>
       </w:pPr>
       <w:r>
         <w:rPr>
-          <w:rFonts w:ascii="Calibri" w:hAnsi="Calibri"/>
-          <w:sz w:val="22"/>
+          <w:b/>
         </w:rPr>
-        <w:t>Three predictors were implemented and compared, from simplest to most informed:</w:t>
+        <w:t xml:space="preserve">Linear Regression (Week 5.1) — </w:t>
+      </w:r>
+      <w:r>
+        <w:t>fits CO2_next as a weighted sum of the inputs by ordinary least squares. Included as the simplest, fastest, most interpretable baseline.</w:t>
       </w:r>
     </w:p>
     <w:p>
       <w:pPr>
-        <w:pStyle w:val="ListNumber"/>
-        <w:spacing w:after="80"/>
+        <w:pStyle w:val="ListBullet"/>
       </w:pPr>
       <w:r>
         <w:rPr>
-          <w:rFonts w:ascii="Calibri" w:hAnsi="Calibri"/>
           <w:b/>
-          <w:sz w:val="22"/>
         </w:rPr>
-        <w:t>Persistence baseline</w:t>
+        <w:t xml:space="preserve">Decision Tree Regression (Week 5.2) — </w:t>
       </w:r>
       <w:r>
-        <w:rPr>
-          <w:rFonts w:ascii="Calibri" w:hAnsi="Calibri"/>
-          <w:sz w:val="22"/>
-        </w:rPr>
-        <w:t xml:space="preserve"> — predicts that the next interval repeats the current one. No fitting; a reference point for “doing nothing clever.”</w:t>
+        <w:t>a single regression tree (max_depth=8), splitting the feature space into if/else regions. Can capture interactions (e.g. “high occupancy AND afternoon”) a linear model cannot.</w:t>
       </w:r>
     </w:p>
     <w:p>
       <w:pPr>
-        <w:pStyle w:val="ListNumber"/>
-        <w:spacing w:after="80"/>
+        <w:pStyle w:val="ListBullet"/>
       </w:pPr>
       <w:r>
         <w:rPr>
-          <w:rFonts w:ascii="Calibri" w:hAnsi="Calibri"/>
           <w:b/>
-          <w:sz w:val="22"/>
         </w:rPr>
-        <w:t>Time-of-day Markov chain</w:t>
+        <w:t xml:space="preserve">Support Vector Regression (Week 5.3) — </w:t>
       </w:r>
       <w:r>
-        <w:rPr>
-          <w:rFonts w:ascii="Calibri" w:hAnsi="Calibri"/>
-          <w:sz w:val="22"/>
-        </w:rPr>
-        <w:t xml:space="preserve"> (occupancy.baselines.MarkovBaseline) — a first-order Markov model whose transition probability P(occupiedₜ₊₁=1 | room, hour-of-day, occupiedₜ) is estimated by direct counting from training data. This is the classical numerical/statistical method in the comparison: no gradient-based fitting, its only “parameter” is the table of empirical transition rates. An unseen (room, hour, state) combination falls back to the overall training occupancy rate rather than failing.</w:t>
+        <w:t>an RBF-kernel SVR (C=10, epsilon=0.5), fitting a smooth nonlinear function tolerant of small prediction errors within an epsilon-margin.</w:t>
       </w:r>
     </w:p>
     <w:p>
       <w:pPr>
-        <w:pStyle w:val="ListNumber"/>
-        <w:spacing w:after="80"/>
+        <w:pStyle w:val="ListBullet"/>
       </w:pPr>
       <w:r>
         <w:rPr>
-          <w:rFonts w:ascii="Calibri" w:hAnsi="Calibri"/>
           <w:b/>
-          <w:sz w:val="22"/>
         </w:rPr>
-        <w:t>Logistic regression</w:t>
+        <w:t xml:space="preserve">Neural Network Regression (Week 5.4) — </w:t>
       </w:r>
       <w:r>
-        <w:rPr>
-          <w:rFonts w:ascii="Calibri" w:hAnsi="Calibri"/>
-          <w:sz w:val="22"/>
-        </w:rPr>
-        <w:t xml:space="preserve"> (occupancy.model.build_logistic_pipeline) — a linear classifier over the engineered features plus a one-hot-encoded room identity, chosen as the first ML model for its interpretability and near-zero training cost, giving a clean reference for whether a more expensive model is worth it.</w:t>
+        <w:t>a small MLPRegressor (two hidden layers, 32 and 16 units, early stopping), able to approximate more complex nonlinear relationships at the cost of being the least interpretable and most prone to overfitting on a dataset this size.</w:t>
       </w:r>
     </w:p>
     <w:p>
-      <w:pPr>
-        <w:pStyle w:val="ListNumber"/>
-        <w:spacing w:after="80"/>
-      </w:pPr>
       <w:r>
         <w:rPr>
-          <w:rFonts w:ascii="Calibri" w:hAnsi="Calibri"/>
           <w:b/>
-          <w:sz w:val="22"/>
-        </w:rPr>
-        <w:t>Random forest</w:t>
-      </w:r>
-      <w:r>
-        <w:rPr>
-          <w:rFonts w:ascii="Calibri" w:hAnsi="Calibri"/>
-          <w:sz w:val="22"/>
-        </w:rPr>
-        <w:t xml:space="preserve"> (occupancy.model.build_random_forest_pipeline, 100 trees) — included as a second, non-linear ML model, to check whether feature interactions (e.g. “weekday AND afternoon”) that a linear model cannot represent directly are actually being missed.</w:t>
-      </w:r>
-    </w:p>
-    <w:p>
-      <w:pPr>
-        <w:spacing w:after="160"/>
-      </w:pPr>
-      <w:r>
-        <w:rPr>
-          <w:rFonts w:ascii="Calibri" w:hAnsi="Calibri"/>
-          <w:sz w:val="22"/>
-        </w:rPr>
-        <w:t>All four share the same feature pipeline (</w:t>
-      </w:r>
-      <w:r>
-        <w:rPr>
-          <w:rFonts w:ascii="Calibri" w:hAnsi="Calibri"/>
-          <w:sz w:val="20"/>
-        </w:rPr>
-        <w:t>occupancy.features.build_supervised_dataset</w:t>
-      </w:r>
-      <w:r>
-        <w:rPr>
-          <w:rFonts w:ascii="Calibri" w:hAnsi="Calibri"/>
-          <w:sz w:val="22"/>
-        </w:rPr>
-        <w:t>), so differences in predictive performance can be attributed to the model, not to inconsistent inputs. Cyclical (sine/cosine) encoding was used for hour-of-day and day-of-week so that, e.g., 23:00 and 00:00 are numerically adjacent rather than maximally distant, which a raw integer encoding would imply.</w:t>
-      </w:r>
-    </w:p>
-    <w:p>
-      <w:pPr>
-        <w:spacing w:after="160"/>
-      </w:pPr>
-      <w:r>
-        <w:rPr>
-          <w:rFonts w:ascii="Calibri" w:hAnsi="Calibri"/>
-          <w:b/>
+          <w:i w:val="0"/>
           <w:sz w:val="22"/>
         </w:rPr>
         <w:t>Key assumption.</w:t>
       </w:r>
       <w:r>
+        <w:t xml:space="preserve"> Building occupancy is deliberately included as a testable feature, not assumed useful: §4 reports the result of fitting every model both with and without it, since the project's own earlier sensor-matching analysis (§7) found no statistical evidence any occupancy zone shares this sensor's room.</w:t>
+      </w:r>
+    </w:p>
+    <w:p>
+      <w:r>
         <w:rPr>
-          <w:rFonts w:ascii="Calibri" w:hAnsi="Calibri"/>
+          <w:b/>
+          <w:i w:val="0"/>
           <w:sz w:val="22"/>
         </w:rPr>
-        <w:t xml:space="preserve"> “Occupied” is defined strictly as </w:t>
+        <w:t>Implementation.</w:t>
       </w:r>
       <w:r>
-        <w:rPr>
-          <w:rFonts w:ascii="Calibri" w:hAnsi="Calibri"/>
-          <w:sz w:val="20"/>
-        </w:rPr>
-        <w:t>CurrentlyOccupied</w:t>
-      </w:r>
-      <w:r>
-        <w:rPr>
-          <w:rFonts w:ascii="Calibri" w:hAnsi="Calibri"/>
-          <w:sz w:val="22"/>
-        </w:rPr>
-        <w:t xml:space="preserve"> only (</w:t>
-      </w:r>
-      <w:r>
-        <w:rPr>
-          <w:rFonts w:ascii="Calibri" w:hAnsi="Calibri"/>
-          <w:sz w:val="20"/>
-        </w:rPr>
-        <w:t>RecentlyOccupied</w:t>
-      </w:r>
-      <w:r>
-        <w:rPr>
-          <w:rFonts w:ascii="Calibri" w:hAnsi="Calibri"/>
-          <w:sz w:val="22"/>
-        </w:rPr>
-        <w:t xml:space="preserve"> — a sensor cooldown state — counts as unoccupied). This is a deliberate, documented choice (</w:t>
-      </w:r>
-      <w:r>
-        <w:rPr>
-          <w:rFonts w:ascii="Calibri" w:hAnsi="Calibri"/>
-          <w:sz w:val="20"/>
-        </w:rPr>
-        <w:t>resample_occupancy</w:t>
-      </w:r>
-      <w:r>
-        <w:rPr>
-          <w:rFonts w:ascii="Calibri" w:hAnsi="Calibri"/>
-          <w:sz w:val="22"/>
-        </w:rPr>
-        <w:t xml:space="preserve">'s </w:t>
-      </w:r>
-      <w:r>
-        <w:rPr>
-          <w:rFonts w:ascii="Calibri" w:hAnsi="Calibri"/>
-          <w:sz w:val="20"/>
-        </w:rPr>
-        <w:t>occupied_statuses</w:t>
-      </w:r>
-      <w:r>
-        <w:rPr>
-          <w:rFonts w:ascii="Calibri" w:hAnsi="Calibri"/>
-          <w:sz w:val="22"/>
-        </w:rPr>
-        <w:t xml:space="preserve"> parameter); a looser definition is a one-line change and was not explored further given the project's scope.</w:t>
+        <w:t xml:space="preserve"> occupancy.co2_regression.build_co2_supervised_dataset builds the supervised table; scripts/co2_prediction_experiment.py trains and evaluates all four models against the real data end-to-end.</w:t>
       </w:r>
     </w:p>
     <w:p>
@@ -1001,101 +635,49 @@
       </w:r>
     </w:p>
     <w:p>
-      <w:pPr>
-        <w:spacing w:after="160"/>
-      </w:pPr>
       <w:r>
         <w:rPr>
-          <w:rFonts w:ascii="Calibri" w:hAnsi="Calibri"/>
           <w:b/>
+          <w:i w:val="0"/>
           <w:sz w:val="22"/>
         </w:rPr>
         <w:t>Validation method.</w:t>
       </w:r>
       <w:r>
-        <w:rPr>
-          <w:rFonts w:ascii="Calibri" w:hAnsi="Calibri"/>
-          <w:sz w:val="22"/>
-        </w:rPr>
-        <w:t xml:space="preserve"> The supervised table was split </w:t>
-      </w:r>
-      <w:r>
-        <w:rPr>
-          <w:rFonts w:ascii="Calibri" w:hAnsi="Calibri"/>
-          <w:b/>
-          <w:sz w:val="22"/>
-        </w:rPr>
-        <w:t>chronologically</w:t>
-      </w:r>
-      <w:r>
-        <w:rPr>
-          <w:rFonts w:ascii="Calibri" w:hAnsi="Calibri"/>
-          <w:sz w:val="22"/>
-        </w:rPr>
-        <w:t xml:space="preserve"> (never randomly) at the 80th percentile of timestamps — training on data up to </w:t>
-      </w:r>
-      <w:r>
-        <w:rPr>
-          <w:rFonts w:ascii="Calibri" w:hAnsi="Calibri"/>
-          <w:b/>
-          <w:sz w:val="22"/>
-        </w:rPr>
-        <w:t>15 October 2025</w:t>
-      </w:r>
-      <w:r>
-        <w:rPr>
-          <w:rFonts w:ascii="Calibri" w:hAnsi="Calibri"/>
-          <w:sz w:val="22"/>
-        </w:rPr>
-        <w:t>, testing only on data after that date. A random split was deliberately rejected: it would let the model see occupancy patterns from “the future” relative to some test points, inflating every metric in a way that would not hold up once the model is actually deployed forward in time. Because occupancy is imbalanced (~40% positive in the test set, not evenly split), accuracy alone is not trusted — F1, ROC-AUC and the Brier score (a calibration measure, lower is better) are all reported together.</w:t>
+        <w:t xml:space="preserve"> The supervised table (17,010 rows after dropping rows with missing lag/rolling/target values — see §5) was split chronologically (train 80% / test 20% by time, never randomly) at 11 March 2026, exactly the discipline taught in Week 5.6 and already established in this project's earlier occupancy work: a random split would let a model see “future” CO2 values relative to some test points, inflating every metric in a way that would not hold once deployed forward in time.</w:t>
       </w:r>
     </w:p>
     <w:p>
-      <w:pPr>
-        <w:spacing w:after="160"/>
-      </w:pPr>
       <w:r>
         <w:rPr>
-          <w:rFonts w:ascii="Calibri" w:hAnsi="Calibri"/>
           <w:b/>
+          <w:i w:val="0"/>
           <w:sz w:val="22"/>
         </w:rPr>
-        <w:t>Main result</w:t>
-      </w:r>
-      <w:r>
-        <w:rPr>
-          <w:rFonts w:ascii="Calibri" w:hAnsi="Calibri"/>
-          <w:sz w:val="22"/>
-        </w:rPr>
-        <w:t xml:space="preserve"> (15-minute bins, 1-hour lookback; 342,401 resampled bins, 26.5% dropped for insufficient history — see §6; 201,216 training / 50,305 test rows):</w:t>
+        <w:t>Main result (13,608 train / 3,402 test rows; metrics per Week 5.5):</w:t>
       </w:r>
     </w:p>
     <w:tbl>
       <w:tblPr>
-        <w:tblStyle w:val="TableGrid"/>
+        <w:tblStyle w:val="LightGrid-Accent1"/>
         <w:tblW w:type="auto" w:w="0"/>
-        <w:jc w:val="center"/>
         <w:tblLook w:firstColumn="1" w:firstRow="1" w:lastColumn="0" w:lastRow="0" w:noHBand="0" w:noVBand="1" w:val="04A0"/>
       </w:tblPr>
       <w:tblGrid>
-        <w:gridCol w:w="1949"/>
-        <w:gridCol w:w="1949"/>
-        <w:gridCol w:w="1949"/>
-        <w:gridCol w:w="1949"/>
-        <w:gridCol w:w="1949"/>
+        <w:gridCol w:w="2160"/>
+        <w:gridCol w:w="2160"/>
+        <w:gridCol w:w="2160"/>
+        <w:gridCol w:w="2160"/>
       </w:tblGrid>
       <w:tr>
         <w:tc>
           <w:tcPr>
-            <w:tcW w:type="dxa" w:w="2551"/>
-            <w:shd w:val="clear" w:color="auto" w:fill="D9E2F3"/>
+            <w:tcW w:type="dxa" w:w="2160"/>
           </w:tcPr>
           <w:p>
             <w:r>
               <w:rPr>
-                <w:rFonts w:ascii="Calibri" w:hAnsi="Calibri"/>
                 <w:b/>
-                <w:sz w:val="20"/>
               </w:rPr>
               <w:t>Model</w:t>
             </w:r>
@@ -1103,65 +685,40 @@
         </w:tc>
         <w:tc>
           <w:tcPr>
-            <w:tcW w:type="dxa" w:w="1304"/>
-            <w:shd w:val="clear" w:color="auto" w:fill="D9E2F3"/>
+            <w:tcW w:type="dxa" w:w="2160"/>
           </w:tcPr>
           <w:p>
             <w:r>
               <w:rPr>
-                <w:rFonts w:ascii="Calibri" w:hAnsi="Calibri"/>
                 <w:b/>
-                <w:sz w:val="20"/>
               </w:rPr>
-              <w:t>Accuracy</w:t>
+              <w:t>MAE (ppm)</w:t>
             </w:r>
           </w:p>
         </w:tc>
         <w:tc>
           <w:tcPr>
-            <w:tcW w:type="dxa" w:w="1134"/>
-            <w:shd w:val="clear" w:color="auto" w:fill="D9E2F3"/>
+            <w:tcW w:type="dxa" w:w="2160"/>
           </w:tcPr>
           <w:p>
             <w:r>
               <w:rPr>
-                <w:rFonts w:ascii="Calibri" w:hAnsi="Calibri"/>
                 <w:b/>
-                <w:sz w:val="20"/>
               </w:rPr>
-              <w:t>F1</w:t>
+              <w:t>RMSE (ppm)</w:t>
             </w:r>
           </w:p>
         </w:tc>
         <w:tc>
           <w:tcPr>
-            <w:tcW w:type="dxa" w:w="1304"/>
-            <w:shd w:val="clear" w:color="auto" w:fill="D9E2F3"/>
+            <w:tcW w:type="dxa" w:w="2160"/>
           </w:tcPr>
           <w:p>
             <w:r>
               <w:rPr>
-                <w:rFonts w:ascii="Calibri" w:hAnsi="Calibri"/>
                 <w:b/>
-                <w:sz w:val="20"/>
               </w:rPr>
-              <w:t>ROC-AUC</w:t>
-            </w:r>
-          </w:p>
-        </w:tc>
-        <w:tc>
-          <w:tcPr>
-            <w:tcW w:type="dxa" w:w="1928"/>
-            <w:shd w:val="clear" w:color="auto" w:fill="D9E2F3"/>
-          </w:tcPr>
-          <w:p>
-            <w:r>
-              <w:rPr>
-                <w:rFonts w:ascii="Calibri" w:hAnsi="Calibri"/>
-                <w:b/>
-                <w:sz w:val="20"/>
-              </w:rPr>
-              <w:t>Brier score ↓</w:t>
+              <w:t>R²</w:t>
             </w:r>
           </w:p>
         </w:tc>
@@ -1169,71 +726,41 @@
       <w:tr>
         <w:tc>
           <w:tcPr>
-            <w:tcW w:type="dxa" w:w="2551"/>
+            <w:tcW w:type="dxa" w:w="2160"/>
           </w:tcPr>
           <w:p>
             <w:r>
-              <w:rPr>
-                <w:rFonts w:ascii="Calibri" w:hAnsi="Calibri"/>
-                <w:sz w:val="20"/>
-              </w:rPr>
-              <w:t>Persistence baseline</w:t>
+              <w:t>Linear Regression</w:t>
             </w:r>
           </w:p>
         </w:tc>
         <w:tc>
           <w:tcPr>
-            <w:tcW w:type="dxa" w:w="1304"/>
+            <w:tcW w:type="dxa" w:w="2160"/>
           </w:tcPr>
           <w:p>
             <w:r>
-              <w:rPr>
-                <w:rFonts w:ascii="Calibri" w:hAnsi="Calibri"/>
-                <w:sz w:val="20"/>
-              </w:rPr>
-              <w:t>0.816</w:t>
+              <w:t>9.012</w:t>
             </w:r>
           </w:p>
         </w:tc>
         <w:tc>
           <w:tcPr>
-            <w:tcW w:type="dxa" w:w="1134"/>
+            <w:tcW w:type="dxa" w:w="2160"/>
           </w:tcPr>
           <w:p>
             <w:r>
-              <w:rPr>
-                <w:rFonts w:ascii="Calibri" w:hAnsi="Calibri"/>
-                <w:sz w:val="20"/>
-              </w:rPr>
-              <w:t>0.771</w:t>
+              <w:t>25.579</w:t>
             </w:r>
           </w:p>
         </w:tc>
         <w:tc>
           <w:tcPr>
-            <w:tcW w:type="dxa" w:w="1304"/>
+            <w:tcW w:type="dxa" w:w="2160"/>
           </w:tcPr>
           <w:p>
             <w:r>
-              <w:rPr>
-                <w:rFonts w:ascii="Calibri" w:hAnsi="Calibri"/>
-                <w:sz w:val="20"/>
-              </w:rPr>
-              <w:t>0.809</w:t>
-            </w:r>
-          </w:p>
-        </w:tc>
-        <w:tc>
-          <w:tcPr>
-            <w:tcW w:type="dxa" w:w="1928"/>
-          </w:tcPr>
-          <w:p>
-            <w:r>
-              <w:rPr>
-                <w:rFonts w:ascii="Calibri" w:hAnsi="Calibri"/>
-                <w:sz w:val="20"/>
-              </w:rPr>
-              <w:t>0.184</w:t>
+              <w:t>0.3581</w:t>
             </w:r>
           </w:p>
         </w:tc>
@@ -1241,71 +768,41 @@
       <w:tr>
         <w:tc>
           <w:tcPr>
-            <w:tcW w:type="dxa" w:w="2551"/>
+            <w:tcW w:type="dxa" w:w="2160"/>
           </w:tcPr>
           <w:p>
             <w:r>
-              <w:rPr>
-                <w:rFonts w:ascii="Calibri" w:hAnsi="Calibri"/>
-                <w:sz w:val="20"/>
-              </w:rPr>
-              <w:t>Markov (time-of-day) baseline</w:t>
+              <w:t>Decision Tree Regression</w:t>
             </w:r>
           </w:p>
         </w:tc>
         <w:tc>
           <w:tcPr>
-            <w:tcW w:type="dxa" w:w="1304"/>
+            <w:tcW w:type="dxa" w:w="2160"/>
           </w:tcPr>
           <w:p>
             <w:r>
-              <w:rPr>
-                <w:rFonts w:ascii="Calibri" w:hAnsi="Calibri"/>
-                <w:sz w:val="20"/>
-              </w:rPr>
-              <w:t>0.817</w:t>
+              <w:t>9.353</w:t>
             </w:r>
           </w:p>
         </w:tc>
         <w:tc>
           <w:tcPr>
-            <w:tcW w:type="dxa" w:w="1134"/>
+            <w:tcW w:type="dxa" w:w="2160"/>
           </w:tcPr>
           <w:p>
             <w:r>
-              <w:rPr>
-                <w:rFonts w:ascii="Calibri" w:hAnsi="Calibri"/>
-                <w:sz w:val="20"/>
-              </w:rPr>
-              <w:t>0.772</w:t>
+              <w:t>28.708</w:t>
             </w:r>
           </w:p>
         </w:tc>
         <w:tc>
           <w:tcPr>
-            <w:tcW w:type="dxa" w:w="1304"/>
+            <w:tcW w:type="dxa" w:w="2160"/>
           </w:tcPr>
           <w:p>
             <w:r>
-              <w:rPr>
-                <w:rFonts w:ascii="Calibri" w:hAnsi="Calibri"/>
-                <w:sz w:val="20"/>
-              </w:rPr>
-              <w:t>0.870</w:t>
-            </w:r>
-          </w:p>
-        </w:tc>
-        <w:tc>
-          <w:tcPr>
-            <w:tcW w:type="dxa" w:w="1928"/>
-          </w:tcPr>
-          <w:p>
-            <w:r>
-              <w:rPr>
-                <w:rFonts w:ascii="Calibri" w:hAnsi="Calibri"/>
-                <w:sz w:val="20"/>
-              </w:rPr>
-              <w:t>0.139</w:t>
+              <w:t>0.1914</w:t>
             </w:r>
           </w:p>
         </w:tc>
@@ -1313,106 +810,41 @@
       <w:tr>
         <w:tc>
           <w:tcPr>
-            <w:tcW w:type="dxa" w:w="2551"/>
+            <w:tcW w:type="dxa" w:w="2160"/>
           </w:tcPr>
           <w:p>
             <w:r>
-              <w:rPr>
-                <w:rFonts w:ascii="Calibri" w:hAnsi="Calibri"/>
-                <w:sz w:val="20"/>
-              </w:rPr>
-            </w:r>
-            <w:r>
-              <w:rPr>
-                <w:rFonts w:ascii="Calibri" w:hAnsi="Calibri"/>
-                <w:b/>
-                <w:sz w:val="20"/>
-              </w:rPr>
-              <w:t>Logistic regression</w:t>
+              <w:t>SVR (best)</w:t>
             </w:r>
           </w:p>
         </w:tc>
         <w:tc>
           <w:tcPr>
-            <w:tcW w:type="dxa" w:w="1304"/>
+            <w:tcW w:type="dxa" w:w="2160"/>
           </w:tcPr>
           <w:p>
             <w:r>
-              <w:rPr>
-                <w:rFonts w:ascii="Calibri" w:hAnsi="Calibri"/>
-                <w:sz w:val="20"/>
-              </w:rPr>
-            </w:r>
-            <w:r>
-              <w:rPr>
-                <w:rFonts w:ascii="Calibri" w:hAnsi="Calibri"/>
-                <w:b/>
-                <w:sz w:val="20"/>
-              </w:rPr>
-              <w:t>0.825</w:t>
+              <w:t>8.350</w:t>
             </w:r>
           </w:p>
         </w:tc>
         <w:tc>
           <w:tcPr>
-            <w:tcW w:type="dxa" w:w="1134"/>
+            <w:tcW w:type="dxa" w:w="2160"/>
           </w:tcPr>
           <w:p>
             <w:r>
-              <w:rPr>
-                <w:rFonts w:ascii="Calibri" w:hAnsi="Calibri"/>
-                <w:sz w:val="20"/>
-              </w:rPr>
-            </w:r>
-            <w:r>
-              <w:rPr>
-                <w:rFonts w:ascii="Calibri" w:hAnsi="Calibri"/>
-                <w:b/>
-                <w:sz w:val="20"/>
-              </w:rPr>
-              <w:t>0.781</w:t>
+              <w:t>25.894</w:t>
             </w:r>
           </w:p>
         </w:tc>
         <w:tc>
           <w:tcPr>
-            <w:tcW w:type="dxa" w:w="1304"/>
+            <w:tcW w:type="dxa" w:w="2160"/>
           </w:tcPr>
           <w:p>
             <w:r>
-              <w:rPr>
-                <w:rFonts w:ascii="Calibri" w:hAnsi="Calibri"/>
-                <w:sz w:val="20"/>
-              </w:rPr>
-            </w:r>
-            <w:r>
-              <w:rPr>
-                <w:rFonts w:ascii="Calibri" w:hAnsi="Calibri"/>
-                <w:b/>
-                <w:sz w:val="20"/>
-              </w:rPr>
-              <w:t>0.890</w:t>
-            </w:r>
-          </w:p>
-        </w:tc>
-        <w:tc>
-          <w:tcPr>
-            <w:tcW w:type="dxa" w:w="1928"/>
-          </w:tcPr>
-          <w:p>
-            <w:r>
-              <w:rPr>
-                <w:rFonts w:ascii="Calibri" w:hAnsi="Calibri"/>
-                <w:sz w:val="20"/>
-              </w:rPr>
-            </w:r>
-            <w:r>
-              <w:rPr>
-                <w:rFonts w:ascii="Calibri" w:hAnsi="Calibri"/>
-                <w:b/>
-                <w:sz w:val="20"/>
-              </w:rPr>
-              <w:t>0.128</w:t>
+              <w:t>0.3422</w:t>
             </w:r>
           </w:p>
         </w:tc>
@@ -1420,155 +852,322 @@
       <w:tr>
         <w:tc>
           <w:tcPr>
-            <w:tcW w:type="dxa" w:w="2551"/>
+            <w:tcW w:type="dxa" w:w="2160"/>
           </w:tcPr>
           <w:p>
             <w:r>
-              <w:rPr>
-                <w:rFonts w:ascii="Calibri" w:hAnsi="Calibri"/>
-                <w:sz w:val="20"/>
-              </w:rPr>
-              <w:t>Random forest (100 trees)</w:t>
+              <w:t>Neural Network Regression</w:t>
             </w:r>
           </w:p>
         </w:tc>
         <w:tc>
           <w:tcPr>
-            <w:tcW w:type="dxa" w:w="1304"/>
+            <w:tcW w:type="dxa" w:w="2160"/>
           </w:tcPr>
           <w:p>
             <w:r>
-              <w:rPr>
-                <w:rFonts w:ascii="Calibri" w:hAnsi="Calibri"/>
-                <w:sz w:val="20"/>
-              </w:rPr>
-              <w:t>0.811</w:t>
+              <w:t>9.350</w:t>
             </w:r>
           </w:p>
         </w:tc>
         <w:tc>
           <w:tcPr>
-            <w:tcW w:type="dxa" w:w="1134"/>
+            <w:tcW w:type="dxa" w:w="2160"/>
           </w:tcPr>
           <w:p>
             <w:r>
-              <w:rPr>
-                <w:rFonts w:ascii="Calibri" w:hAnsi="Calibri"/>
-                <w:sz w:val="20"/>
-              </w:rPr>
-              <w:t>—</w:t>
+              <w:t>26.015</w:t>
             </w:r>
           </w:p>
         </w:tc>
         <w:tc>
           <w:tcPr>
-            <w:tcW w:type="dxa" w:w="1304"/>
+            <w:tcW w:type="dxa" w:w="2160"/>
+          </w:tcPr>
+          <w:p>
+            <w:r>
+              <w:t>0.3360</w:t>
+            </w:r>
+          </w:p>
+        </w:tc>
+      </w:tr>
+    </w:tbl>
+    <w:p/>
+    <w:p>
+      <w:r>
+        <w:rPr>
+          <w:i w:val="0"/>
+          <w:sz w:val="22"/>
+        </w:rPr>
+        <w:t>SVR has the lowest MAE and is the model this project selects, though the margin over Linear Regression and the Neural Network is modest; Decision Tree Regression is clearly worst on every metric here, likely overfitting the training period's specific split points rather than learning a generalisable trend. An R² of ~0.34–0.36 means the models explain roughly a third of the variance in next-15-minute CO2 — a genuine but moderate result, not a strong one, and it is reported as such rather than overstated.</w:t>
+      </w:r>
+    </w:p>
+    <w:p>
+      <w:r>
+        <w:rPr>
+          <w:b/>
+          <w:i w:val="0"/>
+          <w:sz w:val="22"/>
+        </w:rPr>
+        <w:t>Does building occupancy actually help? Tested directly, not assumed:</w:t>
+      </w:r>
+    </w:p>
+    <w:tbl>
+      <w:tblPr>
+        <w:tblStyle w:val="LightGrid-Accent1"/>
+        <w:tblW w:type="auto" w:w="0"/>
+        <w:tblLook w:firstColumn="1" w:firstRow="1" w:lastColumn="0" w:lastRow="0" w:noHBand="0" w:noVBand="1" w:val="04A0"/>
+      </w:tblPr>
+      <w:tblGrid>
+        <w:gridCol w:w="2160"/>
+        <w:gridCol w:w="2160"/>
+        <w:gridCol w:w="2160"/>
+        <w:gridCol w:w="2160"/>
+      </w:tblGrid>
+      <w:tr>
+        <w:tc>
+          <w:tcPr>
+            <w:tcW w:type="dxa" w:w="2160"/>
           </w:tcPr>
           <w:p>
             <w:r>
               <w:rPr>
-                <w:rFonts w:ascii="Calibri" w:hAnsi="Calibri"/>
-                <w:sz w:val="20"/>
+                <w:b/>
               </w:rPr>
-              <w:t>0.860</w:t>
+              <w:t>Model</w:t>
             </w:r>
           </w:p>
         </w:tc>
         <w:tc>
           <w:tcPr>
-            <w:tcW w:type="dxa" w:w="1928"/>
+            <w:tcW w:type="dxa" w:w="2160"/>
           </w:tcPr>
           <w:p>
             <w:r>
               <w:rPr>
-                <w:rFonts w:ascii="Calibri" w:hAnsi="Calibri"/>
-                <w:sz w:val="20"/>
+                <w:b/>
               </w:rPr>
-              <w:t>—</w:t>
+              <w:t>R² with occupancy</w:t>
+            </w:r>
+          </w:p>
+        </w:tc>
+        <w:tc>
+          <w:tcPr>
+            <w:tcW w:type="dxa" w:w="2160"/>
+          </w:tcPr>
+          <w:p>
+            <w:r>
+              <w:rPr>
+                <w:b/>
+              </w:rPr>
+              <w:t>R² without occupancy</w:t>
+            </w:r>
+          </w:p>
+        </w:tc>
+        <w:tc>
+          <w:tcPr>
+            <w:tcW w:type="dxa" w:w="2160"/>
+          </w:tcPr>
+          <w:p>
+            <w:r>
+              <w:rPr>
+                <w:b/>
+              </w:rPr>
+              <w:t>Difference</w:t>
+            </w:r>
+          </w:p>
+        </w:tc>
+      </w:tr>
+      <w:tr>
+        <w:tc>
+          <w:tcPr>
+            <w:tcW w:type="dxa" w:w="2160"/>
+          </w:tcPr>
+          <w:p>
+            <w:r>
+              <w:t>Linear Regression</w:t>
+            </w:r>
+          </w:p>
+        </w:tc>
+        <w:tc>
+          <w:tcPr>
+            <w:tcW w:type="dxa" w:w="2160"/>
+          </w:tcPr>
+          <w:p>
+            <w:r>
+              <w:t>0.3581</w:t>
+            </w:r>
+          </w:p>
+        </w:tc>
+        <w:tc>
+          <w:tcPr>
+            <w:tcW w:type="dxa" w:w="2160"/>
+          </w:tcPr>
+          <w:p>
+            <w:r>
+              <w:t>0.3579</w:t>
+            </w:r>
+          </w:p>
+        </w:tc>
+        <w:tc>
+          <w:tcPr>
+            <w:tcW w:type="dxa" w:w="2160"/>
+          </w:tcPr>
+          <w:p>
+            <w:r>
+              <w:t>+0.0002 (none)</w:t>
+            </w:r>
+          </w:p>
+        </w:tc>
+      </w:tr>
+      <w:tr>
+        <w:tc>
+          <w:tcPr>
+            <w:tcW w:type="dxa" w:w="2160"/>
+          </w:tcPr>
+          <w:p>
+            <w:r>
+              <w:t>Decision Tree Regression</w:t>
+            </w:r>
+          </w:p>
+        </w:tc>
+        <w:tc>
+          <w:tcPr>
+            <w:tcW w:type="dxa" w:w="2160"/>
+          </w:tcPr>
+          <w:p>
+            <w:r>
+              <w:t>0.1914</w:t>
+            </w:r>
+          </w:p>
+        </w:tc>
+        <w:tc>
+          <w:tcPr>
+            <w:tcW w:type="dxa" w:w="2160"/>
+          </w:tcPr>
+          <w:p>
+            <w:r>
+              <w:t>0.3305</w:t>
+            </w:r>
+          </w:p>
+        </w:tc>
+        <w:tc>
+          <w:tcPr>
+            <w:tcW w:type="dxa" w:w="2160"/>
+          </w:tcPr>
+          <w:p>
+            <w:r>
+              <w:t>−0.1391 (hurts)</w:t>
+            </w:r>
+          </w:p>
+        </w:tc>
+      </w:tr>
+      <w:tr>
+        <w:tc>
+          <w:tcPr>
+            <w:tcW w:type="dxa" w:w="2160"/>
+          </w:tcPr>
+          <w:p>
+            <w:r>
+              <w:t>SVR</w:t>
+            </w:r>
+          </w:p>
+        </w:tc>
+        <w:tc>
+          <w:tcPr>
+            <w:tcW w:type="dxa" w:w="2160"/>
+          </w:tcPr>
+          <w:p>
+            <w:r>
+              <w:t>0.3422</w:t>
+            </w:r>
+          </w:p>
+        </w:tc>
+        <w:tc>
+          <w:tcPr>
+            <w:tcW w:type="dxa" w:w="2160"/>
+          </w:tcPr>
+          <w:p>
+            <w:r>
+              <w:t>0.3438</w:t>
+            </w:r>
+          </w:p>
+        </w:tc>
+        <w:tc>
+          <w:tcPr>
+            <w:tcW w:type="dxa" w:w="2160"/>
+          </w:tcPr>
+          <w:p>
+            <w:r>
+              <w:t>−0.0016 (hurts, negligible)</w:t>
+            </w:r>
+          </w:p>
+        </w:tc>
+      </w:tr>
+      <w:tr>
+        <w:tc>
+          <w:tcPr>
+            <w:tcW w:type="dxa" w:w="2160"/>
+          </w:tcPr>
+          <w:p>
+            <w:r>
+              <w:t>Neural Network Regression</w:t>
+            </w:r>
+          </w:p>
+        </w:tc>
+        <w:tc>
+          <w:tcPr>
+            <w:tcW w:type="dxa" w:w="2160"/>
+          </w:tcPr>
+          <w:p>
+            <w:r>
+              <w:t>0.3360</w:t>
+            </w:r>
+          </w:p>
+        </w:tc>
+        <w:tc>
+          <w:tcPr>
+            <w:tcW w:type="dxa" w:w="2160"/>
+          </w:tcPr>
+          <w:p>
+            <w:r>
+              <w:t>0.3352</w:t>
+            </w:r>
+          </w:p>
+        </w:tc>
+        <w:tc>
+          <w:tcPr>
+            <w:tcW w:type="dxa" w:w="2160"/>
+          </w:tcPr>
+          <w:p>
+            <w:r>
+              <w:t>+0.0008 (none)</w:t>
             </w:r>
           </w:p>
         </w:tc>
       </w:tr>
     </w:tbl>
+    <w:p/>
     <w:p>
-      <w:pPr>
-        <w:spacing w:after="120"/>
-      </w:pPr>
-    </w:p>
-    <w:p>
-      <w:pPr>
-        <w:spacing w:after="160"/>
-      </w:pPr>
       <w:r>
         <w:rPr>
-          <w:rFonts w:ascii="Calibri" w:hAnsi="Calibri"/>
+          <w:i w:val="0"/>
           <w:sz w:val="22"/>
         </w:rPr>
-        <w:t xml:space="preserve">Logistic regression beats every baseline on every metric, including calibration — genuine evidence that the engineered features (not just “the current state” or “the time of day” alone) carry real signal. The random forest, despite being the more complex model, performs </w:t>
-      </w:r>
-      <w:r>
-        <w:rPr>
-          <w:rFonts w:ascii="Calibri" w:hAnsi="Calibri"/>
-          <w:i/>
-          <w:sz w:val="22"/>
-        </w:rPr>
-        <w:t>worse</w:t>
-      </w:r>
-      <w:r>
-        <w:rPr>
-          <w:rFonts w:ascii="Calibri" w:hAnsi="Calibri"/>
-          <w:sz w:val="22"/>
-        </w:rPr>
-        <w:t xml:space="preserve"> than logistic regression here (§6 discusses cost as well as accuracy). This result is reported honestly rather than dropped: a more complex model is not automatically a better one, and for this feature set the added capacity likely fits noise rather than structure the simpler features don't already capture (</w:t>
-      </w:r>
-      <w:r>
-        <w:rPr>
-          <w:rFonts w:ascii="Calibri" w:hAnsi="Calibri"/>
-          <w:sz w:val="20"/>
-        </w:rPr>
-        <w:t>occupied_now</w:t>
-      </w:r>
-      <w:r>
-        <w:rPr>
-          <w:rFonts w:ascii="Calibri" w:hAnsi="Calibri"/>
-          <w:sz w:val="22"/>
-        </w:rPr>
-        <w:t xml:space="preserve"> alone is already a very strong predictor, so the problem is closer to linear than a tree ensemble is suited for).</w:t>
+        <w:t>Occupancy does not improve CO2 prediction for any of the four methods — for the Decision Tree it measurably hurts (likely by giving the model an irrelevant feature to spuriously split on). This is a real, direct answer to the question this project set out to test, and it is consistent with (and now confirmed by an actual predictive model, not only a correlation check) the earlier finding in §7 that no occupancy zone could be statistically linked to this sensor's room.</w:t>
       </w:r>
     </w:p>
     <w:p>
-      <w:pPr>
-        <w:spacing w:after="160"/>
-      </w:pPr>
       <w:r>
         <w:rPr>
-          <w:rFonts w:ascii="Calibri" w:hAnsi="Calibri"/>
           <w:b/>
+          <w:i w:val="0"/>
           <w:sz w:val="22"/>
         </w:rPr>
         <w:t>What this validation cannot establish.</w:t>
       </w:r>
       <w:r>
-        <w:rPr>
-          <w:rFonts w:ascii="Calibri" w:hAnsi="Calibri"/>
-          <w:sz w:val="22"/>
-        </w:rPr>
-        <w:t xml:space="preserve"> It confirms the model generalises to a </w:t>
-      </w:r>
-      <w:r>
-        <w:rPr>
-          <w:rFonts w:ascii="Calibri" w:hAnsi="Calibri"/>
-          <w:i/>
-          <w:sz w:val="22"/>
-        </w:rPr>
-        <w:t>later time period in the same rooms</w:t>
-      </w:r>
-      <w:r>
-        <w:rPr>
-          <w:rFonts w:ascii="Calibri" w:hAnsi="Calibri"/>
-          <w:sz w:val="22"/>
-        </w:rPr>
-        <w:t>, under the same sensor deployment. It says nothing about generalising to a different building, a different room's usage pattern not represented in training, or a period with a structurally different usage pattern (e.g. a semester break not present in the training window). It also cannot validate accuracy for the 3 rooms whose physical identity is unknown, beyond the statistical sense already reported.</w:t>
+        <w:t xml:space="preserve"> It confirms the model generalises to a later period from the same sensor, under the same deployment and building conditions. It says nothing about a different sensor, a different building, or a period with a structurally different occupancy pattern (e.g. a semester break). It also cannot rule out that occupancy would help for a sensor genuinely co-located with the measured zones — only that it does not for this sensor, which is the one this project could validate.</w:t>
       </w:r>
     </w:p>
     <w:p>
@@ -1580,87 +1179,40 @@
       </w:r>
     </w:p>
     <w:p>
-      <w:pPr>
-        <w:spacing w:after="160"/>
-      </w:pPr>
       <w:r>
         <w:rPr>
-          <w:rFonts w:ascii="Calibri" w:hAnsi="Calibri"/>
+          <w:i w:val="0"/>
           <w:sz w:val="22"/>
         </w:rPr>
-        <w:t>Two independent sources of missingness were encountered and handled explicitly rather than silently:</w:t>
+        <w:t>CO2 readings for sensor 6012002000326 are not evenly spaced and contain real reporting outages, the largest spanning approximately 636 days. Two consequences were found and handled explicitly, both real bugs caught while building this project rather than designed in from the start:</w:t>
       </w:r>
     </w:p>
     <w:p>
       <w:pPr>
-        <w:pStyle w:val="ListNumber"/>
-        <w:spacing w:after="80"/>
+        <w:pStyle w:val="ListBullet"/>
       </w:pPr>
       <w:r>
         <w:rPr>
-          <w:rFonts w:ascii="Calibri" w:hAnsi="Calibri"/>
           <w:b/>
-          <w:sz w:val="22"/>
         </w:rPr>
-        <w:t>Sensor gaps in the raw log.</w:t>
+        <w:t xml:space="preserve">Supervised-table construction drops 79.9% of candidate rows </w:t>
       </w:r>
       <w:r>
-        <w:rPr>
-          <w:rFonts w:ascii="Calibri" w:hAnsi="Calibri"/>
-          <w:sz w:val="22"/>
-        </w:rPr>
-        <w:t xml:space="preserve"> resample_occupancy's max_gap parameter (2 hours) means any real outage longer than this appears as NaN in the resampled grid rather than an assumed, possibly wrong, forward-filled state. Per-room missingness on the full dataset ranged from </w:t>
-      </w:r>
-      <w:r>
-        <w:rPr>
-          <w:rFonts w:ascii="Calibri" w:hAnsi="Calibri"/>
-          <w:b/>
-          <w:sz w:val="22"/>
-        </w:rPr>
-        <w:t>9.5% to 36.1%</w:t>
-      </w:r>
-      <w:r>
-        <w:rPr>
-          <w:rFonts w:ascii="Calibri" w:hAnsi="Calibri"/>
-          <w:sz w:val="22"/>
-        </w:rPr>
-        <w:t xml:space="preserve"> of resampled bins (coverage_summary, reports/experiment_results.json) — reported honestly rather than hidden, since these numbers should inform how much the resulting model should be trusted for the noisier rooms.</w:t>
+        <w:t>(84,576 → 17,010) because a valid co2_lag1/co2_rolling_1h/target needs several consecutive non-missing bins, and most of the calendar span sits inside gaps. This is reported plainly, following the same practice as the occupancy project's own missing-data handling (§7): dropping is preferred over inventing a value for a bin with no real reading.</w:t>
       </w:r>
     </w:p>
     <w:p>
       <w:pPr>
-        <w:pStyle w:val="ListNumber"/>
-        <w:spacing w:after="80"/>
+        <w:pStyle w:val="ListBullet"/>
       </w:pPr>
       <w:r>
         <w:rPr>
-          <w:rFonts w:ascii="Calibri" w:hAnsi="Calibri"/>
           <w:b/>
-          <w:sz w:val="22"/>
         </w:rPr>
-        <w:t>Feature-history gaps.</w:t>
+        <w:t xml:space="preserve">Numerical integration (§6) initially bridged outages </w:t>
       </w:r>
       <w:r>
-        <w:rPr>
-          <w:rFonts w:ascii="Calibri" w:hAnsi="Calibri"/>
-          <w:sz w:val="22"/>
-        </w:rPr>
-        <w:t xml:space="preserve"> A row needs its previous bin, a full rolling window, and a defined next-bin target to be usable for supervised learning; 26.5% of the resampled grid was dropped for this reason (build_supervised_dataset's info dict). These rows were </w:t>
-      </w:r>
-      <w:r>
-        <w:rPr>
-          <w:rFonts w:ascii="Calibri" w:hAnsi="Calibri"/>
-          <w:b/>
-          <w:sz w:val="22"/>
-        </w:rPr>
-        <w:t>not</w:t>
-      </w:r>
-      <w:r>
-        <w:rPr>
-          <w:rFonts w:ascii="Calibri" w:hAnsi="Calibri"/>
-          <w:sz w:val="22"/>
-        </w:rPr>
-        <w:t xml:space="preserve"> imputed: imputing a missing occupancy value in order to then predict occupancy would make the exercise partly circular, so the more defensible (if data-costlier) choice was to only train and evaluate on genuinely observed transitions.</w:t>
+        <w:t>as if CO2 varied linearly across them — a bug, not a design choice; see §6 for the fix.</w:t>
       </w:r>
     </w:p>
     <w:p>
@@ -1668,83 +1220,101 @@
         <w:pStyle w:val="Heading1"/>
       </w:pPr>
       <w:r>
-        <w:t>6. Optimisation and Performance (Sensitivity Analysis)</w:t>
+        <w:t>6. Optimisation and Performance (Numerical Integration)</w:t>
+      </w:r>
+    </w:p>
+    <w:p>
+      <w:r>
+        <w:rPr>
+          <w:i w:val="0"/>
+          <w:sz w:val="22"/>
+        </w:rPr>
+        <w:t>A CO2 sensor reports an instantaneous concentration, but a ventilation-adequacy assessment may need the accumulated exposure over a period — exactly the local-value-to-accumulated-quantity problem MMA3001 Week 6 addresses. occupancy.co2_integration implements the trapezoidal rule and Simpson's 1/3 rule directly from the Week 6.1 formulas (not via scipy, so the calculation is auditable against the taught method).</w:t>
+      </w:r>
+    </w:p>
+    <w:p>
+      <w:r>
+        <w:rPr>
+          <w:b/>
+          <w:i w:val="0"/>
+          <w:sz w:val="22"/>
+        </w:rPr>
+        <w:t>A real bug, caught and fixed.</w:t>
+      </w:r>
+      <w:r>
+        <w:t xml:space="preserve"> The first version resampled CO2 onto a regular 15-minute grid and dropped the missing bins before integrating — which looks like a clean uniform grid but silently treats readings either side of a gap (including the 636-day outage) as one bin apart. Applying Simpson's rule to this produced a wildly wrong answer (~1.1M ppm·h against a ~9.5M ppm·h trapezoidal estimate on the same nominal data) because Simpson's rule is far more sensitive to a violated uniform-spacing assumption than trapezoidal is — this discrepancy is what surfaced the bug.</w:t>
+      </w:r>
+    </w:p>
+    <w:p>
+      <w:r>
+        <w:rPr>
+          <w:b/>
+          <w:i w:val="0"/>
+          <w:sz w:val="22"/>
+        </w:rPr>
+        <w:t>The fix, in two parts:</w:t>
       </w:r>
     </w:p>
     <w:p>
       <w:pPr>
-        <w:spacing w:after="160"/>
+        <w:pStyle w:val="ListBullet"/>
       </w:pPr>
       <w:r>
         <w:rPr>
-          <w:rFonts w:ascii="Calibri" w:hAnsi="Calibri"/>
-          <w:sz w:val="22"/>
+          <w:b/>
         </w:rPr>
-        <w:t>Three design choices were quantitatively examined against the real full dataset (</w:t>
+        <w:t xml:space="preserve">A gap-aware trapezoidal variant </w:t>
       </w:r>
       <w:r>
-        <w:rPr>
-          <w:rFonts w:ascii="Calibri" w:hAnsi="Calibri"/>
-          <w:sz w:val="20"/>
-        </w:rPr>
-        <w:t>scripts/sensitivity_analysis.py</w:t>
-      </w:r>
-      <w:r>
-        <w:rPr>
-          <w:rFonts w:ascii="Calibri" w:hAnsi="Calibri"/>
-          <w:sz w:val="22"/>
-        </w:rPr>
-        <w:t xml:space="preserve">, </w:t>
-      </w:r>
-      <w:r>
-        <w:rPr>
-          <w:rFonts w:ascii="Calibri" w:hAnsi="Calibri"/>
-          <w:sz w:val="20"/>
-        </w:rPr>
-        <w:t>reports/sensitivity_results.json</w:t>
-      </w:r>
-      <w:r>
-        <w:rPr>
-          <w:rFonts w:ascii="Calibri" w:hAnsi="Calibri"/>
-          <w:sz w:val="22"/>
-        </w:rPr>
-        <w:t>), rather than picked by preference.</w:t>
+        <w:t>(trapezoidal_integral_gap_aware), mirroring occupancy.preprocessing.resample_occupancy's own max_gap convention: panels spanning more than 2 hours are excluded rather than integrated across. Over the sensor's full ~20,720-hour nominal span, only ~5,228 hours (≈25%) are panels short enough to trust; the naive estimate (9,543,357 ppm·h) and the gap-aware estimate (2,305,836 ppm·h) differ by a factor of 4 — the outage-bridging assumption alone, with no measurement error involved.</w:t>
       </w:r>
     </w:p>
     <w:p>
       <w:pPr>
-        <w:pStyle w:val="Heading2"/>
+        <w:pStyle w:val="ListBullet"/>
       </w:pPr>
       <w:r>
-        <w:t>6.1 Time-bin resolution</w:t>
+        <w:rPr>
+          <w:b/>
+        </w:rPr>
+        <w:t xml:space="preserve">A fixed comparison window for trapezoidal-vs-Simpson convergence: </w:t>
+      </w:r>
+      <w:r>
+        <w:t>the longest genuinely gap-free run at 15-minute resolution (41 hours, 1–3 October 2025) was used as one fixed interval, then re-sampled at 15/30/60-minute resolution — refining the same interval, not independently choosing a different “longest run” at each resolution (an earlier version of this comparison made exactly that mistake).</w:t>
+      </w:r>
+    </w:p>
+    <w:p>
+      <w:r>
+        <w:rPr>
+          <w:b/>
+          <w:i w:val="0"/>
+          <w:sz w:val="22"/>
+        </w:rPr>
+        <w:t>Result, over the fixed 41-hour window:</w:t>
       </w:r>
     </w:p>
     <w:tbl>
       <w:tblPr>
-        <w:tblStyle w:val="TableGrid"/>
+        <w:tblStyle w:val="LightGrid-Accent1"/>
         <w:tblW w:type="auto" w:w="0"/>
-        <w:jc w:val="center"/>
         <w:tblLook w:firstColumn="1" w:firstRow="1" w:lastColumn="0" w:lastRow="0" w:noHBand="0" w:noVBand="1" w:val="04A0"/>
       </w:tblPr>
       <w:tblGrid>
-        <w:gridCol w:w="1949"/>
-        <w:gridCol w:w="1949"/>
-        <w:gridCol w:w="1949"/>
-        <w:gridCol w:w="1949"/>
-        <w:gridCol w:w="1949"/>
+        <w:gridCol w:w="1728"/>
+        <w:gridCol w:w="1728"/>
+        <w:gridCol w:w="1728"/>
+        <w:gridCol w:w="1728"/>
+        <w:gridCol w:w="1728"/>
       </w:tblGrid>
       <w:tr>
         <w:tc>
           <w:tcPr>
-            <w:tcW w:type="dxa" w:w="1247"/>
-            <w:shd w:val="clear" w:color="auto" w:fill="D9E2F3"/>
+            <w:tcW w:type="dxa" w:w="1728"/>
           </w:tcPr>
           <w:p>
             <w:r>
               <w:rPr>
-                <w:rFonts w:ascii="Calibri" w:hAnsi="Calibri"/>
                 <w:b/>
-                <w:sz w:val="20"/>
               </w:rPr>
               <w:t>Bin size</w:t>
             </w:r>
@@ -1752,65 +1322,53 @@
         </w:tc>
         <w:tc>
           <w:tcPr>
-            <w:tcW w:type="dxa" w:w="1361"/>
-            <w:shd w:val="clear" w:color="auto" w:fill="D9E2F3"/>
+            <w:tcW w:type="dxa" w:w="1728"/>
           </w:tcPr>
           <w:p>
             <w:r>
               <w:rPr>
-                <w:rFonts w:ascii="Calibri" w:hAnsi="Calibri"/>
                 <w:b/>
-                <w:sz w:val="20"/>
               </w:rPr>
-              <w:t>Grid memory</w:t>
+              <w:t>n points</w:t>
             </w:r>
           </w:p>
         </w:tc>
         <w:tc>
           <w:tcPr>
-            <w:tcW w:type="dxa" w:w="2268"/>
-            <w:shd w:val="clear" w:color="auto" w:fill="D9E2F3"/>
+            <w:tcW w:type="dxa" w:w="1728"/>
           </w:tcPr>
           <w:p>
             <w:r>
               <w:rPr>
-                <w:rFonts w:ascii="Calibri" w:hAnsi="Calibri"/>
                 <w:b/>
-                <w:sz w:val="20"/>
               </w:rPr>
-              <w:t>Logistic reg. accuracy / ROC-AUC</w:t>
+              <w:t>Trapezoidal (ppm·h)</w:t>
             </w:r>
           </w:p>
         </w:tc>
         <w:tc>
           <w:tcPr>
-            <w:tcW w:type="dxa" w:w="1134"/>
-            <w:shd w:val="clear" w:color="auto" w:fill="D9E2F3"/>
+            <w:tcW w:type="dxa" w:w="1728"/>
           </w:tcPr>
           <w:p>
             <w:r>
               <w:rPr>
-                <w:rFonts w:ascii="Calibri" w:hAnsi="Calibri"/>
                 <w:b/>
-                <w:sz w:val="20"/>
               </w:rPr>
-              <w:t>RF fit time</w:t>
+              <w:t>Simpson (ppm·h)</w:t>
             </w:r>
           </w:p>
         </w:tc>
         <w:tc>
           <w:tcPr>
-            <w:tcW w:type="dxa" w:w="2041"/>
-            <w:shd w:val="clear" w:color="auto" w:fill="D9E2F3"/>
+            <w:tcW w:type="dxa" w:w="1728"/>
           </w:tcPr>
           <w:p>
             <w:r>
               <w:rPr>
-                <w:rFonts w:ascii="Calibri" w:hAnsi="Calibri"/>
                 <w:b/>
-                <w:sz w:val="20"/>
               </w:rPr>
-              <w:t>RF accuracy / ROC-AUC</w:t>
+              <w:t>Agreement</w:t>
             </w:r>
           </w:p>
         </w:tc>
@@ -1818,71 +1376,51 @@
       <w:tr>
         <w:tc>
           <w:tcPr>
-            <w:tcW w:type="dxa" w:w="1247"/>
+            <w:tcW w:type="dxa" w:w="1728"/>
           </w:tcPr>
           <w:p>
             <w:r>
-              <w:rPr>
-                <w:rFonts w:ascii="Calibri" w:hAnsi="Calibri"/>
-                <w:sz w:val="20"/>
-              </w:rPr>
-              <w:t>5 min</w:t>
+              <w:t>15 min</w:t>
             </w:r>
           </w:p>
         </w:tc>
         <w:tc>
           <w:tcPr>
-            <w:tcW w:type="dxa" w:w="1361"/>
+            <w:tcW w:type="dxa" w:w="1728"/>
           </w:tcPr>
           <w:p>
             <w:r>
-              <w:rPr>
-                <w:rFonts w:ascii="Calibri" w:hAnsi="Calibri"/>
-                <w:sz w:val="20"/>
-              </w:rPr>
-              <w:t>103.8 MB</w:t>
+              <w:t>163</w:t>
             </w:r>
           </w:p>
         </w:tc>
         <w:tc>
           <w:tcPr>
-            <w:tcW w:type="dxa" w:w="2268"/>
+            <w:tcW w:type="dxa" w:w="1728"/>
           </w:tcPr>
           <w:p>
             <w:r>
-              <w:rPr>
-                <w:rFonts w:ascii="Calibri" w:hAnsi="Calibri"/>
-                <w:sz w:val="20"/>
-              </w:rPr>
-              <w:t>0.859 / 0.922</w:t>
+              <w:t>17,817.3</w:t>
             </w:r>
           </w:p>
         </w:tc>
         <w:tc>
           <w:tcPr>
-            <w:tcW w:type="dxa" w:w="1134"/>
+            <w:tcW w:type="dxa" w:w="1728"/>
           </w:tcPr>
           <w:p>
             <w:r>
-              <w:rPr>
-                <w:rFonts w:ascii="Calibri" w:hAnsi="Calibri"/>
-                <w:sz w:val="20"/>
-              </w:rPr>
-              <w:t>55.8 s</w:t>
+              <w:t>17,829.9</w:t>
             </w:r>
           </w:p>
         </w:tc>
         <w:tc>
           <w:tcPr>
-            <w:tcW w:type="dxa" w:w="2041"/>
+            <w:tcW w:type="dxa" w:w="1728"/>
           </w:tcPr>
           <w:p>
             <w:r>
-              <w:rPr>
-                <w:rFonts w:ascii="Calibri" w:hAnsi="Calibri"/>
-                <w:sz w:val="20"/>
-              </w:rPr>
-              <w:t>0.834 / 0.892</w:t>
+              <w:t>0.071%</w:t>
             </w:r>
           </w:p>
         </w:tc>
@@ -1890,71 +1428,51 @@
       <w:tr>
         <w:tc>
           <w:tcPr>
-            <w:tcW w:type="dxa" w:w="1247"/>
+            <w:tcW w:type="dxa" w:w="1728"/>
           </w:tcPr>
           <w:p>
             <w:r>
-              <w:rPr>
-                <w:rFonts w:ascii="Calibri" w:hAnsi="Calibri"/>
-                <w:sz w:val="20"/>
-              </w:rPr>
-              <w:t>15 min</w:t>
+              <w:t>30 min</w:t>
             </w:r>
           </w:p>
         </w:tc>
         <w:tc>
           <w:tcPr>
-            <w:tcW w:type="dxa" w:w="1361"/>
+            <w:tcW w:type="dxa" w:w="1728"/>
           </w:tcPr>
           <w:p>
             <w:r>
-              <w:rPr>
-                <w:rFonts w:ascii="Calibri" w:hAnsi="Calibri"/>
-                <w:sz w:val="20"/>
-              </w:rPr>
-              <w:t>34.6 MB</w:t>
+              <w:t>83</w:t>
             </w:r>
           </w:p>
         </w:tc>
         <w:tc>
           <w:tcPr>
-            <w:tcW w:type="dxa" w:w="2268"/>
+            <w:tcW w:type="dxa" w:w="1728"/>
           </w:tcPr>
           <w:p>
             <w:r>
-              <w:rPr>
-                <w:rFonts w:ascii="Calibri" w:hAnsi="Calibri"/>
-                <w:sz w:val="20"/>
-              </w:rPr>
-              <w:t>0.825 / 0.890</w:t>
+              <w:t>18,019.8</w:t>
             </w:r>
           </w:p>
         </w:tc>
         <w:tc>
           <w:tcPr>
-            <w:tcW w:type="dxa" w:w="1134"/>
+            <w:tcW w:type="dxa" w:w="1728"/>
           </w:tcPr>
           <w:p>
             <w:r>
-              <w:rPr>
-                <w:rFonts w:ascii="Calibri" w:hAnsi="Calibri"/>
-                <w:sz w:val="20"/>
-              </w:rPr>
-              <w:t>11.9 s</w:t>
+              <w:t>18,019.9</w:t>
             </w:r>
           </w:p>
         </w:tc>
         <w:tc>
           <w:tcPr>
-            <w:tcW w:type="dxa" w:w="2041"/>
+            <w:tcW w:type="dxa" w:w="1728"/>
           </w:tcPr>
           <w:p>
             <w:r>
-              <w:rPr>
-                <w:rFonts w:ascii="Calibri" w:hAnsi="Calibri"/>
-                <w:sz w:val="20"/>
-              </w:rPr>
-              <w:t>0.811 / 0.860</w:t>
+              <w:t>0.001%</w:t>
             </w:r>
           </w:p>
         </w:tc>
@@ -1962,794 +1480,77 @@
       <w:tr>
         <w:tc>
           <w:tcPr>
-            <w:tcW w:type="dxa" w:w="1247"/>
+            <w:tcW w:type="dxa" w:w="1728"/>
           </w:tcPr>
           <w:p>
             <w:r>
-              <w:rPr>
-                <w:rFonts w:ascii="Calibri" w:hAnsi="Calibri"/>
-                <w:sz w:val="20"/>
-              </w:rPr>
-              <w:t>30 min</w:t>
-            </w:r>
-          </w:p>
-        </w:tc>
-        <w:tc>
-          <w:tcPr>
-            <w:tcW w:type="dxa" w:w="1361"/>
-          </w:tcPr>
-          <w:p>
-            <w:r>
-              <w:rPr>
-                <w:rFonts w:ascii="Calibri" w:hAnsi="Calibri"/>
-                <w:sz w:val="20"/>
-              </w:rPr>
-              <w:t>17.3 MB</w:t>
-            </w:r>
-          </w:p>
-        </w:tc>
-        <w:tc>
-          <w:tcPr>
-            <w:tcW w:type="dxa" w:w="2268"/>
-          </w:tcPr>
-          <w:p>
-            <w:r>
-              <w:rPr>
-                <w:rFonts w:ascii="Calibri" w:hAnsi="Calibri"/>
-                <w:sz w:val="20"/>
-              </w:rPr>
-              <w:t>0.799 / 0.859</w:t>
-            </w:r>
-          </w:p>
-        </w:tc>
-        <w:tc>
-          <w:tcPr>
-            <w:tcW w:type="dxa" w:w="1134"/>
-          </w:tcPr>
-          <w:p>
-            <w:r>
-              <w:rPr>
-                <w:rFonts w:ascii="Calibri" w:hAnsi="Calibri"/>
-                <w:sz w:val="20"/>
-              </w:rPr>
-              <w:t>4.3 s</w:t>
-            </w:r>
-          </w:p>
-        </w:tc>
-        <w:tc>
-          <w:tcPr>
-            <w:tcW w:type="dxa" w:w="2041"/>
-          </w:tcPr>
-          <w:p>
-            <w:r>
-              <w:rPr>
-                <w:rFonts w:ascii="Calibri" w:hAnsi="Calibri"/>
-                <w:sz w:val="20"/>
-              </w:rPr>
-              <w:t>0.791 / 0.853</w:t>
-            </w:r>
-          </w:p>
-        </w:tc>
-      </w:tr>
-      <w:tr>
-        <w:tc>
-          <w:tcPr>
-            <w:tcW w:type="dxa" w:w="1247"/>
-          </w:tcPr>
-          <w:p>
-            <w:r>
-              <w:rPr>
-                <w:rFonts w:ascii="Calibri" w:hAnsi="Calibri"/>
-                <w:sz w:val="20"/>
-              </w:rPr>
               <w:t>60 min</w:t>
             </w:r>
           </w:p>
         </w:tc>
         <w:tc>
           <w:tcPr>
-            <w:tcW w:type="dxa" w:w="1361"/>
+            <w:tcW w:type="dxa" w:w="1728"/>
           </w:tcPr>
           <w:p>
             <w:r>
-              <w:rPr>
-                <w:rFonts w:ascii="Calibri" w:hAnsi="Calibri"/>
-                <w:sz w:val="20"/>
-              </w:rPr>
-              <w:t>8.7 MB</w:t>
+              <w:t>41</w:t>
             </w:r>
           </w:p>
         </w:tc>
         <w:tc>
           <w:tcPr>
-            <w:tcW w:type="dxa" w:w="2268"/>
+            <w:tcW w:type="dxa" w:w="1728"/>
           </w:tcPr>
           <w:p>
             <w:r>
-              <w:rPr>
-                <w:rFonts w:ascii="Calibri" w:hAnsi="Calibri"/>
-                <w:sz w:val="20"/>
-              </w:rPr>
-              <w:t>0.761 / 0.831</w:t>
+              <w:t>17,583.8</w:t>
             </w:r>
           </w:p>
         </w:tc>
         <w:tc>
           <w:tcPr>
-            <w:tcW w:type="dxa" w:w="1134"/>
+            <w:tcW w:type="dxa" w:w="1728"/>
           </w:tcPr>
           <w:p>
             <w:r>
-              <w:rPr>
-                <w:rFonts w:ascii="Calibri" w:hAnsi="Calibri"/>
-                <w:sz w:val="20"/>
-              </w:rPr>
-              <w:t>1.8 s</w:t>
+              <w:t>17,571.8</w:t>
             </w:r>
           </w:p>
         </w:tc>
         <w:tc>
           <w:tcPr>
-            <w:tcW w:type="dxa" w:w="2041"/>
+            <w:tcW w:type="dxa" w:w="1728"/>
           </w:tcPr>
           <w:p>
             <w:r>
-              <w:rPr>
-                <w:rFonts w:ascii="Calibri" w:hAnsi="Calibri"/>
-                <w:sz w:val="20"/>
-              </w:rPr>
-              <w:t>0.760 / 0.830</w:t>
+              <w:t>0.068%</w:t>
             </w:r>
           </w:p>
         </w:tc>
       </w:tr>
     </w:tbl>
+    <w:p/>
     <w:p>
-      <w:pPr>
-        <w:spacing w:after="120"/>
-      </w:pPr>
-    </w:p>
-    <w:p>
-      <w:pPr>
-        <w:spacing w:after="160"/>
-      </w:pPr>
       <w:r>
         <w:rPr>
-          <w:rFonts w:ascii="Calibri" w:hAnsi="Calibri"/>
+          <w:i w:val="0"/>
           <w:sz w:val="22"/>
         </w:rPr>
-        <w:t xml:space="preserve">Accuracy improves monotonically as the bin gets finer — finer resolution genuinely captures more real structure — but at a real cost: 5-minute bins need </w:t>
-      </w:r>
-      <w:r>
-        <w:rPr>
-          <w:rFonts w:ascii="Calibri" w:hAnsi="Calibri"/>
-          <w:b/>
-          <w:sz w:val="22"/>
-        </w:rPr>
-        <w:t>3×</w:t>
-      </w:r>
-      <w:r>
-        <w:rPr>
-          <w:rFonts w:ascii="Calibri" w:hAnsi="Calibri"/>
-          <w:sz w:val="22"/>
-        </w:rPr>
-        <w:t xml:space="preserve"> the memory of 15-minute bins and take the random forest </w:t>
-      </w:r>
-      <w:r>
-        <w:rPr>
-          <w:rFonts w:ascii="Calibri" w:hAnsi="Calibri"/>
-          <w:b/>
-          <w:sz w:val="22"/>
-        </w:rPr>
-        <w:t>~30×</w:t>
-      </w:r>
-      <w:r>
-        <w:rPr>
-          <w:rFonts w:ascii="Calibri" w:hAnsi="Calibri"/>
-          <w:sz w:val="22"/>
-        </w:rPr>
-        <w:t xml:space="preserve"> longer to fit, for a ROC-AUC gain of only ~0.03 over 15-minute bins. </w:t>
-      </w:r>
-      <w:r>
-        <w:rPr>
-          <w:rFonts w:ascii="Calibri" w:hAnsi="Calibri"/>
-          <w:b/>
-          <w:sz w:val="22"/>
-        </w:rPr>
-        <w:t>15 minutes was kept as the working resolution</w:t>
-      </w:r>
-      <w:r>
-        <w:rPr>
-          <w:rFonts w:ascii="Calibri" w:hAnsi="Calibri"/>
-          <w:sz w:val="22"/>
-        </w:rPr>
-        <w:t xml:space="preserve"> for the main results as the more defensible middle ground for a decision-support signal that does not need 5-minute precision; a deployment prioritising maximum accuracy over training cost could reasonably choose 5-minute bins instead — this is a genuine trade-off, not a uniquely correct answer.</w:t>
+        <w:t>Trapezoidal and Simpson now agree to within 0.1% at every resolution — strong evidence the fix is correct (Week 6.2's “agreement between methods” convergence check). Refining from 60→30 min changes the estimate by +2.42%, and 30→15 min by −1.14%: real, noisy sensor data does not follow the clean E(h) ≈ Ch^p halving pattern of the notes' synthetic examples exactly, which is itself consistent with Week 6.2's own point that disagreement can come from sampling or measurement effects, not only quadrature error.</w:t>
       </w:r>
     </w:p>
     <w:p>
-      <w:pPr>
-        <w:pStyle w:val="Heading2"/>
-      </w:pPr>
-      <w:r>
-        <w:t>6.2 History (lookback window) length</w:t>
-      </w:r>
-    </w:p>
-    <w:tbl>
-      <w:tblPr>
-        <w:tblStyle w:val="TableGrid"/>
-        <w:tblW w:type="auto" w:w="0"/>
-        <w:jc w:val="center"/>
-        <w:tblLook w:firstColumn="1" w:firstRow="1" w:lastColumn="0" w:lastRow="0" w:noHBand="0" w:noVBand="1" w:val="04A0"/>
-      </w:tblPr>
-      <w:tblGrid>
-        <w:gridCol w:w="3249"/>
-        <w:gridCol w:w="3249"/>
-        <w:gridCol w:w="3249"/>
-      </w:tblGrid>
-      <w:tr>
-        <w:tc>
-          <w:tcPr>
-            <w:tcW w:type="dxa" w:w="2268"/>
-            <w:shd w:val="clear" w:color="auto" w:fill="D9E2F3"/>
-          </w:tcPr>
-          <w:p>
-            <w:r>
-              <w:rPr>
-                <w:rFonts w:ascii="Calibri" w:hAnsi="Calibri"/>
-                <w:b/>
-                <w:sz w:val="20"/>
-              </w:rPr>
-              <w:t>Rolling window</w:t>
-            </w:r>
-          </w:p>
-        </w:tc>
-        <w:tc>
-          <w:tcPr>
-            <w:tcW w:type="dxa" w:w="2835"/>
-            <w:shd w:val="clear" w:color="auto" w:fill="D9E2F3"/>
-          </w:tcPr>
-          <w:p>
-            <w:r>
-              <w:rPr>
-                <w:rFonts w:ascii="Calibri" w:hAnsi="Calibri"/>
-                <w:b/>
-                <w:sz w:val="20"/>
-              </w:rPr>
-              <w:t>Logistic reg. accuracy / ROC-AUC</w:t>
-            </w:r>
-          </w:p>
-        </w:tc>
-        <w:tc>
-          <w:tcPr>
-            <w:tcW w:type="dxa" w:w="1814"/>
-            <w:shd w:val="clear" w:color="auto" w:fill="D9E2F3"/>
-          </w:tcPr>
-          <w:p>
-            <w:r>
-              <w:rPr>
-                <w:rFonts w:ascii="Calibri" w:hAnsi="Calibri"/>
-                <w:b/>
-                <w:sz w:val="20"/>
-              </w:rPr>
-              <w:t>% rows dropped</w:t>
-            </w:r>
-          </w:p>
-        </w:tc>
-      </w:tr>
-      <w:tr>
-        <w:tc>
-          <w:tcPr>
-            <w:tcW w:type="dxa" w:w="2268"/>
-          </w:tcPr>
-          <w:p>
-            <w:r>
-              <w:rPr>
-                <w:rFonts w:ascii="Calibri" w:hAnsi="Calibri"/>
-                <w:sz w:val="20"/>
-              </w:rPr>
-              <w:t>30 min (2 bins)</w:t>
-            </w:r>
-          </w:p>
-        </w:tc>
-        <w:tc>
-          <w:tcPr>
-            <w:tcW w:type="dxa" w:w="2835"/>
-          </w:tcPr>
-          <w:p>
-            <w:r>
-              <w:rPr>
-                <w:rFonts w:ascii="Calibri" w:hAnsi="Calibri"/>
-                <w:sz w:val="20"/>
-              </w:rPr>
-              <w:t>0.827 / 0.883</w:t>
-            </w:r>
-          </w:p>
-        </w:tc>
-        <w:tc>
-          <w:tcPr>
-            <w:tcW w:type="dxa" w:w="1814"/>
-          </w:tcPr>
-          <w:p>
-            <w:r>
-              <w:rPr>
-                <w:rFonts w:ascii="Calibri" w:hAnsi="Calibri"/>
-                <w:sz w:val="20"/>
-              </w:rPr>
-              <w:t>23.9%</w:t>
-            </w:r>
-          </w:p>
-        </w:tc>
-      </w:tr>
-      <w:tr>
-        <w:tc>
-          <w:tcPr>
-            <w:tcW w:type="dxa" w:w="2268"/>
-          </w:tcPr>
-          <w:p>
-            <w:r>
-              <w:rPr>
-                <w:rFonts w:ascii="Calibri" w:hAnsi="Calibri"/>
-                <w:sz w:val="20"/>
-              </w:rPr>
-            </w:r>
-            <w:r>
-              <w:rPr>
-                <w:rFonts w:ascii="Calibri" w:hAnsi="Calibri"/>
-                <w:b/>
-                <w:sz w:val="20"/>
-              </w:rPr>
-              <w:t>1 h (4 bins)</w:t>
-            </w:r>
-          </w:p>
-        </w:tc>
-        <w:tc>
-          <w:tcPr>
-            <w:tcW w:type="dxa" w:w="2835"/>
-          </w:tcPr>
-          <w:p>
-            <w:r>
-              <w:rPr>
-                <w:rFonts w:ascii="Calibri" w:hAnsi="Calibri"/>
-                <w:sz w:val="20"/>
-              </w:rPr>
-            </w:r>
-            <w:r>
-              <w:rPr>
-                <w:rFonts w:ascii="Calibri" w:hAnsi="Calibri"/>
-                <w:b/>
-                <w:sz w:val="20"/>
-              </w:rPr>
-              <w:t>0.825 / 0.890</w:t>
-            </w:r>
-          </w:p>
-        </w:tc>
-        <w:tc>
-          <w:tcPr>
-            <w:tcW w:type="dxa" w:w="1814"/>
-          </w:tcPr>
-          <w:p>
-            <w:r>
-              <w:rPr>
-                <w:rFonts w:ascii="Calibri" w:hAnsi="Calibri"/>
-                <w:sz w:val="20"/>
-              </w:rPr>
-              <w:t>26.5%</w:t>
-            </w:r>
-          </w:p>
-        </w:tc>
-      </w:tr>
-      <w:tr>
-        <w:tc>
-          <w:tcPr>
-            <w:tcW w:type="dxa" w:w="2268"/>
-          </w:tcPr>
-          <w:p>
-            <w:r>
-              <w:rPr>
-                <w:rFonts w:ascii="Calibri" w:hAnsi="Calibri"/>
-                <w:sz w:val="20"/>
-              </w:rPr>
-              <w:t>2 h (8 bins)</w:t>
-            </w:r>
-          </w:p>
-        </w:tc>
-        <w:tc>
-          <w:tcPr>
-            <w:tcW w:type="dxa" w:w="2835"/>
-          </w:tcPr>
-          <w:p>
-            <w:r>
-              <w:rPr>
-                <w:rFonts w:ascii="Calibri" w:hAnsi="Calibri"/>
-                <w:sz w:val="20"/>
-              </w:rPr>
-              <w:t>0.821 / 0.888</w:t>
-            </w:r>
-          </w:p>
-        </w:tc>
-        <w:tc>
-          <w:tcPr>
-            <w:tcW w:type="dxa" w:w="1814"/>
-          </w:tcPr>
-          <w:p>
-            <w:r>
-              <w:rPr>
-                <w:rFonts w:ascii="Calibri" w:hAnsi="Calibri"/>
-                <w:sz w:val="20"/>
-              </w:rPr>
-              <w:t>31.8%</w:t>
-            </w:r>
-          </w:p>
-        </w:tc>
-      </w:tr>
-      <w:tr>
-        <w:tc>
-          <w:tcPr>
-            <w:tcW w:type="dxa" w:w="2268"/>
-          </w:tcPr>
-          <w:p>
-            <w:r>
-              <w:rPr>
-                <w:rFonts w:ascii="Calibri" w:hAnsi="Calibri"/>
-                <w:sz w:val="20"/>
-              </w:rPr>
-              <w:t>4 h (16 bins)</w:t>
-            </w:r>
-          </w:p>
-        </w:tc>
-        <w:tc>
-          <w:tcPr>
-            <w:tcW w:type="dxa" w:w="2835"/>
-          </w:tcPr>
-          <w:p>
-            <w:r>
-              <w:rPr>
-                <w:rFonts w:ascii="Calibri" w:hAnsi="Calibri"/>
-                <w:sz w:val="20"/>
-              </w:rPr>
-              <w:t>0.815 / 0.883</w:t>
-            </w:r>
-          </w:p>
-        </w:tc>
-        <w:tc>
-          <w:tcPr>
-            <w:tcW w:type="dxa" w:w="1814"/>
-          </w:tcPr>
-          <w:p>
-            <w:r>
-              <w:rPr>
-                <w:rFonts w:ascii="Calibri" w:hAnsi="Calibri"/>
-                <w:sz w:val="20"/>
-              </w:rPr>
-              <w:t>39.3%</w:t>
-            </w:r>
-          </w:p>
-        </w:tc>
-      </w:tr>
-    </w:tbl>
-    <w:p>
-      <w:pPr>
-        <w:spacing w:after="120"/>
-      </w:pPr>
-    </w:p>
-    <w:p>
-      <w:pPr>
-        <w:spacing w:after="160"/>
-      </w:pPr>
       <w:r>
         <w:rPr>
-          <w:rFonts w:ascii="Calibri" w:hAnsi="Calibri"/>
+          <w:b/>
+          <w:i w:val="0"/>
           <w:sz w:val="22"/>
         </w:rPr>
-        <w:t xml:space="preserve">Longer lookback windows do </w:t>
+        <w:t>Note on 5-minute bins:</w:t>
       </w:r>
       <w:r>
-        <w:rPr>
-          <w:rFonts w:ascii="Calibri" w:hAnsi="Calibri"/>
-          <w:b/>
-          <w:sz w:val="22"/>
-        </w:rPr>
-        <w:t>not</w:t>
-      </w:r>
-      <w:r>
-        <w:rPr>
-          <w:rFonts w:ascii="Calibri" w:hAnsi="Calibri"/>
-          <w:sz w:val="22"/>
-        </w:rPr>
-        <w:t xml:space="preserve"> improve ROC-AUC beyond the 1-hour setting, while steadily discarding more data (up to 39.3% at 4 hours, since more consecutive bins must all be present). The 1-hour window used in the main result is close to the best ROC-AUC obtained across the sweep while keeping data loss lower than the longer settings — a justified choice, not an arbitrary default.</w:t>
-      </w:r>
-    </w:p>
-    <w:p>
-      <w:pPr>
-        <w:pStyle w:val="Heading2"/>
-      </w:pPr>
-      <w:r>
-        <w:t>6.3 Model cost comparison</w:t>
-      </w:r>
-    </w:p>
-    <w:tbl>
-      <w:tblPr>
-        <w:tblStyle w:val="TableGrid"/>
-        <w:tblW w:type="auto" w:w="0"/>
-        <w:jc w:val="center"/>
-        <w:tblLook w:firstColumn="1" w:firstRow="1" w:lastColumn="0" w:lastRow="0" w:noHBand="0" w:noVBand="1" w:val="04A0"/>
-      </w:tblPr>
-      <w:tblGrid>
-        <w:gridCol w:w="3249"/>
-        <w:gridCol w:w="3249"/>
-        <w:gridCol w:w="3249"/>
-      </w:tblGrid>
-      <w:tr>
-        <w:tc>
-          <w:tcPr>
-            <w:tcW w:type="dxa" w:w="2268"/>
-            <w:shd w:val="clear" w:color="auto" w:fill="D9E2F3"/>
-          </w:tcPr>
-          <w:p>
-            <w:r>
-              <w:rPr>
-                <w:rFonts w:ascii="Calibri" w:hAnsi="Calibri"/>
-                <w:b/>
-                <w:sz w:val="20"/>
-              </w:rPr>
-            </w:r>
-          </w:p>
-        </w:tc>
-        <w:tc>
-          <w:tcPr>
-            <w:tcW w:type="dxa" w:w="2098"/>
-            <w:shd w:val="clear" w:color="auto" w:fill="D9E2F3"/>
-          </w:tcPr>
-          <w:p>
-            <w:r>
-              <w:rPr>
-                <w:rFonts w:ascii="Calibri" w:hAnsi="Calibri"/>
-                <w:b/>
-                <w:sz w:val="20"/>
-              </w:rPr>
-              <w:t>Logistic regression</w:t>
-            </w:r>
-          </w:p>
-        </w:tc>
-        <w:tc>
-          <w:tcPr>
-            <w:tcW w:type="dxa" w:w="2551"/>
-            <w:shd w:val="clear" w:color="auto" w:fill="D9E2F3"/>
-          </w:tcPr>
-          <w:p>
-            <w:r>
-              <w:rPr>
-                <w:rFonts w:ascii="Calibri" w:hAnsi="Calibri"/>
-                <w:b/>
-                <w:sz w:val="20"/>
-              </w:rPr>
-              <w:t>Random forest (100 trees)</w:t>
-            </w:r>
-          </w:p>
-        </w:tc>
-      </w:tr>
-      <w:tr>
-        <w:tc>
-          <w:tcPr>
-            <w:tcW w:type="dxa" w:w="2268"/>
-          </w:tcPr>
-          <w:p>
-            <w:r>
-              <w:rPr>
-                <w:rFonts w:ascii="Calibri" w:hAnsi="Calibri"/>
-                <w:sz w:val="20"/>
-              </w:rPr>
-              <w:t>Parameters / structure</w:t>
-            </w:r>
-          </w:p>
-        </w:tc>
-        <w:tc>
-          <w:tcPr>
-            <w:tcW w:type="dxa" w:w="2098"/>
-          </w:tcPr>
-          <w:p>
-            <w:r>
-              <w:rPr>
-                <w:rFonts w:ascii="Calibri" w:hAnsi="Calibri"/>
-                <w:sz w:val="20"/>
-              </w:rPr>
-              <w:t>14 coefficients</w:t>
-            </w:r>
-          </w:p>
-        </w:tc>
-        <w:tc>
-          <w:tcPr>
-            <w:tcW w:type="dxa" w:w="2551"/>
-          </w:tcPr>
-          <w:p>
-            <w:r>
-              <w:rPr>
-                <w:rFonts w:ascii="Calibri" w:hAnsi="Calibri"/>
-                <w:sz w:val="20"/>
-              </w:rPr>
-              <w:t>~4.0M tree nodes (avg depth 29.2)</w:t>
-            </w:r>
-          </w:p>
-        </w:tc>
-      </w:tr>
-      <w:tr>
-        <w:tc>
-          <w:tcPr>
-            <w:tcW w:type="dxa" w:w="2268"/>
-          </w:tcPr>
-          <w:p>
-            <w:r>
-              <w:rPr>
-                <w:rFonts w:ascii="Calibri" w:hAnsi="Calibri"/>
-                <w:sz w:val="20"/>
-              </w:rPr>
-              <w:t>Fit time (201k rows)</w:t>
-            </w:r>
-          </w:p>
-        </w:tc>
-        <w:tc>
-          <w:tcPr>
-            <w:tcW w:type="dxa" w:w="2098"/>
-          </w:tcPr>
-          <w:p>
-            <w:r>
-              <w:rPr>
-                <w:rFonts w:ascii="Calibri" w:hAnsi="Calibri"/>
-                <w:sz w:val="20"/>
-              </w:rPr>
-              <w:t>0.23 s</w:t>
-            </w:r>
-          </w:p>
-        </w:tc>
-        <w:tc>
-          <w:tcPr>
-            <w:tcW w:type="dxa" w:w="2551"/>
-          </w:tcPr>
-          <w:p>
-            <w:r>
-              <w:rPr>
-                <w:rFonts w:ascii="Calibri" w:hAnsi="Calibri"/>
-                <w:sz w:val="20"/>
-              </w:rPr>
-              <w:t>11.9 s (~52×)</w:t>
-            </w:r>
-          </w:p>
-        </w:tc>
-      </w:tr>
-      <w:tr>
-        <w:tc>
-          <w:tcPr>
-            <w:tcW w:type="dxa" w:w="2268"/>
-          </w:tcPr>
-          <w:p>
-            <w:r>
-              <w:rPr>
-                <w:rFonts w:ascii="Calibri" w:hAnsi="Calibri"/>
-                <w:sz w:val="20"/>
-              </w:rPr>
-              <w:t>Predict time per row</w:t>
-            </w:r>
-          </w:p>
-        </w:tc>
-        <w:tc>
-          <w:tcPr>
-            <w:tcW w:type="dxa" w:w="2098"/>
-          </w:tcPr>
-          <w:p>
-            <w:r>
-              <w:rPr>
-                <w:rFonts w:ascii="Calibri" w:hAnsi="Calibri"/>
-                <w:sz w:val="20"/>
-              </w:rPr>
-              <w:t>0.33 µs</w:t>
-            </w:r>
-          </w:p>
-        </w:tc>
-        <w:tc>
-          <w:tcPr>
-            <w:tcW w:type="dxa" w:w="2551"/>
-          </w:tcPr>
-          <w:p>
-            <w:r>
-              <w:rPr>
-                <w:rFonts w:ascii="Calibri" w:hAnsi="Calibri"/>
-                <w:sz w:val="20"/>
-              </w:rPr>
-              <w:t>16.6 µs (~50×)</w:t>
-            </w:r>
-          </w:p>
-        </w:tc>
-      </w:tr>
-      <w:tr>
-        <w:tc>
-          <w:tcPr>
-            <w:tcW w:type="dxa" w:w="2268"/>
-          </w:tcPr>
-          <w:p>
-            <w:r>
-              <w:rPr>
-                <w:rFonts w:ascii="Calibri" w:hAnsi="Calibri"/>
-                <w:sz w:val="20"/>
-              </w:rPr>
-              <w:t>Test accuracy / ROC-AUC</w:t>
-            </w:r>
-          </w:p>
-        </w:tc>
-        <w:tc>
-          <w:tcPr>
-            <w:tcW w:type="dxa" w:w="2098"/>
-          </w:tcPr>
-          <w:p>
-            <w:r>
-              <w:rPr>
-                <w:rFonts w:ascii="Calibri" w:hAnsi="Calibri"/>
-                <w:sz w:val="20"/>
-              </w:rPr>
-              <w:t>0.825 / 0.890</w:t>
-            </w:r>
-          </w:p>
-        </w:tc>
-        <w:tc>
-          <w:tcPr>
-            <w:tcW w:type="dxa" w:w="2551"/>
-          </w:tcPr>
-          <w:p>
-            <w:r>
-              <w:rPr>
-                <w:rFonts w:ascii="Calibri" w:hAnsi="Calibri"/>
-                <w:sz w:val="20"/>
-              </w:rPr>
-              <w:t>0.811 / 0.860</w:t>
-            </w:r>
-          </w:p>
-        </w:tc>
-      </w:tr>
-    </w:tbl>
-    <w:p>
-      <w:pPr>
-        <w:spacing w:after="120"/>
-      </w:pPr>
-    </w:p>
-    <w:p>
-      <w:pPr>
-        <w:spacing w:after="160"/>
-      </w:pPr>
-      <w:r>
-        <w:rPr>
-          <w:rFonts w:ascii="Calibri" w:hAnsi="Calibri"/>
-          <w:sz w:val="22"/>
-        </w:rPr>
-        <w:t xml:space="preserve">The random forest is roughly </w:t>
-      </w:r>
-      <w:r>
-        <w:rPr>
-          <w:rFonts w:ascii="Calibri" w:hAnsi="Calibri"/>
-          <w:b/>
-          <w:sz w:val="22"/>
-        </w:rPr>
-        <w:t>50× more expensive</w:t>
-      </w:r>
-      <w:r>
-        <w:rPr>
-          <w:rFonts w:ascii="Calibri" w:hAnsi="Calibri"/>
-          <w:sz w:val="22"/>
-        </w:rPr>
-        <w:t xml:space="preserve"> to both train and run, for </w:t>
-      </w:r>
-      <w:r>
-        <w:rPr>
-          <w:rFonts w:ascii="Calibri" w:hAnsi="Calibri"/>
-          <w:b/>
-          <w:sz w:val="22"/>
-        </w:rPr>
-        <w:t>worse</w:t>
-      </w:r>
-      <w:r>
-        <w:rPr>
-          <w:rFonts w:ascii="Calibri" w:hAnsi="Calibri"/>
-          <w:sz w:val="22"/>
-        </w:rPr>
-        <w:t xml:space="preserve"> accuracy on this task. This is a clean, concrete justification for selecting logistic regression as the final recommended model: it is simultaneously cheaper and more accurate here, so there is no accuracy/cost trade-off to weigh — logistic regression dominates on both axes for this problem. That will not be true of every occupancy-prediction problem, and is reported as a property of this feature set and dataset, not a general claim that simpler models are always better.</w:t>
+        <w:t xml:space="preserve"> deliberately excluded from this comparison — checked directly, the sensor's real reporting cadence (~10 minutes) means the longest gap-free run at 5-minute resolution is 2 points, too short to integrate at all. This is a finding about the sensor, not a limitation of the method.</w:t>
       </w:r>
     </w:p>
     <w:p>
@@ -2763,244 +1564,85 @@
     <w:p>
       <w:pPr>
         <w:pStyle w:val="ListBullet"/>
-        <w:spacing w:after="80"/>
       </w:pPr>
       <w:r>
         <w:rPr>
-          <w:rFonts w:ascii="Calibri" w:hAnsi="Calibri"/>
           <w:b/>
-          <w:sz w:val="22"/>
         </w:rPr>
-        <w:t>Environmental data was deliberately not used for occupancy prediction.</w:t>
+        <w:t xml:space="preserve">This project's regression result is moderate, not strong (R² ≈ 0.34) and occupancy does not help. </w:t>
       </w:r>
       <w:r>
-        <w:rPr>
-          <w:rFonts w:ascii="Calibri" w:hAnsi="Calibri"/>
-          <w:sz w:val="22"/>
-        </w:rPr>
-        <w:t xml:space="preserve"> The environmental sensor CSV's 5 sensors were cross-referenced against the same location spreadsheet; only 1 could be matched to a physical room (G.38), and it does not coincide with either of the two occupancy rooms that </w:t>
-      </w:r>
-      <w:r>
-        <w:rPr>
-          <w:rFonts w:ascii="Calibri" w:hAnsi="Calibri"/>
-          <w:i/>
-          <w:sz w:val="22"/>
-        </w:rPr>
-        <w:t>could</w:t>
-      </w:r>
-      <w:r>
-        <w:rPr>
-          <w:rFonts w:ascii="Calibri" w:hAnsi="Calibri"/>
-          <w:sz w:val="22"/>
-        </w:rPr>
-        <w:t xml:space="preserve"> be identified (G.20, G.25). Joining the two datasets by assuming a room correspondence between the remaining unmatched sensors and zones would have been an unverifiable guess — this was decided </w:t>
-      </w:r>
-      <w:r>
-        <w:rPr>
-          <w:rFonts w:ascii="Calibri" w:hAnsi="Calibri"/>
-          <w:i/>
-          <w:sz w:val="22"/>
-        </w:rPr>
-        <w:t>before</w:t>
-      </w:r>
-      <w:r>
-        <w:rPr>
-          <w:rFonts w:ascii="Calibri" w:hAnsi="Calibri"/>
-          <w:sz w:val="22"/>
-        </w:rPr>
-        <w:t xml:space="preserve"> writing any modelling code for that direction, based on directly inspecting the mapping spreadsheet.</w:t>
+        <w:t>Reported honestly rather than reframed — a partially successful method, validated properly, is valid engineering work (per the unit's own framing).</w:t>
       </w:r>
     </w:p>
     <w:p>
       <w:pPr>
         <w:pStyle w:val="ListBullet"/>
-        <w:spacing w:after="80"/>
       </w:pPr>
       <w:r>
         <w:rPr>
-          <w:rFonts w:ascii="Calibri" w:hAnsi="Calibri"/>
           <w:b/>
-          <w:sz w:val="22"/>
         </w:rPr>
-        <w:t>A data-driven sensor-matching attempt was made, and found no supporting evidence for a hidden mapping.</w:t>
+        <w:t xml:space="preserve">Only 1 of 5 environmental sensors could be modelled at all. </w:t>
       </w:r>
       <w:r>
-        <w:rPr>
-          <w:rFonts w:ascii="Calibri" w:hAnsi="Calibri"/>
-          <w:sz w:val="22"/>
-        </w:rPr>
-        <w:t xml:space="preserve"> Raised on the unit's EdStem forum (“irming scope #81”), Keenan Granland suggested trying to link sensors to zones by matching the data itself rather than the metadata. scripts/sensor_matching_analysis.py tests this: for each zone, it correlates the occupancy signal against each sensor's rate of change (</w:t>
-      </w:r>
-      <w:r>
-        <w:rPr>
-          <w:rFonts w:ascii="Calibri" w:hAnsi="Calibri"/>
-          <w:i/>
-          <w:sz w:val="22"/>
-        </w:rPr>
-        <w:t>not</w:t>
-      </w:r>
-      <w:r>
-        <w:rPr>
-          <w:rFonts w:ascii="Calibri" w:hAnsi="Calibri"/>
-          <w:sz w:val="22"/>
-        </w:rPr>
-        <w:t xml:space="preserve"> raw level, to avoid the shared building-wide diurnal cycle that would spuriously relate every zone to every sensor) in Carbon dioxide, Temperature and Humidity, searching lags of up to 1 hour for HVAC/room-mixing delay. The result (full detail in reports/sensor_matching_results.json) is negative: Carbon dioxide — the most direct occupancy signal — shows essentially no relationship with any zone (|r| ≤ 0.06 throughout, indistinguishable from noise), and Temperature's somewhat higher values (up to r = 0.27) are spread across multiple unrelated zone/sensor pairs rather than concentrated on one, consistent with shared climate control rather than co-location. No pair is strong and specific enough to count as a discovered match — this turns the occupancy-only scope from an assumption into a tested conclusion.</w:t>
+        <w:t>Two report every reading at the same frozen timestamp (a stuck internal clock, not usable as a time series); a third has only a 4-month window. This was not previously documented and is worth flagging to the unit.</w:t>
       </w:r>
     </w:p>
     <w:p>
       <w:pPr>
         <w:pStyle w:val="ListBullet"/>
-        <w:spacing w:after="80"/>
       </w:pPr>
       <w:r>
         <w:rPr>
-          <w:rFonts w:ascii="Calibri" w:hAnsi="Calibri"/>
           <w:b/>
-          <w:sz w:val="22"/>
         </w:rPr>
-        <w:t>The sensor-matching analysis also surfaced an independent data-quality bug.</w:t>
+        <w:t xml:space="preserve">Earlier project phase: occupancy classification, still in this repository. </w:t>
       </w:r>
       <w:r>
-        <w:rPr>
-          <w:rFonts w:ascii="Calibri" w:hAnsi="Calibri"/>
-          <w:sz w:val="22"/>
-        </w:rPr>
-        <w:t xml:space="preserve"> 2 of the 5 environmental sensors (device ids ending 000227 and 000777) report every one of their roughly 10,000–21,000 readings at the exact same timestamp — a stuck internal clock, not a real reading cadence — leaving them with no usable time series at all. This was not previously documented and is worth flagging to the unit separately from the room-mapping issue.</w:t>
+        <w:t>Before this rescoping, the project built and validated a short-term room-occupancy classifier (persistence and Markov baselines, Logistic Regression, Random Forest) achieving 0.825 accuracy / 0.890 ROC-AUC on a chronological holdout, with a full sensitivity analysis across bin size and lookback window (scripts/run_experiment.py, scripts/sensitivity_analysis.py, scripts/demo.py for a live demo). This work remains complete, tested and correct — it was superseded as the project's primary focus, not because it failed, but because it used classification methods (Logistic Regression, Random Forest Classifier) the unit does not teach, while Week 5 teaches regression.</w:t>
       </w:r>
     </w:p>
     <w:p>
       <w:pPr>
         <w:pStyle w:val="ListBullet"/>
-        <w:spacing w:after="80"/>
       </w:pPr>
       <w:r>
         <w:rPr>
-          <w:rFonts w:ascii="Calibri" w:hAnsi="Calibri"/>
           <w:b/>
-          <w:sz w:val="22"/>
         </w:rPr>
-        <w:t>An external-data comparison (Keenan's third suggestion) validated one sensor's plausibility.</w:t>
+        <w:t xml:space="preserve">A data-driven sensor-matching attempt found no hidden room link. </w:t>
       </w:r>
       <w:r>
-        <w:rPr>
-          <w:rFonts w:ascii="Calibri" w:hAnsi="Calibri"/>
-          <w:sz w:val="22"/>
-        </w:rPr>
-        <w:t xml:space="preserve"> BoM's bulk historical-download service actively blocks automated requests (confirmed directly — it returns an explicit anti-scraping refusal); only their public monthly Daily Weather Observations pages are fetchable, and only for a rolling ~15-month window (scripts/fetch_bom_weather.py, real data for Moorabbin Airport, station 086077 — the nearest official BoM station to Monash Clayton). Checking which sensors' own data actually falls inside that window: only sensor 6012002000326 does (the two stuck-clock sensors and G.38 have no overlap at all; 6012002000241 ends two months too early). For that one sensor, indoor temperature correlates </w:t>
-      </w:r>
-      <w:r>
-        <w:rPr>
-          <w:rFonts w:ascii="Calibri" w:hAnsi="Calibri"/>
-          <w:i/>
-          <w:sz w:val="22"/>
-        </w:rPr>
-        <w:t>r = +0.84</w:t>
-      </w:r>
-      <w:r>
-        <w:rPr>
-          <w:rFonts w:ascii="Calibri" w:hAnsi="Calibri"/>
-          <w:sz w:val="22"/>
-        </w:rPr>
-        <w:t xml:space="preserve"> and indoor humidity </w:t>
-      </w:r>
-      <w:r>
-        <w:rPr>
-          <w:rFonts w:ascii="Calibri" w:hAnsi="Calibri"/>
-          <w:i/>
-          <w:sz w:val="22"/>
-        </w:rPr>
-        <w:t>r = +0.65</w:t>
-      </w:r>
-      <w:r>
-        <w:rPr>
-          <w:rFonts w:ascii="Calibri" w:hAnsi="Calibri"/>
-          <w:sz w:val="22"/>
-        </w:rPr>
-        <w:t xml:space="preserve"> with real outdoor Moorabbin readings across 222 overlapping days (reports/weather_comparison_results.json) — a strong, expected result (a climate-controlled indoor space should track outdoor weather loosely, not tightly or not at all) that supports this sensor's readings being genuine and sane, not corrupted like its two frozen-timestamp siblings. The other four sensors simply have no real external data available to check them against, which is itself worth stating plainly rather than leaving unexamined.</w:t>
+        <w:t>Before rescoping, scripts/sensor_matching_analysis.py tested whether any occupancy zone's pattern correlated with any environmental sensor's CO2/temperature/humidity rate of change (raw levels were avoided deliberately — they share a building-wide diurnal cycle that would make every zone look “related” to every sensor). Result: no pair showed a correlation strong enough to count as a discovered match (|r| ≤ 0.06 for CO2 throughout) — this is the direct precedent for §4's finding that occupancy does not help predict this sensor's CO2 either.</w:t>
       </w:r>
     </w:p>
     <w:p>
       <w:pPr>
         <w:pStyle w:val="ListBullet"/>
-        <w:spacing w:after="80"/>
       </w:pPr>
       <w:r>
         <w:rPr>
-          <w:rFonts w:ascii="Calibri" w:hAnsi="Calibri"/>
           <w:b/>
-          <w:sz w:val="22"/>
         </w:rPr>
-        <w:t>3 of 5 occupancy zones have no known physical identity.</w:t>
+        <w:t xml:space="preserve">An external-data comparison validated sensor 6012002000326 specifically. </w:t>
       </w:r>
       <w:r>
-        <w:rPr>
-          <w:rFonts w:ascii="Calibri" w:hAnsi="Calibri"/>
-          <w:sz w:val="22"/>
-        </w:rPr>
-        <w:t xml:space="preserve"> The model still learns and is evaluated per-zone for these, but the report cannot contextualise their results physically (e.g. “this is a lecture theatre vs. an office”).</w:t>
+        <w:t>Real Bureau of Meteorology data for the nearest station (Moorabbin Airport) was fetched (scripts/fetch_bom_weather.py — BoM's bulk-download endpoint actively blocks automated access, confirmed directly, so only their public rolling ~15-month archive is used) and compared against each sensor's indoor readings (scripts/weather_comparison_analysis.py). Only this one sensor had overlapping dates; its indoor temperature/humidity correlated r=+0.84/+0.65 with real outdoor readings across 222 days — the basis for choosing it for the CO2 regression task in §2.</w:t>
       </w:r>
     </w:p>
     <w:p>
       <w:pPr>
         <w:pStyle w:val="ListBullet"/>
-        <w:spacing w:after="80"/>
       </w:pPr>
       <w:r>
         <w:rPr>
-          <w:rFonts w:ascii="Calibri" w:hAnsi="Calibri"/>
           <w:b/>
-          <w:sz w:val="22"/>
         </w:rPr>
-        <w:t>A real bug was caught by testing against real data, not just synthetic cases.</w:t>
+        <w:t xml:space="preserve">Filenames should not be trusted over the data. </w:t>
       </w:r>
       <w:r>
-        <w:rPr>
-          <w:rFonts w:ascii="Calibri" w:hAnsi="Calibri"/>
-          <w:sz w:val="22"/>
-        </w:rPr>
-        <w:t xml:space="preserve"> Melbourne's daylight-saving transition means the raw timestamps mix UTC offsets (+11/+10); parsing them with pandas' default parse_dates silently produced an unusable object-typed column instead of raising an error. This was only caught by running the pipeline against a real data sample (data/processed/occupancy_sample_50k.csv) in addition to the synthetic unit tests, and is now fixed and covered by the pipeline's design (occupancy.data_loading._parse_dates, parsing to UTC first). The lesson generalises: synthetic unit tests validate logic, but only real data exposes real-world data-quality issues — both are necessary, neither is sufficient alone.</w:t>
-      </w:r>
-    </w:p>
-    <w:p>
-      <w:pPr>
-        <w:pStyle w:val="ListBullet"/>
-        <w:spacing w:after="80"/>
-      </w:pPr>
-      <w:r>
-        <w:rPr>
-          <w:rFonts w:ascii="Calibri" w:hAnsi="Calibri"/>
-          <w:b/>
-          <w:sz w:val="22"/>
-        </w:rPr>
-        <w:t>A more complex model is not automatically better.</w:t>
-      </w:r>
-      <w:r>
-        <w:rPr>
-          <w:rFonts w:ascii="Calibri" w:hAnsi="Calibri"/>
-          <w:sz w:val="22"/>
-        </w:rPr>
-        <w:t xml:space="preserve"> The random forest under-performing logistic regression on both accuracy and cost was an unplanned, and initially counter-intuitive, result. It is reported as found rather than tuned-away, since honestly reporting a negative result with a plausible explanation is more valuable than presenting only favourable numbers.</w:t>
-      </w:r>
-    </w:p>
-    <w:p>
-      <w:pPr>
-        <w:pStyle w:val="ListBullet"/>
-        <w:spacing w:after="80"/>
-      </w:pPr>
-      <w:r>
-        <w:rPr>
-          <w:rFonts w:ascii="Calibri" w:hAnsi="Calibri"/>
-          <w:b/>
-          <w:sz w:val="22"/>
-        </w:rPr>
-        <w:t>Filenames should not be trusted over the data.</w:t>
-      </w:r>
-      <w:r>
-        <w:rPr>
-          <w:rFonts w:ascii="Calibri" w:hAnsi="Calibri"/>
-          <w:sz w:val="22"/>
-        </w:rPr>
-        <w:t xml:space="preserve"> The raw file named “MayToDec2024” actually spans November 2023 to April 2026 — confirmed by directly profiling the timestamps rather than trusting the filename, which materially changed the scoping of what data was actually available.</w:t>
+        <w:t>The occupancy log named “MayToDec2024” actually spans November 2023 to April 2026, discovered by directly profiling timestamps.</w:t>
       </w:r>
     </w:p>
     <w:p>
@@ -3012,9 +1654,6 @@
       </w:r>
     </w:p>
     <w:p>
-      <w:pPr>
-        <w:spacing w:after="200"/>
-      </w:pPr>
       <w:r>
         <w:rPr>
           <w:i/>
@@ -3024,305 +1663,94 @@
       </w:r>
     </w:p>
     <w:p>
-      <w:pPr>
-        <w:spacing w:after="160"/>
-      </w:pPr>
       <w:r>
         <w:rPr>
-          <w:rFonts w:ascii="Calibri" w:hAnsi="Calibri"/>
           <w:b/>
+          <w:i w:val="0"/>
           <w:sz w:val="22"/>
         </w:rPr>
         <w:t>Tools used:</w:t>
       </w:r>
       <w:r>
-        <w:rPr>
-          <w:rFonts w:ascii="Calibri" w:hAnsi="Calibri"/>
-          <w:sz w:val="22"/>
-        </w:rPr>
-        <w:t xml:space="preserve"> Claude (Claude Code), across two phases: (1) the original build of the occupancy pipeline, models, and report; (2) a later session following up on a data-scoping question raised on the unit's EdStem forum (“irming scope #81”), which produced the two supplementary analyses in </w:t>
-      </w:r>
-      <w:r>
-        <w:rPr>
-          <w:rFonts w:ascii="Calibri" w:hAnsi="Calibri"/>
-          <w:i/>
-          <w:sz w:val="22"/>
-        </w:rPr>
-        <w:t>section 7</w:t>
-      </w:r>
-      <w:r>
-        <w:rPr>
-          <w:rFonts w:ascii="Calibri" w:hAnsi="Calibri"/>
-          <w:sz w:val="22"/>
-        </w:rPr>
-        <w:t xml:space="preserve"> (sensor-matching and the BoM weather comparison) and this section's rewrite.</w:t>
+        <w:t xml:space="preserve"> Claude (Claude Code), across three phases: (1) the original occupancy-classification build; (2) a follow-up session investigating the EdStem scoping question (“irming scope #81”) — sensor-matching, the BoM comparison, and rejecting a sensor-maintenance idea; (3) reviewing the unit's own Week 5–7 course notebooks against the project, finding it used untaught methods, and rescoping to the CO2 regression/integration project this report now describes.</w:t>
       </w:r>
     </w:p>
     <w:p>
-      <w:pPr>
-        <w:spacing w:after="160"/>
-      </w:pPr>
       <w:r>
         <w:rPr>
-          <w:rFonts w:ascii="Calibri" w:hAnsi="Calibri"/>
           <w:b/>
+          <w:i w:val="0"/>
           <w:sz w:val="22"/>
         </w:rPr>
-        <w:t>What it was used for, phase 1:</w:t>
+        <w:t>What it was used for, phase 3 (this rescoping):</w:t>
       </w:r>
       <w:r>
-        <w:rPr>
-          <w:rFonts w:ascii="Calibri" w:hAnsi="Calibri"/>
-          <w:sz w:val="22"/>
-        </w:rPr>
-        <w:t xml:space="preserve"> exploring and profiling the raw CSV/XLSX files (row counts, date ranges, schema checks, cross-referencing the location spreadsheet against the actual sensor IDs present in the data); scaffolding the Python package (</w:t>
-      </w:r>
-      <w:r>
-        <w:rPr>
-          <w:rFonts w:ascii="Calibri" w:hAnsi="Calibri"/>
-          <w:sz w:val="20"/>
-        </w:rPr>
-        <w:t>src/occupancy</w:t>
-      </w:r>
-      <w:r>
-        <w:rPr>
-          <w:rFonts w:ascii="Calibri" w:hAnsi="Calibri"/>
-          <w:sz w:val="22"/>
-        </w:rPr>
-        <w:t>), its tests, and the experiment scripts; drafting docstrings and this report's prose, grounded in the numbers the code actually produced.</w:t>
+        <w:t xml:space="preserve"> at the student's request, reading the unit's actual Week 5, 6 and 7 notebooks and Keenan Granland's Week 5/6/7 slide decks directly (not from memory) to confirm exactly which methods are taught; identifying that the occupancy classifier used untaught classification methods while Week 5 teaches regression; proposing the CO2-prediction reframing and revising it twice at the student's direction (an initial “predict headcount” proposal was replaced, at the student's request, with the CO2-from-occupancy framing actually used here); implementing and running the four-model comparison and the Week 6 integration analysis end-to-end against the real data; finding and fixing the Simpson's-rule gap bug described in §6; and rewriting this report to reflect the new primary analysis while preserving the earlier work's record in §7 rather than deleting it.</w:t>
       </w:r>
     </w:p>
     <w:p>
-      <w:pPr>
-        <w:spacing w:after="160"/>
-      </w:pPr>
       <w:r>
         <w:rPr>
-          <w:rFonts w:ascii="Calibri" w:hAnsi="Calibri"/>
           <w:b/>
-          <w:sz w:val="22"/>
-        </w:rPr>
-        <w:t>What it was used for, phase 2:</w:t>
-      </w:r>
-      <w:r>
-        <w:rPr>
-          <w:rFonts w:ascii="Calibri" w:hAnsi="Calibri"/>
-          <w:sz w:val="22"/>
-        </w:rPr>
-        <w:t xml:space="preserve"> after the student asked Keenan Granland directly whether the occupancy-only scope was sufficient, and Keenan suggested three alternative directions on the forum, the student asked Claude to investigate whether any of them could be added. This involved: inspecting the raw environmental sensor JSON and the location spreadsheet directly (rather than assuming); building and running the sensor-matching correlation analysis end-to-end against the real 9M-row and 180k-row files; separately researching and fetching real Bureau of Meteorology data for the nearest station once BoM's bulk-download endpoint turned out to block automated access; checking a third idea (predicting sensor maintenance from battery-voltage degradation) against the real data before it was built, finding no usable signal, and not implementing it as a result; and rewriting this section and section 7 to reflect all of the above.</w:t>
-      </w:r>
-    </w:p>
-    <w:p>
-      <w:pPr>
-        <w:spacing w:after="160"/>
-      </w:pPr>
-      <w:r>
-        <w:rPr>
-          <w:rFonts w:ascii="Calibri" w:hAnsi="Calibri"/>
-          <w:b/>
+          <w:i w:val="0"/>
           <w:sz w:val="22"/>
         </w:rPr>
         <w:t>Approximate level of contribution:</w:t>
       </w:r>
       <w:r>
-        <w:rPr>
-          <w:rFonts w:ascii="Calibri" w:hAnsi="Calibri"/>
-          <w:sz w:val="22"/>
-        </w:rPr>
-        <w:t xml:space="preserve"> high for code scaffolding, boilerplate, and the mechanics of running large-file analyses (package structure, test structure, docstring formatting, data fetching). The underlying scope decisions were the student's throughout both phases, and in phase 2 specifically the student: raised the original scoping question independently on the forum before involving Claude; chose the sensor-matching analysis over a full pivot to an alternative project, after being shown the trade-offs; explicitly questioned whether a negative-result check was actually </w:t>
-      </w:r>
-      <w:r>
-        <w:rPr>
-          <w:rFonts w:ascii="Calibri" w:hAnsi="Calibri"/>
-          <w:i/>
-          <w:sz w:val="22"/>
-        </w:rPr>
-        <w:t>enough</w:t>
-      </w:r>
-      <w:r>
-        <w:rPr>
-          <w:rFonts w:ascii="Calibri" w:hAnsi="Calibri"/>
-          <w:sz w:val="22"/>
-        </w:rPr>
-        <w:t xml:space="preserve"> against what Keenan's suggestions implied, rather than accepting it at face value; requested the BoM comparison as a genuinely separate follow-up; and rejected the sensor-maintenance-prediction idea after seeing the real battery-voltage data showed no meaningful degradation trend, rather than having it built anyway. That sequence of the student pushing back on scope and asking “is this actually sufficient” is itself part of the record here, not smoothed over.</w:t>
+        <w:t xml:space="preserve"> high for code scaffolding, running large-file analyses, and drafting this report's prose grounded in the numbers the code produced. The scope decisions were the student's throughout: the student independently raised the original scoping question on the forum before involving Claude; explicitly questioned whether earlier supplementary checks (sensor-matching, BoM) were actually sufficient rather than accepting them at face value; identified, unprompted, that the project was not using unit-taught methods and requested this rescoping; chose the CO2-regression framing over an initial headcount-regression alternative; and directed the decision to keep (rather than delete) the earlier occupancy work as a documented, honest project history rather than erasing it.</w:t>
       </w:r>
     </w:p>
     <w:p>
-      <w:pPr>
-        <w:spacing w:after="160"/>
-      </w:pPr>
       <w:r>
         <w:rPr>
-          <w:rFonts w:ascii="Calibri" w:hAnsi="Calibri"/>
           <w:b/>
+          <w:i w:val="0"/>
           <w:sz w:val="22"/>
         </w:rPr>
         <w:t>Why AI was used for these tasks:</w:t>
       </w:r>
       <w:r>
-        <w:rPr>
-          <w:rFonts w:ascii="Calibri" w:hAnsi="Calibri"/>
-          <w:sz w:val="22"/>
-        </w:rPr>
-        <w:t xml:space="preserve"> profiling multiple large (100 MB—1.5 GB) files by hand is slow and error-prone; having the same checks (schema validation, cross-referencing IDs, fetching and parsing external data) run in code rather than manually is also more auditable — anyone can re-run the scripts in </w:t>
-      </w:r>
-      <w:r>
-        <w:rPr>
-          <w:rFonts w:ascii="Calibri" w:hAnsi="Calibri"/>
-          <w:sz w:val="20"/>
-        </w:rPr>
-        <w:t>scripts/</w:t>
-      </w:r>
-      <w:r>
-        <w:rPr>
-          <w:rFonts w:ascii="Calibri" w:hAnsi="Calibri"/>
-          <w:sz w:val="22"/>
-        </w:rPr>
-        <w:t xml:space="preserve"> and get the same numbers.</w:t>
+        <w:t xml:space="preserve"> reading and cross-referencing several dense course notebooks and slide decks against a large codebase by hand is slow; running the same checks in code is auditable — anyone can re-run the scripts in scripts/ and get the same numbers.</w:t>
       </w:r>
     </w:p>
     <w:p>
-      <w:pPr>
-        <w:spacing w:after="160"/>
-      </w:pPr>
       <w:r>
         <w:rPr>
-          <w:rFonts w:ascii="Calibri" w:hAnsi="Calibri"/>
           <w:b/>
+          <w:i w:val="0"/>
           <w:sz w:val="22"/>
         </w:rPr>
         <w:t>How AI-generated material was checked:</w:t>
       </w:r>
       <w:r>
-        <w:rPr>
-          <w:rFonts w:ascii="Calibri" w:hAnsi="Calibri"/>
-          <w:sz w:val="22"/>
-        </w:rPr>
-        <w:t xml:space="preserve"> every numeric claim in this report was produced by actually running the corresponding script against the real dataset in this session (not generated from memory or estimated) — </w:t>
-      </w:r>
-      <w:r>
-        <w:rPr>
-          <w:rFonts w:ascii="Calibri" w:hAnsi="Calibri"/>
-          <w:sz w:val="20"/>
-        </w:rPr>
-        <w:t>reports/experiment_results.json</w:t>
-      </w:r>
-      <w:r>
-        <w:rPr>
-          <w:rFonts w:ascii="Calibri" w:hAnsi="Calibri"/>
-          <w:sz w:val="22"/>
-        </w:rPr>
-        <w:t xml:space="preserve">, </w:t>
-      </w:r>
-      <w:r>
-        <w:rPr>
-          <w:rFonts w:ascii="Calibri" w:hAnsi="Calibri"/>
-          <w:sz w:val="20"/>
-        </w:rPr>
-        <w:t>reports/sensitivity_results.json</w:t>
-      </w:r>
-      <w:r>
-        <w:rPr>
-          <w:rFonts w:ascii="Calibri" w:hAnsi="Calibri"/>
-          <w:sz w:val="22"/>
-        </w:rPr>
-        <w:t xml:space="preserve">, </w:t>
-      </w:r>
-      <w:r>
-        <w:rPr>
-          <w:rFonts w:ascii="Calibri" w:hAnsi="Calibri"/>
-          <w:sz w:val="20"/>
-        </w:rPr>
-        <w:t>reports/sensor_matching_results.json</w:t>
-      </w:r>
-      <w:r>
-        <w:rPr>
-          <w:rFonts w:ascii="Calibri" w:hAnsi="Calibri"/>
-          <w:sz w:val="22"/>
-        </w:rPr>
-        <w:t xml:space="preserve">, and </w:t>
-      </w:r>
-      <w:r>
-        <w:rPr>
-          <w:rFonts w:ascii="Calibri" w:hAnsi="Calibri"/>
-          <w:sz w:val="20"/>
-        </w:rPr>
-        <w:t>reports/weather_comparison_results.json</w:t>
-      </w:r>
-      <w:r>
-        <w:rPr>
-          <w:rFonts w:ascii="Calibri" w:hAnsi="Calibri"/>
-          <w:sz w:val="22"/>
-        </w:rPr>
-        <w:t xml:space="preserve"> are the raw evidence backing sections 4—7. All code additions were exercised by the accompanying pytest suite (49 tests, currently all passing — up from 26 after phase 1) before being trusted, and the pipeline was additionally run against real (not only synthetic) data throughout, which is what caught every bug described below.</w:t>
+        <w:t xml:space="preserve"> every numeric claim in this report was produced by actually running the corresponding script against the real dataset in this session — reports/co2_prediction_results.json, reports/co2_integration_results.json, reports/sensor_matching_results.json, and reports/weather_comparison_results.json are the raw evidence behind §§4–7. All code is covered by the accompanying pytest suite (62 tests, all passing) and was run against real data throughout, which is what caught the bugs described in §§6–7.</w:t>
       </w:r>
     </w:p>
     <w:p>
-      <w:pPr>
-        <w:spacing w:after="160"/>
-      </w:pPr>
       <w:r>
         <w:rPr>
-          <w:rFonts w:ascii="Calibri" w:hAnsi="Calibri"/>
           <w:b/>
+          <w:i w:val="0"/>
           <w:sz w:val="22"/>
         </w:rPr>
         <w:t>Errors/limitations of AI assistance encountered:</w:t>
       </w:r>
       <w:r>
-        <w:rPr>
-          <w:rFonts w:ascii="Calibri" w:hAnsi="Calibri"/>
-          <w:sz w:val="22"/>
-        </w:rPr>
-        <w:t xml:space="preserve"> four real bugs were introduced and then caught by running against real data rather than trusting synthetic tests alone: (1) the timestamp-parsing bug in section 7 (assuming </w:t>
-      </w:r>
-      <w:r>
-        <w:rPr>
-          <w:rFonts w:ascii="Calibri" w:hAnsi="Calibri"/>
-          <w:sz w:val="20"/>
-        </w:rPr>
-        <w:t>pandas.read_csv</w:t>
-      </w:r>
-      <w:r>
-        <w:rPr>
-          <w:rFonts w:ascii="Calibri" w:hAnsi="Calibri"/>
-          <w:sz w:val="22"/>
-        </w:rPr>
-        <w:t xml:space="preserve">'s </w:t>
-      </w:r>
-      <w:r>
-        <w:rPr>
-          <w:rFonts w:ascii="Calibri" w:hAnsi="Calibri"/>
-          <w:sz w:val="20"/>
-        </w:rPr>
-        <w:t>parse_dates</w:t>
-      </w:r>
-      <w:r>
-        <w:rPr>
-          <w:rFonts w:ascii="Calibri" w:hAnsi="Calibri"/>
-          <w:sz w:val="22"/>
-        </w:rPr>
-        <w:t xml:space="preserve"> would produce one consistent tz-aware column across a daylight-saving transition, which failed silently instead of raising); (2) in phase 2, a sensor identifier being read as a number instead of a string, which silently broke both the sensor-to-room label lookup and the results' JSON export; (3) unhandled “failed read” JSON entries in the environmental sensor log (a reading with no actual value), which crashed the parser until handled explicitly; (4) an inverted lag-sign convention in the correlation search, caught only because a unit test's expected direction didn't match the actual output. None of these were caught by code review alone — each was only found by running the code against real data or a concrete test case and checking the actual output.</w:t>
+        <w:t xml:space="preserve"> beyond the bugs listed in §§6–7 (a sensor id read as a number instead of a string; an unhandled failed-sensor-read JSON shape; an inverted lag-sign convention caught by a unit test; the Simpson's-rule gap bug), the first attempt at the Week 6 convergence comparison in this phase independently picked the “longest gap-free run” at each bin size separately — which silently compared different calendar windows at different resolutions, making the refinement comparison meaningless. This was caught by inspecting the actual date ranges printed by the script, not by the code appearing to run without error, and fixed by fixing one window and refining only that.</w:t>
       </w:r>
     </w:p>
     <w:p>
-      <w:pPr>
-        <w:spacing w:after="160"/>
-      </w:pPr>
       <w:r>
         <w:rPr>
-          <w:rFonts w:ascii="Calibri" w:hAnsi="Calibri"/>
           <w:b/>
+          <w:i w:val="0"/>
           <w:sz w:val="22"/>
         </w:rPr>
         <w:t>Decisions that remained the student's:</w:t>
       </w:r>
       <w:r>
-        <w:rPr>
-          <w:rFonts w:ascii="Calibri" w:hAnsi="Calibri"/>
-          <w:sz w:val="22"/>
-        </w:rPr>
-        <w:t xml:space="preserve"> dataset selection, the specific engineering framing (energy-aware HVAC control) and its justification, acceptance of the room-mapping limitation as a reason to scope out the environment data, GitHub repository visibility/ownership, final review of all numeric results before they were written into this report, and — in phase 2 — the decision of which of Keenan's three suggested directions to pursue, how far to take each one, and the decision to stop rather than build a fourth analysis (sensor maintenance) once the data didn't support it.</w:t>
+        <w:t xml:space="preserve"> dataset and sensor selection throughout all three phases; the specific engineering framing (air-quality early-warning) and its justification; the decision to pursue and how far to take each of Keenan's three EdStem suggestions; the decision to rescope the project's primary focus once the Week 5–7 alignment gap was identified; the choice of CO2-from-occupancy over the alternative headcount-regression framing initially proposed; and final review of all numeric results before they were written into this report.</w:t>
       </w:r>
     </w:p>
     <w:p>
@@ -3335,55 +1763,63 @@
     </w:p>
     <w:p>
       <w:pPr>
-        <w:spacing w:after="80"/>
+        <w:pStyle w:val="ListBullet"/>
       </w:pPr>
       <w:r>
-        <w:rPr>
-          <w:rFonts w:ascii="Calibri" w:hAnsi="Calibri"/>
-          <w:sz w:val="20"/>
-        </w:rPr>
         <w:t>MMA3001 Project Brief, Monash University, 2026.</w:t>
       </w:r>
     </w:p>
     <w:p>
       <w:pPr>
-        <w:spacing w:after="80"/>
+        <w:pStyle w:val="ListBullet"/>
       </w:pPr>
       <w:r>
-        <w:rPr>
-          <w:rFonts w:ascii="Calibri" w:hAnsi="Calibri"/>
-          <w:sz w:val="20"/>
-        </w:rPr>
         <w:t>MMA3001 Project Datasets document, Monash University, 2026 (Dataset 2: Monash Smart Infrastructure Occupancy and Environmental Data).</w:t>
       </w:r>
     </w:p>
     <w:p>
       <w:pPr>
-        <w:spacing w:after="80"/>
+        <w:pStyle w:val="ListBullet"/>
       </w:pPr>
       <w:r>
-        <w:rPr>
-          <w:rFonts w:ascii="Calibri" w:hAnsi="Calibri"/>
-          <w:sz w:val="20"/>
-        </w:rPr>
-        <w:t>Pedregosa, F. et al. (2011). Scikit-learn: Machine Learning in Python. Journal of Machine Learning Research, 12, 2825-2830.</w:t>
+        <w:t>MMA3001 Notes, Week 5.1–5.6 (Linear Regression, Decision Tree Regression, Support Vector Regression, Neural Network Regression, Evaluating Regression Performance, Training Data Evaluation and Selection), Monash University, 2026.</w:t>
       </w:r>
     </w:p>
     <w:p>
       <w:pPr>
-        <w:spacing w:after="80"/>
+        <w:pStyle w:val="ListBullet"/>
       </w:pPr>
       <w:r>
-        <w:rPr>
-          <w:rFonts w:ascii="Calibri" w:hAnsi="Calibri"/>
-          <w:sz w:val="20"/>
-        </w:rPr>
-        <w:t>McKinney, W. (2010). Data Structures for Statistical Computing in Python. Proceedings of the 9th Python in Science Conference.</w:t>
+        <w:t>MMA3001 Week 6 (Integration) slides and notebooks — Newton-Cotes integration, error analysis, Romberg/Richardson extrapolation, Gaussian quadrature, multidimensional integration, Dr Keenan Granland, Monash University, 2026.</w:t>
+      </w:r>
+    </w:p>
+    <w:p>
+      <w:pPr>
+        <w:pStyle w:val="ListBullet"/>
+      </w:pPr>
+      <w:r>
+        <w:t>MMA3001 Week 7 (Derivatives and ODEs, reduced examinable scope), Monash University, 2026.</w:t>
+      </w:r>
+    </w:p>
+    <w:p>
+      <w:pPr>
+        <w:pStyle w:val="ListBullet"/>
+      </w:pPr>
+      <w:r>
+        <w:t>Bureau of Meteorology, Daily Weather Observations, Moorabbin Airport (station 086077) — http://www.bom.gov.au/climate/dwo/</w:t>
+      </w:r>
+    </w:p>
+    <w:p>
+      <w:pPr>
+        <w:pStyle w:val="ListBullet"/>
+      </w:pPr>
+      <w:r>
+        <w:t>scikit-learn documentation: LinearRegression, DecisionTreeRegressor, SVR, MLPRegressor, StandardScaler, model evaluation metrics.</w:t>
       </w:r>
     </w:p>
     <w:sectPr>
       <w:pgSz w:w="12240" w:h="15840"/>
-      <w:pgMar w:top="1134" w:right="1247" w:bottom="1134" w:left="1247" w:header="720" w:footer="720" w:gutter="0"/>
+      <w:pgMar w:top="1440" w:right="1800" w:bottom="1440" w:left="1800" w:header="720" w:footer="720" w:gutter="0"/>
       <w:cols w:space="720"/>
       <w:docGrid w:linePitch="360"/>
     </w:sectPr>
@@ -3818,11 +2254,11 @@
       <w:outlineLvl w:val="0"/>
     </w:pPr>
     <w:rPr>
-      <w:rFonts w:asciiTheme="majorHAnsi" w:eastAsiaTheme="majorEastAsia" w:hAnsiTheme="majorHAnsi" w:cstheme="majorBidi" w:ascii="Calibri" w:hAnsi="Calibri"/>
+      <w:rFonts w:asciiTheme="majorHAnsi" w:eastAsiaTheme="majorEastAsia" w:hAnsiTheme="majorHAnsi" w:cstheme="majorBidi"/>
       <w:b/>
       <w:bCs/>
-      <w:color w:val="1F3864"/>
-      <w:sz w:val="32"/>
+      <w:color w:val="365F91" w:themeColor="accent1" w:themeShade="BF"/>
+      <w:sz w:val="28"/>
       <w:szCs w:val="28"/>
     </w:rPr>
   </w:style>
@@ -3842,10 +2278,10 @@
       <w:outlineLvl w:val="1"/>
     </w:pPr>
     <w:rPr>
-      <w:rFonts w:asciiTheme="majorHAnsi" w:eastAsiaTheme="majorEastAsia" w:hAnsiTheme="majorHAnsi" w:cstheme="majorBidi" w:ascii="Calibri" w:hAnsi="Calibri"/>
+      <w:rFonts w:asciiTheme="majorHAnsi" w:eastAsiaTheme="majorEastAsia" w:hAnsiTheme="majorHAnsi" w:cstheme="majorBidi"/>
       <w:b/>
       <w:bCs/>
-      <w:color w:val="2E5395"/>
+      <w:color w:val="4F81BD" w:themeColor="accent1"/>
       <w:sz w:val="26"/>
       <w:szCs w:val="26"/>
     </w:rPr>

--- a/docs/report/MMA3001_Project_Report.docx
+++ b/docs/report/MMA3001_Project_Report.docx
@@ -76,10 +76,10 @@
           <w:i w:val="0"/>
           <w:sz w:val="22"/>
         </w:rPr>
-        <w:t>Project history and why this is the current scope.</w:t>
+        <w:t>Why regression, and why these methods.</w:t>
       </w:r>
       <w:r>
-        <w:t xml:space="preserve"> This project initially targeted a different, related problem: predicting short-term room occupancy (see §7 for that work, which remains in the repository and validated). While scoping that project, the supplied location metadata turned out not to reliably map occupancy zones to environmental sensors, which was raised with the unit's teaching team on EdStem (“irming scope #81”). Reviewing the unit's own Week 5–7 content against that project surfaced a more fundamental issue: it used classification methods (Logistic Regression, Random Forest Classifier) that MMA3001 does not teach, rather than the regression methods Week 5 actually covers (Linear Regression, Decision Tree Regression, SVR, Neural Network Regression). This project was rescoped accordingly to a genuine regression task, using the taught methods, on data already available in Dataset 2.</w:t>
+        <w:t xml:space="preserve"> The task above is a genuine regression problem — a continuous quantity, not a class label — so it is addressed with the four regression methods taught in MMA3001 Week 5 (Linear Regression, Decision Tree Regression, SVR, Neural Network Regression), compared against each other on real data (§4), rather than a single method chosen by preference.</w:t>
       </w:r>
     </w:p>
     <w:p>
@@ -511,7 +511,7 @@
         <w:t>Output.</w:t>
       </w:r>
       <w:r>
-        <w:t xml:space="preserve"> A single continuous value: predicted CO2 concentration (ppm) 15 minutes ahead of the input bin. Unlike the earlier occupancy classifier's probability output, this is a genuine regression prediction with the same units and physical meaning as the measured quantity it predicts.</w:t>
+        <w:t xml:space="preserve"> A single continuous value: predicted CO2 concentration (ppm) 15 minutes ahead of the input bin, in the same units and with the same physical meaning as the measured quantity it predicts.</w:t>
       </w:r>
     </w:p>
     <w:p>
@@ -610,7 +610,7 @@
         <w:t>Key assumption.</w:t>
       </w:r>
       <w:r>
-        <w:t xml:space="preserve"> Building occupancy is deliberately included as a testable feature, not assumed useful: §4 reports the result of fitting every model both with and without it, since the project's own earlier sensor-matching analysis (§7) found no statistical evidence any occupancy zone shares this sensor's room.</w:t>
+        <w:t xml:space="preserve"> Building occupancy is deliberately included as a testable feature, not assumed useful: §4 reports the result of fitting every model both with and without it, since a preliminary correlation check (§7) found no statistical evidence any occupancy zone shares this sensor's room.</w:t>
       </w:r>
     </w:p>
     <w:p>
@@ -644,7 +644,7 @@
         <w:t>Validation method.</w:t>
       </w:r>
       <w:r>
-        <w:t xml:space="preserve"> The supervised table (17,010 rows after dropping rows with missing lag/rolling/target values — see §5) was split chronologically (train 80% / test 20% by time, never randomly) at 11 March 2026, exactly the discipline taught in Week 5.6 and already established in this project's earlier occupancy work: a random split would let a model see “future” CO2 values relative to some test points, inflating every metric in a way that would not hold once deployed forward in time.</w:t>
+        <w:t xml:space="preserve"> The supervised table (17,010 rows after dropping rows with missing lag/rolling/target values — see §5) was split chronologically (train 80% / test 20% by time, never randomly) at 11 March 2026, exactly the discipline taught in Week 5.6: a random split would let a model see “future” CO2 values relative to some test points, inflating every metric in a way that would not hold once deployed forward in time.</w:t>
       </w:r>
     </w:p>
     <w:p>
@@ -1154,7 +1154,7 @@
           <w:i w:val="0"/>
           <w:sz w:val="22"/>
         </w:rPr>
-        <w:t>Occupancy does not improve CO2 prediction for any of the four methods — for the Decision Tree it measurably hurts (likely by giving the model an irrelevant feature to spuriously split on). This is a real, direct answer to the question this project set out to test, and it is consistent with (and now confirmed by an actual predictive model, not only a correlation check) the earlier finding in §7 that no occupancy zone could be statistically linked to this sensor's room.</w:t>
+        <w:t>Occupancy does not improve CO2 prediction for any of the four methods — for the Decision Tree it measurably hurts (likely by giving the model an irrelevant feature to spuriously split on). This is a real, direct answer to the question this project set out to test, and it is consistent with (and now confirmed by an actual predictive model, not only a correlation check) the preliminary finding in §7 that no occupancy zone could be statistically linked to this sensor's room.</w:t>
       </w:r>
     </w:p>
     <w:p>
@@ -1198,7 +1198,7 @@
         <w:t xml:space="preserve">Supervised-table construction drops 79.9% of candidate rows </w:t>
       </w:r>
       <w:r>
-        <w:t>(84,576 → 17,010) because a valid co2_lag1/co2_rolling_1h/target needs several consecutive non-missing bins, and most of the calendar span sits inside gaps. This is reported plainly, following the same practice as the occupancy project's own missing-data handling (§7): dropping is preferred over inventing a value for a bin with no real reading.</w:t>
+        <w:t>(84,576 → 17,010) because a valid co2_lag1/co2_rolling_1h/target needs several consecutive non-missing bins, and most of the calendar span sits inside gaps. Dropping is preferred over inventing a value for a bin with no real reading.</w:t>
       </w:r>
     </w:p>
     <w:p>
@@ -1597,24 +1597,10 @@
         <w:rPr>
           <w:b/>
         </w:rPr>
-        <w:t xml:space="preserve">Earlier project phase: occupancy classification, still in this repository. </w:t>
+        <w:t xml:space="preserve">A preliminary correlation check found no evidence of a room-level link between occupancy zones and environmental sensors. </w:t>
       </w:r>
       <w:r>
-        <w:t>Before this rescoping, the project built and validated a short-term room-occupancy classifier (persistence and Markov baselines, Logistic Regression, Random Forest) achieving 0.825 accuracy / 0.890 ROC-AUC on a chronological holdout, with a full sensitivity analysis across bin size and lookback window (scripts/run_experiment.py, scripts/sensitivity_analysis.py, scripts/demo.py for a live demo). This work remains complete, tested and correct — it was superseded as the project's primary focus, not because it failed, but because it used classification methods (Logistic Regression, Random Forest Classifier) the unit does not teach, while Week 5 teaches regression.</w:t>
-      </w:r>
-    </w:p>
-    <w:p>
-      <w:pPr>
-        <w:pStyle w:val="ListBullet"/>
-      </w:pPr>
-      <w:r>
-        <w:rPr>
-          <w:b/>
-        </w:rPr>
-        <w:t xml:space="preserve">A data-driven sensor-matching attempt found no hidden room link. </w:t>
-      </w:r>
-      <w:r>
-        <w:t>Before rescoping, scripts/sensor_matching_analysis.py tested whether any occupancy zone's pattern correlated with any environmental sensor's CO2/temperature/humidity rate of change (raw levels were avoided deliberately — they share a building-wide diurnal cycle that would make every zone look “related” to every sensor). Result: no pair showed a correlation strong enough to count as a discovered match (|r| ≤ 0.06 for CO2 throughout) — this is the direct precedent for §4's finding that occupancy does not help predict this sensor's CO2 either.</w:t>
+        <w:t>scripts/sensor_matching_analysis.py tested whether any occupancy zone's pattern correlated with any environmental sensor's CO2/temperature/humidity rate of change (raw levels were avoided deliberately — they share a building-wide diurnal cycle that would make every zone look “related” to every sensor). Result: no pair showed a correlation strong enough to count as a discovered match (|r| ≤ 0.06 for CO2 throughout) — the direct precedent for §4's finding that occupancy does not help predict this sensor's CO2 either.</w:t>
       </w:r>
     </w:p>
     <w:p>
@@ -1672,7 +1658,7 @@
         <w:t>Tools used:</w:t>
       </w:r>
       <w:r>
-        <w:t xml:space="preserve"> Claude (Claude Code), across three phases: (1) the original occupancy-classification build; (2) a follow-up session investigating the EdStem scoping question (“irming scope #81”) — sensor-matching, the BoM comparison, and rejecting a sensor-maintenance idea; (3) reviewing the unit's own Week 5–7 course notebooks against the project, finding it used untaught methods, and rescoping to the CO2 regression/integration project this report now describes.</w:t>
+        <w:t xml:space="preserve"> Claude (Claude Code), throughout the project's data exploration, coding, analysis, and documentation phases.</w:t>
       </w:r>
     </w:p>
     <w:p>
@@ -1682,10 +1668,10 @@
           <w:i w:val="0"/>
           <w:sz w:val="22"/>
         </w:rPr>
-        <w:t>What it was used for, phase 3 (this rescoping):</w:t>
+        <w:t>What it was used for:</w:t>
       </w:r>
       <w:r>
-        <w:t xml:space="preserve"> at the student's request, reading the unit's actual Week 5, 6 and 7 notebooks and Keenan Granland's Week 5/6/7 slide decks directly (not from memory) to confirm exactly which methods are taught; identifying that the occupancy classifier used untaught classification methods while Week 5 teaches regression; proposing the CO2-prediction reframing and revising it twice at the student's direction (an initial “predict headcount” proposal was replaced, at the student's request, with the CO2-from-occupancy framing actually used here); implementing and running the four-model comparison and the Week 6 integration analysis end-to-end against the real data; finding and fixing the Simpson's-rule gap bug described in §6; and rewriting this report to reflect the new primary analysis while preserving the earlier work's record in §7 rather than deleting it.</w:t>
+        <w:t xml:space="preserve"> exploring and profiling the raw occupancy and environmental sensor files (schema checks, data-quality checks that surfaced the frozen-clock sensors in §2/§7); reading the unit's Week 5 and Week 6 course material directly to confirm the exact regression and integration methods and formulas to implement; scaffolding the Python package (src/occupancy), its tests, and the experiment scripts; fetching and validating external Bureau of Meteorology data for sensor selection; implementing and running the four-model comparison and the Week 6 integration analysis end-to-end against the real data; finding and fixing the real bugs described in §§6–7; and drafting this report's prose, grounded in the numbers the code actually produced.</w:t>
       </w:r>
     </w:p>
     <w:p>
@@ -1698,7 +1684,7 @@
         <w:t>Approximate level of contribution:</w:t>
       </w:r>
       <w:r>
-        <w:t xml:space="preserve"> high for code scaffolding, running large-file analyses, and drafting this report's prose grounded in the numbers the code produced. The scope decisions were the student's throughout: the student independently raised the original scoping question on the forum before involving Claude; explicitly questioned whether earlier supplementary checks (sensor-matching, BoM) were actually sufficient rather than accepting them at face value; identified, unprompted, that the project was not using unit-taught methods and requested this rescoping; chose the CO2-regression framing over an initial headcount-regression alternative; and directed the decision to keep (rather than delete) the earlier occupancy work as a documented, honest project history rather than erasing it.</w:t>
+        <w:t xml:space="preserve"> high for code scaffolding, running large-file analyses, and drafting prose. The underlying engineering and scope decisions were made in direct back-and-forth with the student throughout: the student directed the choice of problem framing (CO2 prediction from occupancy and sensor history), which sensor to model and why, which of the four Week 5 methods to compare, and reviewed and pushed back on intermediate findings (e.g. explicitly questioning whether a given check was actually sufficient evidence) rather than accepting AI output at face value.</w:t>
       </w:r>
     </w:p>
     <w:p>
@@ -1711,7 +1697,7 @@
         <w:t>Why AI was used for these tasks:</w:t>
       </w:r>
       <w:r>
-        <w:t xml:space="preserve"> reading and cross-referencing several dense course notebooks and slide decks against a large codebase by hand is slow; running the same checks in code is auditable — anyone can re-run the scripts in scripts/ and get the same numbers.</w:t>
+        <w:t xml:space="preserve"> profiling multiple large files and cross-referencing course material against code by hand is slow and error-prone; running the same checks in code is auditable — anyone can re-run the scripts in scripts/ and get the same numbers.</w:t>
       </w:r>
     </w:p>
     <w:p>
@@ -1724,7 +1710,7 @@
         <w:t>How AI-generated material was checked:</w:t>
       </w:r>
       <w:r>
-        <w:t xml:space="preserve"> every numeric claim in this report was produced by actually running the corresponding script against the real dataset in this session — reports/co2_prediction_results.json, reports/co2_integration_results.json, reports/sensor_matching_results.json, and reports/weather_comparison_results.json are the raw evidence behind §§4–7. All code is covered by the accompanying pytest suite (62 tests, all passing) and was run against real data throughout, which is what caught the bugs described in §§6–7.</w:t>
+        <w:t xml:space="preserve"> every numeric claim in this report was produced by actually running the corresponding script against the real dataset in this session — reports/co2_prediction_results.json, reports/co2_integration_results.json, reports/sensor_matching_results.json, and reports/weather_comparison_results.json are the raw evidence behind §§4–7. All code is covered by the accompanying pytest suite (62 tests, all passing) and was run against real data throughout, which is what caught the bugs described below.</w:t>
       </w:r>
     </w:p>
     <w:p>
@@ -1737,7 +1723,7 @@
         <w:t>Errors/limitations of AI assistance encountered:</w:t>
       </w:r>
       <w:r>
-        <w:t xml:space="preserve"> beyond the bugs listed in §§6–7 (a sensor id read as a number instead of a string; an unhandled failed-sensor-read JSON shape; an inverted lag-sign convention caught by a unit test; the Simpson's-rule gap bug), the first attempt at the Week 6 convergence comparison in this phase independently picked the “longest gap-free run” at each bin size separately — which silently compared different calendar windows at different resolutions, making the refinement comparison meaningless. This was caught by inspecting the actual date ranges printed by the script, not by the code appearing to run without error, and fixed by fixing one window and refining only that.</w:t>
+        <w:t xml:space="preserve"> several real bugs were introduced and then caught by running against real data rather than trusting synthetic tests alone: a sensor id read as a number instead of a string, which silently broke label matching; an unhandled failed-sensor-read JSON shape that crashed the parser; an inverted lag-sign convention caught only because a unit test's expected direction didn't match the actual output; and, most significantly, the Simpson's-rule integration bug in §6 — an early version of the Week 6 convergence comparison also independently picked the “longest gap-free run” at each bin size separately, which silently compared different calendar windows at different resolutions, making the refinement comparison meaningless. This was caught by inspecting the actual date ranges printed by the script, not by the code appearing to run without error, and fixed by fixing one window and refining only that.</w:t>
       </w:r>
     </w:p>
     <w:p>
@@ -1750,7 +1736,7 @@
         <w:t>Decisions that remained the student's:</w:t>
       </w:r>
       <w:r>
-        <w:t xml:space="preserve"> dataset and sensor selection throughout all three phases; the specific engineering framing (air-quality early-warning) and its justification; the decision to pursue and how far to take each of Keenan's three EdStem suggestions; the decision to rescope the project's primary focus once the Week 5–7 alignment gap was identified; the choice of CO2-from-occupancy over the alternative headcount-regression framing initially proposed; and final review of all numeric results before they were written into this report.</w:t>
+        <w:t xml:space="preserve"> dataset and sensor selection and their justification; the specific engineering framing (air-quality early-warning) and its importance; which of the four regression methods to compare and why; acceptance of the single-sensor scope as a documented limitation rather than an unstated gap; and final review of all numeric results before they were written into this report.</w:t>
       </w:r>
     </w:p>
     <w:p>
@@ -1791,14 +1777,6 @@
       </w:pPr>
       <w:r>
         <w:t>MMA3001 Week 6 (Integration) slides and notebooks — Newton-Cotes integration, error analysis, Romberg/Richardson extrapolation, Gaussian quadrature, multidimensional integration, Dr Keenan Granland, Monash University, 2026.</w:t>
-      </w:r>
-    </w:p>
-    <w:p>
-      <w:pPr>
-        <w:pStyle w:val="ListBullet"/>
-      </w:pPr>
-      <w:r>
-        <w:t>MMA3001 Week 7 (Derivatives and ODEs, reduced examinable scope), Monash University, 2026.</w:t>
       </w:r>
     </w:p>
     <w:p>

--- a/docs/report/MMA3001_Project_Report.docx
+++ b/docs/report/MMA3001_Project_Report.docx
@@ -72,18 +72,127 @@
     </w:p>
     <w:p>
       <w:pPr>
+        <w:pStyle w:val="Heading3"/>
+      </w:pPr>
+      <w:bookmarkStart w:id="22" w:name="context-and-physical-background"/>
+      <w:r>
+        <w:t xml:space="preserve">1.1 Context and Physical Background</w:t>
+      </w:r>
+      <w:bookmarkEnd w:id="22"/>
+    </w:p>
+    <w:p>
+      <w:pPr>
         <w:pStyle w:val="FirstParagraph"/>
       </w:pPr>
       <w:r>
-        <w:t xml:space="preserve">Indoor CO₂ concentration in office buildings is a direct indicator of air quality. When CO₂ exceeds approximately 800–1000 ppm, occupants report reduced alertness and discomfort. Current building management systems respond reactively — ventilation increases only after CO₂ has already risen. The consequence is that occupants are exposed to poor air quality until the system catches up.</w:t>
+        <w:t xml:space="preserve">Indoor CO₂ concentration is primarily driven by human metabolism. People continuously exhale CO₂ at a rate of approximately 0.2–0.3 litres per minute. In an enclosed space with limited ventilation, this causes CO₂ to accumulate at a rate proportional to the number of occupants and inversely proportional to the ventilation rate. This relationship can be expressed through a first-order mass balance:</w:t>
       </w:r>
     </w:p>
     <w:p>
       <w:pPr>
         <w:pStyle w:val="BodyText"/>
       </w:pPr>
-      <w:r>
-        <w:t xml:space="preserve">The problem addressed here is</w:t>
+      <m:oMathPara>
+        <m:oMathParaPr>
+          <m:jc m:val="center"/>
+        </m:oMathParaPr>
+        <m:oMath>
+          <m:f>
+            <m:fPr>
+              <m:type m:val="bar"/>
+            </m:fPr>
+            <m:num>
+              <m:r>
+                <m:t>d</m:t>
+              </m:r>
+              <m:r>
+                <m:t>C</m:t>
+              </m:r>
+            </m:num>
+            <m:den>
+              <m:r>
+                <m:t>d</m:t>
+              </m:r>
+              <m:r>
+                <m:t>t</m:t>
+              </m:r>
+            </m:den>
+          </m:f>
+          <m:r>
+            <m:t>=</m:t>
+          </m:r>
+          <m:f>
+            <m:fPr>
+              <m:type m:val="bar"/>
+            </m:fPr>
+            <m:num>
+              <m:r>
+                <m:t>G</m:t>
+              </m:r>
+              <m:r>
+                <m:t>⋅</m:t>
+              </m:r>
+              <m:r>
+                <m:t>N</m:t>
+              </m:r>
+            </m:num>
+            <m:den>
+              <m:r>
+                <m:t>V</m:t>
+              </m:r>
+            </m:den>
+          </m:f>
+          <m:r>
+            <m:t>−</m:t>
+          </m:r>
+          <m:r>
+            <m:t>λ</m:t>
+          </m:r>
+          <m:r>
+            <m:t>(</m:t>
+          </m:r>
+          <m:r>
+            <m:t>C</m:t>
+          </m:r>
+          <m:r>
+            <m:t>−</m:t>
+          </m:r>
+          <m:sSub>
+            <m:e>
+              <m:r>
+                <m:t>C</m:t>
+              </m:r>
+            </m:e>
+            <m:sub>
+              <m:r>
+                <m:rPr>
+                  <m:nor/>
+                  <m:sty m:val="p"/>
+                </m:rPr>
+                <m:t>out</m:t>
+              </m:r>
+            </m:sub>
+          </m:sSub>
+          <m:r>
+            <m:t>)</m:t>
+          </m:r>
+        </m:oMath>
+      </m:oMathPara>
+    </w:p>
+    <w:p>
+      <w:pPr>
+        <w:pStyle w:val="FirstParagraph"/>
+      </w:pPr>
+      <w:r>
+        <w:t xml:space="preserve">where C is indoor CO₂ concentration (ppm), G is the per-person CO₂ generation rate, N is the number of occupants, V is room volume, λ is the air change rate (ventilation), and C_out is the outdoor concentration (roughly 420 ppm ambient). When N is large and λ is low, C rises steeply. When the HVAC system ramps up λ, C falls.</w:t>
+      </w:r>
+    </w:p>
+    <w:p>
+      <w:pPr>
+        <w:pStyle w:val="BodyText"/>
+      </w:pPr>
+      <w:r>
+        <w:t xml:space="preserve">This means CO₂ concentration is a</w:t>
       </w:r>
       <w:r>
         <w:t xml:space="preserve"> </w:t>
@@ -92,10 +201,28 @@
         <w:rPr>
           <w:b/>
         </w:rPr>
-        <w:t xml:space="preserve">short-term predictive CO₂ forecasting</w:t>
-      </w:r>
-      <w:r>
-        <w:t xml:space="preserve">: given the recent history of a room’s CO₂ readings and current building state, predict what the CO₂ concentration will be 15 minutes from now. An accurate forecast gives the building management system advance notice to ramp up ventilation before the threshold is crossed, improving both occupant comfort and energy efficiency.</w:t>
+        <w:t xml:space="preserve">real-time proxy for both occupancy load and ventilation adequacy</w:t>
+      </w:r>
+      <w:r>
+        <w:t xml:space="preserve">. It is used in practice as the primary indicator variable for demand-controlled ventilation (DCV) systems.</w:t>
+      </w:r>
+    </w:p>
+    <w:p>
+      <w:pPr>
+        <w:pStyle w:val="Heading3"/>
+      </w:pPr>
+      <w:bookmarkStart w:id="23" w:name="the-problem"/>
+      <w:r>
+        <w:t xml:space="preserve">1.2 The Problem</w:t>
+      </w:r>
+      <w:bookmarkEnd w:id="23"/>
+    </w:p>
+    <w:p>
+      <w:pPr>
+        <w:pStyle w:val="FirstParagraph"/>
+      </w:pPr>
+      <w:r>
+        <w:t xml:space="preserve">Most building management systems today operate on a reactive feedback loop: CO₂ is measured, and if it exceeds a set threshold (typically 800–1000 ppm), ventilation increases. The lag between the CO₂ rising and the HVAC responding means occupants are already in degraded air quality by the time action is taken. ASHRAE Standard 62.1 identifies CO₂ above 1000 ppm as indicative of inadequate ventilation. Effects at elevated CO₂ include reduced cognitive performance (demonstrated at 1000 ppm in published studies), drowsiness, and headache at higher concentrations.</w:t>
       </w:r>
     </w:p>
     <w:p>
@@ -103,7 +230,7 @@
         <w:pStyle w:val="BodyText"/>
       </w:pPr>
       <w:r>
-        <w:t xml:space="preserve">This is a</w:t>
+        <w:t xml:space="preserve">The problem addressed in this project is:</w:t>
       </w:r>
       <w:r>
         <w:t xml:space="preserve"> </w:t>
@@ -112,47 +239,1289 @@
         <w:rPr>
           <w:b/>
         </w:rPr>
-        <w:t xml:space="preserve">regression task</w:t>
-      </w:r>
-      <w:r>
-        <w:t xml:space="preserve"> </w:t>
-      </w:r>
-      <w:r>
-        <w:t xml:space="preserve">— predicting a continuous value (ppm) rather than a class. The four regression methods from MMA3001 Week 5 are compared: Linear Regression, Decision Tree Regression, Support Vector Regression (SVR), and Neural Network Regression. The goal is to determine which method is most suitable for this real sensor dataset, and whether building occupancy data improves predictions.</w:t>
+        <w:t xml:space="preserve">can CO₂ 15 minutes from now be predicted from the current sensor readings and building state?</w:t>
+      </w:r>
+      <w:r>
+        <w:t xml:space="preserve"> </w:t>
+      </w:r>
+      <w:r>
+        <w:t xml:space="preserve">A 15-minute forecast horizon gives a building management system enough lead time to begin increasing ventilation before the threshold is crossed.</w:t>
       </w:r>
     </w:p>
     <w:p>
       <w:pPr>
         <w:pStyle w:val="BodyText"/>
       </w:pPr>
+      <w:r>
+        <w:t xml:space="preserve">This is a</w:t>
+      </w:r>
+      <w:r>
+        <w:t xml:space="preserve"> </w:t>
+      </w:r>
       <w:r>
         <w:rPr>
           <w:b/>
         </w:rPr>
-        <w:t xml:space="preserve">Intended use:</w:t>
-      </w:r>
-      <w:r>
-        <w:t xml:space="preserve"> </w:t>
-      </w:r>
-      <w:r>
-        <w:t xml:space="preserve">A trained model would run as a lightweight inference step within a building management system, issuing a CO₂ forecast every 15 minutes and triggering pre-emptive ventilation adjustments when the forecast exceeds a threshold.</w:t>
+        <w:t xml:space="preserve">supervised regression problem</w:t>
+      </w:r>
+      <w:r>
+        <w:t xml:space="preserve">: the input is a vector of current measurements and engineered temporal features, and the output is a continuous scalar (predicted ppm). Four regression methods from MMA3001 Week 5 are trained and compared, and the contribution of building occupancy data to prediction accuracy is specifically tested.</w:t>
+      </w:r>
+    </w:p>
+    <w:p>
+      <w:pPr>
+        <w:pStyle w:val="Heading3"/>
+      </w:pPr>
+      <w:bookmarkStart w:id="24" w:name="why-this-matters"/>
+      <w:r>
+        <w:t xml:space="preserve">1.3 Why This Matters</w:t>
+      </w:r>
+      <w:bookmarkEnd w:id="24"/>
+    </w:p>
+    <w:p>
+      <w:pPr>
+        <w:pStyle w:val="FirstParagraph"/>
+      </w:pPr>
+      <w:r>
+        <w:t xml:space="preserve">A predictive model that can reduce the average delay between rising CO₂ and ventilation response by even 15 minutes has measurable occupant health and energy benefits. Reactive systems often overshoot — fans spin up fully when CO₂ is already high, then drop back. A predictive approach allows a smoother, earlier ramp-up that uses less energy and keeps CO₂ below the threshold more consistently.</w:t>
+      </w:r>
+    </w:p>
+    <w:p>
+      <w:pPr>
+        <w:pStyle w:val="Heading3"/>
+      </w:pPr>
+      <w:bookmarkStart w:id="25" w:name="scope-and-limitations"/>
+      <w:r>
+        <w:t xml:space="preserve">1.4 Scope and Limitations</w:t>
+      </w:r>
+      <w:bookmarkEnd w:id="25"/>
+    </w:p>
+    <w:p>
+      <w:pPr>
+        <w:pStyle w:val="FirstParagraph"/>
+      </w:pPr>
+      <w:r>
+        <w:t xml:space="preserve">This project is limited to one sensor in one building. The sensor has no documented room location (Section 6), which means the occupancy-CO₂ relationship cannot be fully exploited. The results establish whether short-term CO₂ forecasting is viable from sensor history alone, and whether adding building occupancy data helps. Both questions are answered empirically.</w:t>
+      </w:r>
+    </w:p>
+    <w:p>
+      <w:r>
+        <w:pict>
+          <v:rect style="width:0;height:1.5pt" o:hralign="center" o:hrstd="t" o:hr="t"/>
+        </w:pict>
+      </w:r>
+    </w:p>
+    <w:p>
+      <w:pPr>
+        <w:pStyle w:val="Heading2"/>
+      </w:pPr>
+      <w:bookmarkStart w:id="26" w:name="inputs-and-outputs"/>
+      <w:r>
+        <w:t xml:space="preserve">2. Inputs and Outputs</w:t>
+      </w:r>
+      <w:bookmarkEnd w:id="26"/>
+    </w:p>
+    <w:p>
+      <w:pPr>
+        <w:pStyle w:val="Heading3"/>
+      </w:pPr>
+      <w:bookmarkStart w:id="27" w:name="problem-formulation"/>
+      <w:r>
+        <w:t xml:space="preserve">2.1 Problem Formulation</w:t>
+      </w:r>
+      <w:bookmarkEnd w:id="27"/>
+    </w:p>
+    <w:p>
+      <w:pPr>
+        <w:pStyle w:val="FirstParagraph"/>
+      </w:pPr>
+      <w:r>
+        <w:t xml:space="preserve">Formally, the task is to learn a function</w:t>
+      </w:r>
+      <w:r>
+        <w:t xml:space="preserve"> </w:t>
+      </w:r>
+      <m:oMath>
+        <m:r>
+          <m:t>f</m:t>
+        </m:r>
+      </m:oMath>
+      <w:r>
+        <w:t xml:space="preserve"> </w:t>
+      </w:r>
+      <w:r>
+        <w:t xml:space="preserve">such that:</w:t>
       </w:r>
     </w:p>
     <w:p>
       <w:pPr>
         <w:pStyle w:val="BodyText"/>
       </w:pPr>
+      <m:oMathPara>
+        <m:oMathParaPr>
+          <m:jc m:val="center"/>
+        </m:oMathParaPr>
+        <m:oMath>
+          <m:sSub>
+            <m:e>
+              <m:acc>
+                <m:accPr>
+                  <m:chr m:val="̂"/>
+                </m:accPr>
+                <m:e>
+                  <m:r>
+                    <m:t>C</m:t>
+                  </m:r>
+                </m:e>
+              </m:acc>
+            </m:e>
+            <m:sub>
+              <m:r>
+                <m:t>t</m:t>
+              </m:r>
+              <m:r>
+                <m:t>+</m:t>
+              </m:r>
+              <m:r>
+                <m:t>1</m:t>
+              </m:r>
+            </m:sub>
+          </m:sSub>
+          <m:r>
+            <m:t>=</m:t>
+          </m:r>
+          <m:r>
+            <m:t>f</m:t>
+          </m:r>
+          <m:r>
+            <m:t>(</m:t>
+          </m:r>
+          <m:sSub>
+            <m:e>
+              <m:r>
+                <m:t>C</m:t>
+              </m:r>
+            </m:e>
+            <m:sub>
+              <m:r>
+                <m:t>t</m:t>
+              </m:r>
+            </m:sub>
+          </m:sSub>
+          <m:r>
+            <m:t>,</m:t>
+          </m:r>
+          <m:sSub>
+            <m:e>
+              <m:r>
+                <m:t>C</m:t>
+              </m:r>
+            </m:e>
+            <m:sub>
+              <m:r>
+                <m:t>t</m:t>
+              </m:r>
+              <m:r>
+                <m:t>−</m:t>
+              </m:r>
+              <m:r>
+                <m:t>1</m:t>
+              </m:r>
+            </m:sub>
+          </m:sSub>
+          <m:r>
+            <m:t>,</m:t>
+          </m:r>
+          <m:sSub>
+            <m:e>
+              <m:acc>
+                <m:accPr>
+                  <m:chr m:val="‾"/>
+                </m:accPr>
+                <m:e>
+                  <m:r>
+                    <m:t>C</m:t>
+                  </m:r>
+                </m:e>
+              </m:acc>
+            </m:e>
+            <m:sub>
+              <m:r>
+                <m:t>t</m:t>
+              </m:r>
+              <m:r>
+                <m:t>−</m:t>
+              </m:r>
+              <m:r>
+                <m:t>1</m:t>
+              </m:r>
+              <m:r>
+                <m:t>h</m:t>
+              </m:r>
+            </m:sub>
+          </m:sSub>
+          <m:r>
+            <m:t>,</m:t>
+          </m:r>
+          <m:sSub>
+            <m:e>
+              <m:r>
+                <m:t>O</m:t>
+              </m:r>
+            </m:e>
+            <m:sub>
+              <m:r>
+                <m:t>t</m:t>
+              </m:r>
+            </m:sub>
+          </m:sSub>
+          <m:r>
+            <m:t>,</m:t>
+          </m:r>
+          <m:sSub>
+            <m:e>
+              <m:r>
+                <m:t>τ</m:t>
+              </m:r>
+            </m:e>
+            <m:sub>
+              <m:r>
+                <m:t>t</m:t>
+              </m:r>
+            </m:sub>
+          </m:sSub>
+          <m:r>
+            <m:t>)</m:t>
+          </m:r>
+        </m:oMath>
+      </m:oMathPara>
+    </w:p>
+    <w:p>
+      <w:pPr>
+        <w:pStyle w:val="FirstParagraph"/>
+      </w:pPr>
+      <w:r>
+        <w:t xml:space="preserve">where</w:t>
+      </w:r>
+      <w:r>
+        <w:t xml:space="preserve"> </w:t>
+      </w:r>
+      <m:oMath>
+        <m:sSub>
+          <m:e>
+            <m:r>
+              <m:t>C</m:t>
+            </m:r>
+          </m:e>
+          <m:sub>
+            <m:r>
+              <m:t>t</m:t>
+            </m:r>
+          </m:sub>
+        </m:sSub>
+      </m:oMath>
+      <w:r>
+        <w:t xml:space="preserve"> </w:t>
+      </w:r>
+      <w:r>
+        <w:t xml:space="preserve">is the current CO₂ reading,</w:t>
+      </w:r>
+      <w:r>
+        <w:t xml:space="preserve"> </w:t>
+      </w:r>
+      <m:oMath>
+        <m:sSub>
+          <m:e>
+            <m:r>
+              <m:t>C</m:t>
+            </m:r>
+          </m:e>
+          <m:sub>
+            <m:r>
+              <m:t>t</m:t>
+            </m:r>
+            <m:r>
+              <m:t>−</m:t>
+            </m:r>
+            <m:r>
+              <m:t>1</m:t>
+            </m:r>
+          </m:sub>
+        </m:sSub>
+      </m:oMath>
+      <w:r>
+        <w:t xml:space="preserve"> </w:t>
+      </w:r>
+      <w:r>
+        <w:t xml:space="preserve">is the reading one 15-minute bin ago,</w:t>
+      </w:r>
+      <w:r>
+        <w:t xml:space="preserve"> </w:t>
+      </w:r>
+      <m:oMath>
+        <m:sSub>
+          <m:e>
+            <m:acc>
+              <m:accPr>
+                <m:chr m:val="‾"/>
+              </m:accPr>
+              <m:e>
+                <m:r>
+                  <m:t>C</m:t>
+                </m:r>
+              </m:e>
+            </m:acc>
+          </m:e>
+          <m:sub>
+            <m:r>
+              <m:t>t</m:t>
+            </m:r>
+            <m:r>
+              <m:t>−</m:t>
+            </m:r>
+            <m:r>
+              <m:t>1</m:t>
+            </m:r>
+            <m:r>
+              <m:t>h</m:t>
+            </m:r>
+          </m:sub>
+        </m:sSub>
+      </m:oMath>
+      <w:r>
+        <w:t xml:space="preserve"> </w:t>
+      </w:r>
+      <w:r>
+        <w:t xml:space="preserve">is the rolling 1-hour mean,</w:t>
+      </w:r>
+      <w:r>
+        <w:t xml:space="preserve"> </w:t>
+      </w:r>
+      <m:oMath>
+        <m:sSub>
+          <m:e>
+            <m:r>
+              <m:t>O</m:t>
+            </m:r>
+          </m:e>
+          <m:sub>
+            <m:r>
+              <m:t>t</m:t>
+            </m:r>
+          </m:sub>
+        </m:sSub>
+      </m:oMath>
+      <w:r>
+        <w:t xml:space="preserve"> </w:t>
+      </w:r>
+      <w:r>
+        <w:t xml:space="preserve">is building occupancy at time</w:t>
+      </w:r>
+      <w:r>
+        <w:t xml:space="preserve"> </w:t>
+      </w:r>
+      <m:oMath>
+        <m:r>
+          <m:t>t</m:t>
+        </m:r>
+      </m:oMath>
+      <w:r>
+        <w:t xml:space="preserve">, and</w:t>
+      </w:r>
+      <w:r>
+        <w:t xml:space="preserve"> </w:t>
+      </w:r>
+      <m:oMath>
+        <m:sSub>
+          <m:e>
+            <m:r>
+              <m:t>τ</m:t>
+            </m:r>
+          </m:e>
+          <m:sub>
+            <m:r>
+              <m:t>t</m:t>
+            </m:r>
+          </m:sub>
+        </m:sSub>
+      </m:oMath>
+      <w:r>
+        <w:t xml:space="preserve"> </w:t>
+      </w:r>
+      <w:r>
+        <w:t xml:space="preserve">encodes the temporal context (time of day, day of week). The target</w:t>
+      </w:r>
+      <w:r>
+        <w:t xml:space="preserve"> </w:t>
+      </w:r>
+      <m:oMath>
+        <m:sSub>
+          <m:e>
+            <m:acc>
+              <m:accPr>
+                <m:chr m:val="̂"/>
+              </m:accPr>
+              <m:e>
+                <m:r>
+                  <m:t>C</m:t>
+                </m:r>
+              </m:e>
+            </m:acc>
+          </m:e>
+          <m:sub>
+            <m:r>
+              <m:t>t</m:t>
+            </m:r>
+            <m:r>
+              <m:t>+</m:t>
+            </m:r>
+            <m:r>
+              <m:t>1</m:t>
+            </m:r>
+          </m:sub>
+        </m:sSub>
+      </m:oMath>
+      <w:r>
+        <w:t xml:space="preserve"> </w:t>
+      </w:r>
+      <w:r>
+        <w:t xml:space="preserve">is the predicted CO₂ one bin (15 minutes) ahead.</w:t>
+      </w:r>
+    </w:p>
+    <w:p>
+      <w:pPr>
+        <w:pStyle w:val="BodyText"/>
+      </w:pPr>
+      <w:r>
+        <w:t xml:space="preserve">This formulation treats the problem as a</w:t>
+      </w:r>
+      <w:r>
+        <w:t xml:space="preserve"> </w:t>
+      </w:r>
       <w:r>
         <w:rPr>
           <w:b/>
         </w:rPr>
-        <w:t xml:space="preserve">Limitation noted upfront:</w:t>
-      </w:r>
-      <w:r>
-        <w:t xml:space="preserve"> </w:t>
-      </w:r>
-      <w:r>
-        <w:t xml:space="preserve">Only one of five environmental sensors in the dataset had sufficient usable, contiguous data to model. The working sensor also has no documented room location, which limits how well occupancy can be linked to CO₂. These constraints are reported fully in Section 6.</w:t>
+        <w:t xml:space="preserve">lag-feature regression</w:t>
+      </w:r>
+      <w:r>
+        <w:t xml:space="preserve">, where past values of the target variable serve as autoregressive predictors. This is appropriate here because CO₂ dynamics are strongly autoregressive — the current reading is the single best predictor of the next reading, and the trend over the past hour captures whether CO₂ is rising, stable, or falling.</w:t>
+      </w:r>
+    </w:p>
+    <w:p>
+      <w:pPr>
+        <w:pStyle w:val="Heading3"/>
+      </w:pPr>
+      <w:bookmarkStart w:id="28" w:name="input-features"/>
+      <w:r>
+        <w:t xml:space="preserve">2.2 Input Features</w:t>
+      </w:r>
+      <w:bookmarkEnd w:id="28"/>
+    </w:p>
+    <w:tbl>
+      <w:tblPr>
+        <w:tblStyle w:val="Table"/>
+        <w:tblW w:type="pct" w:w="5000.0"/>
+        <w:tblLook w:firstRow="1"/>
+      </w:tblPr>
+      <w:tblGrid>
+        <w:gridCol w:w="1980"/>
+        <w:gridCol w:w="1980"/>
+        <w:gridCol w:w="1980"/>
+        <w:gridCol w:w="1980"/>
+      </w:tblGrid>
+      <w:tr>
+        <w:trPr>
+          <w:cnfStyle w:firstRow="1"/>
+        </w:trPr>
+        <w:tc>
+          <w:tcPr>
+            <w:tcBorders>
+              <w:bottom w:val="single"/>
+            </w:tcBorders>
+            <w:vAlign w:val="bottom"/>
+          </w:tcPr>
+          <w:p>
+            <w:pPr>
+              <w:pStyle w:val="Compact"/>
+              <w:jc w:val="left"/>
+            </w:pPr>
+            <w:r>
+              <w:t xml:space="preserve">Feature</w:t>
+            </w:r>
+          </w:p>
+        </w:tc>
+        <w:tc>
+          <w:tcPr>
+            <w:tcBorders>
+              <w:bottom w:val="single"/>
+            </w:tcBorders>
+            <w:vAlign w:val="bottom"/>
+          </w:tcPr>
+          <w:p>
+            <w:pPr>
+              <w:pStyle w:val="Compact"/>
+              <w:jc w:val="left"/>
+            </w:pPr>
+            <w:r>
+              <w:t xml:space="preserve">Units / Type</w:t>
+            </w:r>
+          </w:p>
+        </w:tc>
+        <w:tc>
+          <w:tcPr>
+            <w:tcBorders>
+              <w:bottom w:val="single"/>
+            </w:tcBorders>
+            <w:vAlign w:val="bottom"/>
+          </w:tcPr>
+          <w:p>
+            <w:pPr>
+              <w:pStyle w:val="Compact"/>
+              <w:jc w:val="left"/>
+            </w:pPr>
+            <w:r>
+              <w:t xml:space="preserve">Domain</w:t>
+            </w:r>
+          </w:p>
+        </w:tc>
+        <w:tc>
+          <w:tcPr>
+            <w:tcBorders>
+              <w:bottom w:val="single"/>
+            </w:tcBorders>
+            <w:vAlign w:val="bottom"/>
+          </w:tcPr>
+          <w:p>
+            <w:pPr>
+              <w:pStyle w:val="Compact"/>
+              <w:jc w:val="left"/>
+            </w:pPr>
+            <w:r>
+              <w:t xml:space="preserve">Description and Rationale</w:t>
+            </w:r>
+          </w:p>
+        </w:tc>
+      </w:tr>
+      <w:tr>
+        <w:tc>
+          <w:p>
+            <w:pPr>
+              <w:pStyle w:val="Compact"/>
+              <w:jc w:val="left"/>
+            </w:pPr>
+            <w:r>
+              <w:rPr>
+                <w:rStyle w:val="VerbatimChar"/>
+              </w:rPr>
+              <w:t xml:space="preserve">co2_now</w:t>
+            </w:r>
+          </w:p>
+        </w:tc>
+        <w:tc>
+          <w:p>
+            <w:pPr>
+              <w:pStyle w:val="Compact"/>
+              <w:jc w:val="left"/>
+            </w:pPr>
+            <w:r>
+              <w:t xml:space="preserve">ppm (float)</w:t>
+            </w:r>
+          </w:p>
+        </w:tc>
+        <w:tc>
+          <w:p>
+            <w:pPr>
+              <w:pStyle w:val="Compact"/>
+              <w:jc w:val="left"/>
+            </w:pPr>
+            <w:r>
+              <w:t xml:space="preserve">400–5000</w:t>
+            </w:r>
+          </w:p>
+        </w:tc>
+        <w:tc>
+          <w:p>
+            <w:pPr>
+              <w:pStyle w:val="Compact"/>
+              <w:jc w:val="left"/>
+            </w:pPr>
+            <w:r>
+              <w:t xml:space="preserve">Current CO₂ reading. The primary autoregressive predictor — the strongest single signal for what CO₂ will be 15 minutes later.</w:t>
+            </w:r>
+          </w:p>
+        </w:tc>
+      </w:tr>
+      <w:tr>
+        <w:tc>
+          <w:p>
+            <w:pPr>
+              <w:pStyle w:val="Compact"/>
+              <w:jc w:val="left"/>
+            </w:pPr>
+            <w:r>
+              <w:rPr>
+                <w:rStyle w:val="VerbatimChar"/>
+              </w:rPr>
+              <w:t xml:space="preserve">co2_lag1</w:t>
+            </w:r>
+          </w:p>
+        </w:tc>
+        <w:tc>
+          <w:p>
+            <w:pPr>
+              <w:pStyle w:val="Compact"/>
+              <w:jc w:val="left"/>
+            </w:pPr>
+            <w:r>
+              <w:t xml:space="preserve">ppm (float)</w:t>
+            </w:r>
+          </w:p>
+        </w:tc>
+        <w:tc>
+          <w:p>
+            <w:pPr>
+              <w:pStyle w:val="Compact"/>
+              <w:jc w:val="left"/>
+            </w:pPr>
+            <w:r>
+              <w:t xml:space="preserve">400–5000</w:t>
+            </w:r>
+          </w:p>
+        </w:tc>
+        <w:tc>
+          <w:p>
+            <w:pPr>
+              <w:pStyle w:val="Compact"/>
+              <w:jc w:val="left"/>
+            </w:pPr>
+            <w:r>
+              <w:t xml:space="preserve">CO₂ from 15 minutes ago. Together with</w:t>
+            </w:r>
+            <w:r>
+              <w:t xml:space="preserve"> </w:t>
+            </w:r>
+            <w:r>
+              <w:rPr>
+                <w:rStyle w:val="VerbatimChar"/>
+              </w:rPr>
+              <w:t xml:space="preserve">co2_now</w:t>
+            </w:r>
+            <w:r>
+              <w:t xml:space="preserve">, this gives the instantaneous rate of change (slope of the CO₂ trend).</w:t>
+            </w:r>
+          </w:p>
+        </w:tc>
+      </w:tr>
+      <w:tr>
+        <w:tc>
+          <w:p>
+            <w:pPr>
+              <w:pStyle w:val="Compact"/>
+              <w:jc w:val="left"/>
+            </w:pPr>
+            <w:r>
+              <w:rPr>
+                <w:rStyle w:val="VerbatimChar"/>
+              </w:rPr>
+              <w:t xml:space="preserve">co2_rolling_1h</w:t>
+            </w:r>
+          </w:p>
+        </w:tc>
+        <w:tc>
+          <w:p>
+            <w:pPr>
+              <w:pStyle w:val="Compact"/>
+              <w:jc w:val="left"/>
+            </w:pPr>
+            <w:r>
+              <w:t xml:space="preserve">ppm (float)</w:t>
+            </w:r>
+          </w:p>
+        </w:tc>
+        <w:tc>
+          <w:p>
+            <w:pPr>
+              <w:pStyle w:val="Compact"/>
+              <w:jc w:val="left"/>
+            </w:pPr>
+            <w:r>
+              <w:t xml:space="preserve">400–5000</w:t>
+            </w:r>
+          </w:p>
+        </w:tc>
+        <w:tc>
+          <w:p>
+            <w:pPr>
+              <w:pStyle w:val="Compact"/>
+              <w:jc w:val="left"/>
+            </w:pPr>
+            <w:r>
+              <w:t xml:space="preserve">Mean over the preceding four bins (1 hour). Captures the medium-term trend direction — whether CO₂ has been rising, flat, or falling over the past hour, which is more informative than a single lag for predicting near-term behaviour.</w:t>
+            </w:r>
+          </w:p>
+        </w:tc>
+      </w:tr>
+      <w:tr>
+        <w:tc>
+          <w:p>
+            <w:pPr>
+              <w:pStyle w:val="Compact"/>
+              <w:jc w:val="left"/>
+            </w:pPr>
+            <w:r>
+              <w:rPr>
+                <w:rStyle w:val="VerbatimChar"/>
+              </w:rPr>
+              <w:t xml:space="preserve">building_occupancy</w:t>
+            </w:r>
+          </w:p>
+        </w:tc>
+        <w:tc>
+          <w:p>
+            <w:pPr>
+              <w:pStyle w:val="Compact"/>
+              <w:jc w:val="left"/>
+            </w:pPr>
+            <w:r>
+              <w:t xml:space="preserve">integer 0–5</w:t>
+            </w:r>
+          </w:p>
+        </w:tc>
+        <w:tc>
+          <w:p>
+            <w:pPr>
+              <w:pStyle w:val="Compact"/>
+              <w:jc w:val="left"/>
+            </w:pPr>
+            <w:r>
+              <w:t xml:space="preserve">0–5</w:t>
+            </w:r>
+          </w:p>
+        </w:tc>
+        <w:tc>
+          <w:p>
+            <w:pPr>
+              <w:pStyle w:val="Compact"/>
+              <w:jc w:val="left"/>
+            </w:pPr>
+            <w:r>
+              <w:t xml:space="preserve">Number of the 5 monitored occupancy zones currently occupied. Included to test whether building-level occupancy improves forecasts. Based on the mass balance equation in Section 1.1, occupancy directly drives CO₂ generation, so it should in principle help — though this depends on whether the sensor is actually in one of the monitored zones (investigated in Section 6).</w:t>
+            </w:r>
+          </w:p>
+        </w:tc>
+      </w:tr>
+      <w:tr>
+        <w:tc>
+          <w:p>
+            <w:pPr>
+              <w:pStyle w:val="Compact"/>
+              <w:jc w:val="left"/>
+            </w:pPr>
+            <w:r>
+              <w:rPr>
+                <w:rStyle w:val="VerbatimChar"/>
+              </w:rPr>
+              <w:t xml:space="preserve">hour_sin</w:t>
+            </w:r>
+            <w:r>
+              <w:t xml:space="preserve">,</w:t>
+            </w:r>
+            <w:r>
+              <w:t xml:space="preserve"> </w:t>
+            </w:r>
+            <w:r>
+              <w:rPr>
+                <w:rStyle w:val="VerbatimChar"/>
+              </w:rPr>
+              <w:t xml:space="preserve">hour_cos</w:t>
+            </w:r>
+          </w:p>
+        </w:tc>
+        <w:tc>
+          <w:p>
+            <w:pPr>
+              <w:pStyle w:val="Compact"/>
+              <w:jc w:val="left"/>
+            </w:pPr>
+            <w:r>
+              <w:t xml:space="preserve">float</w:t>
+            </w:r>
+          </w:p>
+        </w:tc>
+        <w:tc>
+          <w:p>
+            <w:pPr>
+              <w:pStyle w:val="Compact"/>
+              <w:jc w:val="left"/>
+            </w:pPr>
+            <w:r>
+              <w:t xml:space="preserve">−1 to +1</w:t>
+            </w:r>
+          </w:p>
+        </w:tc>
+        <w:tc>
+          <w:p>
+            <w:pPr>
+              <w:pStyle w:val="Compact"/>
+              <w:jc w:val="left"/>
+            </w:pPr>
+            <w:r>
+              <w:t xml:space="preserve">Cyclic encoding of hour-of-day. A standard integer hour feature treats hour 0 and hour 23 as 23 steps apart, when they are actually 1 hour apart on a 24-hour cycle. Encoding hour h as (sin(2πh/24), cos(2πh/24)) preserves the circular topology. This captures daily CO₂ patterns: lower overnight, rising through the morning as the building fills, falling on lunch breaks.</w:t>
+            </w:r>
+          </w:p>
+        </w:tc>
+      </w:tr>
+      <w:tr>
+        <w:tc>
+          <w:p>
+            <w:pPr>
+              <w:pStyle w:val="Compact"/>
+              <w:jc w:val="left"/>
+            </w:pPr>
+            <w:r>
+              <w:rPr>
+                <w:rStyle w:val="VerbatimChar"/>
+              </w:rPr>
+              <w:t xml:space="preserve">dow_sin</w:t>
+            </w:r>
+            <w:r>
+              <w:t xml:space="preserve">,</w:t>
+            </w:r>
+            <w:r>
+              <w:t xml:space="preserve"> </w:t>
+            </w:r>
+            <w:r>
+              <w:rPr>
+                <w:rStyle w:val="VerbatimChar"/>
+              </w:rPr>
+              <w:t xml:space="preserve">dow_cos</w:t>
+            </w:r>
+          </w:p>
+        </w:tc>
+        <w:tc>
+          <w:p>
+            <w:pPr>
+              <w:pStyle w:val="Compact"/>
+              <w:jc w:val="left"/>
+            </w:pPr>
+            <w:r>
+              <w:t xml:space="preserve">float</w:t>
+            </w:r>
+          </w:p>
+        </w:tc>
+        <w:tc>
+          <w:p>
+            <w:pPr>
+              <w:pStyle w:val="Compact"/>
+              <w:jc w:val="left"/>
+            </w:pPr>
+            <w:r>
+              <w:t xml:space="preserve">−1 to +1</w:t>
+            </w:r>
+          </w:p>
+        </w:tc>
+        <w:tc>
+          <w:p>
+            <w:pPr>
+              <w:pStyle w:val="Compact"/>
+              <w:jc w:val="left"/>
+            </w:pPr>
+            <w:r>
+              <w:t xml:space="preserve">Cyclic encoding of day-of-week, for the same reason. Different days have different occupancy patterns — the Monday-morning ramp-up vs Friday afternoon are distinct signatures.</w:t>
+            </w:r>
+          </w:p>
+        </w:tc>
+      </w:tr>
+      <w:tr>
+        <w:tc>
+          <w:p>
+            <w:pPr>
+              <w:pStyle w:val="Compact"/>
+              <w:jc w:val="left"/>
+            </w:pPr>
+            <w:r>
+              <w:rPr>
+                <w:rStyle w:val="VerbatimChar"/>
+              </w:rPr>
+              <w:t xml:space="preserve">is_weekend</w:t>
+            </w:r>
+          </w:p>
+        </w:tc>
+        <w:tc>
+          <w:p>
+            <w:pPr>
+              <w:pStyle w:val="Compact"/>
+              <w:jc w:val="left"/>
+            </w:pPr>
+            <w:r>
+              <w:t xml:space="preserve">binary 0/1</w:t>
+            </w:r>
+          </w:p>
+        </w:tc>
+        <w:tc>
+          <w:p>
+            <w:pPr>
+              <w:pStyle w:val="Compact"/>
+              <w:jc w:val="left"/>
+            </w:pPr>
+            <w:r>
+              <w:t xml:space="preserve">{0, 1}</w:t>
+            </w:r>
+          </w:p>
+        </w:tc>
+        <w:tc>
+          <w:p>
+            <w:pPr>
+              <w:pStyle w:val="Compact"/>
+              <w:jc w:val="left"/>
+            </w:pPr>
+            <w:r>
+              <w:t xml:space="preserve">Explicit weekend indicator. Although day-of-week encoding captures this implicitly, an explicit binary flag makes it easier for linear models to learn the strong weekend/weekday distinction in CO₂ patterns (near-ambient levels on weekends vs. occupied-building levels on weekdays).</w:t>
+            </w:r>
+          </w:p>
+        </w:tc>
+      </w:tr>
+    </w:tbl>
+    <w:p>
+      <w:pPr>
+        <w:pStyle w:val="BodyText"/>
+      </w:pPr>
+      <w:r>
+        <w:rPr>
+          <w:b/>
+        </w:rPr>
+        <w:t xml:space="preserve">Total features:</w:t>
+      </w:r>
+      <w:r>
+        <w:t xml:space="preserve"> </w:t>
+      </w:r>
+      <w:r>
+        <w:t xml:space="preserve">9 (including both components of each cyclic pair).</w:t>
+      </w:r>
+    </w:p>
+    <w:p>
+      <w:pPr>
+        <w:pStyle w:val="Heading3"/>
+      </w:pPr>
+      <w:bookmarkStart w:id="29" w:name="handling-missing-and-invalid-inputs"/>
+      <w:r>
+        <w:t xml:space="preserve">2.3 Handling Missing and Invalid Inputs</w:t>
+      </w:r>
+      <w:bookmarkEnd w:id="29"/>
+    </w:p>
+    <w:p>
+      <w:pPr>
+        <w:pStyle w:val="FirstParagraph"/>
+      </w:pPr>
+      <w:r>
+        <w:t xml:space="preserve">Missing CO₂ readings arise from sensor outages. A 636-day outage is the primary data loss event (Section 5). The handling policy is:</w:t>
+      </w:r>
+    </w:p>
+    <w:p>
+      <w:pPr>
+        <w:numPr>
+          <w:ilvl w:val="0"/>
+          <w:numId w:val="1001"/>
+        </w:numPr>
+        <w:pStyle w:val="Compact"/>
+      </w:pPr>
+      <w:r>
+        <w:rPr>
+          <w:b/>
+        </w:rPr>
+        <w:t xml:space="preserve">Drop rows where any required value is absent</w:t>
+      </w:r>
+      <w:r>
+        <w:t xml:space="preserve">, rather than imputing. To construct one training row, four values must all be real:</w:t>
+      </w:r>
+      <w:r>
+        <w:t xml:space="preserve"> </w:t>
+      </w:r>
+      <w:r>
+        <w:rPr>
+          <w:rStyle w:val="VerbatimChar"/>
+        </w:rPr>
+        <w:t xml:space="preserve">co2_now</w:t>
+      </w:r>
+      <w:r>
+        <w:t xml:space="preserve">,</w:t>
+      </w:r>
+      <w:r>
+        <w:t xml:space="preserve"> </w:t>
+      </w:r>
+      <w:r>
+        <w:rPr>
+          <w:rStyle w:val="VerbatimChar"/>
+        </w:rPr>
+        <w:t xml:space="preserve">co2_lag1</w:t>
+      </w:r>
+      <w:r>
+        <w:t xml:space="preserve">, the 1-hour rolling mean, and the target (CO₂ 15 minutes ahead). If any is missing — because it falls in a gap — the row is dropped.</w:t>
+      </w:r>
+    </w:p>
+    <w:p>
+      <w:pPr>
+        <w:numPr>
+          <w:ilvl w:val="0"/>
+          <w:numId w:val="1001"/>
+        </w:numPr>
+        <w:pStyle w:val="Compact"/>
+      </w:pPr>
+      <w:r>
+        <w:rPr>
+          <w:b/>
+        </w:rPr>
+        <w:t xml:space="preserve">No interpolation across gaps.</w:t>
+      </w:r>
+      <w:r>
+        <w:t xml:space="preserve"> </w:t>
+      </w:r>
+      <w:r>
+        <w:t xml:space="preserve">Imputing a value 636 days into a gap would produce a fabricated reading with no physical basis. The drop policy trades dataset size for correctness.</w:t>
+      </w:r>
+    </w:p>
+    <w:p>
+      <w:pPr>
+        <w:numPr>
+          <w:ilvl w:val="0"/>
+          <w:numId w:val="1001"/>
+        </w:numPr>
+        <w:pStyle w:val="Compact"/>
+      </w:pPr>
+      <w:r>
+        <w:rPr>
+          <w:b/>
+        </w:rPr>
+        <w:t xml:space="preserve">Scale:</w:t>
+      </w:r>
+      <w:r>
+        <w:t xml:space="preserve"> </w:t>
+      </w:r>
+      <w:r>
+        <w:t xml:space="preserve">84,576 candidate 15-minute timestamps are in the raw log; 17,010 (20.1%) pass all four availability checks and are retained.</w:t>
+      </w:r>
+    </w:p>
+    <w:p>
+      <w:pPr>
+        <w:pStyle w:val="CaptionedFigure"/>
+      </w:pPr>
+      <w:r>
+        <w:drawing>
+          <wp:inline>
+            <wp:extent cx="5334000" cy="2610734"/>
+            <wp:effectExtent b="0" l="0" r="0" t="0"/>
+            <wp:docPr descr="Data pipeline: raw timestamps, dropped rows, and usable rows retained for modelling" title="" id="1" name="Picture"/>
+            <a:graphic>
+              <a:graphicData uri="http://schemas.openxmlformats.org/drawingml/2006/picture">
+                <pic:pic>
+                  <pic:nvPicPr>
+                    <pic:cNvPr descr="chart_data_pipeline.png" id="0" name="Picture"/>
+                    <pic:cNvPicPr>
+                      <a:picLocks noChangeArrowheads="1" noChangeAspect="1"/>
+                    </pic:cNvPicPr>
+                  </pic:nvPicPr>
+                  <pic:blipFill>
+                    <a:blip r:embed="rId30"/>
+                    <a:stretch>
+                      <a:fillRect/>
+                    </a:stretch>
+                  </pic:blipFill>
+                  <pic:spPr bwMode="auto">
+                    <a:xfrm>
+                      <a:off x="0" y="0"/>
+                      <a:ext cx="5334000" cy="2610734"/>
+                    </a:xfrm>
+                    <a:prstGeom prst="rect">
+                      <a:avLst/>
+                    </a:prstGeom>
+                    <a:noFill/>
+                    <a:ln w="9525">
+                      <a:noFill/>
+                      <a:headEnd/>
+                      <a:tailEnd/>
+                    </a:ln>
+                  </pic:spPr>
+                </pic:pic>
+              </a:graphicData>
+            </a:graphic>
+          </wp:inline>
+        </w:drawing>
+      </w:r>
+    </w:p>
+    <w:p>
+      <w:pPr>
+        <w:pStyle w:val="ImageCaption"/>
+      </w:pPr>
+      <w:r>
+        <w:t xml:space="preserve">Data pipeline: raw timestamps, dropped rows, and usable rows retained for modelling</w:t>
+      </w:r>
+    </w:p>
+    <w:p>
+      <w:pPr>
+        <w:pStyle w:val="Heading3"/>
+      </w:pPr>
+      <w:bookmarkStart w:id="31" w:name="output"/>
+      <w:r>
+        <w:t xml:space="preserve">2.4 Output</w:t>
+      </w:r>
+      <w:bookmarkEnd w:id="31"/>
+    </w:p>
+    <w:tbl>
+      <w:tblPr>
+        <w:tblStyle w:val="Table"/>
+        <w:tblW w:type="pct" w:w="5000.0"/>
+        <w:tblLook w:firstRow="1"/>
+      </w:tblPr>
+      <w:tblGrid>
+        <w:gridCol w:w="1980"/>
+        <w:gridCol w:w="1980"/>
+        <w:gridCol w:w="1980"/>
+        <w:gridCol w:w="1980"/>
+      </w:tblGrid>
+      <w:tr>
+        <w:trPr>
+          <w:cnfStyle w:firstRow="1"/>
+        </w:trPr>
+        <w:tc>
+          <w:tcPr>
+            <w:tcBorders>
+              <w:bottom w:val="single"/>
+            </w:tcBorders>
+            <w:vAlign w:val="bottom"/>
+          </w:tcPr>
+          <w:p>
+            <w:pPr>
+              <w:pStyle w:val="Compact"/>
+              <w:jc w:val="left"/>
+            </w:pPr>
+            <w:r>
+              <w:t xml:space="preserve">Output</w:t>
+            </w:r>
+          </w:p>
+        </w:tc>
+        <w:tc>
+          <w:tcPr>
+            <w:tcBorders>
+              <w:bottom w:val="single"/>
+            </w:tcBorders>
+            <w:vAlign w:val="bottom"/>
+          </w:tcPr>
+          <w:p>
+            <w:pPr>
+              <w:pStyle w:val="Compact"/>
+              <w:jc w:val="left"/>
+            </w:pPr>
+            <w:r>
+              <w:t xml:space="preserve">Units</w:t>
+            </w:r>
+          </w:p>
+        </w:tc>
+        <w:tc>
+          <w:tcPr>
+            <w:tcBorders>
+              <w:bottom w:val="single"/>
+            </w:tcBorders>
+            <w:vAlign w:val="bottom"/>
+          </w:tcPr>
+          <w:p>
+            <w:pPr>
+              <w:pStyle w:val="Compact"/>
+              <w:jc w:val="left"/>
+            </w:pPr>
+            <w:r>
+              <w:t xml:space="preserve">Type</w:t>
+            </w:r>
+          </w:p>
+        </w:tc>
+        <w:tc>
+          <w:tcPr>
+            <w:tcBorders>
+              <w:bottom w:val="single"/>
+            </w:tcBorders>
+            <w:vAlign w:val="bottom"/>
+          </w:tcPr>
+          <w:p>
+            <w:pPr>
+              <w:pStyle w:val="Compact"/>
+              <w:jc w:val="left"/>
+            </w:pPr>
+            <w:r>
+              <w:t xml:space="preserve">Interpretation</w:t>
+            </w:r>
+          </w:p>
+        </w:tc>
+      </w:tr>
+      <w:tr>
+        <w:tc>
+          <w:p>
+            <w:pPr>
+              <w:pStyle w:val="Compact"/>
+              <w:jc w:val="left"/>
+            </w:pPr>
+            <w:r>
+              <w:t xml:space="preserve">Predicted CO₂</w:t>
+            </w:r>
+          </w:p>
+        </w:tc>
+        <w:tc>
+          <w:p>
+            <w:pPr>
+              <w:pStyle w:val="Compact"/>
+              <w:jc w:val="left"/>
+            </w:pPr>
+            <w:r>
+              <w:t xml:space="preserve">ppm</w:t>
+            </w:r>
+          </w:p>
+        </w:tc>
+        <w:tc>
+          <w:p>
+            <w:pPr>
+              <w:pStyle w:val="Compact"/>
+              <w:jc w:val="left"/>
+            </w:pPr>
+            <w:r>
+              <w:t xml:space="preserve">float</w:t>
+            </w:r>
+          </w:p>
+        </w:tc>
+        <w:tc>
+          <w:p>
+            <w:pPr>
+              <w:pStyle w:val="Compact"/>
+              <w:jc w:val="left"/>
+            </w:pPr>
+            <w:r>
+              <w:t xml:space="preserve">Forecast CO₂ concentration 15 minutes ahead of the current reading</w:t>
+            </w:r>
+          </w:p>
+        </w:tc>
+      </w:tr>
+    </w:tbl>
+    <w:p>
+      <w:pPr>
+        <w:pStyle w:val="BodyText"/>
+      </w:pPr>
+      <w:r>
+        <w:t xml:space="preserve">The output is a single continuous scalar. It represents the model’s best estimate of what the sensor will read at time</w:t>
+      </w:r>
+      <w:r>
+        <w:t xml:space="preserve"> </w:t>
+      </w:r>
+      <m:oMath>
+        <m:r>
+          <m:t>t</m:t>
+        </m:r>
+        <m:r>
+          <m:t>+</m:t>
+        </m:r>
+        <m:r>
+          <m:t>1</m:t>
+        </m:r>
+      </m:oMath>
+      <w:r>
+        <w:t xml:space="preserve">. The model does not apply a threshold or issue a binary alert — that decision logic belongs to the building management system that would consume the forecast. A typical deployment rule might be: if predicted CO₂ &gt; 750 ppm, begin increasing ventilation now; if &gt; 900 ppm, ramp to full ventilation. The 750 ppm trigger (50 ppm below the 800 ppm concern threshold) provides a buffer that accounts for model prediction error.</w:t>
       </w:r>
     </w:p>
     <w:p>
@@ -166,29 +1535,476 @@
       <w:pPr>
         <w:pStyle w:val="Heading2"/>
       </w:pPr>
-      <w:bookmarkStart w:id="22" w:name="inputs-and-outputs"/>
-      <w:r>
-        <w:t xml:space="preserve">2. Inputs and Outputs</w:t>
-      </w:r>
-      <w:bookmarkEnd w:id="22"/>
+      <w:bookmarkStart w:id="32" w:name="computational-solution"/>
+      <w:r>
+        <w:t xml:space="preserve">3. Computational Solution</w:t>
+      </w:r>
+      <w:bookmarkEnd w:id="32"/>
     </w:p>
     <w:p>
       <w:pPr>
         <w:pStyle w:val="Heading3"/>
       </w:pPr>
-      <w:bookmarkStart w:id="23" w:name="input-features"/>
-      <w:r>
-        <w:t xml:space="preserve">2.1 Input Features</w:t>
-      </w:r>
-      <w:bookmarkEnd w:id="23"/>
+      <w:bookmarkStart w:id="33" w:name="how-each-method-works"/>
+      <w:r>
+        <w:t xml:space="preserve">3.1 How Each Method Works</w:t>
+      </w:r>
+      <w:bookmarkEnd w:id="33"/>
     </w:p>
     <w:p>
       <w:pPr>
         <w:pStyle w:val="FirstParagraph"/>
       </w:pPr>
       <w:r>
-        <w:t xml:space="preserve">The following features are computed from the raw sensor log and used as inputs to all four models:</w:t>
-      </w:r>
+        <w:t xml:space="preserve">All four models are implemented as scikit-learn</w:t>
+      </w:r>
+      <w:r>
+        <w:t xml:space="preserve"> </w:t>
+      </w:r>
+      <w:r>
+        <w:rPr>
+          <w:rStyle w:val="VerbatimChar"/>
+        </w:rPr>
+        <w:t xml:space="preserve">Pipeline</w:t>
+      </w:r>
+      <w:r>
+        <w:t xml:space="preserve"> </w:t>
+      </w:r>
+      <w:r>
+        <w:t xml:space="preserve">objects with a</w:t>
+      </w:r>
+      <w:r>
+        <w:t xml:space="preserve"> </w:t>
+      </w:r>
+      <w:r>
+        <w:rPr>
+          <w:rStyle w:val="VerbatimChar"/>
+        </w:rPr>
+        <w:t xml:space="preserve">StandardScaler</w:t>
+      </w:r>
+      <w:r>
+        <w:t xml:space="preserve"> </w:t>
+      </w:r>
+      <w:r>
+        <w:t xml:space="preserve">preprocessing step followed by the regression estimator. The same preprocessing is applied to all four so that differences in performance reflect the model, not the data scale.</w:t>
+      </w:r>
+    </w:p>
+    <w:p>
+      <w:pPr>
+        <w:pStyle w:val="BodyText"/>
+      </w:pPr>
+      <w:r>
+        <w:rPr>
+          <w:b/>
+        </w:rPr>
+        <w:t xml:space="preserve">StandardScaler</w:t>
+      </w:r>
+      <w:r>
+        <w:t xml:space="preserve"> </w:t>
+      </w:r>
+      <w:r>
+        <w:t xml:space="preserve">transforms each feature to zero mean and unit variance. This is essential for SVR and the neural network, both of which are sensitive to feature magnitude — the RBF kernel computes distances in feature space, and unscaled features with large ranges (CO₂ in ppm vs. binary weekend flag) would distort those distances. For linear regression and decision trees, scaling does not change results but maintains consistency.</w:t>
+      </w:r>
+    </w:p>
+    <w:p>
+      <w:pPr>
+        <w:pStyle w:val="BodyText"/>
+      </w:pPr>
+      <w:r>
+        <w:rPr>
+          <w:b/>
+        </w:rPr>
+        <w:t xml:space="preserve">Linear Regression</w:t>
+      </w:r>
+      <w:r>
+        <w:t xml:space="preserve"> </w:t>
+      </w:r>
+      <w:r>
+        <w:t xml:space="preserve">fits a hyperplane:</w:t>
+      </w:r>
+    </w:p>
+    <w:p>
+      <w:pPr>
+        <w:pStyle w:val="BodyText"/>
+      </w:pPr>
+      <m:oMathPara>
+        <m:oMathParaPr>
+          <m:jc m:val="center"/>
+        </m:oMathParaPr>
+        <m:oMath>
+          <m:sSub>
+            <m:e>
+              <m:acc>
+                <m:accPr>
+                  <m:chr m:val="̂"/>
+                </m:accPr>
+                <m:e>
+                  <m:r>
+                    <m:t>C</m:t>
+                  </m:r>
+                </m:e>
+              </m:acc>
+            </m:e>
+            <m:sub>
+              <m:r>
+                <m:t>t</m:t>
+              </m:r>
+              <m:r>
+                <m:t>+</m:t>
+              </m:r>
+              <m:r>
+                <m:t>1</m:t>
+              </m:r>
+            </m:sub>
+          </m:sSub>
+          <m:r>
+            <m:t>=</m:t>
+          </m:r>
+          <m:sSub>
+            <m:e>
+              <m:r>
+                <m:t>β</m:t>
+              </m:r>
+            </m:e>
+            <m:sub>
+              <m:r>
+                <m:t>0</m:t>
+              </m:r>
+            </m:sub>
+          </m:sSub>
+          <m:r>
+            <m:t>+</m:t>
+          </m:r>
+          <m:nary>
+            <m:naryPr>
+              <m:chr m:val="∑"/>
+              <m:limLoc m:val="undOvr"/>
+              <m:subHide m:val="0"/>
+              <m:supHide m:val="0"/>
+            </m:naryPr>
+            <m:sub>
+              <m:r>
+                <m:t>i</m:t>
+              </m:r>
+              <m:r>
+                <m:t>=</m:t>
+              </m:r>
+              <m:r>
+                <m:t>1</m:t>
+              </m:r>
+            </m:sub>
+            <m:sup>
+              <m:r>
+                <m:t>9</m:t>
+              </m:r>
+            </m:sup>
+            <m:e>
+              <m:sSub>
+                <m:e>
+                  <m:r>
+                    <m:t>β</m:t>
+                  </m:r>
+                </m:e>
+                <m:sub>
+                  <m:r>
+                    <m:t>i</m:t>
+                  </m:r>
+                </m:sub>
+              </m:sSub>
+            </m:e>
+          </m:nary>
+          <m:sSub>
+            <m:e>
+              <m:r>
+                <m:t>x</m:t>
+              </m:r>
+            </m:e>
+            <m:sub>
+              <m:r>
+                <m:t>i</m:t>
+              </m:r>
+            </m:sub>
+          </m:sSub>
+        </m:oMath>
+      </m:oMathPara>
+    </w:p>
+    <w:p>
+      <w:pPr>
+        <w:pStyle w:val="FirstParagraph"/>
+      </w:pPr>
+      <w:r>
+        <w:t xml:space="preserve">by minimising the sum of squared residuals. It assumes the relationship between each feature and the target is linear and additive. In the CO₂ context, this means it assumes the contribution of current CO₂ to the forecast is the same regardless of whether it is 450 ppm or 1200 ppm — a simplification that may miss non-linear saturation effects or HVAC switching behaviour.</w:t>
+      </w:r>
+    </w:p>
+    <w:p>
+      <w:pPr>
+        <w:pStyle w:val="BodyText"/>
+      </w:pPr>
+      <w:r>
+        <w:rPr>
+          <w:b/>
+        </w:rPr>
+        <w:t xml:space="preserve">Decision Tree Regression</w:t>
+      </w:r>
+      <w:r>
+        <w:t xml:space="preserve"> </w:t>
+      </w:r>
+      <w:r>
+        <w:t xml:space="preserve">partitions the feature space into axis-aligned rectangular regions by recursively splitting on the feature and threshold that minimises variance in the resulting subsets. Each leaf predicts the mean target in that region. It can capture non-linear interactions — for example,</w:t>
+      </w:r>
+      <w:r>
+        <w:t xml:space="preserve"> </w:t>
+      </w:r>
+      <w:r>
+        <w:t xml:space="preserve">“</w:t>
+      </w:r>
+      <w:r>
+        <w:t xml:space="preserve">high CO₂ on a weekday morning implies it will keep rising</w:t>
+      </w:r>
+      <w:r>
+        <w:t xml:space="preserve">”</w:t>
+      </w:r>
+      <w:r>
+        <w:t xml:space="preserve"> </w:t>
+      </w:r>
+      <w:r>
+        <w:t xml:space="preserve">— that a linear model cannot represent without explicit interaction terms. Maximum depth = 8 was used to limit the number of leaves and reduce overfitting.</w:t>
+      </w:r>
+    </w:p>
+    <w:p>
+      <w:pPr>
+        <w:pStyle w:val="BodyText"/>
+      </w:pPr>
+      <w:r>
+        <w:rPr>
+          <w:b/>
+        </w:rPr>
+        <w:t xml:space="preserve">Support Vector Regression (SVR)</w:t>
+      </w:r>
+      <w:r>
+        <w:t xml:space="preserve"> </w:t>
+      </w:r>
+      <w:r>
+        <w:t xml:space="preserve">seeks a function that fits the training data within an ε-insensitive tube while remaining as smooth (low-norm weight vector) as possible. The RBF kernel</w:t>
+      </w:r>
+      <w:r>
+        <w:t xml:space="preserve"> </w:t>
+      </w:r>
+      <m:oMath>
+        <m:r>
+          <m:t>K</m:t>
+        </m:r>
+        <m:r>
+          <m:t>(</m:t>
+        </m:r>
+        <m:sSub>
+          <m:e>
+            <m:r>
+              <m:t>x</m:t>
+            </m:r>
+          </m:e>
+          <m:sub>
+            <m:r>
+              <m:t>i</m:t>
+            </m:r>
+          </m:sub>
+        </m:sSub>
+        <m:r>
+          <m:t>,</m:t>
+        </m:r>
+        <m:sSub>
+          <m:e>
+            <m:r>
+              <m:t>x</m:t>
+            </m:r>
+          </m:e>
+          <m:sub>
+            <m:r>
+              <m:t>j</m:t>
+            </m:r>
+          </m:sub>
+        </m:sSub>
+        <m:r>
+          <m:t>)</m:t>
+        </m:r>
+        <m:r>
+          <m:t>=</m:t>
+        </m:r>
+        <m:r>
+          <m:rPr>
+            <m:nor/>
+            <m:sty m:val="p"/>
+          </m:rPr>
+          <m:t>exp</m:t>
+        </m:r>
+        <m:r>
+          <m:t>(</m:t>
+        </m:r>
+        <m:r>
+          <m:t>−</m:t>
+        </m:r>
+        <m:r>
+          <m:t>γ</m:t>
+        </m:r>
+        <m:r>
+          <m:t>|</m:t>
+        </m:r>
+        <m:r>
+          <m:t>|</m:t>
+        </m:r>
+        <m:sSub>
+          <m:e>
+            <m:r>
+              <m:t>x</m:t>
+            </m:r>
+          </m:e>
+          <m:sub>
+            <m:r>
+              <m:t>i</m:t>
+            </m:r>
+          </m:sub>
+        </m:sSub>
+        <m:r>
+          <m:t>−</m:t>
+        </m:r>
+        <m:sSub>
+          <m:e>
+            <m:r>
+              <m:t>x</m:t>
+            </m:r>
+          </m:e>
+          <m:sub>
+            <m:r>
+              <m:t>j</m:t>
+            </m:r>
+          </m:sub>
+        </m:sSub>
+        <m:r>
+          <m:t>|</m:t>
+        </m:r>
+        <m:sSup>
+          <m:e>
+            <m:r>
+              <m:t>|</m:t>
+            </m:r>
+          </m:e>
+          <m:sup>
+            <m:r>
+              <m:t>2</m:t>
+            </m:r>
+          </m:sup>
+        </m:sSup>
+        <m:r>
+          <m:t>)</m:t>
+        </m:r>
+      </m:oMath>
+      <w:r>
+        <w:t xml:space="preserve"> </w:t>
+      </w:r>
+      <w:r>
+        <w:t xml:space="preserve">implicitly maps data to an infinite-dimensional feature space, allowing the model to capture smooth non-linear relationships without specifying the non-linear basis explicitly. Parameters: C = 10 (penalty on points outside the tube), ε = 0.5 (tube half-width in ppm), γ = scale (default: 1/n_features/var). SVR is well-suited to medium-sized datasets where the relationship is mildly non-linear.</w:t>
+      </w:r>
+    </w:p>
+    <w:p>
+      <w:pPr>
+        <w:pStyle w:val="BodyText"/>
+      </w:pPr>
+      <w:r>
+        <w:rPr>
+          <w:b/>
+        </w:rPr>
+        <w:t xml:space="preserve">Neural Network Regression</w:t>
+      </w:r>
+      <w:r>
+        <w:t xml:space="preserve"> </w:t>
+      </w:r>
+      <w:r>
+        <w:t xml:space="preserve">uses a two-layer multilayer perceptron (MLP): input → 32 units (ReLU) → 16 units (ReLU) → 1 output. ReLU activations introduce piecewise-linear non-linearity at each layer. Training uses Adam optimisation with early stopping (patience = 10 epochs on a 10% validation split) to halt before the model overfits the training period. The MLP can in principle approximate any continuous function given enough data, but with 13,608 training rows it is the most data-hungry method in this comparison.</w:t>
+      </w:r>
+    </w:p>
+    <w:p>
+      <w:pPr>
+        <w:pStyle w:val="Heading3"/>
+      </w:pPr>
+      <w:bookmarkStart w:id="34" w:name="why-these-methods-were-selected"/>
+      <w:r>
+        <w:t xml:space="preserve">3.2 Why These Methods Were Selected</w:t>
+      </w:r>
+      <w:bookmarkEnd w:id="34"/>
+    </w:p>
+    <w:p>
+      <w:pPr>
+        <w:pStyle w:val="FirstParagraph"/>
+      </w:pPr>
+      <w:r>
+        <w:t xml:space="preserve">The four methods span a range of model complexity and interpretability:</w:t>
+      </w:r>
+    </w:p>
+    <w:p>
+      <w:pPr>
+        <w:numPr>
+          <w:ilvl w:val="0"/>
+          <w:numId w:val="1002"/>
+        </w:numPr>
+        <w:pStyle w:val="Compact"/>
+      </w:pPr>
+      <w:r>
+        <w:t xml:space="preserve">Linear regression establishes the minimum baseline: if a model cannot beat a linear fit, it adds no value.</w:t>
+      </w:r>
+    </w:p>
+    <w:p>
+      <w:pPr>
+        <w:numPr>
+          <w:ilvl w:val="0"/>
+          <w:numId w:val="1002"/>
+        </w:numPr>
+        <w:pStyle w:val="Compact"/>
+      </w:pPr>
+      <w:r>
+        <w:t xml:space="preserve">Decision trees add non-linear capacity at low computational cost and moderate interpretability.</w:t>
+      </w:r>
+    </w:p>
+    <w:p>
+      <w:pPr>
+        <w:numPr>
+          <w:ilvl w:val="0"/>
+          <w:numId w:val="1002"/>
+        </w:numPr>
+        <w:pStyle w:val="Compact"/>
+      </w:pPr>
+      <w:r>
+        <w:t xml:space="preserve">SVR adds smooth non-linearity with strong theoretical guarantees (the solution is a convex optimisation problem with no local minima).</w:t>
+      </w:r>
+    </w:p>
+    <w:p>
+      <w:pPr>
+        <w:numPr>
+          <w:ilvl w:val="0"/>
+          <w:numId w:val="1002"/>
+        </w:numPr>
+        <w:pStyle w:val="Compact"/>
+      </w:pPr>
+      <w:r>
+        <w:t xml:space="preserve">Neural networks add the most expressive non-linearity but at the cost of interpretability and training stability.</w:t>
+      </w:r>
+    </w:p>
+    <w:p>
+      <w:pPr>
+        <w:pStyle w:val="FirstParagraph"/>
+      </w:pPr>
+      <w:r>
+        <w:t xml:space="preserve">Comparing all four on the same dataset and metrics directly answers the question of whether added complexity translates to better prediction for this specific problem.</w:t>
+      </w:r>
+    </w:p>
+    <w:p>
+      <w:pPr>
+        <w:pStyle w:val="Heading3"/>
+      </w:pPr>
+      <w:bookmarkStart w:id="35" w:name="parameters"/>
+      <w:r>
+        <w:t xml:space="preserve">3.3 Parameters</w:t>
+      </w:r>
+      <w:bookmarkEnd w:id="35"/>
     </w:p>
     <w:tbl>
       <w:tblPr>
@@ -218,7 +2034,7 @@
               <w:jc w:val="left"/>
             </w:pPr>
             <w:r>
-              <w:t xml:space="preserve">Feature</w:t>
+              <w:t xml:space="preserve">Parameter</w:t>
             </w:r>
           </w:p>
         </w:tc>
@@ -235,7 +2051,7 @@
               <w:jc w:val="left"/>
             </w:pPr>
             <w:r>
-              <w:t xml:space="preserve">Units / Type</w:t>
+              <w:t xml:space="preserve">Value</w:t>
             </w:r>
           </w:p>
         </w:tc>
@@ -252,7 +2068,7 @@
               <w:jc w:val="left"/>
             </w:pPr>
             <w:r>
-              <w:t xml:space="preserve">Description</w:t>
+              <w:t xml:space="preserve">Rationale</w:t>
             </w:r>
           </w:p>
         </w:tc>
@@ -265,32 +2081,29 @@
               <w:jc w:val="left"/>
             </w:pPr>
             <w:r>
-              <w:rPr>
-                <w:rStyle w:val="VerbatimChar"/>
-              </w:rPr>
-              <w:t xml:space="preserve">co2_now</w:t>
-            </w:r>
-          </w:p>
-        </w:tc>
-        <w:tc>
-          <w:p>
-            <w:pPr>
-              <w:pStyle w:val="Compact"/>
-              <w:jc w:val="left"/>
-            </w:pPr>
-            <w:r>
-              <w:t xml:space="preserve">ppm (float)</w:t>
-            </w:r>
-          </w:p>
-        </w:tc>
-        <w:tc>
-          <w:p>
-            <w:pPr>
-              <w:pStyle w:val="Compact"/>
-              <w:jc w:val="left"/>
-            </w:pPr>
-            <w:r>
-              <w:t xml:space="preserve">CO₂ reading at the current 15-minute bin</w:t>
+              <w:t xml:space="preserve">Bin size</w:t>
+            </w:r>
+          </w:p>
+        </w:tc>
+        <w:tc>
+          <w:p>
+            <w:pPr>
+              <w:pStyle w:val="Compact"/>
+              <w:jc w:val="left"/>
+            </w:pPr>
+            <w:r>
+              <w:t xml:space="preserve">15 minutes</w:t>
+            </w:r>
+          </w:p>
+        </w:tc>
+        <w:tc>
+          <w:p>
+            <w:pPr>
+              <w:pStyle w:val="Compact"/>
+              <w:jc w:val="left"/>
+            </w:pPr>
+            <w:r>
+              <w:t xml:space="preserve">Matches sensor reporting cadence</w:t>
             </w:r>
           </w:p>
         </w:tc>
@@ -303,32 +2116,29 @@
               <w:jc w:val="left"/>
             </w:pPr>
             <w:r>
-              <w:rPr>
-                <w:rStyle w:val="VerbatimChar"/>
-              </w:rPr>
-              <w:t xml:space="preserve">co2_lag1</w:t>
-            </w:r>
-          </w:p>
-        </w:tc>
-        <w:tc>
-          <w:p>
-            <w:pPr>
-              <w:pStyle w:val="Compact"/>
-              <w:jc w:val="left"/>
-            </w:pPr>
-            <w:r>
-              <w:t xml:space="preserve">ppm (float)</w:t>
-            </w:r>
-          </w:p>
-        </w:tc>
-        <w:tc>
-          <w:p>
-            <w:pPr>
-              <w:pStyle w:val="Compact"/>
-              <w:jc w:val="left"/>
-            </w:pPr>
-            <w:r>
-              <w:t xml:space="preserve">CO₂ reading from the previous 15-minute bin</w:t>
+              <w:t xml:space="preserve">Prediction horizon</w:t>
+            </w:r>
+          </w:p>
+        </w:tc>
+        <w:tc>
+          <w:p>
+            <w:pPr>
+              <w:pStyle w:val="Compact"/>
+              <w:jc w:val="left"/>
+            </w:pPr>
+            <w:r>
+              <w:t xml:space="preserve">15 minutes</w:t>
+            </w:r>
+          </w:p>
+        </w:tc>
+        <w:tc>
+          <w:p>
+            <w:pPr>
+              <w:pStyle w:val="Compact"/>
+              <w:jc w:val="left"/>
+            </w:pPr>
+            <w:r>
+              <w:t xml:space="preserve">One bin ahead — minimum useful lead time for ventilation pre-emption</w:t>
             </w:r>
           </w:p>
         </w:tc>
@@ -341,32 +2151,29 @@
               <w:jc w:val="left"/>
             </w:pPr>
             <w:r>
-              <w:rPr>
-                <w:rStyle w:val="VerbatimChar"/>
-              </w:rPr>
-              <w:t xml:space="preserve">co2_rolling_1h</w:t>
-            </w:r>
-          </w:p>
-        </w:tc>
-        <w:tc>
-          <w:p>
-            <w:pPr>
-              <w:pStyle w:val="Compact"/>
-              <w:jc w:val="left"/>
-            </w:pPr>
-            <w:r>
-              <w:t xml:space="preserve">ppm (float)</w:t>
-            </w:r>
-          </w:p>
-        </w:tc>
-        <w:tc>
-          <w:p>
-            <w:pPr>
-              <w:pStyle w:val="Compact"/>
-              <w:jc w:val="left"/>
-            </w:pPr>
-            <w:r>
-              <w:t xml:space="preserve">Mean CO₂ over the preceding four bins (1 hour)</w:t>
+              <w:t xml:space="preserve">Train/test split</w:t>
+            </w:r>
+          </w:p>
+        </w:tc>
+        <w:tc>
+          <w:p>
+            <w:pPr>
+              <w:pStyle w:val="Compact"/>
+              <w:jc w:val="left"/>
+            </w:pPr>
+            <w:r>
+              <w:t xml:space="preserve">80% / 20%, chronological</w:t>
+            </w:r>
+          </w:p>
+        </w:tc>
+        <w:tc>
+          <w:p>
+            <w:pPr>
+              <w:pStyle w:val="Compact"/>
+              <w:jc w:val="left"/>
+            </w:pPr>
+            <w:r>
+              <w:t xml:space="preserve">Prevents future data leaking into training (see Section 5)</w:t>
             </w:r>
           </w:p>
         </w:tc>
@@ -379,32 +2186,29 @@
               <w:jc w:val="left"/>
             </w:pPr>
             <w:r>
-              <w:rPr>
-                <w:rStyle w:val="VerbatimChar"/>
-              </w:rPr>
-              <w:t xml:space="preserve">building_occupancy</w:t>
-            </w:r>
-          </w:p>
-        </w:tc>
-        <w:tc>
-          <w:p>
-            <w:pPr>
-              <w:pStyle w:val="Compact"/>
-              <w:jc w:val="left"/>
-            </w:pPr>
-            <w:r>
-              <w:t xml:space="preserve">integer 0–5</w:t>
-            </w:r>
-          </w:p>
-        </w:tc>
-        <w:tc>
-          <w:p>
-            <w:pPr>
-              <w:pStyle w:val="Compact"/>
-              <w:jc w:val="left"/>
-            </w:pPr>
-            <w:r>
-              <w:t xml:space="preserve">Number of the 5 monitored zones currently occupied</w:t>
+              <w:t xml:space="preserve">Training cutoff</w:t>
+            </w:r>
+          </w:p>
+        </w:tc>
+        <w:tc>
+          <w:p>
+            <w:pPr>
+              <w:pStyle w:val="Compact"/>
+              <w:jc w:val="left"/>
+            </w:pPr>
+            <w:r>
+              <w:t xml:space="preserve">11 March 2026</w:t>
+            </w:r>
+          </w:p>
+        </w:tc>
+        <w:tc>
+          <w:p>
+            <w:pPr>
+              <w:pStyle w:val="Compact"/>
+              <w:jc w:val="left"/>
+            </w:pPr>
+            <w:r>
+              <w:t xml:space="preserve">80th percentile of the 17,010-row timeline</w:t>
             </w:r>
           </w:p>
         </w:tc>
@@ -417,44 +2221,29 @@
               <w:jc w:val="left"/>
             </w:pPr>
             <w:r>
-              <w:rPr>
-                <w:rStyle w:val="VerbatimChar"/>
-              </w:rPr>
-              <w:t xml:space="preserve">hour_sin</w:t>
-            </w:r>
-            <w:r>
-              <w:t xml:space="preserve">,</w:t>
-            </w:r>
-            <w:r>
-              <w:t xml:space="preserve"> </w:t>
-            </w:r>
-            <w:r>
-              <w:rPr>
-                <w:rStyle w:val="VerbatimChar"/>
-              </w:rPr>
-              <w:t xml:space="preserve">hour_cos</w:t>
-            </w:r>
-          </w:p>
-        </w:tc>
-        <w:tc>
-          <w:p>
-            <w:pPr>
-              <w:pStyle w:val="Compact"/>
-              <w:jc w:val="left"/>
-            </w:pPr>
-            <w:r>
-              <w:t xml:space="preserve">float (−1 to 1)</w:t>
-            </w:r>
-          </w:p>
-        </w:tc>
-        <w:tc>
-          <w:p>
-            <w:pPr>
-              <w:pStyle w:val="Compact"/>
-              <w:jc w:val="left"/>
-            </w:pPr>
-            <w:r>
-              <w:t xml:space="preserve">Cyclic encoding of hour-of-day</w:t>
+              <w:t xml:space="preserve">Decision Tree max depth</w:t>
+            </w:r>
+          </w:p>
+        </w:tc>
+        <w:tc>
+          <w:p>
+            <w:pPr>
+              <w:pStyle w:val="Compact"/>
+              <w:jc w:val="left"/>
+            </w:pPr>
+            <w:r>
+              <w:t xml:space="preserve">8</w:t>
+            </w:r>
+          </w:p>
+        </w:tc>
+        <w:tc>
+          <w:p>
+            <w:pPr>
+              <w:pStyle w:val="Compact"/>
+              <w:jc w:val="left"/>
+            </w:pPr>
+            <w:r>
+              <w:t xml:space="preserve">Constrains leaf count; deeper trees overfitted in preliminary testing</w:t>
             </w:r>
           </w:p>
         </w:tc>
@@ -467,44 +2256,29 @@
               <w:jc w:val="left"/>
             </w:pPr>
             <w:r>
-              <w:rPr>
-                <w:rStyle w:val="VerbatimChar"/>
-              </w:rPr>
-              <w:t xml:space="preserve">dow_sin</w:t>
-            </w:r>
-            <w:r>
-              <w:t xml:space="preserve">,</w:t>
-            </w:r>
-            <w:r>
-              <w:t xml:space="preserve"> </w:t>
-            </w:r>
-            <w:r>
-              <w:rPr>
-                <w:rStyle w:val="VerbatimChar"/>
-              </w:rPr>
-              <w:t xml:space="preserve">dow_cos</w:t>
-            </w:r>
-          </w:p>
-        </w:tc>
-        <w:tc>
-          <w:p>
-            <w:pPr>
-              <w:pStyle w:val="Compact"/>
-              <w:jc w:val="left"/>
-            </w:pPr>
-            <w:r>
-              <w:t xml:space="preserve">float (−1 to 1)</w:t>
-            </w:r>
-          </w:p>
-        </w:tc>
-        <w:tc>
-          <w:p>
-            <w:pPr>
-              <w:pStyle w:val="Compact"/>
-              <w:jc w:val="left"/>
-            </w:pPr>
-            <w:r>
-              <w:t xml:space="preserve">Cyclic encoding of day-of-week</w:t>
+              <w:t xml:space="preserve">SVR kernel</w:t>
+            </w:r>
+          </w:p>
+        </w:tc>
+        <w:tc>
+          <w:p>
+            <w:pPr>
+              <w:pStyle w:val="Compact"/>
+              <w:jc w:val="left"/>
+            </w:pPr>
+            <w:r>
+              <w:t xml:space="preserve">RBF</w:t>
+            </w:r>
+          </w:p>
+        </w:tc>
+        <w:tc>
+          <w:p>
+            <w:pPr>
+              <w:pStyle w:val="Compact"/>
+              <w:jc w:val="left"/>
+            </w:pPr>
+            <w:r>
+              <w:t xml:space="preserve">Handles smooth non-linearity without specifying basis explicitly</w:t>
             </w:r>
           </w:p>
         </w:tc>
@@ -517,116 +2291,163 @@
               <w:jc w:val="left"/>
             </w:pPr>
             <w:r>
-              <w:rPr>
-                <w:rStyle w:val="VerbatimChar"/>
-              </w:rPr>
-              <w:t xml:space="preserve">is_weekend</w:t>
-            </w:r>
-          </w:p>
-        </w:tc>
-        <w:tc>
-          <w:p>
-            <w:pPr>
-              <w:pStyle w:val="Compact"/>
-              <w:jc w:val="left"/>
-            </w:pPr>
-            <w:r>
-              <w:t xml:space="preserve">binary 0/1</w:t>
-            </w:r>
-          </w:p>
-        </w:tc>
-        <w:tc>
-          <w:p>
-            <w:pPr>
-              <w:pStyle w:val="Compact"/>
-              <w:jc w:val="left"/>
-            </w:pPr>
-            <w:r>
-              <w:t xml:space="preserve">1 if Saturday or Sunday, 0 otherwise</w:t>
+              <w:t xml:space="preserve">SVR C</w:t>
+            </w:r>
+          </w:p>
+        </w:tc>
+        <w:tc>
+          <w:p>
+            <w:pPr>
+              <w:pStyle w:val="Compact"/>
+              <w:jc w:val="left"/>
+            </w:pPr>
+            <w:r>
+              <w:t xml:space="preserve">10</w:t>
+            </w:r>
+          </w:p>
+        </w:tc>
+        <w:tc>
+          <w:p>
+            <w:pPr>
+              <w:pStyle w:val="Compact"/>
+              <w:jc w:val="left"/>
+            </w:pPr>
+            <w:r>
+              <w:t xml:space="preserve">Moderate penalty; less regularised than default (C=1) for this noise level</w:t>
+            </w:r>
+          </w:p>
+        </w:tc>
+      </w:tr>
+      <w:tr>
+        <w:tc>
+          <w:p>
+            <w:pPr>
+              <w:pStyle w:val="Compact"/>
+              <w:jc w:val="left"/>
+            </w:pPr>
+            <w:r>
+              <w:t xml:space="preserve">SVR ε</w:t>
+            </w:r>
+          </w:p>
+        </w:tc>
+        <w:tc>
+          <w:p>
+            <w:pPr>
+              <w:pStyle w:val="Compact"/>
+              <w:jc w:val="left"/>
+            </w:pPr>
+            <w:r>
+              <w:t xml:space="preserve">0.5</w:t>
+            </w:r>
+          </w:p>
+        </w:tc>
+        <w:tc>
+          <w:p>
+            <w:pPr>
+              <w:pStyle w:val="Compact"/>
+              <w:jc w:val="left"/>
+            </w:pPr>
+            <w:r>
+              <w:t xml:space="preserve">Tube matched to sensor noise (~±2 ppm) with some margin</w:t>
+            </w:r>
+          </w:p>
+        </w:tc>
+      </w:tr>
+      <w:tr>
+        <w:tc>
+          <w:p>
+            <w:pPr>
+              <w:pStyle w:val="Compact"/>
+              <w:jc w:val="left"/>
+            </w:pPr>
+            <w:r>
+              <w:t xml:space="preserve">NN hidden layers</w:t>
+            </w:r>
+          </w:p>
+        </w:tc>
+        <w:tc>
+          <w:p>
+            <w:pPr>
+              <w:pStyle w:val="Compact"/>
+              <w:jc w:val="left"/>
+            </w:pPr>
+            <w:r>
+              <w:t xml:space="preserve">32, 16 units</w:t>
+            </w:r>
+          </w:p>
+        </w:tc>
+        <w:tc>
+          <w:p>
+            <w:pPr>
+              <w:pStyle w:val="Compact"/>
+              <w:jc w:val="left"/>
+            </w:pPr>
+            <w:r>
+              <w:t xml:space="preserve">Sufficient capacity for 9 features; small enough not to overfit 13,608 rows</w:t>
+            </w:r>
+          </w:p>
+        </w:tc>
+      </w:tr>
+      <w:tr>
+        <w:tc>
+          <w:p>
+            <w:pPr>
+              <w:pStyle w:val="Compact"/>
+              <w:jc w:val="left"/>
+            </w:pPr>
+            <w:r>
+              <w:t xml:space="preserve">NN early stopping</w:t>
+            </w:r>
+          </w:p>
+        </w:tc>
+        <w:tc>
+          <w:p>
+            <w:pPr>
+              <w:pStyle w:val="Compact"/>
+              <w:jc w:val="left"/>
+            </w:pPr>
+            <w:r>
+              <w:t xml:space="preserve">patience = 10</w:t>
+            </w:r>
+          </w:p>
+        </w:tc>
+        <w:tc>
+          <w:p>
+            <w:pPr>
+              <w:pStyle w:val="Compact"/>
+              <w:jc w:val="left"/>
+            </w:pPr>
+            <w:r>
+              <w:t xml:space="preserve">Stops training when validation loss stops improving</w:t>
             </w:r>
           </w:p>
         </w:tc>
       </w:tr>
     </w:tbl>
     <w:p>
-      <w:pPr>
-        <w:pStyle w:val="BodyText"/>
-      </w:pPr>
-      <w:r>
-        <w:rPr>
-          <w:b/>
-        </w:rPr>
-        <w:t xml:space="preserve">Why cyclic encoding for time?</w:t>
-      </w:r>
-      <w:r>
-        <w:t xml:space="preserve"> </w:t>
-      </w:r>
-      <w:r>
-        <w:t xml:space="preserve">Hour 23 and hour 0 are 1 hour apart, not 23 hours apart. A standard integer hour feature would represent them as far apart; sin/cos encoding preserves the circular relationship correctly.</w:t>
-      </w:r>
-    </w:p>
-    <w:p>
-      <w:pPr>
-        <w:pStyle w:val="BodyText"/>
-      </w:pPr>
-      <w:r>
-        <w:rPr>
-          <w:b/>
-        </w:rPr>
-        <w:t xml:space="preserve">Handling missing or invalid inputs:</w:t>
-      </w:r>
-      <w:r>
-        <w:t xml:space="preserve"> </w:t>
-      </w:r>
-      <w:r>
-        <w:t xml:space="preserve">Any row where</w:t>
-      </w:r>
-      <w:r>
-        <w:t xml:space="preserve"> </w:t>
-      </w:r>
-      <w:r>
-        <w:rPr>
-          <w:rStyle w:val="VerbatimChar"/>
-        </w:rPr>
-        <w:t xml:space="preserve">co2_now</w:t>
-      </w:r>
-      <w:r>
-        <w:t xml:space="preserve">,</w:t>
-      </w:r>
-      <w:r>
-        <w:t xml:space="preserve"> </w:t>
-      </w:r>
-      <w:r>
-        <w:rPr>
-          <w:rStyle w:val="VerbatimChar"/>
-        </w:rPr>
-        <w:t xml:space="preserve">co2_lag1</w:t>
-      </w:r>
-      <w:r>
-        <w:t xml:space="preserve">,</w:t>
-      </w:r>
-      <w:r>
-        <w:t xml:space="preserve"> </w:t>
-      </w:r>
-      <w:r>
-        <w:rPr>
-          <w:rStyle w:val="VerbatimChar"/>
-        </w:rPr>
-        <w:t xml:space="preserve">co2_rolling_1h</w:t>
-      </w:r>
-      <w:r>
-        <w:t xml:space="preserve">, or the target value is missing is dropped entirely rather than imputed. Imputing across the 636-day data gap (see Section 5) would introduce fabricated values over a very long outage and distort the model. Dropped rows account for 79.9% of candidate timestamps; see Section 5 for detail.</w:t>
-      </w:r>
-    </w:p>
-    <w:p>
-      <w:pPr>
-        <w:pStyle w:val="Heading3"/>
-      </w:pPr>
-      <w:bookmarkStart w:id="24" w:name="output"/>
-      <w:r>
-        <w:t xml:space="preserve">2.2 Output</w:t>
-      </w:r>
-      <w:bookmarkEnd w:id="24"/>
+      <w:r>
+        <w:pict>
+          <v:rect style="width:0;height:1.5pt" o:hralign="center" o:hrstd="t" o:hr="t"/>
+        </w:pict>
+      </w:r>
+    </w:p>
+    <w:p>
+      <w:pPr>
+        <w:pStyle w:val="Heading2"/>
+      </w:pPr>
+      <w:bookmarkStart w:id="36" w:name="alternative-solutions"/>
+      <w:r>
+        <w:t xml:space="preserve">4. Alternative Solutions</w:t>
+      </w:r>
+      <w:bookmarkEnd w:id="36"/>
+    </w:p>
+    <w:p>
+      <w:pPr>
+        <w:pStyle w:val="FirstParagraph"/>
+      </w:pPr>
+      <w:r>
+        <w:t xml:space="preserve">The table below compares all four regression methods on the held-out test set (3,402 rows, 20% of data).</w:t>
+      </w:r>
     </w:p>
     <w:tbl>
       <w:tblPr>
@@ -652,7 +2473,7 @@
               <w:jc w:val="left"/>
             </w:pPr>
             <w:r>
-              <w:t xml:space="preserve">Output</w:t>
+              <w:t xml:space="preserve">Criterion</w:t>
             </w:r>
           </w:p>
         </w:tc>
@@ -669,7 +2490,7 @@
               <w:jc w:val="left"/>
             </w:pPr>
             <w:r>
-              <w:t xml:space="preserve">Units</w:t>
+              <w:t xml:space="preserve">Linear Regression</w:t>
             </w:r>
           </w:p>
         </w:tc>
@@ -686,249 +2507,10 @@
               <w:jc w:val="left"/>
             </w:pPr>
             <w:r>
-              <w:t xml:space="preserve">Meaning</w:t>
-            </w:r>
-          </w:p>
-        </w:tc>
-      </w:tr>
-      <w:tr>
-        <w:tc>
-          <w:p>
-            <w:pPr>
-              <w:pStyle w:val="Compact"/>
-              <w:jc w:val="left"/>
-            </w:pPr>
-            <w:r>
-              <w:t xml:space="preserve">Predicted CO₂</w:t>
-            </w:r>
-          </w:p>
-        </w:tc>
-        <w:tc>
-          <w:p>
-            <w:pPr>
-              <w:pStyle w:val="Compact"/>
-              <w:jc w:val="left"/>
-            </w:pPr>
-            <w:r>
-              <w:t xml:space="preserve">ppm (float)</w:t>
-            </w:r>
-          </w:p>
-        </w:tc>
-        <w:tc>
-          <w:p>
-            <w:pPr>
-              <w:pStyle w:val="Compact"/>
-              <w:jc w:val="left"/>
-            </w:pPr>
-            <w:r>
-              <w:t xml:space="preserve">Forecast CO₂ concentration 15 minutes ahead</w:t>
-            </w:r>
-          </w:p>
-        </w:tc>
-      </w:tr>
-    </w:tbl>
-    <w:p>
-      <w:pPr>
-        <w:pStyle w:val="BodyText"/>
-      </w:pPr>
-      <w:r>
-        <w:t xml:space="preserve">The model outputs a single continuous value. A value above approximately 800–1000 ppm would flag a ventilation action in a deployed system. The model does not output a binary alert — that threshold decision is left to the building management system consuming the forecast.</w:t>
-      </w:r>
-    </w:p>
-    <w:p>
-      <w:r>
-        <w:pict>
-          <v:rect style="width:0;height:1.5pt" o:hralign="center" o:hrstd="t" o:hr="t"/>
-        </w:pict>
-      </w:r>
-    </w:p>
-    <w:p>
-      <w:pPr>
-        <w:pStyle w:val="Heading2"/>
-      </w:pPr>
-      <w:bookmarkStart w:id="25" w:name="computational-solution"/>
-      <w:r>
-        <w:t xml:space="preserve">3. Computational Solution</w:t>
-      </w:r>
-      <w:bookmarkEnd w:id="25"/>
-    </w:p>
-    <w:p>
-      <w:pPr>
-        <w:pStyle w:val="Heading3"/>
-      </w:pPr>
-      <w:bookmarkStart w:id="26" w:name="how-each-method-works"/>
-      <w:r>
-        <w:t xml:space="preserve">3.1 How Each Method Works</w:t>
-      </w:r>
-      <w:bookmarkEnd w:id="26"/>
-    </w:p>
-    <w:p>
-      <w:pPr>
-        <w:pStyle w:val="FirstParagraph"/>
-      </w:pPr>
-      <w:r>
-        <w:t xml:space="preserve">All four models are implemented as scikit-learn</w:t>
-      </w:r>
-      <w:r>
-        <w:t xml:space="preserve"> </w:t>
-      </w:r>
-      <w:r>
-        <w:rPr>
-          <w:rStyle w:val="VerbatimChar"/>
-        </w:rPr>
-        <w:t xml:space="preserve">Pipeline</w:t>
-      </w:r>
-      <w:r>
-        <w:t xml:space="preserve"> </w:t>
-      </w:r>
-      <w:r>
-        <w:t xml:space="preserve">objects, each with a</w:t>
-      </w:r>
-      <w:r>
-        <w:t xml:space="preserve"> </w:t>
-      </w:r>
-      <w:r>
-        <w:rPr>
-          <w:rStyle w:val="VerbatimChar"/>
-        </w:rPr>
-        <w:t xml:space="preserve">StandardScaler</w:t>
-      </w:r>
-      <w:r>
-        <w:t xml:space="preserve"> </w:t>
-      </w:r>
-      <w:r>
-        <w:t xml:space="preserve">preprocessing step followed by the regression estimator. Using the same preprocessing for all four ensures the comparison is fair.</w:t>
-      </w:r>
-    </w:p>
-    <w:p>
-      <w:pPr>
-        <w:pStyle w:val="BodyText"/>
-      </w:pPr>
-      <w:r>
-        <w:rPr>
-          <w:b/>
-        </w:rPr>
-        <w:t xml:space="preserve">Linear Regression</w:t>
-      </w:r>
-      <w:r>
-        <w:t xml:space="preserve"> </w:t>
-      </w:r>
-      <w:r>
-        <w:t xml:space="preserve">fits a linear combination of the input features to minimise mean squared error. It is the simplest method and provides the baseline. It assumes the relationship between inputs and CO₂ is approximately linear, which is a reasonable first assumption given that CO₂ trends tend to be smooth over short windows.</w:t>
-      </w:r>
-    </w:p>
-    <w:p>
-      <w:pPr>
-        <w:pStyle w:val="BodyText"/>
-      </w:pPr>
-      <w:r>
-        <w:rPr>
-          <w:b/>
-        </w:rPr>
-        <w:t xml:space="preserve">Decision Tree Regression</w:t>
-      </w:r>
-      <w:r>
-        <w:t xml:space="preserve"> </w:t>
-      </w:r>
-      <w:r>
-        <w:t xml:space="preserve">partitions the feature space into rectangular regions using a binary splitting rule, predicting the mean target value in each leaf. It can capture non-linear patterns such as</w:t>
-      </w:r>
-      <w:r>
-        <w:t xml:space="preserve"> </w:t>
-      </w:r>
-      <w:r>
-        <w:t xml:space="preserve">“</w:t>
-      </w:r>
-      <w:r>
-        <w:t xml:space="preserve">high CO₂ combined with a midweek afternoon</w:t>
-      </w:r>
-      <w:r>
-        <w:t xml:space="preserve">”</w:t>
-      </w:r>
-      <w:r>
-        <w:t xml:space="preserve"> </w:t>
-      </w:r>
-      <w:r>
-        <w:t xml:space="preserve">without any explicit feature engineering. Maximum depth was set to 8 to limit overfitting.</w:t>
-      </w:r>
-    </w:p>
-    <w:p>
-      <w:pPr>
-        <w:pStyle w:val="BodyText"/>
-      </w:pPr>
-      <w:r>
-        <w:rPr>
-          <w:b/>
-        </w:rPr>
-        <w:t xml:space="preserve">Support Vector Regression (SVR)</w:t>
-      </w:r>
-      <w:r>
-        <w:t xml:space="preserve"> </w:t>
-      </w:r>
-      <w:r>
-        <w:t xml:space="preserve">fits a smooth function by finding a hyperplane that keeps most residuals within an ε-tube, using an RBF kernel to handle mild non-linearity. Parameters: C = 10 (regularisation), ε = 0.5 (tube width). SVR works well on medium-sized datasets where the relationship is mildly non-linear and the feature scale is controlled by preprocessing.</w:t>
-      </w:r>
-    </w:p>
-    <w:p>
-      <w:pPr>
-        <w:pStyle w:val="BodyText"/>
-      </w:pPr>
-      <w:r>
-        <w:rPr>
-          <w:b/>
-        </w:rPr>
-        <w:t xml:space="preserve">Neural Network Regression</w:t>
-      </w:r>
-      <w:r>
-        <w:t xml:space="preserve"> </w:t>
-      </w:r>
-      <w:r>
-        <w:t xml:space="preserve">uses a two-layer multilayer perceptron (32 and 16 units, ReLU activations) trained with early stopping (patience = 10) to prevent overfitting. It is the most flexible model but also the least interpretable and most data-hungry.</w:t>
-      </w:r>
-    </w:p>
-    <w:p>
-      <w:pPr>
-        <w:pStyle w:val="Heading3"/>
-      </w:pPr>
-      <w:bookmarkStart w:id="27" w:name="why-these-methods"/>
-      <w:r>
-        <w:t xml:space="preserve">3.2 Why These Methods</w:t>
-      </w:r>
-      <w:bookmarkEnd w:id="27"/>
-    </w:p>
-    <w:p>
-      <w:pPr>
-        <w:pStyle w:val="FirstParagraph"/>
-      </w:pPr>
-      <w:r>
-        <w:t xml:space="preserve">All four are regression methods taught in MMA3001 Week 5. The purpose of comparing them is to determine which generalises best to this specific dataset, rather than selecting one by assumption. SVR and neural networks are more capable of representing non-linear relationships than linear regression, while the decision tree provides a non-parametric baseline for non-linearity.</w:t>
-      </w:r>
-    </w:p>
-    <w:p>
-      <w:pPr>
-        <w:pStyle w:val="Heading3"/>
-      </w:pPr>
-      <w:bookmarkStart w:id="28" w:name="assumptions-and-parameters"/>
-      <w:r>
-        <w:t xml:space="preserve">3.3 Assumptions and Parameters</w:t>
-      </w:r>
-      <w:bookmarkEnd w:id="28"/>
-    </w:p>
-    <w:tbl>
-      <w:tblPr>
-        <w:tblStyle w:val="Table"/>
-        <w:tblW w:type="pct" w:w="5000.0"/>
-        <w:tblLook w:firstRow="1"/>
-      </w:tblPr>
-      <w:tblGrid>
-        <w:gridCol w:w="2640"/>
-        <w:gridCol w:w="2640"/>
-        <w:gridCol w:w="2640"/>
-      </w:tblGrid>
-      <w:tr>
-        <w:trPr>
-          <w:cnfStyle w:firstRow="1"/>
-        </w:trPr>
+              <w:t xml:space="preserve">Decision Tree</w:t>
+            </w:r>
+          </w:p>
+        </w:tc>
         <w:tc>
           <w:tcPr>
             <w:tcBorders>
@@ -942,7 +2524,10 @@
               <w:jc w:val="left"/>
             </w:pPr>
             <w:r>
-              <w:t xml:space="preserve">Parameter</w:t>
+              <w:rPr>
+                <w:b/>
+              </w:rPr>
+              <w:t xml:space="preserve">SVR</w:t>
             </w:r>
           </w:p>
         </w:tc>
@@ -959,24 +2544,7 @@
               <w:jc w:val="left"/>
             </w:pPr>
             <w:r>
-              <w:t xml:space="preserve">Value</w:t>
-            </w:r>
-          </w:p>
-        </w:tc>
-        <w:tc>
-          <w:tcPr>
-            <w:tcBorders>
-              <w:bottom w:val="single"/>
-            </w:tcBorders>
-            <w:vAlign w:val="bottom"/>
-          </w:tcPr>
-          <w:p>
-            <w:pPr>
-              <w:pStyle w:val="Compact"/>
-              <w:jc w:val="left"/>
-            </w:pPr>
-            <w:r>
-              <w:t xml:space="preserve">Rationale</w:t>
+              <w:t xml:space="preserve">Neural Network</w:t>
             </w:r>
           </w:p>
         </w:tc>
@@ -989,29 +2557,54 @@
               <w:jc w:val="left"/>
             </w:pPr>
             <w:r>
-              <w:t xml:space="preserve">Bin size</w:t>
-            </w:r>
-          </w:p>
-        </w:tc>
-        <w:tc>
-          <w:p>
-            <w:pPr>
-              <w:pStyle w:val="Compact"/>
-              <w:jc w:val="left"/>
-            </w:pPr>
-            <w:r>
-              <w:t xml:space="preserve">15 minutes</w:t>
-            </w:r>
-          </w:p>
-        </w:tc>
-        <w:tc>
-          <w:p>
-            <w:pPr>
-              <w:pStyle w:val="Compact"/>
-              <w:jc w:val="left"/>
-            </w:pPr>
-            <w:r>
-              <w:t xml:space="preserve">Matches sensor reporting cadence</w:t>
+              <w:t xml:space="preserve">MAE (ppm)</w:t>
+            </w:r>
+          </w:p>
+        </w:tc>
+        <w:tc>
+          <w:p>
+            <w:pPr>
+              <w:pStyle w:val="Compact"/>
+              <w:jc w:val="left"/>
+            </w:pPr>
+            <w:r>
+              <w:t xml:space="preserve">9.012</w:t>
+            </w:r>
+          </w:p>
+        </w:tc>
+        <w:tc>
+          <w:p>
+            <w:pPr>
+              <w:pStyle w:val="Compact"/>
+              <w:jc w:val="left"/>
+            </w:pPr>
+            <w:r>
+              <w:t xml:space="preserve">9.353</w:t>
+            </w:r>
+          </w:p>
+        </w:tc>
+        <w:tc>
+          <w:p>
+            <w:pPr>
+              <w:pStyle w:val="Compact"/>
+              <w:jc w:val="left"/>
+            </w:pPr>
+            <w:r>
+              <w:rPr>
+                <w:b/>
+              </w:rPr>
+              <w:t xml:space="preserve">8.350</w:t>
+            </w:r>
+          </w:p>
+        </w:tc>
+        <w:tc>
+          <w:p>
+            <w:pPr>
+              <w:pStyle w:val="Compact"/>
+              <w:jc w:val="left"/>
+            </w:pPr>
+            <w:r>
+              <w:t xml:space="preserve">9.350</w:t>
             </w:r>
           </w:p>
         </w:tc>
@@ -1024,29 +2617,54 @@
               <w:jc w:val="left"/>
             </w:pPr>
             <w:r>
-              <w:t xml:space="preserve">Prediction horizon</w:t>
-            </w:r>
-          </w:p>
-        </w:tc>
-        <w:tc>
-          <w:p>
-            <w:pPr>
-              <w:pStyle w:val="Compact"/>
-              <w:jc w:val="left"/>
-            </w:pPr>
-            <w:r>
-              <w:t xml:space="preserve">15 minutes</w:t>
-            </w:r>
-          </w:p>
-        </w:tc>
-        <w:tc>
-          <w:p>
-            <w:pPr>
-              <w:pStyle w:val="Compact"/>
-              <w:jc w:val="left"/>
-            </w:pPr>
-            <w:r>
-              <w:t xml:space="preserve">One bin ahead — the minimum useful lead time</w:t>
+              <w:t xml:space="preserve">RMSE (ppm)</w:t>
+            </w:r>
+          </w:p>
+        </w:tc>
+        <w:tc>
+          <w:p>
+            <w:pPr>
+              <w:pStyle w:val="Compact"/>
+              <w:jc w:val="left"/>
+            </w:pPr>
+            <w:r>
+              <w:t xml:space="preserve">25.579</w:t>
+            </w:r>
+          </w:p>
+        </w:tc>
+        <w:tc>
+          <w:p>
+            <w:pPr>
+              <w:pStyle w:val="Compact"/>
+              <w:jc w:val="left"/>
+            </w:pPr>
+            <w:r>
+              <w:t xml:space="preserve">28.708</w:t>
+            </w:r>
+          </w:p>
+        </w:tc>
+        <w:tc>
+          <w:p>
+            <w:pPr>
+              <w:pStyle w:val="Compact"/>
+              <w:jc w:val="left"/>
+            </w:pPr>
+            <w:r>
+              <w:rPr>
+                <w:b/>
+              </w:rPr>
+              <w:t xml:space="preserve">25.894</w:t>
+            </w:r>
+          </w:p>
+        </w:tc>
+        <w:tc>
+          <w:p>
+            <w:pPr>
+              <w:pStyle w:val="Compact"/>
+              <w:jc w:val="left"/>
+            </w:pPr>
+            <w:r>
+              <w:t xml:space="preserve">26.015</w:t>
             </w:r>
           </w:p>
         </w:tc>
@@ -1059,29 +2677,54 @@
               <w:jc w:val="left"/>
             </w:pPr>
             <w:r>
-              <w:t xml:space="preserve">Train/test split</w:t>
-            </w:r>
-          </w:p>
-        </w:tc>
-        <w:tc>
-          <w:p>
-            <w:pPr>
-              <w:pStyle w:val="Compact"/>
-              <w:jc w:val="left"/>
-            </w:pPr>
-            <w:r>
-              <w:t xml:space="preserve">80% / 20%, time-ordered</w:t>
-            </w:r>
-          </w:p>
-        </w:tc>
-        <w:tc>
-          <w:p>
-            <w:pPr>
-              <w:pStyle w:val="Compact"/>
-              <w:jc w:val="left"/>
-            </w:pPr>
-            <w:r>
-              <w:t xml:space="preserve">Prevents future data leaking into training</w:t>
+              <w:t xml:space="preserve">R²</w:t>
+            </w:r>
+          </w:p>
+        </w:tc>
+        <w:tc>
+          <w:p>
+            <w:pPr>
+              <w:pStyle w:val="Compact"/>
+              <w:jc w:val="left"/>
+            </w:pPr>
+            <w:r>
+              <w:rPr>
+                <w:b/>
+              </w:rPr>
+              <w:t xml:space="preserve">0.358</w:t>
+            </w:r>
+          </w:p>
+        </w:tc>
+        <w:tc>
+          <w:p>
+            <w:pPr>
+              <w:pStyle w:val="Compact"/>
+              <w:jc w:val="left"/>
+            </w:pPr>
+            <w:r>
+              <w:t xml:space="preserve">0.191</w:t>
+            </w:r>
+          </w:p>
+        </w:tc>
+        <w:tc>
+          <w:p>
+            <w:pPr>
+              <w:pStyle w:val="Compact"/>
+              <w:jc w:val="left"/>
+            </w:pPr>
+            <w:r>
+              <w:t xml:space="preserve">0.342</w:t>
+            </w:r>
+          </w:p>
+        </w:tc>
+        <w:tc>
+          <w:p>
+            <w:pPr>
+              <w:pStyle w:val="Compact"/>
+              <w:jc w:val="left"/>
+            </w:pPr>
+            <w:r>
+              <w:t xml:space="preserve">0.336</w:t>
             </w:r>
           </w:p>
         </w:tc>
@@ -1094,29 +2737,51 @@
               <w:jc w:val="left"/>
             </w:pPr>
             <w:r>
-              <w:t xml:space="preserve">Training cutoff</w:t>
-            </w:r>
-          </w:p>
-        </w:tc>
-        <w:tc>
-          <w:p>
-            <w:pPr>
-              <w:pStyle w:val="Compact"/>
-              <w:jc w:val="left"/>
-            </w:pPr>
-            <w:r>
-              <w:t xml:space="preserve">11 March 2026</w:t>
-            </w:r>
-          </w:p>
-        </w:tc>
-        <w:tc>
-          <w:p>
-            <w:pPr>
-              <w:pStyle w:val="Compact"/>
-              <w:jc w:val="left"/>
-            </w:pPr>
-            <w:r>
-              <w:t xml:space="preserve">80th percentile of timeline</w:t>
+              <w:t xml:space="preserve">Fit time (s)</w:t>
+            </w:r>
+          </w:p>
+        </w:tc>
+        <w:tc>
+          <w:p>
+            <w:pPr>
+              <w:pStyle w:val="Compact"/>
+              <w:jc w:val="left"/>
+            </w:pPr>
+            <w:r>
+              <w:t xml:space="preserve">0.005</w:t>
+            </w:r>
+          </w:p>
+        </w:tc>
+        <w:tc>
+          <w:p>
+            <w:pPr>
+              <w:pStyle w:val="Compact"/>
+              <w:jc w:val="left"/>
+            </w:pPr>
+            <w:r>
+              <w:t xml:space="preserve">0.023</w:t>
+            </w:r>
+          </w:p>
+        </w:tc>
+        <w:tc>
+          <w:p>
+            <w:pPr>
+              <w:pStyle w:val="Compact"/>
+              <w:jc w:val="left"/>
+            </w:pPr>
+            <w:r>
+              <w:t xml:space="preserve">4.26</w:t>
+            </w:r>
+          </w:p>
+        </w:tc>
+        <w:tc>
+          <w:p>
+            <w:pPr>
+              <w:pStyle w:val="Compact"/>
+              <w:jc w:val="left"/>
+            </w:pPr>
+            <w:r>
+              <w:t xml:space="preserve">2.36</w:t>
             </w:r>
           </w:p>
         </w:tc>
@@ -1129,29 +2794,51 @@
               <w:jc w:val="left"/>
             </w:pPr>
             <w:r>
-              <w:t xml:space="preserve">Decision Tree max depth</w:t>
-            </w:r>
-          </w:p>
-        </w:tc>
-        <w:tc>
-          <w:p>
-            <w:pPr>
-              <w:pStyle w:val="Compact"/>
-              <w:jc w:val="left"/>
-            </w:pPr>
-            <w:r>
-              <w:t xml:space="preserve">8</w:t>
-            </w:r>
-          </w:p>
-        </w:tc>
-        <w:tc>
-          <w:p>
-            <w:pPr>
-              <w:pStyle w:val="Compact"/>
-              <w:jc w:val="left"/>
-            </w:pPr>
-            <w:r>
-              <w:t xml:space="preserve">Balances complexity and generalisation</w:t>
+              <w:t xml:space="preserve">Predict time (ms/batch)</w:t>
+            </w:r>
+          </w:p>
+        </w:tc>
+        <w:tc>
+          <w:p>
+            <w:pPr>
+              <w:pStyle w:val="Compact"/>
+              <w:jc w:val="left"/>
+            </w:pPr>
+            <w:r>
+              <w:t xml:space="preserve">1.7</w:t>
+            </w:r>
+          </w:p>
+        </w:tc>
+        <w:tc>
+          <w:p>
+            <w:pPr>
+              <w:pStyle w:val="Compact"/>
+              <w:jc w:val="left"/>
+            </w:pPr>
+            <w:r>
+              <w:t xml:space="preserve">2.5</w:t>
+            </w:r>
+          </w:p>
+        </w:tc>
+        <w:tc>
+          <w:p>
+            <w:pPr>
+              <w:pStyle w:val="Compact"/>
+              <w:jc w:val="left"/>
+            </w:pPr>
+            <w:r>
+              <w:t xml:space="preserve">2854</w:t>
+            </w:r>
+          </w:p>
+        </w:tc>
+        <w:tc>
+          <w:p>
+            <w:pPr>
+              <w:pStyle w:val="Compact"/>
+              <w:jc w:val="left"/>
+            </w:pPr>
+            <w:r>
+              <w:t xml:space="preserve">2.3</w:t>
             </w:r>
           </w:p>
         </w:tc>
@@ -1164,29 +2851,51 @@
               <w:jc w:val="left"/>
             </w:pPr>
             <w:r>
-              <w:t xml:space="preserve">SVR kernel</w:t>
-            </w:r>
-          </w:p>
-        </w:tc>
-        <w:tc>
-          <w:p>
-            <w:pPr>
-              <w:pStyle w:val="Compact"/>
-              <w:jc w:val="left"/>
-            </w:pPr>
-            <w:r>
-              <w:t xml:space="preserve">RBF</w:t>
-            </w:r>
-          </w:p>
-        </w:tc>
-        <w:tc>
-          <w:p>
-            <w:pPr>
-              <w:pStyle w:val="Compact"/>
-              <w:jc w:val="left"/>
-            </w:pPr>
-            <w:r>
-              <w:t xml:space="preserve">Handles mild non-linearity without overfitting</w:t>
+              <w:t xml:space="preserve">Interpretability</w:t>
+            </w:r>
+          </w:p>
+        </w:tc>
+        <w:tc>
+          <w:p>
+            <w:pPr>
+              <w:pStyle w:val="Compact"/>
+              <w:jc w:val="left"/>
+            </w:pPr>
+            <w:r>
+              <w:t xml:space="preserve">High</w:t>
+            </w:r>
+          </w:p>
+        </w:tc>
+        <w:tc>
+          <w:p>
+            <w:pPr>
+              <w:pStyle w:val="Compact"/>
+              <w:jc w:val="left"/>
+            </w:pPr>
+            <w:r>
+              <w:t xml:space="preserve">Medium</w:t>
+            </w:r>
+          </w:p>
+        </w:tc>
+        <w:tc>
+          <w:p>
+            <w:pPr>
+              <w:pStyle w:val="Compact"/>
+              <w:jc w:val="left"/>
+            </w:pPr>
+            <w:r>
+              <w:t xml:space="preserve">Low</w:t>
+            </w:r>
+          </w:p>
+        </w:tc>
+        <w:tc>
+          <w:p>
+            <w:pPr>
+              <w:pStyle w:val="Compact"/>
+              <w:jc w:val="left"/>
+            </w:pPr>
+            <w:r>
+              <w:t xml:space="preserve">Very low</w:t>
             </w:r>
           </w:p>
         </w:tc>
@@ -1199,29 +2908,51 @@
               <w:jc w:val="left"/>
             </w:pPr>
             <w:r>
-              <w:t xml:space="preserve">SVR C</w:t>
-            </w:r>
-          </w:p>
-        </w:tc>
-        <w:tc>
-          <w:p>
-            <w:pPr>
-              <w:pStyle w:val="Compact"/>
-              <w:jc w:val="left"/>
-            </w:pPr>
-            <w:r>
-              <w:t xml:space="preserve">10</w:t>
-            </w:r>
-          </w:p>
-        </w:tc>
-        <w:tc>
-          <w:p>
-            <w:pPr>
-              <w:pStyle w:val="Compact"/>
-              <w:jc w:val="left"/>
-            </w:pPr>
-            <w:r>
-              <w:t xml:space="preserve">Moderate regularisation</w:t>
+              <w:t xml:space="preserve">Overfitting risk</w:t>
+            </w:r>
+          </w:p>
+        </w:tc>
+        <w:tc>
+          <w:p>
+            <w:pPr>
+              <w:pStyle w:val="Compact"/>
+              <w:jc w:val="left"/>
+            </w:pPr>
+            <w:r>
+              <w:t xml:space="preserve">Low</w:t>
+            </w:r>
+          </w:p>
+        </w:tc>
+        <w:tc>
+          <w:p>
+            <w:pPr>
+              <w:pStyle w:val="Compact"/>
+              <w:jc w:val="left"/>
+            </w:pPr>
+            <w:r>
+              <w:t xml:space="preserve">High</w:t>
+            </w:r>
+          </w:p>
+        </w:tc>
+        <w:tc>
+          <w:p>
+            <w:pPr>
+              <w:pStyle w:val="Compact"/>
+              <w:jc w:val="left"/>
+            </w:pPr>
+            <w:r>
+              <w:t xml:space="preserve">Low</w:t>
+            </w:r>
+          </w:p>
+        </w:tc>
+        <w:tc>
+          <w:p>
+            <w:pPr>
+              <w:pStyle w:val="Compact"/>
+              <w:jc w:val="left"/>
+            </w:pPr>
+            <w:r>
+              <w:t xml:space="preserve">Medium</w:t>
             </w:r>
           </w:p>
         </w:tc>
@@ -1234,99 +2965,51 @@
               <w:jc w:val="left"/>
             </w:pPr>
             <w:r>
-              <w:t xml:space="preserve">SVR ε</w:t>
-            </w:r>
-          </w:p>
-        </w:tc>
-        <w:tc>
-          <w:p>
-            <w:pPr>
-              <w:pStyle w:val="Compact"/>
-              <w:jc w:val="left"/>
-            </w:pPr>
-            <w:r>
-              <w:t xml:space="preserve">0.5</w:t>
-            </w:r>
-          </w:p>
-        </w:tc>
-        <w:tc>
-          <w:p>
-            <w:pPr>
-              <w:pStyle w:val="Compact"/>
-              <w:jc w:val="left"/>
-            </w:pPr>
-            <w:r>
-              <w:t xml:space="preserve">Tube width matched to sensor noise level</w:t>
-            </w:r>
-          </w:p>
-        </w:tc>
-      </w:tr>
-      <w:tr>
-        <w:tc>
-          <w:p>
-            <w:pPr>
-              <w:pStyle w:val="Compact"/>
-              <w:jc w:val="left"/>
-            </w:pPr>
-            <w:r>
-              <w:t xml:space="preserve">NN hidden layers</w:t>
-            </w:r>
-          </w:p>
-        </w:tc>
-        <w:tc>
-          <w:p>
-            <w:pPr>
-              <w:pStyle w:val="Compact"/>
-              <w:jc w:val="left"/>
-            </w:pPr>
-            <w:r>
-              <w:t xml:space="preserve">32, 16 units</w:t>
-            </w:r>
-          </w:p>
-        </w:tc>
-        <w:tc>
-          <w:p>
-            <w:pPr>
-              <w:pStyle w:val="Compact"/>
-              <w:jc w:val="left"/>
-            </w:pPr>
-            <w:r>
-              <w:t xml:space="preserve">Small enough to avoid overfitting on 13,608 rows</w:t>
-            </w:r>
-          </w:p>
-        </w:tc>
-      </w:tr>
-      <w:tr>
-        <w:tc>
-          <w:p>
-            <w:pPr>
-              <w:pStyle w:val="Compact"/>
-              <w:jc w:val="left"/>
-            </w:pPr>
-            <w:r>
-              <w:t xml:space="preserve">NN early stopping patience</w:t>
-            </w:r>
-          </w:p>
-        </w:tc>
-        <w:tc>
-          <w:p>
-            <w:pPr>
-              <w:pStyle w:val="Compact"/>
-              <w:jc w:val="left"/>
-            </w:pPr>
-            <w:r>
-              <w:t xml:space="preserve">10 epochs</w:t>
-            </w:r>
-          </w:p>
-        </w:tc>
-        <w:tc>
-          <w:p>
-            <w:pPr>
-              <w:pStyle w:val="Compact"/>
-              <w:jc w:val="left"/>
-            </w:pPr>
-            <w:r>
-              <w:t xml:space="preserve">Stops before overfitting begins</w:t>
+              <w:t xml:space="preserve">Scalability</w:t>
+            </w:r>
+          </w:p>
+        </w:tc>
+        <w:tc>
+          <w:p>
+            <w:pPr>
+              <w:pStyle w:val="Compact"/>
+              <w:jc w:val="left"/>
+            </w:pPr>
+            <w:r>
+              <w:t xml:space="preserve">Very high</w:t>
+            </w:r>
+          </w:p>
+        </w:tc>
+        <w:tc>
+          <w:p>
+            <w:pPr>
+              <w:pStyle w:val="Compact"/>
+              <w:jc w:val="left"/>
+            </w:pPr>
+            <w:r>
+              <w:t xml:space="preserve">High</w:t>
+            </w:r>
+          </w:p>
+        </w:tc>
+        <w:tc>
+          <w:p>
+            <w:pPr>
+              <w:pStyle w:val="Compact"/>
+              <w:jc w:val="left"/>
+            </w:pPr>
+            <w:r>
+              <w:t xml:space="preserve">Medium</w:t>
+            </w:r>
+          </w:p>
+        </w:tc>
+        <w:tc>
+          <w:p>
+            <w:pPr>
+              <w:pStyle w:val="Compact"/>
+              <w:jc w:val="left"/>
+            </w:pPr>
+            <w:r>
+              <w:t xml:space="preserve">High</w:t>
             </w:r>
           </w:p>
         </w:tc>
@@ -1340,38 +3023,58 @@
         <w:rPr>
           <w:b/>
         </w:rPr>
-        <w:t xml:space="preserve">Why a time-ordered split?</w:t>
-      </w:r>
-      <w:r>
-        <w:t xml:space="preserve"> </w:t>
-      </w:r>
-      <w:r>
-        <w:t xml:space="preserve">A random split would allow the model to train on readings from March 2026 and test on January 2025. In deployment the model only ever sees past data. The time-ordered split correctly simulates this: training on all data before the cutoff, testing on all data after.</w:t>
-      </w:r>
-    </w:p>
-    <w:p>
-      <w:r>
-        <w:pict>
-          <v:rect style="width:0;height:1.5pt" o:hralign="center" o:hrstd="t" o:hr="t"/>
-        </w:pict>
-      </w:r>
-    </w:p>
-    <w:p>
-      <w:pPr>
-        <w:pStyle w:val="Heading2"/>
-      </w:pPr>
-      <w:bookmarkStart w:id="29" w:name="alternative-solutions"/>
-      <w:r>
-        <w:t xml:space="preserve">4. Alternative Solutions</w:t>
-      </w:r>
-      <w:bookmarkEnd w:id="29"/>
-    </w:p>
-    <w:p>
-      <w:pPr>
-        <w:pStyle w:val="FirstParagraph"/>
-      </w:pPr>
-      <w:r>
-        <w:t xml:space="preserve">The table below compares the four regression methods across the criteria from the project brief. All metrics are measured on the held-out test set (3,402 rows).</w:t>
+        <w:t xml:space="preserve">SVR</w:t>
+      </w:r>
+      <w:r>
+        <w:t xml:space="preserve"> </w:t>
+      </w:r>
+      <w:r>
+        <w:t xml:space="preserve">achieved the lowest MAE (8.35 ppm) and is selected as the best-performing model. Its batch prediction time of ~2.85 seconds is long relative to the other methods, but is not a practical constraint for a 15-minute scheduling task.</w:t>
+      </w:r>
+    </w:p>
+    <w:p>
+      <w:pPr>
+        <w:pStyle w:val="BodyText"/>
+      </w:pPr>
+      <w:r>
+        <w:rPr>
+          <w:b/>
+        </w:rPr>
+        <w:t xml:space="preserve">Decision Tree</w:t>
+      </w:r>
+      <w:r>
+        <w:t xml:space="preserve"> </w:t>
+      </w:r>
+      <w:r>
+        <w:t xml:space="preserve">was the worst-performing model (R² = 0.191). It also showed a pronounced sensitivity to occupancy as a feature: adding occupancy dropped R² from 0.331 to 0.191, suggesting the model wasted splits on an irrelevant feature and overfit the training period. This is consistent with the known tendency of unpruned decision trees to overfit high-cardinality or noisy features.</w:t>
+      </w:r>
+    </w:p>
+    <w:p>
+      <w:pPr>
+        <w:pStyle w:val="BodyText"/>
+      </w:pPr>
+      <w:r>
+        <w:rPr>
+          <w:b/>
+        </w:rPr>
+        <w:t xml:space="preserve">Linear Regression</w:t>
+      </w:r>
+      <w:r>
+        <w:t xml:space="preserve"> </w:t>
+      </w:r>
+      <w:r>
+        <w:t xml:space="preserve">achieved R² = 0.358, marginally above SVR. For a deployed system where interpretability matters — for example, one that must be auditable or explainable to building operators — linear regression is the practical recommendation, as it gives essentially the same predictive accuracy with full transparency on which features drive the forecast and by how much.</w:t>
+      </w:r>
+    </w:p>
+    <w:p>
+      <w:pPr>
+        <w:pStyle w:val="BodyText"/>
+      </w:pPr>
+      <w:r>
+        <w:rPr>
+          <w:b/>
+        </w:rPr>
+        <w:t xml:space="preserve">Does occupancy improve predictions?</w:t>
       </w:r>
     </w:p>
     <w:tbl>
@@ -1398,7 +3101,7 @@
               <w:jc w:val="left"/>
             </w:pPr>
             <w:r>
-              <w:t xml:space="preserve">Criterion</w:t>
+              <w:t xml:space="preserve">Model</w:t>
             </w:r>
           </w:p>
         </w:tc>
@@ -1415,7 +3118,7 @@
               <w:jc w:val="left"/>
             </w:pPr>
             <w:r>
-              <w:t xml:space="preserve">Linear Regression</w:t>
+              <w:t xml:space="preserve">R² with occupancy</w:t>
             </w:r>
           </w:p>
         </w:tc>
@@ -1432,7 +3135,7 @@
               <w:jc w:val="left"/>
             </w:pPr>
             <w:r>
-              <w:t xml:space="preserve">Decision Tree</w:t>
+              <w:t xml:space="preserve">R² without occupancy</w:t>
             </w:r>
           </w:p>
         </w:tc>
@@ -1449,27 +3152,7 @@
               <w:jc w:val="left"/>
             </w:pPr>
             <w:r>
-              <w:rPr>
-                <w:b/>
-              </w:rPr>
-              <w:t xml:space="preserve">SVR</w:t>
-            </w:r>
-          </w:p>
-        </w:tc>
-        <w:tc>
-          <w:tcPr>
-            <w:tcBorders>
-              <w:bottom w:val="single"/>
-            </w:tcBorders>
-            <w:vAlign w:val="bottom"/>
-          </w:tcPr>
-          <w:p>
-            <w:pPr>
-              <w:pStyle w:val="Compact"/>
-              <w:jc w:val="left"/>
-            </w:pPr>
-            <w:r>
-              <w:t xml:space="preserve">Neural Network</w:t>
+              <w:t xml:space="preserve">Δ R²</w:t>
             </w:r>
           </w:p>
         </w:tc>
@@ -1482,54 +3165,40 @@
               <w:jc w:val="left"/>
             </w:pPr>
             <w:r>
-              <w:t xml:space="preserve">MAE (ppm)</w:t>
-            </w:r>
-          </w:p>
-        </w:tc>
-        <w:tc>
-          <w:p>
-            <w:pPr>
-              <w:pStyle w:val="Compact"/>
-              <w:jc w:val="left"/>
-            </w:pPr>
-            <w:r>
-              <w:t xml:space="preserve">9.012</w:t>
-            </w:r>
-          </w:p>
-        </w:tc>
-        <w:tc>
-          <w:p>
-            <w:pPr>
-              <w:pStyle w:val="Compact"/>
-              <w:jc w:val="left"/>
-            </w:pPr>
-            <w:r>
-              <w:t xml:space="preserve">9.353</w:t>
-            </w:r>
-          </w:p>
-        </w:tc>
-        <w:tc>
-          <w:p>
-            <w:pPr>
-              <w:pStyle w:val="Compact"/>
-              <w:jc w:val="left"/>
-            </w:pPr>
-            <w:r>
-              <w:rPr>
-                <w:b/>
-              </w:rPr>
-              <w:t xml:space="preserve">8.350</w:t>
-            </w:r>
-          </w:p>
-        </w:tc>
-        <w:tc>
-          <w:p>
-            <w:pPr>
-              <w:pStyle w:val="Compact"/>
-              <w:jc w:val="left"/>
-            </w:pPr>
-            <w:r>
-              <w:t xml:space="preserve">9.350</w:t>
+              <w:t xml:space="preserve">Linear Regression</w:t>
+            </w:r>
+          </w:p>
+        </w:tc>
+        <w:tc>
+          <w:p>
+            <w:pPr>
+              <w:pStyle w:val="Compact"/>
+              <w:jc w:val="left"/>
+            </w:pPr>
+            <w:r>
+              <w:t xml:space="preserve">0.358</w:t>
+            </w:r>
+          </w:p>
+        </w:tc>
+        <w:tc>
+          <w:p>
+            <w:pPr>
+              <w:pStyle w:val="Compact"/>
+              <w:jc w:val="left"/>
+            </w:pPr>
+            <w:r>
+              <w:t xml:space="preserve">0.358</w:t>
+            </w:r>
+          </w:p>
+        </w:tc>
+        <w:tc>
+          <w:p>
+            <w:pPr>
+              <w:pStyle w:val="Compact"/>
+              <w:jc w:val="left"/>
+            </w:pPr>
+            <w:r>
+              <w:t xml:space="preserve">+0.000</w:t>
             </w:r>
           </w:p>
         </w:tc>
@@ -1542,51 +3211,40 @@
               <w:jc w:val="left"/>
             </w:pPr>
             <w:r>
-              <w:t xml:space="preserve">RMSE (ppm)</w:t>
-            </w:r>
-          </w:p>
-        </w:tc>
-        <w:tc>
-          <w:p>
-            <w:pPr>
-              <w:pStyle w:val="Compact"/>
-              <w:jc w:val="left"/>
-            </w:pPr>
-            <w:r>
-              <w:t xml:space="preserve">25.579</w:t>
-            </w:r>
-          </w:p>
-        </w:tc>
-        <w:tc>
-          <w:p>
-            <w:pPr>
-              <w:pStyle w:val="Compact"/>
-              <w:jc w:val="left"/>
-            </w:pPr>
-            <w:r>
-              <w:t xml:space="preserve">28.708</w:t>
-            </w:r>
-          </w:p>
-        </w:tc>
-        <w:tc>
-          <w:p>
-            <w:pPr>
-              <w:pStyle w:val="Compact"/>
-              <w:jc w:val="left"/>
-            </w:pPr>
-            <w:r>
-              <w:t xml:space="preserve">25.894</w:t>
-            </w:r>
-          </w:p>
-        </w:tc>
-        <w:tc>
-          <w:p>
-            <w:pPr>
-              <w:pStyle w:val="Compact"/>
-              <w:jc w:val="left"/>
-            </w:pPr>
-            <w:r>
-              <w:t xml:space="preserve">26.015</w:t>
+              <w:t xml:space="preserve">Decision Tree</w:t>
+            </w:r>
+          </w:p>
+        </w:tc>
+        <w:tc>
+          <w:p>
+            <w:pPr>
+              <w:pStyle w:val="Compact"/>
+              <w:jc w:val="left"/>
+            </w:pPr>
+            <w:r>
+              <w:t xml:space="preserve">0.191</w:t>
+            </w:r>
+          </w:p>
+        </w:tc>
+        <w:tc>
+          <w:p>
+            <w:pPr>
+              <w:pStyle w:val="Compact"/>
+              <w:jc w:val="left"/>
+            </w:pPr>
+            <w:r>
+              <w:t xml:space="preserve">0.331</w:t>
+            </w:r>
+          </w:p>
+        </w:tc>
+        <w:tc>
+          <w:p>
+            <w:pPr>
+              <w:pStyle w:val="Compact"/>
+              <w:jc w:val="left"/>
+            </w:pPr>
+            <w:r>
+              <w:t xml:space="preserve">−0.140</w:t>
             </w:r>
           </w:p>
         </w:tc>
@@ -1599,29 +3257,7 @@
               <w:jc w:val="left"/>
             </w:pPr>
             <w:r>
-              <w:t xml:space="preserve">R²</w:t>
-            </w:r>
-          </w:p>
-        </w:tc>
-        <w:tc>
-          <w:p>
-            <w:pPr>
-              <w:pStyle w:val="Compact"/>
-              <w:jc w:val="left"/>
-            </w:pPr>
-            <w:r>
-              <w:t xml:space="preserve">0.358</w:t>
-            </w:r>
-          </w:p>
-        </w:tc>
-        <w:tc>
-          <w:p>
-            <w:pPr>
-              <w:pStyle w:val="Compact"/>
-              <w:jc w:val="left"/>
-            </w:pPr>
-            <w:r>
-              <w:t xml:space="preserve">0.191</w:t>
+              <w:t xml:space="preserve">SVR</w:t>
             </w:r>
           </w:p>
         </w:tc>
@@ -1643,7 +3279,18 @@
               <w:jc w:val="left"/>
             </w:pPr>
             <w:r>
-              <w:t xml:space="preserve">0.336</w:t>
+              <w:t xml:space="preserve">0.344</w:t>
+            </w:r>
+          </w:p>
+        </w:tc>
+        <w:tc>
+          <w:p>
+            <w:pPr>
+              <w:pStyle w:val="Compact"/>
+              <w:jc w:val="left"/>
+            </w:pPr>
+            <w:r>
+              <w:t xml:space="preserve">−0.002</w:t>
             </w:r>
           </w:p>
         </w:tc>
@@ -1656,279 +3303,40 @@
               <w:jc w:val="left"/>
             </w:pPr>
             <w:r>
-              <w:t xml:space="preserve">Fit time (s)</w:t>
-            </w:r>
-          </w:p>
-        </w:tc>
-        <w:tc>
-          <w:p>
-            <w:pPr>
-              <w:pStyle w:val="Compact"/>
-              <w:jc w:val="left"/>
-            </w:pPr>
-            <w:r>
-              <w:t xml:space="preserve">0.005</w:t>
-            </w:r>
-          </w:p>
-        </w:tc>
-        <w:tc>
-          <w:p>
-            <w:pPr>
-              <w:pStyle w:val="Compact"/>
-              <w:jc w:val="left"/>
-            </w:pPr>
-            <w:r>
-              <w:t xml:space="preserve">0.023</w:t>
-            </w:r>
-          </w:p>
-        </w:tc>
-        <w:tc>
-          <w:p>
-            <w:pPr>
-              <w:pStyle w:val="Compact"/>
-              <w:jc w:val="left"/>
-            </w:pPr>
-            <w:r>
-              <w:t xml:space="preserve">4.26</w:t>
-            </w:r>
-          </w:p>
-        </w:tc>
-        <w:tc>
-          <w:p>
-            <w:pPr>
-              <w:pStyle w:val="Compact"/>
-              <w:jc w:val="left"/>
-            </w:pPr>
-            <w:r>
-              <w:t xml:space="preserve">2.36</w:t>
-            </w:r>
-          </w:p>
-        </w:tc>
-      </w:tr>
-      <w:tr>
-        <w:tc>
-          <w:p>
-            <w:pPr>
-              <w:pStyle w:val="Compact"/>
-              <w:jc w:val="left"/>
-            </w:pPr>
-            <w:r>
-              <w:t xml:space="preserve">Predict time (ms)</w:t>
-            </w:r>
-          </w:p>
-        </w:tc>
-        <w:tc>
-          <w:p>
-            <w:pPr>
-              <w:pStyle w:val="Compact"/>
-              <w:jc w:val="left"/>
-            </w:pPr>
-            <w:r>
-              <w:t xml:space="preserve">1.7</w:t>
-            </w:r>
-          </w:p>
-        </w:tc>
-        <w:tc>
-          <w:p>
-            <w:pPr>
-              <w:pStyle w:val="Compact"/>
-              <w:jc w:val="left"/>
-            </w:pPr>
-            <w:r>
-              <w:t xml:space="preserve">2.5</w:t>
-            </w:r>
-          </w:p>
-        </w:tc>
-        <w:tc>
-          <w:p>
-            <w:pPr>
-              <w:pStyle w:val="Compact"/>
-              <w:jc w:val="left"/>
-            </w:pPr>
-            <w:r>
-              <w:t xml:space="preserve">2854</w:t>
-            </w:r>
-          </w:p>
-        </w:tc>
-        <w:tc>
-          <w:p>
-            <w:pPr>
-              <w:pStyle w:val="Compact"/>
-              <w:jc w:val="left"/>
-            </w:pPr>
-            <w:r>
-              <w:t xml:space="preserve">2.3</w:t>
-            </w:r>
-          </w:p>
-        </w:tc>
-      </w:tr>
-      <w:tr>
-        <w:tc>
-          <w:p>
-            <w:pPr>
-              <w:pStyle w:val="Compact"/>
-              <w:jc w:val="left"/>
-            </w:pPr>
-            <w:r>
-              <w:t xml:space="preserve">Interpretability</w:t>
-            </w:r>
-          </w:p>
-        </w:tc>
-        <w:tc>
-          <w:p>
-            <w:pPr>
-              <w:pStyle w:val="Compact"/>
-              <w:jc w:val="left"/>
-            </w:pPr>
-            <w:r>
-              <w:t xml:space="preserve">High</w:t>
-            </w:r>
-          </w:p>
-        </w:tc>
-        <w:tc>
-          <w:p>
-            <w:pPr>
-              <w:pStyle w:val="Compact"/>
-              <w:jc w:val="left"/>
-            </w:pPr>
-            <w:r>
-              <w:t xml:space="preserve">Medium</w:t>
-            </w:r>
-          </w:p>
-        </w:tc>
-        <w:tc>
-          <w:p>
-            <w:pPr>
-              <w:pStyle w:val="Compact"/>
-              <w:jc w:val="left"/>
-            </w:pPr>
-            <w:r>
-              <w:t xml:space="preserve">Low</w:t>
-            </w:r>
-          </w:p>
-        </w:tc>
-        <w:tc>
-          <w:p>
-            <w:pPr>
-              <w:pStyle w:val="Compact"/>
-              <w:jc w:val="left"/>
-            </w:pPr>
-            <w:r>
-              <w:t xml:space="preserve">Very low</w:t>
-            </w:r>
-          </w:p>
-        </w:tc>
-      </w:tr>
-      <w:tr>
-        <w:tc>
-          <w:p>
-            <w:pPr>
-              <w:pStyle w:val="Compact"/>
-              <w:jc w:val="left"/>
-            </w:pPr>
-            <w:r>
-              <w:t xml:space="preserve">Overfitting risk</w:t>
-            </w:r>
-          </w:p>
-        </w:tc>
-        <w:tc>
-          <w:p>
-            <w:pPr>
-              <w:pStyle w:val="Compact"/>
-              <w:jc w:val="left"/>
-            </w:pPr>
-            <w:r>
-              <w:t xml:space="preserve">Low</w:t>
-            </w:r>
-          </w:p>
-        </w:tc>
-        <w:tc>
-          <w:p>
-            <w:pPr>
-              <w:pStyle w:val="Compact"/>
-              <w:jc w:val="left"/>
-            </w:pPr>
-            <w:r>
-              <w:t xml:space="preserve">High</w:t>
-            </w:r>
-          </w:p>
-        </w:tc>
-        <w:tc>
-          <w:p>
-            <w:pPr>
-              <w:pStyle w:val="Compact"/>
-              <w:jc w:val="left"/>
-            </w:pPr>
-            <w:r>
-              <w:t xml:space="preserve">Low</w:t>
-            </w:r>
-          </w:p>
-        </w:tc>
-        <w:tc>
-          <w:p>
-            <w:pPr>
-              <w:pStyle w:val="Compact"/>
-              <w:jc w:val="left"/>
-            </w:pPr>
-            <w:r>
-              <w:t xml:space="preserve">Medium</w:t>
-            </w:r>
-          </w:p>
-        </w:tc>
-      </w:tr>
-      <w:tr>
-        <w:tc>
-          <w:p>
-            <w:pPr>
-              <w:pStyle w:val="Compact"/>
-              <w:jc w:val="left"/>
-            </w:pPr>
-            <w:r>
-              <w:t xml:space="preserve">Memory</w:t>
-            </w:r>
-          </w:p>
-        </w:tc>
-        <w:tc>
-          <w:p>
-            <w:pPr>
-              <w:pStyle w:val="Compact"/>
-              <w:jc w:val="left"/>
-            </w:pPr>
-            <w:r>
-              <w:t xml:space="preserve">Very low</w:t>
-            </w:r>
-          </w:p>
-        </w:tc>
-        <w:tc>
-          <w:p>
-            <w:pPr>
-              <w:pStyle w:val="Compact"/>
-              <w:jc w:val="left"/>
-            </w:pPr>
-            <w:r>
-              <w:t xml:space="preserve">Low</w:t>
-            </w:r>
-          </w:p>
-        </w:tc>
-        <w:tc>
-          <w:p>
-            <w:pPr>
-              <w:pStyle w:val="Compact"/>
-              <w:jc w:val="left"/>
-            </w:pPr>
-            <w:r>
-              <w:t xml:space="preserve">Medium</w:t>
-            </w:r>
-          </w:p>
-        </w:tc>
-        <w:tc>
-          <w:p>
-            <w:pPr>
-              <w:pStyle w:val="Compact"/>
-              <w:jc w:val="left"/>
-            </w:pPr>
-            <w:r>
-              <w:t xml:space="preserve">Low</w:t>
+              <w:t xml:space="preserve">Neural Network</w:t>
+            </w:r>
+          </w:p>
+        </w:tc>
+        <w:tc>
+          <w:p>
+            <w:pPr>
+              <w:pStyle w:val="Compact"/>
+              <w:jc w:val="left"/>
+            </w:pPr>
+            <w:r>
+              <w:t xml:space="preserve">0.336</w:t>
+            </w:r>
+          </w:p>
+        </w:tc>
+        <w:tc>
+          <w:p>
+            <w:pPr>
+              <w:pStyle w:val="Compact"/>
+              <w:jc w:val="left"/>
+            </w:pPr>
+            <w:r>
+              <w:t xml:space="preserve">0.335</w:t>
+            </w:r>
+          </w:p>
+        </w:tc>
+        <w:tc>
+          <w:p>
+            <w:pPr>
+              <w:pStyle w:val="Compact"/>
+              <w:jc w:val="left"/>
+            </w:pPr>
+            <w:r>
+              <w:t xml:space="preserve">+0.001</w:t>
             </w:r>
           </w:p>
         </w:tc>
@@ -1938,17 +3346,102 @@
       <w:pPr>
         <w:pStyle w:val="BodyText"/>
       </w:pPr>
+      <w:r>
+        <w:t xml:space="preserve">Occupancy provides no meaningful improvement for any model. The reason is not that occupancy is irrelevant to CO₂ in principle — it is, per the mass balance in Section 1.1 — but that this specific sensor is not co-located with any of the monitored occupancy zones (Section 6). The building-level occupancy count is simply not correlated with CO₂ at this sensor location.</w:t>
+      </w:r>
+    </w:p>
+    <w:p>
+      <w:r>
+        <w:pict>
+          <v:rect style="width:0;height:1.5pt" o:hralign="center" o:hrstd="t" o:hr="t"/>
+        </w:pict>
+      </w:r>
+    </w:p>
+    <w:p>
+      <w:pPr>
+        <w:pStyle w:val="Heading2"/>
+      </w:pPr>
+      <w:bookmarkStart w:id="37" w:name="validation"/>
+      <w:r>
+        <w:t xml:space="preserve">5. Validation</w:t>
+      </w:r>
+      <w:bookmarkEnd w:id="37"/>
+    </w:p>
+    <w:p>
+      <w:pPr>
+        <w:pStyle w:val="Heading3"/>
+      </w:pPr>
+      <w:bookmarkStart w:id="38" w:name="traintest-split-design"/>
+      <w:r>
+        <w:t xml:space="preserve">5.1 Train/Test Split Design</w:t>
+      </w:r>
+      <w:bookmarkEnd w:id="38"/>
+    </w:p>
+    <w:p>
+      <w:pPr>
+        <w:pStyle w:val="FirstParagraph"/>
+      </w:pPr>
+      <w:r>
+        <w:t xml:space="preserve">The dataset was split chronologically: training on all 13,608 rows before 11 March 2026, testing on the 3,402 rows from 11 March 2026 onward.</w:t>
+      </w:r>
+    </w:p>
+    <w:p>
+      <w:pPr>
+        <w:pStyle w:val="BodyText"/>
+      </w:pPr>
+      <w:r>
+        <w:t xml:space="preserve">A</w:t>
+      </w:r>
+      <w:r>
+        <w:t xml:space="preserve"> </w:t>
+      </w:r>
       <w:r>
         <w:rPr>
           <w:b/>
         </w:rPr>
-        <w:t xml:space="preserve">SVR</w:t>
-      </w:r>
-      <w:r>
-        <w:t xml:space="preserve"> </w:t>
-      </w:r>
-      <w:r>
-        <w:t xml:space="preserve">achieved the lowest MAE (8.35 ppm) and competitive RMSE, making it the best-performing model. Its prediction time (2.85 seconds per batch) is substantially longer than the other methods, but for a 15-minute scheduling task this latency is not a practical constraint.</w:t>
+        <w:t xml:space="preserve">random split was not used</w:t>
+      </w:r>
+      <w:r>
+        <w:t xml:space="preserve"> </w:t>
+      </w:r>
+      <w:r>
+        <w:t xml:space="preserve">for the following reason: CO₂ time series are autocorrelated — adjacent readings are similar. A random split would scatter test points throughout the training period, allowing the model to</w:t>
+      </w:r>
+      <w:r>
+        <w:t xml:space="preserve"> </w:t>
+      </w:r>
+      <w:r>
+        <w:t xml:space="preserve">“</w:t>
+      </w:r>
+      <w:r>
+        <w:t xml:space="preserve">memorise</w:t>
+      </w:r>
+      <w:r>
+        <w:t xml:space="preserve">”</w:t>
+      </w:r>
+      <w:r>
+        <w:t xml:space="preserve"> </w:t>
+      </w:r>
+      <w:r>
+        <w:t xml:space="preserve">nearby past and future readings during training. The test performance would then reflect interpolation ability, not generalisation to a genuinely unseen future period. The chronological split correctly evaluates the model’s ability to forecast forward from a training history, which matches the deployment scenario.</w:t>
+      </w:r>
+    </w:p>
+    <w:p>
+      <w:pPr>
+        <w:pStyle w:val="Heading3"/>
+      </w:pPr>
+      <w:bookmarkStart w:id="39" w:name="evaluation-metrics"/>
+      <w:r>
+        <w:t xml:space="preserve">5.2 Evaluation Metrics</w:t>
+      </w:r>
+      <w:bookmarkEnd w:id="39"/>
+    </w:p>
+    <w:p>
+      <w:pPr>
+        <w:pStyle w:val="FirstParagraph"/>
+      </w:pPr>
+      <w:r>
+        <w:t xml:space="preserve">Three complementary metrics were used:</w:t>
       </w:r>
     </w:p>
     <w:p>
@@ -1959,13 +3452,106 @@
         <w:rPr>
           <w:b/>
         </w:rPr>
-        <w:t xml:space="preserve">Decision Tree</w:t>
-      </w:r>
-      <w:r>
-        <w:t xml:space="preserve"> </w:t>
-      </w:r>
-      <w:r>
-        <w:t xml:space="preserve">was the worst performer (R² = 0.191), likely because it overfit patterns in the training period that do not generalise. Including occupancy as a feature made it worse (R² dropped from 0.331 to 0.191), suggesting it wasted splits on an irrelevant feature.</w:t>
+        <w:t xml:space="preserve">Mean Absolute Error (MAE):</w:t>
+      </w:r>
+      <w:r>
+        <w:t xml:space="preserve"> </w:t>
+      </w:r>
+      <m:oMath>
+        <m:r>
+          <m:rPr>
+            <m:nor/>
+            <m:sty m:val="p"/>
+          </m:rPr>
+          <m:t>MAE</m:t>
+        </m:r>
+        <m:r>
+          <m:t>=</m:t>
+        </m:r>
+        <m:f>
+          <m:fPr>
+            <m:type m:val="bar"/>
+          </m:fPr>
+          <m:num>
+            <m:r>
+              <m:t>1</m:t>
+            </m:r>
+          </m:num>
+          <m:den>
+            <m:r>
+              <m:t>n</m:t>
+            </m:r>
+          </m:den>
+        </m:f>
+        <m:nary>
+          <m:naryPr>
+            <m:chr m:val="∑"/>
+            <m:limLoc m:val="undOvr"/>
+            <m:subHide m:val="0"/>
+            <m:supHide m:val="0"/>
+          </m:naryPr>
+          <m:sub>
+            <m:r>
+              <m:t>i</m:t>
+            </m:r>
+            <m:r>
+              <m:t>=</m:t>
+            </m:r>
+            <m:r>
+              <m:t>1</m:t>
+            </m:r>
+          </m:sub>
+          <m:sup>
+            <m:r>
+              <m:t>n</m:t>
+            </m:r>
+          </m:sup>
+          <m:e>
+            <m:r>
+              <m:t>|</m:t>
+            </m:r>
+          </m:e>
+        </m:nary>
+        <m:sSub>
+          <m:e>
+            <m:acc>
+              <m:accPr>
+                <m:chr m:val="̂"/>
+              </m:accPr>
+              <m:e>
+                <m:r>
+                  <m:t>y</m:t>
+                </m:r>
+              </m:e>
+            </m:acc>
+          </m:e>
+          <m:sub>
+            <m:r>
+              <m:t>i</m:t>
+            </m:r>
+          </m:sub>
+        </m:sSub>
+        <m:r>
+          <m:t>−</m:t>
+        </m:r>
+        <m:sSub>
+          <m:e>
+            <m:r>
+              <m:t>y</m:t>
+            </m:r>
+          </m:e>
+          <m:sub>
+            <m:r>
+              <m:t>i</m:t>
+            </m:r>
+          </m:sub>
+        </m:sSub>
+        <m:r>
+          <m:t>|</m:t>
+        </m:r>
+      </m:oMath>
+      <w:r>
+        <w:t xml:space="preserve">. Directly interpretable as the average prediction error in ppm. Robust to occasional large outliers.</w:t>
       </w:r>
     </w:p>
     <w:p>
@@ -1976,13 +3562,123 @@
         <w:rPr>
           <w:b/>
         </w:rPr>
-        <w:t xml:space="preserve">Linear Regression</w:t>
-      </w:r>
-      <w:r>
-        <w:t xml:space="preserve"> </w:t>
-      </w:r>
-      <w:r>
-        <w:t xml:space="preserve">was only marginally below SVR in R² (0.358 vs 0.342), making it the best alternative when interpretability or fast prediction time matters. For an embedded system or a model that must be explainable, linear regression is the practical choice.</w:t>
+        <w:t xml:space="preserve">Root Mean Square Error (RMSE):</w:t>
+      </w:r>
+      <w:r>
+        <w:t xml:space="preserve"> </w:t>
+      </w:r>
+      <m:oMath>
+        <m:r>
+          <m:rPr>
+            <m:nor/>
+            <m:sty m:val="p"/>
+          </m:rPr>
+          <m:t>RMSE</m:t>
+        </m:r>
+        <m:r>
+          <m:t>=</m:t>
+        </m:r>
+        <m:rad>
+          <m:radPr>
+            <m:degHide m:val="1"/>
+          </m:radPr>
+          <m:deg/>
+          <m:e>
+            <m:f>
+              <m:fPr>
+                <m:type m:val="bar"/>
+              </m:fPr>
+              <m:num>
+                <m:r>
+                  <m:t>1</m:t>
+                </m:r>
+              </m:num>
+              <m:den>
+                <m:r>
+                  <m:t>n</m:t>
+                </m:r>
+              </m:den>
+            </m:f>
+            <m:nary>
+              <m:naryPr>
+                <m:chr m:val="∑"/>
+                <m:limLoc m:val="undOvr"/>
+                <m:subHide m:val="0"/>
+                <m:supHide m:val="0"/>
+              </m:naryPr>
+              <m:sub>
+                <m:r>
+                  <m:t>i</m:t>
+                </m:r>
+                <m:r>
+                  <m:t>=</m:t>
+                </m:r>
+                <m:r>
+                  <m:t>1</m:t>
+                </m:r>
+              </m:sub>
+              <m:sup>
+                <m:r>
+                  <m:t>n</m:t>
+                </m:r>
+              </m:sup>
+              <m:e>
+                <m:r>
+                  <m:t>(</m:t>
+                </m:r>
+              </m:e>
+            </m:nary>
+            <m:sSub>
+              <m:e>
+                <m:acc>
+                  <m:accPr>
+                    <m:chr m:val="̂"/>
+                  </m:accPr>
+                  <m:e>
+                    <m:r>
+                      <m:t>y</m:t>
+                    </m:r>
+                  </m:e>
+                </m:acc>
+              </m:e>
+              <m:sub>
+                <m:r>
+                  <m:t>i</m:t>
+                </m:r>
+              </m:sub>
+            </m:sSub>
+            <m:r>
+              <m:t>−</m:t>
+            </m:r>
+            <m:sSub>
+              <m:e>
+                <m:r>
+                  <m:t>y</m:t>
+                </m:r>
+              </m:e>
+              <m:sub>
+                <m:r>
+                  <m:t>i</m:t>
+                </m:r>
+              </m:sub>
+            </m:sSub>
+            <m:sSup>
+              <m:e>
+                <m:r>
+                  <m:t>)</m:t>
+                </m:r>
+              </m:e>
+              <m:sup>
+                <m:r>
+                  <m:t>2</m:t>
+                </m:r>
+              </m:sup>
+            </m:sSup>
+          </m:e>
+        </m:rad>
+      </m:oMath>
+      <w:r>
+        <w:t xml:space="preserve">. Penalises large errors more than MAE because of the squared term. A large gap between RMSE and MAE signals that a model occasionally makes very bad predictions even when its typical error is small.</w:t>
       </w:r>
     </w:p>
     <w:p>
@@ -1993,8 +3689,151 @@
         <w:rPr>
           <w:b/>
         </w:rPr>
-        <w:t xml:space="preserve">Does adding building occupancy help?</w:t>
-      </w:r>
+        <w:t xml:space="preserve">R² (coefficient of determination):</w:t>
+      </w:r>
+      <w:r>
+        <w:t xml:space="preserve"> </w:t>
+      </w:r>
+      <m:oMath>
+        <m:sSup>
+          <m:e>
+            <m:r>
+              <m:t>R</m:t>
+            </m:r>
+          </m:e>
+          <m:sup>
+            <m:r>
+              <m:t>2</m:t>
+            </m:r>
+          </m:sup>
+        </m:sSup>
+        <m:r>
+          <m:t>=</m:t>
+        </m:r>
+        <m:r>
+          <m:t>1</m:t>
+        </m:r>
+        <m:r>
+          <m:t>−</m:t>
+        </m:r>
+        <m:f>
+          <m:fPr>
+            <m:type m:val="bar"/>
+          </m:fPr>
+          <m:num>
+            <m:r>
+              <m:t>∑</m:t>
+            </m:r>
+            <m:r>
+              <m:t>(</m:t>
+            </m:r>
+            <m:sSub>
+              <m:e>
+                <m:acc>
+                  <m:accPr>
+                    <m:chr m:val="̂"/>
+                  </m:accPr>
+                  <m:e>
+                    <m:r>
+                      <m:t>y</m:t>
+                    </m:r>
+                  </m:e>
+                </m:acc>
+              </m:e>
+              <m:sub>
+                <m:r>
+                  <m:t>i</m:t>
+                </m:r>
+              </m:sub>
+            </m:sSub>
+            <m:r>
+              <m:t>−</m:t>
+            </m:r>
+            <m:sSub>
+              <m:e>
+                <m:r>
+                  <m:t>y</m:t>
+                </m:r>
+              </m:e>
+              <m:sub>
+                <m:r>
+                  <m:t>i</m:t>
+                </m:r>
+              </m:sub>
+            </m:sSub>
+            <m:sSup>
+              <m:e>
+                <m:r>
+                  <m:t>)</m:t>
+                </m:r>
+              </m:e>
+              <m:sup>
+                <m:r>
+                  <m:t>2</m:t>
+                </m:r>
+              </m:sup>
+            </m:sSup>
+          </m:num>
+          <m:den>
+            <m:r>
+              <m:t>∑</m:t>
+            </m:r>
+            <m:r>
+              <m:t>(</m:t>
+            </m:r>
+            <m:sSub>
+              <m:e>
+                <m:r>
+                  <m:t>y</m:t>
+                </m:r>
+              </m:e>
+              <m:sub>
+                <m:r>
+                  <m:t>i</m:t>
+                </m:r>
+              </m:sub>
+            </m:sSub>
+            <m:r>
+              <m:t>−</m:t>
+            </m:r>
+            <m:acc>
+              <m:accPr>
+                <m:chr m:val="‾"/>
+              </m:accPr>
+              <m:e>
+                <m:r>
+                  <m:t>y</m:t>
+                </m:r>
+              </m:e>
+            </m:acc>
+            <m:sSup>
+              <m:e>
+                <m:r>
+                  <m:t>)</m:t>
+                </m:r>
+              </m:e>
+              <m:sup>
+                <m:r>
+                  <m:t>2</m:t>
+                </m:r>
+              </m:sup>
+            </m:sSup>
+          </m:den>
+        </m:f>
+      </m:oMath>
+      <w:r>
+        <w:t xml:space="preserve">. Measures the fraction of variance in the target explained by the model. R² = 1 is a perfect fit; R² = 0 means the model does no better than always predicting the mean; negative values indicate the model is worse than the mean. An R² of ~0.34–0.36 means the models explain approximately a third of the variance in next-15-minute CO₂. The remaining variance is driven by unobserved factors (HVAC switching, doors/windows, room-level occupancy).</w:t>
+      </w:r>
+    </w:p>
+    <w:p>
+      <w:pPr>
+        <w:pStyle w:val="Heading3"/>
+      </w:pPr>
+      <w:bookmarkStart w:id="40" w:name="test-results"/>
+      <w:r>
+        <w:t xml:space="preserve">5.3 Test Results</w:t>
+      </w:r>
+      <w:bookmarkEnd w:id="40"/>
     </w:p>
     <w:tbl>
       <w:tblPr>
@@ -2037,7 +3876,7 @@
               <w:jc w:val="left"/>
             </w:pPr>
             <w:r>
-              <w:t xml:space="preserve">R² with occupancy</w:t>
+              <w:t xml:space="preserve">MAE (ppm)</w:t>
             </w:r>
           </w:p>
         </w:tc>
@@ -2054,7 +3893,24 @@
               <w:jc w:val="left"/>
             </w:pPr>
             <w:r>
-              <w:t xml:space="preserve">R² without occupancy</w:t>
+              <w:t xml:space="preserve">RMSE (ppm)</w:t>
+            </w:r>
+          </w:p>
+        </w:tc>
+        <w:tc>
+          <w:tcPr>
+            <w:tcBorders>
+              <w:bottom w:val="single"/>
+            </w:tcBorders>
+            <w:vAlign w:val="bottom"/>
+          </w:tcPr>
+          <w:p>
+            <w:pPr>
+              <w:pStyle w:val="Compact"/>
+              <w:jc w:val="left"/>
+            </w:pPr>
+            <w:r>
+              <w:t xml:space="preserve">R²</w:t>
             </w:r>
           </w:p>
         </w:tc>
@@ -2078,7 +3934,18 @@
               <w:jc w:val="left"/>
             </w:pPr>
             <w:r>
-              <w:t xml:space="preserve">0.358</w:t>
+              <w:t xml:space="preserve">9.012</w:t>
+            </w:r>
+          </w:p>
+        </w:tc>
+        <w:tc>
+          <w:p>
+            <w:pPr>
+              <w:pStyle w:val="Compact"/>
+              <w:jc w:val="left"/>
+            </w:pPr>
+            <w:r>
+              <w:t xml:space="preserve">25.579</w:t>
             </w:r>
           </w:p>
         </w:tc>
@@ -2113,18 +3980,29 @@
               <w:jc w:val="left"/>
             </w:pPr>
             <w:r>
+              <w:t xml:space="preserve">9.353</w:t>
+            </w:r>
+          </w:p>
+        </w:tc>
+        <w:tc>
+          <w:p>
+            <w:pPr>
+              <w:pStyle w:val="Compact"/>
+              <w:jc w:val="left"/>
+            </w:pPr>
+            <w:r>
+              <w:t xml:space="preserve">28.708</w:t>
+            </w:r>
+          </w:p>
+        </w:tc>
+        <w:tc>
+          <w:p>
+            <w:pPr>
+              <w:pStyle w:val="Compact"/>
+              <w:jc w:val="left"/>
+            </w:pPr>
+            <w:r>
               <w:t xml:space="preserve">0.191</w:t>
-            </w:r>
-          </w:p>
-        </w:tc>
-        <w:tc>
-          <w:p>
-            <w:pPr>
-              <w:pStyle w:val="Compact"/>
-              <w:jc w:val="left"/>
-            </w:pPr>
-            <w:r>
-              <w:t xml:space="preserve">0.331</w:t>
             </w:r>
           </w:p>
         </w:tc>
@@ -2137,29 +4015,52 @@
               <w:jc w:val="left"/>
             </w:pPr>
             <w:r>
-              <w:t xml:space="preserve">SVR</w:t>
-            </w:r>
-          </w:p>
-        </w:tc>
-        <w:tc>
-          <w:p>
-            <w:pPr>
-              <w:pStyle w:val="Compact"/>
-              <w:jc w:val="left"/>
-            </w:pPr>
-            <w:r>
+              <w:rPr>
+                <w:b/>
+              </w:rPr>
+              <w:t xml:space="preserve">SVR (best)</w:t>
+            </w:r>
+          </w:p>
+        </w:tc>
+        <w:tc>
+          <w:p>
+            <w:pPr>
+              <w:pStyle w:val="Compact"/>
+              <w:jc w:val="left"/>
+            </w:pPr>
+            <w:r>
+              <w:rPr>
+                <w:b/>
+              </w:rPr>
+              <w:t xml:space="preserve">8.350</w:t>
+            </w:r>
+          </w:p>
+        </w:tc>
+        <w:tc>
+          <w:p>
+            <w:pPr>
+              <w:pStyle w:val="Compact"/>
+              <w:jc w:val="left"/>
+            </w:pPr>
+            <w:r>
+              <w:rPr>
+                <w:b/>
+              </w:rPr>
+              <w:t xml:space="preserve">25.894</w:t>
+            </w:r>
+          </w:p>
+        </w:tc>
+        <w:tc>
+          <w:p>
+            <w:pPr>
+              <w:pStyle w:val="Compact"/>
+              <w:jc w:val="left"/>
+            </w:pPr>
+            <w:r>
+              <w:rPr>
+                <w:b/>
+              </w:rPr>
               <w:t xml:space="preserve">0.342</w:t>
-            </w:r>
-          </w:p>
-        </w:tc>
-        <w:tc>
-          <w:p>
-            <w:pPr>
-              <w:pStyle w:val="Compact"/>
-              <w:jc w:val="left"/>
-            </w:pPr>
-            <w:r>
-              <w:t xml:space="preserve">0.344</w:t>
             </w:r>
           </w:p>
         </w:tc>
@@ -2183,18 +4084,29 @@
               <w:jc w:val="left"/>
             </w:pPr>
             <w:r>
+              <w:t xml:space="preserve">9.350</w:t>
+            </w:r>
+          </w:p>
+        </w:tc>
+        <w:tc>
+          <w:p>
+            <w:pPr>
+              <w:pStyle w:val="Compact"/>
+              <w:jc w:val="left"/>
+            </w:pPr>
+            <w:r>
+              <w:t xml:space="preserve">26.015</w:t>
+            </w:r>
+          </w:p>
+        </w:tc>
+        <w:tc>
+          <w:p>
+            <w:pPr>
+              <w:pStyle w:val="Compact"/>
+              <w:jc w:val="left"/>
+            </w:pPr>
+            <w:r>
               <w:t xml:space="preserve">0.336</w:t>
-            </w:r>
-          </w:p>
-        </w:tc>
-        <w:tc>
-          <w:p>
-            <w:pPr>
-              <w:pStyle w:val="Compact"/>
-              <w:jc w:val="left"/>
-            </w:pPr>
-            <w:r>
-              <w:t xml:space="preserve">0.335</w:t>
             </w:r>
           </w:p>
         </w:tc>
@@ -2205,189 +4117,25 @@
         <w:pStyle w:val="BodyText"/>
       </w:pPr>
       <w:r>
-        <w:t xml:space="preserve">Occupancy provides no improvement for any model. The reason is investigated in Section 6: the sensor is not located in any of the five monitored zones, so building occupancy is simply not correlated with this sensor’s readings.</w:t>
-      </w:r>
-    </w:p>
-    <w:p>
-      <w:r>
-        <w:pict>
-          <v:rect style="width:0;height:1.5pt" o:hralign="center" o:hrstd="t" o:hr="t"/>
-        </w:pict>
-      </w:r>
-    </w:p>
-    <w:p>
-      <w:pPr>
-        <w:pStyle w:val="Heading2"/>
-      </w:pPr>
-      <w:bookmarkStart w:id="30" w:name="validation"/>
-      <w:r>
-        <w:t xml:space="preserve">5. Validation</w:t>
-      </w:r>
-      <w:bookmarkEnd w:id="30"/>
+        <w:t xml:space="preserve">An MAE of 8.35 ppm on a CO₂ range of roughly 400–1500 ppm, with an action threshold around 800 ppm, is accurate enough to be useful for trend-based ventilation control. The model is not a precise forecast instrument — it is a trend signal that tells the building system whether CO₂ is heading toward a problem in the next 15 minutes.</w:t>
+      </w:r>
     </w:p>
     <w:p>
       <w:pPr>
         <w:pStyle w:val="Heading3"/>
       </w:pPr>
-      <w:bookmarkStart w:id="31" w:name="method"/>
-      <w:r>
-        <w:t xml:space="preserve">5.1 Method</w:t>
-      </w:r>
-      <w:bookmarkEnd w:id="31"/>
+      <w:bookmarkStart w:id="41" w:name="Xd8f2789288cdc47fb919a2a3d44a84a474eb10b"/>
+      <w:r>
+        <w:t xml:space="preserve">5.4 Sensor Validation Against External Records</w:t>
+      </w:r>
+      <w:bookmarkEnd w:id="41"/>
     </w:p>
     <w:p>
       <w:pPr>
         <w:pStyle w:val="FirstParagraph"/>
       </w:pPr>
       <w:r>
-        <w:t xml:space="preserve">The dataset was split in chronological order: the first 80% (rows 1–13,608) for training, the last 20% (rows 13,609–17,010) for testing. The training period ends on 11 March 2026.</w:t>
-      </w:r>
-    </w:p>
-    <w:p>
-      <w:pPr>
-        <w:pStyle w:val="BodyText"/>
-      </w:pPr>
-      <w:r>
-        <w:t xml:space="preserve">A</w:t>
-      </w:r>
-      <w:r>
-        <w:t xml:space="preserve"> </w:t>
-      </w:r>
-      <w:r>
-        <w:rPr>
-          <w:b/>
-        </w:rPr>
-        <w:t xml:space="preserve">random split was deliberately not used</w:t>
-      </w:r>
-      <w:r>
-        <w:t xml:space="preserve"> </w:t>
-      </w:r>
-      <w:r>
-        <w:t xml:space="preserve">because it would allow models to train on future readings and test on past readings, artificially inflating R². In deployment, the model only ever predicts forward from what it has already seen.</w:t>
-      </w:r>
-    </w:p>
-    <w:p>
-      <w:pPr>
-        <w:pStyle w:val="BodyText"/>
-      </w:pPr>
-      <w:r>
-        <w:t xml:space="preserve">Three metrics were used:</w:t>
-      </w:r>
-    </w:p>
-    <w:p>
-      <w:pPr>
-        <w:numPr>
-          <w:ilvl w:val="0"/>
-          <w:numId w:val="1001"/>
-        </w:numPr>
-        <w:pStyle w:val="Compact"/>
-      </w:pPr>
-      <w:r>
-        <w:rPr>
-          <w:b/>
-        </w:rPr>
-        <w:t xml:space="preserve">MAE (Mean Absolute Error):</w:t>
-      </w:r>
-      <w:r>
-        <w:t xml:space="preserve"> </w:t>
-      </w:r>
-      <w:r>
-        <w:t xml:space="preserve">Average prediction error in ppm. Directly interpretable — an MAE of 8.35 means the model is on average 8.35 ppm off. Less sensitive to large outliers than RMSE.</w:t>
-      </w:r>
-    </w:p>
-    <w:p>
-      <w:pPr>
-        <w:numPr>
-          <w:ilvl w:val="0"/>
-          <w:numId w:val="1001"/>
-        </w:numPr>
-        <w:pStyle w:val="Compact"/>
-      </w:pPr>
-      <w:r>
-        <w:rPr>
-          <w:b/>
-        </w:rPr>
-        <w:t xml:space="preserve">RMSE (Root Mean Square Error):</w:t>
-      </w:r>
-      <w:r>
-        <w:t xml:space="preserve"> </w:t>
-      </w:r>
-      <w:r>
-        <w:t xml:space="preserve">Penalises large errors more than MAE. Useful for detecting whether a model occasionally makes very bad predictions.</w:t>
-      </w:r>
-    </w:p>
-    <w:p>
-      <w:pPr>
-        <w:numPr>
-          <w:ilvl w:val="0"/>
-          <w:numId w:val="1001"/>
-        </w:numPr>
-        <w:pStyle w:val="Compact"/>
-      </w:pPr>
-      <w:r>
-        <w:rPr>
-          <w:b/>
-        </w:rPr>
-        <w:t xml:space="preserve">R² (coefficient of determination):</w:t>
-      </w:r>
-      <w:r>
-        <w:t xml:space="preserve"> </w:t>
-      </w:r>
-      <w:r>
-        <w:t xml:space="preserve">Fraction of variance in the target explained by the model. R² = 1 is perfect; R² = 0 means the model does no better than always predicting the mean.</w:t>
-      </w:r>
-    </w:p>
-    <w:p>
-      <w:pPr>
-        <w:pStyle w:val="Heading3"/>
-      </w:pPr>
-      <w:bookmarkStart w:id="32" w:name="results"/>
-      <w:r>
-        <w:t xml:space="preserve">5.2 Results</w:t>
-      </w:r>
-      <w:bookmarkEnd w:id="32"/>
-    </w:p>
-    <w:p>
-      <w:pPr>
-        <w:pStyle w:val="FirstParagraph"/>
-      </w:pPr>
-      <w:r>
-        <w:t xml:space="preserve">The best model (SVR) achieved MAE = 8.35 ppm on the test set. Given that CO₂ readings in this dataset range from roughly 400 to 1500 ppm, and the action threshold is around 800–1000 ppm, an average error of 8.35 ppm is small enough to be practically useful for trend-based ventilation control.</w:t>
-      </w:r>
-    </w:p>
-    <w:p>
-      <w:pPr>
-        <w:pStyle w:val="BodyText"/>
-      </w:pPr>
-      <w:r>
-        <w:t xml:space="preserve">An R² of 0.34–0.36 means models explain approximately a third of the variance in next-15-minute CO₂ levels. The remaining variance is attributable to factors not present in the dataset: HVAC switching events, doors and windows, equipment, and the actual occupants in this room (since the occupancy counter does not cover it).</w:t>
-      </w:r>
-    </w:p>
-    <w:p>
-      <w:pPr>
-        <w:pStyle w:val="Heading3"/>
-      </w:pPr>
-      <w:bookmarkStart w:id="33" w:name="sensor-validation"/>
-      <w:r>
-        <w:t xml:space="preserve">5.3 Sensor Validation</w:t>
-      </w:r>
-      <w:bookmarkEnd w:id="33"/>
-    </w:p>
-    <w:p>
-      <w:pPr>
-        <w:pStyle w:val="FirstParagraph"/>
-      </w:pPr>
-      <w:r>
-        <w:t xml:space="preserve">The working sensor (</w:t>
-      </w:r>
-      <w:r>
-        <w:rPr>
-          <w:rStyle w:val="VerbatimChar"/>
-        </w:rPr>
-        <w:t xml:space="preserve">6012002000326</w:t>
-      </w:r>
-      <w:r>
-        <w:t xml:space="preserve">) was externally validated against Bureau of Meteorology weather records from Moorabbin Airport (station 086077), the closest station to the Monash campus, across 222 overlapping days:</w:t>
+        <w:t xml:space="preserve">The CO₂ sensor has no documented room location, but its temperature and humidity readings were cross-validated against Bureau of Meteorology records from Moorabbin Airport (station 086077), the nearest official station to the Monash campus, across 222 overlapping days:</w:t>
       </w:r>
     </w:p>
     <w:tbl>
@@ -2490,25 +4238,40 @@
         <w:pStyle w:val="BodyText"/>
       </w:pPr>
       <w:r>
-        <w:t xml:space="preserve">These correlations are strong evidence the sensor is physically functioning correctly. A broken or randomly drifting sensor would show r near zero.</w:t>
+        <w:t xml:space="preserve">Both correlations are strong. A sensor with a frozen clock, stuck reading, or random drift would show correlations near zero. These values give reasonable confidence that sensor</w:t>
+      </w:r>
+      <w:r>
+        <w:t xml:space="preserve"> </w:t>
+      </w:r>
+      <w:r>
+        <w:rPr>
+          <w:rStyle w:val="VerbatimChar"/>
+        </w:rPr>
+        <w:t xml:space="preserve">6012002000326</w:t>
+      </w:r>
+      <w:r>
+        <w:t xml:space="preserve"> </w:t>
+      </w:r>
+      <w:r>
+        <w:t xml:space="preserve">is physically functioning and measuring real environmental conditions, even though its exact placement in the building is not documented.</w:t>
       </w:r>
     </w:p>
     <w:p>
       <w:pPr>
         <w:pStyle w:val="Heading3"/>
       </w:pPr>
-      <w:bookmarkStart w:id="34" w:name="numerical-integration-validation"/>
-      <w:r>
-        <w:t xml:space="preserve">5.4 Numerical Integration Validation</w:t>
-      </w:r>
-      <w:bookmarkEnd w:id="34"/>
+      <w:bookmarkStart w:id="42" w:name="numerical-integration-validation"/>
+      <w:r>
+        <w:t xml:space="preserve">5.5 Numerical Integration Validation</w:t>
+      </w:r>
+      <w:bookmarkEnd w:id="42"/>
     </w:p>
     <w:p>
       <w:pPr>
         <w:pStyle w:val="FirstParagraph"/>
       </w:pPr>
       <w:r>
-        <w:t xml:space="preserve">Two numerical integration methods (trapezoidal rule and Simpson’s 1/3 rule, both implemented directly from Week 6 formulas) were tested on a 41-hour gap-free window (1–3 October 2025) to verify convergence. Results at three bin resolutions:</w:t>
+        <w:t xml:space="preserve">Two numerical integration methods from MMA3001 Week 6 were implemented from first principles (not library functions) to compute cumulative CO₂ exposure (ppm·h) over the sensor record. Convergence was verified on a 41-hour gap-free window (1–3 October 2025) at three bin resolutions:</w:t>
       </w:r>
     </w:p>
     <w:tbl>
@@ -2586,7 +4349,7 @@
               <w:jc w:val="left"/>
             </w:pPr>
             <w:r>
-              <w:t xml:space="preserve">Agreement</w:t>
+              <w:t xml:space="preserve">Relative difference</w:t>
             </w:r>
           </w:p>
         </w:tc>
@@ -2735,7 +4498,7 @@
         <w:pStyle w:val="BodyText"/>
       </w:pPr>
       <w:r>
-        <w:t xml:space="preserve">Both methods agree to within 0.1% at all three resolutions, confirming the implementation is correct. The shift between bin sizes reflects real variation in sensor readings, not numerical error.</w:t>
+        <w:t xml:space="preserve">Both methods agree to within 0.1% at all resolutions, confirming the implementation matches the taught method. Small shifts between bin sizes reflect real variation in readings at different sampling densities, not numerical error.</w:t>
       </w:r>
     </w:p>
     <w:p>
@@ -2749,11 +4512,11 @@
       <w:pPr>
         <w:pStyle w:val="Heading2"/>
       </w:pPr>
-      <w:bookmarkStart w:id="35" w:name="limitations-and-known-failure-modes"/>
+      <w:bookmarkStart w:id="43" w:name="limitations-and-known-failure-modes"/>
       <w:r>
         <w:t xml:space="preserve">6. Limitations and Known Failure Modes</w:t>
       </w:r>
-      <w:bookmarkEnd w:id="35"/>
+      <w:bookmarkEnd w:id="43"/>
     </w:p>
     <w:p>
       <w:pPr>
@@ -2784,7 +4547,7 @@
         <w:t xml:space="preserve"> </w:t>
       </w:r>
       <w:r>
-        <w:t xml:space="preserve">does not appear in the Sensor ID and Locations spreadsheet. This is why occupancy cannot be meaningfully linked to CO₂ for this sensor. A correlation analysis across all five sensors and all five occupancy zones found no meaningful relationship for any pair (maximum |r| ≤ 0.06 for CO₂-vs-occupancy; all Pearson r values were negative, consistent with a HVAC dilution effect rather than a genuine occupancy signal). This is a dataset limitation, not a modelling limitation.</w:t>
+        <w:t xml:space="preserve">does not appear in the Sensor ID and Locations spreadsheet provided with the dataset. Consequently, there is no way to determine which room it is in or which occupancy zone covers that room. A zone-matching analysis (filtering to weekends, isolating 15-minute bins where exactly one zone is occupied, computing the mean CO₂ delta between occupied and unoccupied bins) was performed across all five sensor–zone pairs. The expected signal for a co-located pair is +50 to +200 ppm; the measured CO₂ delta was below +7 ppm for every combination, and all five Pearson correlations between zone occupancy and CO₂ were negative (−0.14 to −0.17). Negative correlations are physically consistent with a HVAC dilution effect: when any zone is occupied, the building HVAC runs harder, diluting CO₂ system-wide. This is a dataset limitation — the results do not show that occupancy is irrelevant to CO₂ in general, only that this sensor is not in a monitored zone.</w:t>
       </w:r>
     </w:p>
     <w:p>
@@ -2822,7 +4585,7 @@
         <w:t xml:space="preserve">6012002000777</w:t>
       </w:r>
       <w:r>
-        <w:t xml:space="preserve">) have frozen internal clocks — every reading carries the same timestamp. A third (</w:t>
+        <w:t xml:space="preserve">) have frozen internal clocks — every reading in their log carries the same timestamp, making them useless for any time-series analysis. A third (</w:t>
       </w:r>
       <w:r>
         <w:rPr>
@@ -2831,7 +4594,7 @@
         <w:t xml:space="preserve">6012002000869</w:t>
       </w:r>
       <w:r>
-        <w:t xml:space="preserve">) has only four months of data, too short for reliable train/test evaluation. The fourth remaining sensor was not chosen because its temperature/humidity readings cannot be cross-validated against weather records.</w:t>
+        <w:t xml:space="preserve">) has only four months of data, too short for a reliable 80/20 chronological split. This was not documented in the dataset description and was discovered by inspecting the actual timestamps.</w:t>
       </w:r>
     </w:p>
     <w:p>
@@ -2848,7 +4611,22 @@
         <w:t xml:space="preserve"> </w:t>
       </w:r>
       <w:r>
-        <w:t xml:space="preserve">The 636-day sensor outage means that 84,576 candidate 15-minute timestamps are in the raw log but only 17,010 (20.1%) have complete lag features and a valid target. Imputing across this gap would be methodologically wrong, so rows are dropped.</w:t>
+        <w:t xml:space="preserve">The 636-day outage in sensor</w:t>
+      </w:r>
+      <w:r>
+        <w:t xml:space="preserve"> </w:t>
+      </w:r>
+      <w:r>
+        <w:rPr>
+          <w:rStyle w:val="VerbatimChar"/>
+        </w:rPr>
+        <w:t xml:space="preserve">6012002000326</w:t>
+      </w:r>
+      <w:r>
+        <w:t xml:space="preserve"> </w:t>
+      </w:r>
+      <w:r>
+        <w:t xml:space="preserve">means 84,576 candidate 15-minute timestamps are present in the raw log, but only 17,010 (20.1%) have all required values. The drop rate is not a modelling choice — it is a direct consequence of the sensor outage.</w:t>
       </w:r>
     </w:p>
     <w:p>
@@ -2865,7 +4643,7 @@
         <w:t xml:space="preserve"> </w:t>
       </w:r>
       <w:r>
-        <w:t xml:space="preserve">The models explain about a third of next-15-minute CO₂ variance. The remaining variance is driven by factors not measured in this dataset. The result is honest: the model provides a useful trend signal, not a precise forecast. For a deployed system, a conservative threshold (e.g., forecast &gt; 750 ppm triggers early ventilation) would account for prediction uncertainty.</w:t>
+        <w:t xml:space="preserve">An R² of ~0.34–0.36 means the models explain about a third of the variance in next-15-minute CO₂ levels. The remaining variance is driven by factors not present in the dataset: HVAC switching events, doors and windows, equipment running in the room, and the actual occupants of this room (since the occupancy counter does not cover it). The model should be used as a trend indicator, not a precise point forecast.</w:t>
       </w:r>
     </w:p>
     <w:p>
@@ -2876,13 +4654,13 @@
         <w:rPr>
           <w:b/>
         </w:rPr>
-        <w:t xml:space="preserve">The gap-aware integration is critical.</w:t>
-      </w:r>
-      <w:r>
-        <w:t xml:space="preserve"> </w:t>
-      </w:r>
-      <w:r>
-        <w:t xml:space="preserve">A naive trapezoidal integration over the full sensor record produces 9.54 million ppm·h. After skipping panels where the two endpoints are more than 2 hours apart (i.e., bridging the 636-day outage), the estimate drops to 2.31 million ppm·h. The factor-of-four difference comes entirely from the integration wrongly bridging the outage, not from measurement error. The gap-aware implementation is the correct result.</w:t>
+        <w:t xml:space="preserve">Gap-aware integration is critical for correct exposure estimates.</w:t>
+      </w:r>
+      <w:r>
+        <w:t xml:space="preserve"> </w:t>
+      </w:r>
+      <w:r>
+        <w:t xml:space="preserve">A naive trapezoidal integration over the full record (treating the 636-day outage as a 15-minute gap) produces 9.54 million ppm·h. The gap-aware implementation, which skips any integration panel where the two endpoints are more than 2 hours apart, produces 2.31 million ppm·h. The four-fold difference arises entirely from the gap-bridging assumption, not from measurement error. Using the naive estimate would severely overstate cumulative CO₂ exposure.</w:t>
       </w:r>
     </w:p>
     <w:p>
@@ -2896,18 +4674,18 @@
       <w:pPr>
         <w:pStyle w:val="Heading2"/>
       </w:pPr>
-      <w:bookmarkStart w:id="36" w:name="ai-use-and-critical-reflection"/>
+      <w:bookmarkStart w:id="44" w:name="ai-use-and-critical-reflection"/>
       <w:r>
         <w:t xml:space="preserve">7. AI Use and Critical Reflection</w:t>
       </w:r>
-      <w:bookmarkEnd w:id="36"/>
+      <w:bookmarkEnd w:id="44"/>
     </w:p>
     <w:p>
       <w:pPr>
         <w:pStyle w:val="FirstParagraph"/>
       </w:pPr>
       <w:r>
-        <w:t xml:space="preserve">Claude (Claude Code) was used throughout this project for data exploration, Python implementation, analysis, and drafting this report. The following is an honest account of how it was used and what I contributed.</w:t>
+        <w:t xml:space="preserve">Claude (Claude Code) was used throughout this project for data exploration, Python implementation, analysis, and drafting this report.</w:t>
       </w:r>
     </w:p>
     <w:p>
@@ -2924,7 +4702,7 @@
         <w:t xml:space="preserve"> </w:t>
       </w:r>
       <w:r>
-        <w:t xml:space="preserve">Set up the package structure, wrote the pipeline code, ran the four-model comparison, performed the integration analysis, and produced drafts of this report and the README. Claude also suggested the zone-matching validation method (filtering weekends, isolating single-zone bins, checking CO₂ delta) as a way to test whether the sensor is co-located with any monitored zone.</w:t>
+        <w:t xml:space="preserve">Set up the package structure, wrote the scikit-learn pipeline code, ran the four-model comparison, performed the integration analysis, implemented the zone-matching analysis, and produced drafts of this report. Claude also proposed the zone-matching validation method as a way to test whether the sensor is co-located with a monitored zone.</w:t>
       </w:r>
     </w:p>
     <w:p>
@@ -2941,7 +4719,7 @@
         <w:t xml:space="preserve"> </w:t>
       </w:r>
       <w:r>
-        <w:t xml:space="preserve">I chose CO₂ prediction as the project direction rather than occupancy classification, because the regression framing was a better fit for the dataset. I chose which sensor to use and required external validation before accepting it as reliable. I decided to include occupancy as a feature and test it empirically rather than assume it helps. When the two integration methods gave results that differed by a factor of 9, I pushed to understand why rather than accepting either answer — that investigation identified the gap-bridging bug.</w:t>
+        <w:t xml:space="preserve">I chose CO₂ prediction over occupancy classification because it was a better fit for the dataset and the regression scope of MMA3001 Week 5. I decided which sensor to use and required external validation before accepting it as reliable. I chose to include occupancy and test it empirically rather than assume it helps or assume it is useless. When the two integration methods gave results differing by a factor of 9, I pushed to understand why before accepting either answer — that investigation identified the gap-bridging error.</w:t>
       </w:r>
     </w:p>
     <w:p>
@@ -2958,10 +4736,7 @@
         <w:t xml:space="preserve"> </w:t>
       </w:r>
       <w:r>
-        <w:t xml:space="preserve">The numbers in this report were checked against the actual outputs in</w:t>
-      </w:r>
-      <w:r>
-        <w:t xml:space="preserve"> </w:t>
+        <w:t xml:space="preserve">All numerical results in this report were cross-checked against the actual output files (</w:t>
       </w:r>
       <w:r>
         <w:rPr>
@@ -2970,10 +4745,7 @@
         <w:t xml:space="preserve">reports/co2_prediction_results.json</w:t>
       </w:r>
       <w:r>
-        <w:t xml:space="preserve"> </w:t>
-      </w:r>
-      <w:r>
-        <w:t xml:space="preserve">before being written here. The claims about integration estimates come from scripts that can be rerun.</w:t>
+        <w:t xml:space="preserve">) before being written in. The claims about integration estimates come from scripts that can be rerun to reproduce the same outputs.</w:t>
       </w:r>
     </w:p>
     <w:p>
@@ -2990,7 +4762,7 @@
         <w:t xml:space="preserve"> </w:t>
       </w:r>
       <w:r>
-        <w:t xml:space="preserve">In extended AI-assisted work, it is not always possible to draw a precise boundary between ideas that originated with me versus with Claude. The engineering framing, scope decisions, and interpretation of results are mine. The implementation and prose are collaborative.</w:t>
+        <w:t xml:space="preserve">In extended AI-assisted work, the precise boundary between ideas that originated with me and ideas that originated with Claude cannot always be drawn. The engineering framing, scope decisions, and interpretation of results are mine. The implementation and prose are collaborative.</w:t>
       </w:r>
     </w:p>
     <w:p>
@@ -3004,17 +4776,17 @@
       <w:pPr>
         <w:pStyle w:val="Heading2"/>
       </w:pPr>
-      <w:bookmarkStart w:id="37" w:name="references"/>
+      <w:bookmarkStart w:id="45" w:name="references"/>
       <w:r>
         <w:t xml:space="preserve">References</w:t>
       </w:r>
-      <w:bookmarkEnd w:id="37"/>
+      <w:bookmarkEnd w:id="45"/>
     </w:p>
     <w:p>
       <w:pPr>
         <w:numPr>
           <w:ilvl w:val="0"/>
-          <w:numId w:val="1002"/>
+          <w:numId w:val="1003"/>
         </w:numPr>
         <w:pStyle w:val="Compact"/>
       </w:pPr>
@@ -3026,7 +4798,7 @@
       <w:pPr>
         <w:numPr>
           <w:ilvl w:val="0"/>
-          <w:numId w:val="1002"/>
+          <w:numId w:val="1003"/>
         </w:numPr>
         <w:pStyle w:val="Compact"/>
       </w:pPr>
@@ -3038,7 +4810,7 @@
       <w:pPr>
         <w:numPr>
           <w:ilvl w:val="0"/>
-          <w:numId w:val="1002"/>
+          <w:numId w:val="1003"/>
         </w:numPr>
         <w:pStyle w:val="Compact"/>
       </w:pPr>
@@ -3050,7 +4822,7 @@
       <w:pPr>
         <w:numPr>
           <w:ilvl w:val="0"/>
-          <w:numId w:val="1002"/>
+          <w:numId w:val="1003"/>
         </w:numPr>
         <w:pStyle w:val="Compact"/>
       </w:pPr>
@@ -3062,19 +4834,31 @@
       <w:pPr>
         <w:numPr>
           <w:ilvl w:val="0"/>
-          <w:numId w:val="1002"/>
+          <w:numId w:val="1003"/>
         </w:numPr>
         <w:pStyle w:val="Compact"/>
       </w:pPr>
       <w:r>
-        <w:t xml:space="preserve">Bureau of Meteorology, Daily Weather Observations, Moorabbin Airport (station 086077). http://www.bom.gov.au/climate/dwo/</w:t>
+        <w:t xml:space="preserve">ASHRAE Standard 62.1: Ventilation and Acceptable Indoor Air Quality, 2022.</w:t>
       </w:r>
     </w:p>
     <w:p>
       <w:pPr>
         <w:numPr>
           <w:ilvl w:val="0"/>
-          <w:numId w:val="1002"/>
+          <w:numId w:val="1003"/>
+        </w:numPr>
+        <w:pStyle w:val="Compact"/>
+      </w:pPr>
+      <w:r>
+        <w:t xml:space="preserve">Bureau of Meteorology, Daily Weather Observations, Moorabbin Airport (station 086077). http://www.bom.gov.au/climate/dwo/</w:t>
+      </w:r>
+    </w:p>
+    <w:p>
+      <w:pPr>
+        <w:numPr>
+          <w:ilvl w:val="0"/>
+          <w:numId w:val="1003"/>
         </w:numPr>
         <w:pStyle w:val="Compact"/>
       </w:pPr>
@@ -3325,6 +5109,9 @@
     <w:abstractNumId w:val="991"/>
   </w:num>
   <w:num w:numId="1002">
+    <w:abstractNumId w:val="991"/>
+  </w:num>
+  <w:num w:numId="1003">
     <w:abstractNumId w:val="991"/>
   </w:num>
 </w:numbering>

--- a/docs/report/MMA3001_Project_Report.docx
+++ b/docs/report/MMA3001_Project_Report.docx
@@ -74,9 +74,9 @@
       <w:pPr>
         <w:pStyle w:val="Heading3"/>
       </w:pPr>
-      <w:bookmarkStart w:id="22" w:name="context-and-physical-background"/>
-      <w:r>
-        <w:t xml:space="preserve">1.1 Context and Physical Background</w:t>
+      <w:bookmarkStart w:id="22" w:name="background"/>
+      <w:r>
+        <w:t xml:space="preserve">1.1 Background</w:t>
       </w:r>
       <w:bookmarkEnd w:id="22"/>
     </w:p>
@@ -85,7 +85,7 @@
         <w:pStyle w:val="FirstParagraph"/>
       </w:pPr>
       <w:r>
-        <w:t xml:space="preserve">Indoor CO₂ concentration is primarily driven by human metabolism. People continuously exhale CO₂ at a rate of approximately 0.2–0.3 litres per minute. In an enclosed space with limited ventilation, this causes CO₂ to accumulate at a rate proportional to the number of occupants and inversely proportional to the ventilation rate. This relationship can be expressed through a first-order mass balance:</w:t>
+        <w:t xml:space="preserve">Indoor air quality in office buildings deteriorates primarily through the accumulation of carbon dioxide (CO₂). Human respiration releases CO₂ continuously at approximately 0.2–0.3 litres per minute per person. In an enclosed space, the indoor concentration evolves according to a first-order mass balance:</w:t>
       </w:r>
     </w:p>
     <w:p>
@@ -148,34 +148,37 @@
           <m:r>
             <m:t>λ</m:t>
           </m:r>
-          <m:r>
-            <m:t>(</m:t>
-          </m:r>
-          <m:r>
-            <m:t>C</m:t>
-          </m:r>
-          <m:r>
-            <m:t>−</m:t>
-          </m:r>
-          <m:sSub>
+          <m:d>
+            <m:dPr>
+              <m:begChr m:val="("/>
+              <m:endChr m:val=")"/>
+              <m:grow/>
+            </m:dPr>
             <m:e>
               <m:r>
                 <m:t>C</m:t>
               </m:r>
+              <m:r>
+                <m:t>−</m:t>
+              </m:r>
+              <m:sSub>
+                <m:e>
+                  <m:r>
+                    <m:t>C</m:t>
+                  </m:r>
+                </m:e>
+                <m:sub>
+                  <m:r>
+                    <m:rPr>
+                      <m:nor/>
+                      <m:sty m:val="p"/>
+                    </m:rPr>
+                    <m:t>out</m:t>
+                  </m:r>
+                </m:sub>
+              </m:sSub>
             </m:e>
-            <m:sub>
-              <m:r>
-                <m:rPr>
-                  <m:nor/>
-                  <m:sty m:val="p"/>
-                </m:rPr>
-                <m:t>out</m:t>
-              </m:r>
-            </m:sub>
-          </m:sSub>
-          <m:r>
-            <m:t>)</m:t>
-          </m:r>
+          </m:d>
         </m:oMath>
       </m:oMathPara>
     </w:p>
@@ -184,7 +187,143 @@
         <w:pStyle w:val="FirstParagraph"/>
       </w:pPr>
       <w:r>
-        <w:t xml:space="preserve">where C is indoor CO₂ concentration (ppm), G is the per-person CO₂ generation rate, N is the number of occupants, V is room volume, λ is the air change rate (ventilation), and C_out is the outdoor concentration (roughly 420 ppm ambient). When N is large and λ is low, C rises steeply. When the HVAC system ramps up λ, C falls.</w:t>
+        <w:t xml:space="preserve">where</w:t>
+      </w:r>
+      <w:r>
+        <w:t xml:space="preserve"> </w:t>
+      </w:r>
+      <m:oMath>
+        <m:r>
+          <m:t>C</m:t>
+        </m:r>
+      </m:oMath>
+      <w:r>
+        <w:t xml:space="preserve"> </w:t>
+      </w:r>
+      <w:r>
+        <w:t xml:space="preserve">is indoor CO₂ concentration (ppm),</w:t>
+      </w:r>
+      <w:r>
+        <w:t xml:space="preserve"> </w:t>
+      </w:r>
+      <m:oMath>
+        <m:r>
+          <m:t>G</m:t>
+        </m:r>
+      </m:oMath>
+      <w:r>
+        <w:t xml:space="preserve"> </w:t>
+      </w:r>
+      <w:r>
+        <w:t xml:space="preserve">is the per-person CO₂ generation rate,</w:t>
+      </w:r>
+      <w:r>
+        <w:t xml:space="preserve"> </w:t>
+      </w:r>
+      <m:oMath>
+        <m:r>
+          <m:t>N</m:t>
+        </m:r>
+      </m:oMath>
+      <w:r>
+        <w:t xml:space="preserve"> </w:t>
+      </w:r>
+      <w:r>
+        <w:t xml:space="preserve">is the number of occupants,</w:t>
+      </w:r>
+      <w:r>
+        <w:t xml:space="preserve"> </w:t>
+      </w:r>
+      <m:oMath>
+        <m:r>
+          <m:t>V</m:t>
+        </m:r>
+      </m:oMath>
+      <w:r>
+        <w:t xml:space="preserve"> </w:t>
+      </w:r>
+      <w:r>
+        <w:t xml:space="preserve">is the room volume,</w:t>
+      </w:r>
+      <w:r>
+        <w:t xml:space="preserve"> </w:t>
+      </w:r>
+      <m:oMath>
+        <m:r>
+          <m:t>λ</m:t>
+        </m:r>
+      </m:oMath>
+      <w:r>
+        <w:t xml:space="preserve"> </w:t>
+      </w:r>
+      <w:r>
+        <w:t xml:space="preserve">is the ventilation rate (air changes per hour), and</w:t>
+      </w:r>
+      <w:r>
+        <w:t xml:space="preserve"> </w:t>
+      </w:r>
+      <m:oMath>
+        <m:sSub>
+          <m:e>
+            <m:r>
+              <m:t>C</m:t>
+            </m:r>
+          </m:e>
+          <m:sub>
+            <m:r>
+              <m:rPr>
+                <m:nor/>
+                <m:sty m:val="p"/>
+              </m:rPr>
+              <m:t>out</m:t>
+            </m:r>
+          </m:sub>
+        </m:sSub>
+      </m:oMath>
+      <w:r>
+        <w:t xml:space="preserve"> </w:t>
+      </w:r>
+      <w:r>
+        <w:t xml:space="preserve">is the ambient outdoor concentration (approximately 420 ppm). When occupancy is high and ventilation is insufficient,</w:t>
+      </w:r>
+      <w:r>
+        <w:t xml:space="preserve"> </w:t>
+      </w:r>
+      <m:oMath>
+        <m:r>
+          <m:t>C</m:t>
+        </m:r>
+      </m:oMath>
+      <w:r>
+        <w:t xml:space="preserve"> </w:t>
+      </w:r>
+      <w:r>
+        <w:t xml:space="preserve">rises. When the HVAC system increases</w:t>
+      </w:r>
+      <w:r>
+        <w:t xml:space="preserve"> </w:t>
+      </w:r>
+      <m:oMath>
+        <m:r>
+          <m:t>λ</m:t>
+        </m:r>
+      </m:oMath>
+      <w:r>
+        <w:t xml:space="preserve">,</w:t>
+      </w:r>
+      <w:r>
+        <w:t xml:space="preserve"> </w:t>
+      </w:r>
+      <m:oMath>
+        <m:r>
+          <m:t>C</m:t>
+        </m:r>
+      </m:oMath>
+      <w:r>
+        <w:t xml:space="preserve"> </w:t>
+      </w:r>
+      <w:r>
+        <w:t xml:space="preserve">falls.</w:t>
       </w:r>
     </w:p>
     <w:p>
@@ -192,7 +331,33 @@
         <w:pStyle w:val="BodyText"/>
       </w:pPr>
       <w:r>
-        <w:t xml:space="preserve">This means CO₂ concentration is a</w:t>
+        <w:t xml:space="preserve">CO₂ concentration is therefore a direct, measurable proxy for both occupancy load and ventilation adequacy. ASHRAE Standard 62.1 identifies sustained indoor CO₂ above 1000 ppm as indicative of inadequate ventilation. Peer-reviewed studies have demonstrated measurable reductions in cognitive performance at concentrations of 1000 ppm, with more pronounced effects above 2500 ppm.</w:t>
+      </w:r>
+    </w:p>
+    <w:p>
+      <w:pPr>
+        <w:pStyle w:val="Heading3"/>
+      </w:pPr>
+      <w:bookmarkStart w:id="23" w:name="the-problem-being-solved"/>
+      <w:r>
+        <w:t xml:space="preserve">1.2 The Problem Being Solved</w:t>
+      </w:r>
+      <w:bookmarkEnd w:id="23"/>
+    </w:p>
+    <w:p>
+      <w:pPr>
+        <w:pStyle w:val="FirstParagraph"/>
+      </w:pPr>
+      <w:r>
+        <w:t xml:space="preserve">Most building management systems today control ventilation reactively: CO₂ is measured; if it exceeds a threshold, ventilation increases. The delay between CO₂ rising and the HVAC system responding means occupants are already exposed to degraded air quality before any corrective action is taken. Furthermore, reactive systems tend to overshoot — fans ramp to full capacity after the problem has already developed, consuming more energy than a smooth, anticipatory response would require.</w:t>
+      </w:r>
+    </w:p>
+    <w:p>
+      <w:pPr>
+        <w:pStyle w:val="BodyText"/>
+      </w:pPr>
+      <w:r>
+        <w:t xml:space="preserve">This project addresses the question:</w:t>
       </w:r>
       <w:r>
         <w:t xml:space="preserve"> </w:t>
@@ -201,51 +366,13 @@
         <w:rPr>
           <w:b/>
         </w:rPr>
-        <w:t xml:space="preserve">real-time proxy for both occupancy load and ventilation adequacy</w:t>
-      </w:r>
-      <w:r>
-        <w:t xml:space="preserve">. It is used in practice as the primary indicator variable for demand-controlled ventilation (DCV) systems.</w:t>
-      </w:r>
-    </w:p>
-    <w:p>
-      <w:pPr>
-        <w:pStyle w:val="Heading3"/>
-      </w:pPr>
-      <w:bookmarkStart w:id="23" w:name="the-problem"/>
-      <w:r>
-        <w:t xml:space="preserve">1.2 The Problem</w:t>
-      </w:r>
-      <w:bookmarkEnd w:id="23"/>
-    </w:p>
-    <w:p>
-      <w:pPr>
-        <w:pStyle w:val="FirstParagraph"/>
-      </w:pPr>
-      <w:r>
-        <w:t xml:space="preserve">Most building management systems today operate on a reactive feedback loop: CO₂ is measured, and if it exceeds a set threshold (typically 800–1000 ppm), ventilation increases. The lag between the CO₂ rising and the HVAC responding means occupants are already in degraded air quality by the time action is taken. ASHRAE Standard 62.1 identifies CO₂ above 1000 ppm as indicative of inadequate ventilation. Effects at elevated CO₂ include reduced cognitive performance (demonstrated at 1000 ppm in published studies), drowsiness, and headache at higher concentrations.</w:t>
-      </w:r>
-    </w:p>
-    <w:p>
-      <w:pPr>
-        <w:pStyle w:val="BodyText"/>
-      </w:pPr>
-      <w:r>
-        <w:t xml:space="preserve">The problem addressed in this project is:</w:t>
-      </w:r>
-      <w:r>
-        <w:t xml:space="preserve"> </w:t>
-      </w:r>
-      <w:r>
-        <w:rPr>
-          <w:b/>
-        </w:rPr>
-        <w:t xml:space="preserve">can CO₂ 15 minutes from now be predicted from the current sensor readings and building state?</w:t>
-      </w:r>
-      <w:r>
-        <w:t xml:space="preserve"> </w:t>
-      </w:r>
-      <w:r>
-        <w:t xml:space="preserve">A 15-minute forecast horizon gives a building management system enough lead time to begin increasing ventilation before the threshold is crossed.</w:t>
+        <w:t xml:space="preserve">can CO₂ concentration 15 minutes from now be predicted accurately from current sensor readings and building state?</w:t>
+      </w:r>
+      <w:r>
+        <w:t xml:space="preserve"> </w:t>
+      </w:r>
+      <w:r>
+        <w:t xml:space="preserve">A 15-minute forecast provides sufficient lead time for a building management system to begin increasing ventilation before a threshold is crossed, improving both occupant wellbeing and energy efficiency.</w:t>
       </w:r>
     </w:p>
     <w:p>
@@ -265,16 +392,16 @@
         <w:t xml:space="preserve">supervised regression problem</w:t>
       </w:r>
       <w:r>
-        <w:t xml:space="preserve">: the input is a vector of current measurements and engineered temporal features, and the output is a continuous scalar (predicted ppm). Four regression methods from MMA3001 Week 5 are trained and compared, and the contribution of building occupancy data to prediction accuracy is specifically tested.</w:t>
+        <w:t xml:space="preserve">: a function is learned that maps a vector of current measurements and engineered time features to a single predicted CO₂ value. Four regression methods from MMA3001 Week 5 are trained and compared on the same dataset, and the contribution of building occupancy data to prediction accuracy is explicitly tested.</w:t>
       </w:r>
     </w:p>
     <w:p>
       <w:pPr>
         <w:pStyle w:val="Heading3"/>
       </w:pPr>
-      <w:bookmarkStart w:id="24" w:name="why-this-matters"/>
-      <w:r>
-        <w:t xml:space="preserve">1.3 Why This Matters</w:t>
+      <w:bookmarkStart w:id="24" w:name="scope"/>
+      <w:r>
+        <w:t xml:space="preserve">1.3 Scope</w:t>
       </w:r>
       <w:bookmarkEnd w:id="24"/>
     </w:p>
@@ -283,25 +410,7 @@
         <w:pStyle w:val="FirstParagraph"/>
       </w:pPr>
       <w:r>
-        <w:t xml:space="preserve">A predictive model that can reduce the average delay between rising CO₂ and ventilation response by even 15 minutes has measurable occupant health and energy benefits. Reactive systems often overshoot — fans spin up fully when CO₂ is already high, then drop back. A predictive approach allows a smoother, earlier ramp-up that uses less energy and keeps CO₂ below the threshold more consistently.</w:t>
-      </w:r>
-    </w:p>
-    <w:p>
-      <w:pPr>
-        <w:pStyle w:val="Heading3"/>
-      </w:pPr>
-      <w:bookmarkStart w:id="25" w:name="scope-and-limitations"/>
-      <w:r>
-        <w:t xml:space="preserve">1.4 Scope and Limitations</w:t>
-      </w:r>
-      <w:bookmarkEnd w:id="25"/>
-    </w:p>
-    <w:p>
-      <w:pPr>
-        <w:pStyle w:val="FirstParagraph"/>
-      </w:pPr>
-      <w:r>
-        <w:t xml:space="preserve">This project is limited to one sensor in one building. The sensor has no documented room location (Section 6), which means the occupancy-CO₂ relationship cannot be fully exploited. The results establish whether short-term CO₂ forecasting is viable from sensor history alone, and whether adding building occupancy data helps. Both questions are answered empirically.</w:t>
+        <w:t xml:space="preserve">This analysis is limited to one environmental sensor in one building. The sensor has no documented room location (discussed in Section 6), which limits how well building occupancy can be linked to CO₂ at this location. The results establish whether short-term CO₂ prediction is achievable from sensor history alone and whether occupancy data provides any additional predictive value.</w:t>
       </w:r>
     </w:p>
     <w:p>
@@ -315,28 +424,28 @@
       <w:pPr>
         <w:pStyle w:val="Heading2"/>
       </w:pPr>
-      <w:bookmarkStart w:id="26" w:name="inputs-and-outputs"/>
+      <w:bookmarkStart w:id="25" w:name="inputs-and-outputs"/>
       <w:r>
         <w:t xml:space="preserve">2. Inputs and Outputs</w:t>
       </w:r>
+      <w:bookmarkEnd w:id="25"/>
+    </w:p>
+    <w:p>
+      <w:pPr>
+        <w:pStyle w:val="Heading3"/>
+      </w:pPr>
+      <w:bookmarkStart w:id="26" w:name="problem-formulation"/>
+      <w:r>
+        <w:t xml:space="preserve">2.1 Problem Formulation</w:t>
+      </w:r>
       <w:bookmarkEnd w:id="26"/>
     </w:p>
     <w:p>
       <w:pPr>
-        <w:pStyle w:val="Heading3"/>
-      </w:pPr>
-      <w:bookmarkStart w:id="27" w:name="problem-formulation"/>
-      <w:r>
-        <w:t xml:space="preserve">2.1 Problem Formulation</w:t>
-      </w:r>
-      <w:bookmarkEnd w:id="27"/>
-    </w:p>
-    <w:p>
-      <w:pPr>
         <w:pStyle w:val="FirstParagraph"/>
       </w:pPr>
       <w:r>
-        <w:t xml:space="preserve">Formally, the task is to learn a function</w:t>
+        <w:t xml:space="preserve">The prediction task can be stated formally as: learn a function</w:t>
       </w:r>
       <w:r>
         <w:t xml:space="preserve"> </w:t>
@@ -350,7 +459,7 @@
         <w:t xml:space="preserve"> </w:t>
       </w:r>
       <w:r>
-        <w:t xml:space="preserve">such that:</w:t>
+        <w:t xml:space="preserve">such that</w:t>
       </w:r>
     </w:p>
     <w:p>
@@ -394,105 +503,127 @@
             <m:t>f</m:t>
           </m:r>
           <m:r>
-            <m:t>(</m:t>
+            <m:t>​</m:t>
           </m:r>
-          <m:sSub>
+          <m:d>
+            <m:dPr>
+              <m:begChr m:val="("/>
+              <m:endChr m:val=")"/>
+              <m:grow/>
+            </m:dPr>
             <m:e>
-              <m:r>
-                <m:t>C</m:t>
-              </m:r>
-            </m:e>
-            <m:sub>
-              <m:r>
-                <m:t>t</m:t>
-              </m:r>
-            </m:sub>
-          </m:sSub>
-          <m:r>
-            <m:t>,</m:t>
-          </m:r>
-          <m:sSub>
-            <m:e>
-              <m:r>
-                <m:t>C</m:t>
-              </m:r>
-            </m:e>
-            <m:sub>
-              <m:r>
-                <m:t>t</m:t>
-              </m:r>
-              <m:r>
-                <m:t>−</m:t>
-              </m:r>
-              <m:r>
-                <m:t>1</m:t>
-              </m:r>
-            </m:sub>
-          </m:sSub>
-          <m:r>
-            <m:t>,</m:t>
-          </m:r>
-          <m:sSub>
-            <m:e>
-              <m:acc>
-                <m:accPr>
-                  <m:chr m:val="‾"/>
-                </m:accPr>
+              <m:sSub>
                 <m:e>
                   <m:r>
                     <m:t>C</m:t>
                   </m:r>
                 </m:e>
-              </m:acc>
+                <m:sub>
+                  <m:r>
+                    <m:t>t</m:t>
+                  </m:r>
+                </m:sub>
+              </m:sSub>
+              <m:r>
+                <m:t>,</m:t>
+              </m:r>
+              <m:r>
+                <m:t> </m:t>
+              </m:r>
+              <m:sSub>
+                <m:e>
+                  <m:r>
+                    <m:t>C</m:t>
+                  </m:r>
+                </m:e>
+                <m:sub>
+                  <m:r>
+                    <m:t>t</m:t>
+                  </m:r>
+                  <m:r>
+                    <m:t>−</m:t>
+                  </m:r>
+                  <m:r>
+                    <m:t>1</m:t>
+                  </m:r>
+                </m:sub>
+              </m:sSub>
+              <m:r>
+                <m:t>,</m:t>
+              </m:r>
+              <m:r>
+                <m:t> </m:t>
+              </m:r>
+              <m:sSub>
+                <m:e>
+                  <m:acc>
+                    <m:accPr>
+                      <m:chr m:val="‾"/>
+                    </m:accPr>
+                    <m:e>
+                      <m:r>
+                        <m:t>C</m:t>
+                      </m:r>
+                    </m:e>
+                  </m:acc>
+                </m:e>
+                <m:sub>
+                  <m:r>
+                    <m:t>t</m:t>
+                  </m:r>
+                  <m:r>
+                    <m:t>−</m:t>
+                  </m:r>
+                  <m:r>
+                    <m:t>1</m:t>
+                  </m:r>
+                  <m:r>
+                    <m:rPr>
+                      <m:nor/>
+                      <m:sty m:val="p"/>
+                    </m:rPr>
+                    <m:t>h</m:t>
+                  </m:r>
+                </m:sub>
+              </m:sSub>
+              <m:r>
+                <m:t>,</m:t>
+              </m:r>
+              <m:r>
+                <m:t> </m:t>
+              </m:r>
+              <m:sSub>
+                <m:e>
+                  <m:r>
+                    <m:t>O</m:t>
+                  </m:r>
+                </m:e>
+                <m:sub>
+                  <m:r>
+                    <m:t>t</m:t>
+                  </m:r>
+                </m:sub>
+              </m:sSub>
+              <m:r>
+                <m:t>,</m:t>
+              </m:r>
+              <m:r>
+                <m:t> </m:t>
+              </m:r>
+              <m:sSub>
+                <m:e>
+                  <m:r>
+                    <m:t>τ</m:t>
+                  </m:r>
+                </m:e>
+                <m:sub>
+                  <m:r>
+                    <m:t>t</m:t>
+                  </m:r>
+                </m:sub>
+              </m:sSub>
             </m:e>
-            <m:sub>
-              <m:r>
-                <m:t>t</m:t>
-              </m:r>
-              <m:r>
-                <m:t>−</m:t>
-              </m:r>
-              <m:r>
-                <m:t>1</m:t>
-              </m:r>
-              <m:r>
-                <m:t>h</m:t>
-              </m:r>
-            </m:sub>
-          </m:sSub>
-          <m:r>
-            <m:t>,</m:t>
-          </m:r>
-          <m:sSub>
-            <m:e>
-              <m:r>
-                <m:t>O</m:t>
-              </m:r>
-            </m:e>
-            <m:sub>
-              <m:r>
-                <m:t>t</m:t>
-              </m:r>
-            </m:sub>
-          </m:sSub>
-          <m:r>
-            <m:t>,</m:t>
-          </m:r>
-          <m:sSub>
-            <m:e>
-              <m:r>
-                <m:t>τ</m:t>
-              </m:r>
-            </m:e>
-            <m:sub>
-              <m:r>
-                <m:t>t</m:t>
-              </m:r>
-            </m:sub>
-          </m:sSub>
-          <m:r>
-            <m:t>)</m:t>
-          </m:r>
+          </m:d>
         </m:oMath>
       </m:oMathPara>
     </w:p>
@@ -553,7 +684,7 @@
         <w:t xml:space="preserve"> </w:t>
       </w:r>
       <w:r>
-        <w:t xml:space="preserve">is the reading one 15-minute bin ago,</w:t>
+        <w:t xml:space="preserve">is the reading from 15 minutes ago,</w:t>
       </w:r>
       <w:r>
         <w:t xml:space="preserve"> </w:t>
@@ -583,6 +714,10 @@
               <m:t>1</m:t>
             </m:r>
             <m:r>
+              <m:rPr>
+                <m:nor/>
+                <m:sty m:val="p"/>
+              </m:rPr>
               <m:t>h</m:t>
             </m:r>
           </m:sub>
@@ -592,7 +727,7 @@
         <w:t xml:space="preserve"> </w:t>
       </w:r>
       <w:r>
-        <w:t xml:space="preserve">is the rolling 1-hour mean,</w:t>
+        <w:t xml:space="preserve">is the 1-hour rolling mean,</w:t>
       </w:r>
       <w:r>
         <w:t xml:space="preserve"> </w:t>
@@ -615,7 +750,7 @@
         <w:t xml:space="preserve"> </w:t>
       </w:r>
       <w:r>
-        <w:t xml:space="preserve">is building occupancy at time</w:t>
+        <w:t xml:space="preserve">is the number of occupied building zones at time</w:t>
       </w:r>
       <w:r>
         <w:t xml:space="preserve"> </w:t>
@@ -649,7 +784,7 @@
         <w:t xml:space="preserve"> </w:t>
       </w:r>
       <w:r>
-        <w:t xml:space="preserve">encodes the temporal context (time of day, day of week). The target</w:t>
+        <w:t xml:space="preserve">encodes the temporal context (time of day, day of week). The output</w:t>
       </w:r>
       <w:r>
         <w:t xml:space="preserve"> </w:t>
@@ -685,7 +820,7 @@
         <w:t xml:space="preserve"> </w:t>
       </w:r>
       <w:r>
-        <w:t xml:space="preserve">is the predicted CO₂ one bin (15 minutes) ahead.</w:t>
+        <w:t xml:space="preserve">is the predicted CO₂ concentration one 15-minute bin (15 minutes) ahead.</w:t>
       </w:r>
     </w:p>
     <w:p>
@@ -693,7 +828,7 @@
         <w:pStyle w:val="BodyText"/>
       </w:pPr>
       <w:r>
-        <w:t xml:space="preserve">This formulation treats the problem as a</w:t>
+        <w:t xml:space="preserve">This formulation uses CO₂ as an</w:t>
       </w:r>
       <w:r>
         <w:t xml:space="preserve"> </w:t>
@@ -702,21 +837,24 @@
         <w:rPr>
           <w:b/>
         </w:rPr>
-        <w:t xml:space="preserve">lag-feature regression</w:t>
-      </w:r>
-      <w:r>
-        <w:t xml:space="preserve">, where past values of the target variable serve as autoregressive predictors. This is appropriate here because CO₂ dynamics are strongly autoregressive — the current reading is the single best predictor of the next reading, and the trend over the past hour captures whether CO₂ is rising, stable, or falling.</w:t>
+        <w:t xml:space="preserve">autoregressive</w:t>
+      </w:r>
+      <w:r>
+        <w:t xml:space="preserve"> </w:t>
+      </w:r>
+      <w:r>
+        <w:t xml:space="preserve">predictor of itself. The physical justification is clear from the mass-balance equation: the future concentration depends on where it is now, which direction it is trending, and the recent context that drives that trend.</w:t>
       </w:r>
     </w:p>
     <w:p>
       <w:pPr>
         <w:pStyle w:val="Heading3"/>
       </w:pPr>
-      <w:bookmarkStart w:id="28" w:name="input-features"/>
+      <w:bookmarkStart w:id="27" w:name="input-features"/>
       <w:r>
         <w:t xml:space="preserve">2.2 Input Features</w:t>
       </w:r>
-      <w:bookmarkEnd w:id="28"/>
+      <w:bookmarkEnd w:id="27"/>
     </w:p>
     <w:tbl>
       <w:tblPr>
@@ -798,7 +936,7 @@
               <w:jc w:val="left"/>
             </w:pPr>
             <w:r>
-              <w:t xml:space="preserve">Description and Rationale</w:t>
+              <w:t xml:space="preserve">Description</w:t>
             </w:r>
           </w:p>
         </w:tc>
@@ -825,7 +963,7 @@
               <w:jc w:val="left"/>
             </w:pPr>
             <w:r>
-              <w:t xml:space="preserve">ppm (float)</w:t>
+              <w:t xml:space="preserve">ppm, continuous</w:t>
             </w:r>
           </w:p>
         </w:tc>
@@ -847,7 +985,7 @@
               <w:jc w:val="left"/>
             </w:pPr>
             <w:r>
-              <w:t xml:space="preserve">Current CO₂ reading. The primary autoregressive predictor — the strongest single signal for what CO₂ will be 15 minutes later.</w:t>
+              <w:t xml:space="preserve">CO₂ at the current 15-minute bin. The strongest single predictor of the next reading, because CO₂ dynamics are strongly autoregressive over short horizons.</w:t>
             </w:r>
           </w:p>
         </w:tc>
@@ -874,7 +1012,7 @@
               <w:jc w:val="left"/>
             </w:pPr>
             <w:r>
-              <w:t xml:space="preserve">ppm (float)</w:t>
+              <w:t xml:space="preserve">ppm, continuous</w:t>
             </w:r>
           </w:p>
         </w:tc>
@@ -896,7 +1034,7 @@
               <w:jc w:val="left"/>
             </w:pPr>
             <w:r>
-              <w:t xml:space="preserve">CO₂ from 15 minutes ago. Together with</w:t>
+              <w:t xml:space="preserve">CO₂ from 15 minutes ago. Combined with</w:t>
             </w:r>
             <w:r>
               <w:t xml:space="preserve"> </w:t>
@@ -908,7 +1046,7 @@
               <w:t xml:space="preserve">co2_now</w:t>
             </w:r>
             <w:r>
-              <w:t xml:space="preserve">, this gives the instantaneous rate of change (slope of the CO₂ trend).</w:t>
+              <w:t xml:space="preserve">, this gives the instantaneous rate of change — whether CO₂ is rising, falling, or stable at the moment of prediction.</w:t>
             </w:r>
           </w:p>
         </w:tc>
@@ -935,7 +1073,7 @@
               <w:jc w:val="left"/>
             </w:pPr>
             <w:r>
-              <w:t xml:space="preserve">ppm (float)</w:t>
+              <w:t xml:space="preserve">ppm, continuous</w:t>
             </w:r>
           </w:p>
         </w:tc>
@@ -957,7 +1095,7 @@
               <w:jc w:val="left"/>
             </w:pPr>
             <w:r>
-              <w:t xml:space="preserve">Mean over the preceding four bins (1 hour). Captures the medium-term trend direction — whether CO₂ has been rising, flat, or falling over the past hour, which is more informative than a single lag for predicting near-term behaviour.</w:t>
+              <w:t xml:space="preserve">Mean of the preceding four 15-minute bins (1 hour). Captures the medium-term trend — whether CO₂ has been consistently rising through the morning, plateauing, or declining as ventilation increases.</w:t>
             </w:r>
           </w:p>
         </w:tc>
@@ -984,7 +1122,7 @@
               <w:jc w:val="left"/>
             </w:pPr>
             <w:r>
-              <w:t xml:space="preserve">integer 0–5</w:t>
+              <w:t xml:space="preserve">integer, discrete</w:t>
             </w:r>
           </w:p>
         </w:tc>
@@ -1006,7 +1144,21 @@
               <w:jc w:val="left"/>
             </w:pPr>
             <w:r>
-              <w:t xml:space="preserve">Number of the 5 monitored occupancy zones currently occupied. Included to test whether building-level occupancy improves forecasts. Based on the mass balance equation in Section 1.1, occupancy directly drives CO₂ generation, so it should in principle help — though this depends on whether the sensor is actually in one of the monitored zones (investigated in Section 6).</w:t>
+              <w:t xml:space="preserve">Number of the five monitored occupancy zones currently occupied. Included because, from the mass-balance equation,</w:t>
+            </w:r>
+            <w:r>
+              <w:t xml:space="preserve"> </w:t>
+            </w:r>
+            <m:oMath>
+              <m:r>
+                <m:t>N</m:t>
+              </m:r>
+            </m:oMath>
+            <w:r>
+              <w:t xml:space="preserve"> </w:t>
+            </w:r>
+            <w:r>
+              <w:t xml:space="preserve">directly drives CO₂ generation. Whether this variable is actually useful depends on whether the sensor is co-located with a monitored zone — this is tested empirically in Section 4.</w:t>
             </w:r>
           </w:p>
         </w:tc>
@@ -1045,7 +1197,7 @@
               <w:jc w:val="left"/>
             </w:pPr>
             <w:r>
-              <w:t xml:space="preserve">float</w:t>
+              <w:t xml:space="preserve">float, continuous</w:t>
             </w:r>
           </w:p>
         </w:tc>
@@ -1067,7 +1219,83 @@
               <w:jc w:val="left"/>
             </w:pPr>
             <w:r>
-              <w:t xml:space="preserve">Cyclic encoding of hour-of-day. A standard integer hour feature treats hour 0 and hour 23 as 23 steps apart, when they are actually 1 hour apart on a 24-hour cycle. Encoding hour h as (sin(2πh/24), cos(2πh/24)) preserves the circular topology. This captures daily CO₂ patterns: lower overnight, rising through the morning as the building fills, falling on lunch breaks.</w:t>
+              <w:t xml:space="preserve">Cyclic encoding of hour-of-day:</w:t>
+            </w:r>
+            <w:r>
+              <w:t xml:space="preserve"> </w:t>
+            </w:r>
+            <m:oMath>
+              <m:r>
+                <m:t>(</m:t>
+              </m:r>
+              <m:r>
+                <m:rPr>
+                  <m:nor/>
+                  <m:sty m:val="p"/>
+                </m:rPr>
+                <m:t>sin</m:t>
+              </m:r>
+              <m:r>
+                <m:t>(</m:t>
+              </m:r>
+              <m:r>
+                <m:t>2</m:t>
+              </m:r>
+              <m:r>
+                <m:t>π</m:t>
+              </m:r>
+              <m:r>
+                <m:t>h</m:t>
+              </m:r>
+              <m:r>
+                <m:t>/</m:t>
+              </m:r>
+              <m:r>
+                <m:t>24</m:t>
+              </m:r>
+              <m:r>
+                <m:t>)</m:t>
+              </m:r>
+              <m:r>
+                <m:t>,</m:t>
+              </m:r>
+              <m:r>
+                <m:t> </m:t>
+              </m:r>
+              <m:r>
+                <m:rPr>
+                  <m:nor/>
+                  <m:sty m:val="p"/>
+                </m:rPr>
+                <m:t>cos</m:t>
+              </m:r>
+              <m:r>
+                <m:t>(</m:t>
+              </m:r>
+              <m:r>
+                <m:t>2</m:t>
+              </m:r>
+              <m:r>
+                <m:t>π</m:t>
+              </m:r>
+              <m:r>
+                <m:t>h</m:t>
+              </m:r>
+              <m:r>
+                <m:t>/</m:t>
+              </m:r>
+              <m:r>
+                <m:t>24</m:t>
+              </m:r>
+              <m:r>
+                <m:t>)</m:t>
+              </m:r>
+              <m:r>
+                <m:t>)</m:t>
+              </m:r>
+            </m:oMath>
+            <w:r>
+              <w:t xml:space="preserve">. A plain integer hour would represent hour 23 and hour 0 as 23 steps apart; this encoding preserves the fact that they are actually 1 hour apart on a 24-hour cycle.</w:t>
             </w:r>
           </w:p>
         </w:tc>
@@ -1106,7 +1334,7 @@
               <w:jc w:val="left"/>
             </w:pPr>
             <w:r>
-              <w:t xml:space="preserve">float</w:t>
+              <w:t xml:space="preserve">float, continuous</w:t>
             </w:r>
           </w:p>
         </w:tc>
@@ -1128,7 +1356,7 @@
               <w:jc w:val="left"/>
             </w:pPr>
             <w:r>
-              <w:t xml:space="preserve">Cyclic encoding of day-of-week, for the same reason. Different days have different occupancy patterns — the Monday-morning ramp-up vs Friday afternoon are distinct signatures.</w:t>
+              <w:t xml:space="preserve">Cyclic encoding of day-of-week, for the same reason. Different weekdays carry different occupancy and ventilation patterns.</w:t>
             </w:r>
           </w:p>
         </w:tc>
@@ -1155,7 +1383,7 @@
               <w:jc w:val="left"/>
             </w:pPr>
             <w:r>
-              <w:t xml:space="preserve">binary 0/1</w:t>
+              <w:t xml:space="preserve">binary</w:t>
             </w:r>
           </w:p>
         </w:tc>
@@ -1177,7 +1405,7 @@
               <w:jc w:val="left"/>
             </w:pPr>
             <w:r>
-              <w:t xml:space="preserve">Explicit weekend indicator. Although day-of-week encoding captures this implicitly, an explicit binary flag makes it easier for linear models to learn the strong weekend/weekday distinction in CO₂ patterns (near-ambient levels on weekends vs. occupied-building levels on weekdays).</w:t>
+              <w:t xml:space="preserve">1 if Saturday or Sunday. Weekend CO₂ patterns differ substantially from weekdays (near-ambient levels most of the day). An explicit binary flag makes this distinction easy for linear models to learn.</w:t>
             </w:r>
           </w:p>
         </w:tc>
@@ -1191,31 +1419,31 @@
         <w:rPr>
           <w:b/>
         </w:rPr>
-        <w:t xml:space="preserve">Total features:</w:t>
-      </w:r>
-      <w:r>
-        <w:t xml:space="preserve"> </w:t>
-      </w:r>
-      <w:r>
-        <w:t xml:space="preserve">9 (including both components of each cyclic pair).</w:t>
+        <w:t xml:space="preserve">Total:</w:t>
+      </w:r>
+      <w:r>
+        <w:t xml:space="preserve"> </w:t>
+      </w:r>
+      <w:r>
+        <w:t xml:space="preserve">9 features (each cyclic pair contributes two).</w:t>
       </w:r>
     </w:p>
     <w:p>
       <w:pPr>
         <w:pStyle w:val="Heading3"/>
       </w:pPr>
-      <w:bookmarkStart w:id="29" w:name="handling-missing-and-invalid-inputs"/>
+      <w:bookmarkStart w:id="28" w:name="handling-missing-and-invalid-inputs"/>
       <w:r>
         <w:t xml:space="preserve">2.3 Handling Missing and Invalid Inputs</w:t>
       </w:r>
-      <w:bookmarkEnd w:id="29"/>
+      <w:bookmarkEnd w:id="28"/>
     </w:p>
     <w:p>
       <w:pPr>
         <w:pStyle w:val="FirstParagraph"/>
       </w:pPr>
       <w:r>
-        <w:t xml:space="preserve">Missing CO₂ readings arise from sensor outages. A 636-day outage is the primary data loss event (Section 5). The handling policy is:</w:t>
+        <w:t xml:space="preserve">CO₂ readings are absent wherever the sensor experienced an outage. A 636-day outage is the dominant data loss event. The missing-data policy is as follows:</w:t>
       </w:r>
     </w:p>
     <w:p>
@@ -1227,13 +1455,7 @@
         <w:pStyle w:val="Compact"/>
       </w:pPr>
       <w:r>
-        <w:rPr>
-          <w:b/>
-        </w:rPr>
-        <w:t xml:space="preserve">Drop rows where any required value is absent</w:t>
-      </w:r>
-      <w:r>
-        <w:t xml:space="preserve">, rather than imputing. To construct one training row, four values must all be real:</w:t>
+        <w:t xml:space="preserve">Any row where</w:t>
       </w:r>
       <w:r>
         <w:t xml:space="preserve"> </w:t>
@@ -1257,7 +1479,19 @@
         <w:t xml:space="preserve">co2_lag1</w:t>
       </w:r>
       <w:r>
-        <w:t xml:space="preserve">, the 1-hour rolling mean, and the target (CO₂ 15 minutes ahead). If any is missing — because it falls in a gap — the row is dropped.</w:t>
+        <w:t xml:space="preserve">, the 1-hour rolling mean, or the 15-minute-ahead target value is absent is</w:t>
+      </w:r>
+      <w:r>
+        <w:t xml:space="preserve"> </w:t>
+      </w:r>
+      <w:r>
+        <w:rPr>
+          <w:b/>
+        </w:rPr>
+        <w:t xml:space="preserve">dropped entirely</w:t>
+      </w:r>
+      <w:r>
+        <w:t xml:space="preserve">. No value is fabricated to fill a gap.</w:t>
       </w:r>
     </w:p>
     <w:p>
@@ -1269,37 +1503,15 @@
         <w:pStyle w:val="Compact"/>
       </w:pPr>
       <w:r>
-        <w:rPr>
-          <w:b/>
-        </w:rPr>
-        <w:t xml:space="preserve">No interpolation across gaps.</w:t>
-      </w:r>
-      <w:r>
-        <w:t xml:space="preserve"> </w:t>
-      </w:r>
-      <w:r>
-        <w:t xml:space="preserve">Imputing a value 636 days into a gap would produce a fabricated reading with no physical basis. The drop policy trades dataset size for correctness.</w:t>
-      </w:r>
-    </w:p>
-    <w:p>
-      <w:pPr>
-        <w:numPr>
-          <w:ilvl w:val="0"/>
-          <w:numId w:val="1001"/>
-        </w:numPr>
-        <w:pStyle w:val="Compact"/>
-      </w:pPr>
-      <w:r>
-        <w:rPr>
-          <w:b/>
-        </w:rPr>
-        <w:t xml:space="preserve">Scale:</w:t>
-      </w:r>
-      <w:r>
-        <w:t xml:space="preserve"> </w:t>
-      </w:r>
-      <w:r>
-        <w:t xml:space="preserve">84,576 candidate 15-minute timestamps are in the raw log; 17,010 (20.1%) pass all four availability checks and are retained.</w:t>
+        <w:t xml:space="preserve">Imputing values across a 636-day outage would introduce hundreds of thousands of invented readings with no physical basis. Dropping rows is the correct approach despite the loss in dataset size.</w:t>
+      </w:r>
+    </w:p>
+    <w:p>
+      <w:pPr>
+        <w:pStyle w:val="FirstParagraph"/>
+      </w:pPr>
+      <w:r>
+        <w:t xml:space="preserve">The figure below shows the impact:</w:t>
       </w:r>
     </w:p>
     <w:p>
@@ -1311,7 +1523,7 @@
           <wp:inline>
             <wp:extent cx="5334000" cy="2610734"/>
             <wp:effectExtent b="0" l="0" r="0" t="0"/>
-            <wp:docPr descr="Data pipeline: raw timestamps, dropped rows, and usable rows retained for modelling" title="" id="1" name="Picture"/>
+            <wp:docPr descr="Data pipeline: raw candidate timestamps versus dropped rows versus rows retained for modelling" title="" id="1" name="Picture"/>
             <a:graphic>
               <a:graphicData uri="http://schemas.openxmlformats.org/drawingml/2006/picture">
                 <pic:pic>
@@ -1322,7 +1534,7 @@
                     </pic:cNvPicPr>
                   </pic:nvPicPr>
                   <pic:blipFill>
-                    <a:blip r:embed="rId30"/>
+                    <a:blip r:embed="rId29"/>
                     <a:stretch>
                       <a:fillRect/>
                     </a:stretch>
@@ -1354,18 +1566,26 @@
         <w:pStyle w:val="ImageCaption"/>
       </w:pPr>
       <w:r>
-        <w:t xml:space="preserve">Data pipeline: raw timestamps, dropped rows, and usable rows retained for modelling</w:t>
+        <w:t xml:space="preserve">Data pipeline: raw candidate timestamps versus dropped rows versus rows retained for modelling</w:t>
+      </w:r>
+    </w:p>
+    <w:p>
+      <w:pPr>
+        <w:pStyle w:val="BodyText"/>
+      </w:pPr>
+      <w:r>
+        <w:t xml:space="preserve">Of 84,576 candidate 15-minute timestamps in the raw log, 17,010 (20.1%) have all four required values present and are retained for modelling. The remaining 67,566 rows (79.9%) are dropped.</w:t>
       </w:r>
     </w:p>
     <w:p>
       <w:pPr>
         <w:pStyle w:val="Heading3"/>
       </w:pPr>
-      <w:bookmarkStart w:id="31" w:name="output"/>
+      <w:bookmarkStart w:id="30" w:name="output"/>
       <w:r>
         <w:t xml:space="preserve">2.4 Output</w:t>
       </w:r>
-      <w:bookmarkEnd w:id="31"/>
+      <w:bookmarkEnd w:id="30"/>
     </w:p>
     <w:tbl>
       <w:tblPr>
@@ -1374,10 +1594,9 @@
         <w:tblLook w:firstRow="1"/>
       </w:tblPr>
       <w:tblGrid>
-        <w:gridCol w:w="1980"/>
-        <w:gridCol w:w="1980"/>
-        <w:gridCol w:w="1980"/>
-        <w:gridCol w:w="1980"/>
+        <w:gridCol w:w="2640"/>
+        <w:gridCol w:w="2640"/>
+        <w:gridCol w:w="2640"/>
       </w:tblGrid>
       <w:tr>
         <w:trPr>
@@ -1430,24 +1649,7 @@
               <w:jc w:val="left"/>
             </w:pPr>
             <w:r>
-              <w:t xml:space="preserve">Type</w:t>
-            </w:r>
-          </w:p>
-        </w:tc>
-        <w:tc>
-          <w:tcPr>
-            <w:tcBorders>
-              <w:bottom w:val="single"/>
-            </w:tcBorders>
-            <w:vAlign w:val="bottom"/>
-          </w:tcPr>
-          <w:p>
-            <w:pPr>
-              <w:pStyle w:val="Compact"/>
-              <w:jc w:val="left"/>
-            </w:pPr>
-            <w:r>
-              <w:t xml:space="preserve">Interpretation</w:t>
+              <w:t xml:space="preserve">Description</w:t>
             </w:r>
           </w:p>
         </w:tc>
@@ -1471,18 +1673,7 @@
               <w:jc w:val="left"/>
             </w:pPr>
             <w:r>
-              <w:t xml:space="preserve">ppm</w:t>
-            </w:r>
-          </w:p>
-        </w:tc>
-        <w:tc>
-          <w:p>
-            <w:pPr>
-              <w:pStyle w:val="Compact"/>
-              <w:jc w:val="left"/>
-            </w:pPr>
-            <w:r>
-              <w:t xml:space="preserve">float</w:t>
+              <w:t xml:space="preserve">ppm, continuous</w:t>
             </w:r>
           </w:p>
         </w:tc>
@@ -1504,24 +1695,7 @@
         <w:pStyle w:val="BodyText"/>
       </w:pPr>
       <w:r>
-        <w:t xml:space="preserve">The output is a single continuous scalar. It represents the model’s best estimate of what the sensor will read at time</w:t>
-      </w:r>
-      <w:r>
-        <w:t xml:space="preserve"> </w:t>
-      </w:r>
-      <m:oMath>
-        <m:r>
-          <m:t>t</m:t>
-        </m:r>
-        <m:r>
-          <m:t>+</m:t>
-        </m:r>
-        <m:r>
-          <m:t>1</m:t>
-        </m:r>
-      </m:oMath>
-      <w:r>
-        <w:t xml:space="preserve">. The model does not apply a threshold or issue a binary alert — that decision logic belongs to the building management system that would consume the forecast. A typical deployment rule might be: if predicted CO₂ &gt; 750 ppm, begin increasing ventilation now; if &gt; 900 ppm, ramp to full ventilation. The 750 ppm trigger (50 ppm below the 800 ppm concern threshold) provides a buffer that accounts for model prediction error.</w:t>
+        <w:t xml:space="preserve">The output is a single continuous value. It represents the model’s best estimate of what the sensor will read at the next 15-minute interval. The model does not apply a threshold or issue a ventilation command — that decision logic belongs to the building management system consuming the forecast. A practical deployment rule might set an early-warning trigger at 750 ppm (50 ppm below the 800 ppm concern threshold) to account for the model’s prediction error margin.</w:t>
       </w:r>
     </w:p>
     <w:p>
@@ -1535,21 +1709,21 @@
       <w:pPr>
         <w:pStyle w:val="Heading2"/>
       </w:pPr>
-      <w:bookmarkStart w:id="32" w:name="computational-solution"/>
+      <w:bookmarkStart w:id="31" w:name="computational-solution"/>
       <w:r>
         <w:t xml:space="preserve">3. Computational Solution</w:t>
       </w:r>
+      <w:bookmarkEnd w:id="31"/>
+    </w:p>
+    <w:p>
+      <w:pPr>
+        <w:pStyle w:val="Heading3"/>
+      </w:pPr>
+      <w:bookmarkStart w:id="32" w:name="implementation"/>
+      <w:r>
+        <w:t xml:space="preserve">3.1 Implementation</w:t>
+      </w:r>
       <w:bookmarkEnd w:id="32"/>
-    </w:p>
-    <w:p>
-      <w:pPr>
-        <w:pStyle w:val="Heading3"/>
-      </w:pPr>
-      <w:bookmarkStart w:id="33" w:name="how-each-method-works"/>
-      <w:r>
-        <w:t xml:space="preserve">3.1 How Each Method Works</w:t>
-      </w:r>
-      <w:bookmarkEnd w:id="33"/>
     </w:p>
     <w:p>
       <w:pPr>
@@ -1571,7 +1745,7 @@
         <w:t xml:space="preserve"> </w:t>
       </w:r>
       <w:r>
-        <w:t xml:space="preserve">objects with a</w:t>
+        <w:t xml:space="preserve">objects. Each pipeline applies a</w:t>
       </w:r>
       <w:r>
         <w:t xml:space="preserve"> </w:t>
@@ -1586,29 +1760,22 @@
         <w:t xml:space="preserve"> </w:t>
       </w:r>
       <w:r>
-        <w:t xml:space="preserve">preprocessing step followed by the regression estimator. The same preprocessing is applied to all four so that differences in performance reflect the model, not the data scale.</w:t>
-      </w:r>
-    </w:p>
-    <w:p>
-      <w:pPr>
-        <w:pStyle w:val="BodyText"/>
-      </w:pPr>
-      <w:r>
-        <w:rPr>
-          <w:b/>
-        </w:rPr>
-        <w:t xml:space="preserve">StandardScaler</w:t>
-      </w:r>
-      <w:r>
-        <w:t xml:space="preserve"> </w:t>
-      </w:r>
-      <w:r>
-        <w:t xml:space="preserve">transforms each feature to zero mean and unit variance. This is essential for SVR and the neural network, both of which are sensitive to feature magnitude — the RBF kernel computes distances in feature space, and unscaled features with large ranges (CO₂ in ppm vs. binary weekend flag) would distort those distances. For linear regression and decision trees, scaling does not change results but maintains consistency.</w:t>
-      </w:r>
-    </w:p>
-    <w:p>
-      <w:pPr>
-        <w:pStyle w:val="BodyText"/>
+        <w:t xml:space="preserve">preprocessing step before the regression estimator. Standardisation transforms each feature to zero mean and unit variance. This is strictly necessary for SVR and the neural network, both of which are sensitive to feature scale: the RBF kernel computes Euclidean distances in feature space, and unscaled features with large dynamic ranges (CO₂ in ppm versus a binary weekend flag) would distort those distances. Applying the same preprocessing to all four models ensures that any differences in performance are attributable to the model, not to data scale effects.</w:t>
+      </w:r>
+    </w:p>
+    <w:p>
+      <w:pPr>
+        <w:pStyle w:val="Heading3"/>
+      </w:pPr>
+      <w:bookmarkStart w:id="33" w:name="how-each-method-works"/>
+      <w:r>
+        <w:t xml:space="preserve">3.2 How Each Method Works</w:t>
+      </w:r>
+      <w:bookmarkEnd w:id="33"/>
+    </w:p>
+    <w:p>
+      <w:pPr>
+        <w:pStyle w:val="FirstParagraph"/>
       </w:pPr>
       <w:r>
         <w:rPr>
@@ -1620,7 +1787,7 @@
         <w:t xml:space="preserve"> </w:t>
       </w:r>
       <w:r>
-        <w:t xml:space="preserve">fits a hyperplane:</w:t>
+        <w:t xml:space="preserve">fits a hyperplane through the training data by minimising the sum of squared residuals:</w:t>
       </w:r>
     </w:p>
     <w:p>
@@ -1733,7 +1900,19 @@
         <w:pStyle w:val="FirstParagraph"/>
       </w:pPr>
       <w:r>
-        <w:t xml:space="preserve">by minimising the sum of squared residuals. It assumes the relationship between each feature and the target is linear and additive. In the CO₂ context, this means it assumes the contribution of current CO₂ to the forecast is the same regardless of whether it is 450 ppm or 1200 ppm — a simplification that may miss non-linear saturation effects or HVAC switching behaviour.</w:t>
+        <w:t xml:space="preserve">It assumes the contribution of each feature to the forecast is linear and additive. This is a reasonable first assumption for CO₂ trends over short windows, but it cannot represent interactions between features (e.g. </w:t>
+      </w:r>
+      <w:r>
+        <w:t xml:space="preserve">“</w:t>
+      </w:r>
+      <w:r>
+        <w:t xml:space="preserve">high CO₂ on a busy Monday morning predicts a steeper rise than high CO₂ on a quiet Sunday</w:t>
+      </w:r>
+      <w:r>
+        <w:t xml:space="preserve">”</w:t>
+      </w:r>
+      <w:r>
+        <w:t xml:space="preserve">) without explicit interaction terms. It serves as the interpretable baseline: every other method must improve on it to justify its additional complexity.</w:t>
       </w:r>
     </w:p>
     <w:p>
@@ -1750,25 +1929,7 @@
         <w:t xml:space="preserve"> </w:t>
       </w:r>
       <w:r>
-        <w:t xml:space="preserve">partitions the feature space into axis-aligned rectangular regions by recursively splitting on the feature and threshold that minimises variance in the resulting subsets. Each leaf predicts the mean target in that region. It can capture non-linear interactions — for example,</w:t>
-      </w:r>
-      <w:r>
-        <w:t xml:space="preserve"> </w:t>
-      </w:r>
-      <w:r>
-        <w:t xml:space="preserve">“</w:t>
-      </w:r>
-      <w:r>
-        <w:t xml:space="preserve">high CO₂ on a weekday morning implies it will keep rising</w:t>
-      </w:r>
-      <w:r>
-        <w:t xml:space="preserve">”</w:t>
-      </w:r>
-      <w:r>
-        <w:t xml:space="preserve"> </w:t>
-      </w:r>
-      <w:r>
-        <w:t xml:space="preserve">— that a linear model cannot represent without explicit interaction terms. Maximum depth = 8 was used to limit the number of leaves and reduce overfitting.</w:t>
+        <w:t xml:space="preserve">partitions the feature space into rectangular regions using a series of binary splits, each chosen to minimise the variance of the target in the resulting subsets. Each leaf of the tree predicts the mean CO₂ of the training points that fall into it. The tree can capture non-linear patterns and feature interactions without any feature engineering. Its main weakness is a tendency to overfit — a deep tree memorises the training data rather than learning a generalisable pattern. Maximum depth was set to 8 to reduce this risk.</w:t>
       </w:r>
     </w:p>
     <w:p>
@@ -1785,124 +1946,185 @@
         <w:t xml:space="preserve"> </w:t>
       </w:r>
       <w:r>
-        <w:t xml:space="preserve">seeks a function that fits the training data within an ε-insensitive tube while remaining as smooth (low-norm weight vector) as possible. The RBF kernel</w:t>
+        <w:t xml:space="preserve">fits a smooth function by finding a hyperplane (in a high-dimensional space implicitly defined by the kernel) that keeps the residuals of most training points within an ε-wide tube, while penalising points that fall outside it. The RBF kernel</w:t>
+      </w:r>
+    </w:p>
+    <w:p>
+      <w:pPr>
+        <w:pStyle w:val="BodyText"/>
+      </w:pPr>
+      <m:oMathPara>
+        <m:oMathParaPr>
+          <m:jc m:val="center"/>
+        </m:oMathParaPr>
+        <m:oMath>
+          <m:r>
+            <m:t>K</m:t>
+          </m:r>
+          <m:r>
+            <m:t>(</m:t>
+          </m:r>
+          <m:sSub>
+            <m:e>
+              <m:r>
+                <m:rPr>
+                  <m:sty m:val="b"/>
+                </m:rPr>
+                <m:t>x</m:t>
+              </m:r>
+            </m:e>
+            <m:sub>
+              <m:r>
+                <m:t>i</m:t>
+              </m:r>
+            </m:sub>
+          </m:sSub>
+          <m:r>
+            <m:t>,</m:t>
+          </m:r>
+          <m:sSub>
+            <m:e>
+              <m:r>
+                <m:rPr>
+                  <m:sty m:val="b"/>
+                </m:rPr>
+                <m:t>x</m:t>
+              </m:r>
+            </m:e>
+            <m:sub>
+              <m:r>
+                <m:t>j</m:t>
+              </m:r>
+            </m:sub>
+          </m:sSub>
+          <m:r>
+            <m:t>)</m:t>
+          </m:r>
+          <m:r>
+            <m:t>=</m:t>
+          </m:r>
+          <m:r>
+            <m:rPr>
+              <m:nor/>
+              <m:sty m:val="p"/>
+            </m:rPr>
+            <m:t>exp</m:t>
+          </m:r>
+          <m:r>
+            <m:t>​</m:t>
+          </m:r>
+          <m:d>
+            <m:dPr>
+              <m:begChr m:val="("/>
+              <m:endChr m:val=")"/>
+              <m:grow/>
+            </m:dPr>
+            <m:e>
+              <m:r>
+                <m:t>−</m:t>
+              </m:r>
+              <m:r>
+                <m:t>γ</m:t>
+              </m:r>
+              <m:r>
+                <m:t>∥</m:t>
+              </m:r>
+              <m:sSub>
+                <m:e>
+                  <m:r>
+                    <m:rPr>
+                      <m:sty m:val="b"/>
+                    </m:rPr>
+                    <m:t>x</m:t>
+                  </m:r>
+                </m:e>
+                <m:sub>
+                  <m:r>
+                    <m:t>i</m:t>
+                  </m:r>
+                </m:sub>
+              </m:sSub>
+              <m:r>
+                <m:t>−</m:t>
+              </m:r>
+              <m:sSub>
+                <m:e>
+                  <m:r>
+                    <m:rPr>
+                      <m:sty m:val="b"/>
+                    </m:rPr>
+                    <m:t>x</m:t>
+                  </m:r>
+                </m:e>
+                <m:sub>
+                  <m:r>
+                    <m:t>j</m:t>
+                  </m:r>
+                </m:sub>
+              </m:sSub>
+              <m:sSup>
+                <m:e>
+                  <m:r>
+                    <m:t>∥</m:t>
+                  </m:r>
+                </m:e>
+                <m:sup>
+                  <m:r>
+                    <m:t>2</m:t>
+                  </m:r>
+                </m:sup>
+              </m:sSup>
+            </m:e>
+          </m:d>
+        </m:oMath>
+      </m:oMathPara>
+    </w:p>
+    <w:p>
+      <w:pPr>
+        <w:pStyle w:val="FirstParagraph"/>
+      </w:pPr>
+      <w:r>
+        <w:t xml:space="preserve">maps data into a space where smooth non-linear relationships can be represented. SVR’s solution is a convex optimisation problem with no local minima, which makes it more stable than the neural network in training. Parameters used:</w:t>
       </w:r>
       <w:r>
         <w:t xml:space="preserve"> </w:t>
       </w:r>
       <m:oMath>
         <m:r>
-          <m:t>K</m:t>
-        </m:r>
-        <m:r>
-          <m:t>(</m:t>
-        </m:r>
-        <m:sSub>
-          <m:e>
-            <m:r>
-              <m:t>x</m:t>
-            </m:r>
-          </m:e>
-          <m:sub>
-            <m:r>
-              <m:t>i</m:t>
-            </m:r>
-          </m:sub>
-        </m:sSub>
-        <m:r>
-          <m:t>,</m:t>
-        </m:r>
-        <m:sSub>
-          <m:e>
-            <m:r>
-              <m:t>x</m:t>
-            </m:r>
-          </m:e>
-          <m:sub>
-            <m:r>
-              <m:t>j</m:t>
-            </m:r>
-          </m:sub>
-        </m:sSub>
-        <m:r>
-          <m:t>)</m:t>
+          <m:t>C</m:t>
         </m:r>
         <m:r>
           <m:t>=</m:t>
         </m:r>
         <m:r>
-          <m:rPr>
-            <m:nor/>
-            <m:sty m:val="p"/>
-          </m:rPr>
-          <m:t>exp</m:t>
+          <m:t>10</m:t>
+        </m:r>
+      </m:oMath>
+      <w:r>
+        <w:t xml:space="preserve"> </w:t>
+      </w:r>
+      <w:r>
+        <w:t xml:space="preserve">(penalty for violating the tube),</w:t>
+      </w:r>
+      <w:r>
+        <w:t xml:space="preserve"> </w:t>
+      </w:r>
+      <m:oMath>
+        <m:r>
+          <m:t>ε</m:t>
         </m:r>
         <m:r>
-          <m:t>(</m:t>
+          <m:t>=</m:t>
         </m:r>
         <m:r>
-          <m:t>−</m:t>
-        </m:r>
-        <m:r>
-          <m:t>γ</m:t>
-        </m:r>
-        <m:r>
-          <m:t>|</m:t>
-        </m:r>
-        <m:r>
-          <m:t>|</m:t>
-        </m:r>
-        <m:sSub>
-          <m:e>
-            <m:r>
-              <m:t>x</m:t>
-            </m:r>
-          </m:e>
-          <m:sub>
-            <m:r>
-              <m:t>i</m:t>
-            </m:r>
-          </m:sub>
-        </m:sSub>
-        <m:r>
-          <m:t>−</m:t>
-        </m:r>
-        <m:sSub>
-          <m:e>
-            <m:r>
-              <m:t>x</m:t>
-            </m:r>
-          </m:e>
-          <m:sub>
-            <m:r>
-              <m:t>j</m:t>
-            </m:r>
-          </m:sub>
-        </m:sSub>
-        <m:r>
-          <m:t>|</m:t>
-        </m:r>
-        <m:sSup>
-          <m:e>
-            <m:r>
-              <m:t>|</m:t>
-            </m:r>
-          </m:e>
-          <m:sup>
-            <m:r>
-              <m:t>2</m:t>
-            </m:r>
-          </m:sup>
-        </m:sSup>
-        <m:r>
-          <m:t>)</m:t>
+          <m:t>0.5</m:t>
         </m:r>
       </m:oMath>
       <w:r>
         <w:t xml:space="preserve"> </w:t>
       </w:r>
       <w:r>
-        <w:t xml:space="preserve">implicitly maps data to an infinite-dimensional feature space, allowing the model to capture smooth non-linear relationships without specifying the non-linear basis explicitly. Parameters: C = 10 (penalty on points outside the tube), ε = 0.5 (tube half-width in ppm), γ = scale (default: 1/n_features/var). SVR is well-suited to medium-sized datasets where the relationship is mildly non-linear.</w:t>
+        <w:t xml:space="preserve">(tube half-width in ppm).</w:t>
       </w:r>
     </w:p>
     <w:p>
@@ -1919,92 +2141,18 @@
         <w:t xml:space="preserve"> </w:t>
       </w:r>
       <w:r>
-        <w:t xml:space="preserve">uses a two-layer multilayer perceptron (MLP): input → 32 units (ReLU) → 16 units (ReLU) → 1 output. ReLU activations introduce piecewise-linear non-linearity at each layer. Training uses Adam optimisation with early stopping (patience = 10 epochs on a 10% validation split) to halt before the model overfits the training period. The MLP can in principle approximate any continuous function given enough data, but with 13,608 training rows it is the most data-hungry method in this comparison.</w:t>
+        <w:t xml:space="preserve">uses a multilayer perceptron with two hidden layers (32 units, then 16 units, both with ReLU activations) followed by a linear output. ReLU introduces piecewise-linear non-linearity at each layer, allowing the network to approximate arbitrary continuous functions. Training uses the Adam optimiser with early stopping (patience = 10 validation epochs) to halt before the model overfits the training period. Of the four methods, this is the most expressive but also the least interpretable and the most sensitive to the amount of training data.</w:t>
       </w:r>
     </w:p>
     <w:p>
       <w:pPr>
         <w:pStyle w:val="Heading3"/>
       </w:pPr>
-      <w:bookmarkStart w:id="34" w:name="why-these-methods-were-selected"/>
-      <w:r>
-        <w:t xml:space="preserve">3.2 Why These Methods Were Selected</w:t>
+      <w:bookmarkStart w:id="34" w:name="parameters"/>
+      <w:r>
+        <w:t xml:space="preserve">3.3 Parameters</w:t>
       </w:r>
       <w:bookmarkEnd w:id="34"/>
-    </w:p>
-    <w:p>
-      <w:pPr>
-        <w:pStyle w:val="FirstParagraph"/>
-      </w:pPr>
-      <w:r>
-        <w:t xml:space="preserve">The four methods span a range of model complexity and interpretability:</w:t>
-      </w:r>
-    </w:p>
-    <w:p>
-      <w:pPr>
-        <w:numPr>
-          <w:ilvl w:val="0"/>
-          <w:numId w:val="1002"/>
-        </w:numPr>
-        <w:pStyle w:val="Compact"/>
-      </w:pPr>
-      <w:r>
-        <w:t xml:space="preserve">Linear regression establishes the minimum baseline: if a model cannot beat a linear fit, it adds no value.</w:t>
-      </w:r>
-    </w:p>
-    <w:p>
-      <w:pPr>
-        <w:numPr>
-          <w:ilvl w:val="0"/>
-          <w:numId w:val="1002"/>
-        </w:numPr>
-        <w:pStyle w:val="Compact"/>
-      </w:pPr>
-      <w:r>
-        <w:t xml:space="preserve">Decision trees add non-linear capacity at low computational cost and moderate interpretability.</w:t>
-      </w:r>
-    </w:p>
-    <w:p>
-      <w:pPr>
-        <w:numPr>
-          <w:ilvl w:val="0"/>
-          <w:numId w:val="1002"/>
-        </w:numPr>
-        <w:pStyle w:val="Compact"/>
-      </w:pPr>
-      <w:r>
-        <w:t xml:space="preserve">SVR adds smooth non-linearity with strong theoretical guarantees (the solution is a convex optimisation problem with no local minima).</w:t>
-      </w:r>
-    </w:p>
-    <w:p>
-      <w:pPr>
-        <w:numPr>
-          <w:ilvl w:val="0"/>
-          <w:numId w:val="1002"/>
-        </w:numPr>
-        <w:pStyle w:val="Compact"/>
-      </w:pPr>
-      <w:r>
-        <w:t xml:space="preserve">Neural networks add the most expressive non-linearity but at the cost of interpretability and training stability.</w:t>
-      </w:r>
-    </w:p>
-    <w:p>
-      <w:pPr>
-        <w:pStyle w:val="FirstParagraph"/>
-      </w:pPr>
-      <w:r>
-        <w:t xml:space="preserve">Comparing all four on the same dataset and metrics directly answers the question of whether added complexity translates to better prediction for this specific problem.</w:t>
-      </w:r>
-    </w:p>
-    <w:p>
-      <w:pPr>
-        <w:pStyle w:val="Heading3"/>
-      </w:pPr>
-      <w:bookmarkStart w:id="35" w:name="parameters"/>
-      <w:r>
-        <w:t xml:space="preserve">3.3 Parameters</w:t>
-      </w:r>
-      <w:bookmarkEnd w:id="35"/>
     </w:p>
     <w:tbl>
       <w:tblPr>
@@ -2127,18 +2275,18 @@
               <w:jc w:val="left"/>
             </w:pPr>
             <w:r>
-              <w:t xml:space="preserve">15 minutes</w:t>
-            </w:r>
-          </w:p>
-        </w:tc>
-        <w:tc>
-          <w:p>
-            <w:pPr>
-              <w:pStyle w:val="Compact"/>
-              <w:jc w:val="left"/>
-            </w:pPr>
-            <w:r>
-              <w:t xml:space="preserve">One bin ahead — minimum useful lead time for ventilation pre-emption</w:t>
+              <w:t xml:space="preserve">15 minutes ahead</w:t>
+            </w:r>
+          </w:p>
+        </w:tc>
+        <w:tc>
+          <w:p>
+            <w:pPr>
+              <w:pStyle w:val="Compact"/>
+              <w:jc w:val="left"/>
+            </w:pPr>
+            <w:r>
+              <w:t xml:space="preserve">Minimum lead time for meaningful ventilation pre-emption</w:t>
             </w:r>
           </w:p>
         </w:tc>
@@ -2162,18 +2310,18 @@
               <w:jc w:val="left"/>
             </w:pPr>
             <w:r>
-              <w:t xml:space="preserve">80% / 20%, chronological</w:t>
-            </w:r>
-          </w:p>
-        </w:tc>
-        <w:tc>
-          <w:p>
-            <w:pPr>
-              <w:pStyle w:val="Compact"/>
-              <w:jc w:val="left"/>
-            </w:pPr>
-            <w:r>
-              <w:t xml:space="preserve">Prevents future data leaking into training (see Section 5)</w:t>
+              <w:t xml:space="preserve">80 % / 20 %, chronological</w:t>
+            </w:r>
+          </w:p>
+        </w:tc>
+        <w:tc>
+          <w:p>
+            <w:pPr>
+              <w:pStyle w:val="Compact"/>
+              <w:jc w:val="left"/>
+            </w:pPr>
+            <w:r>
+              <w:t xml:space="preserve">Reflects deployment: model only sees past data</w:t>
             </w:r>
           </w:p>
         </w:tc>
@@ -2208,7 +2356,7 @@
               <w:jc w:val="left"/>
             </w:pPr>
             <w:r>
-              <w:t xml:space="preserve">80th percentile of the 17,010-row timeline</w:t>
+              <w:t xml:space="preserve">80th-percentile row in the 17,010-row dataset</w:t>
             </w:r>
           </w:p>
         </w:tc>
@@ -2243,7 +2391,7 @@
               <w:jc w:val="left"/>
             </w:pPr>
             <w:r>
-              <w:t xml:space="preserve">Constrains leaf count; deeper trees overfitted in preliminary testing</w:t>
+              <w:t xml:space="preserve">Limits leaf count; prevents memorisation of training period</w:t>
             </w:r>
           </w:p>
         </w:tc>
@@ -2278,7 +2426,7 @@
               <w:jc w:val="left"/>
             </w:pPr>
             <w:r>
-              <w:t xml:space="preserve">Handles smooth non-linearity without specifying basis explicitly</w:t>
+              <w:t xml:space="preserve">Handles smooth non-linearity without specifying a basis</w:t>
             </w:r>
           </w:p>
         </w:tc>
@@ -2291,8 +2439,16 @@
               <w:jc w:val="left"/>
             </w:pPr>
             <w:r>
-              <w:t xml:space="preserve">SVR C</w:t>
-            </w:r>
+              <w:t xml:space="preserve">SVR</w:t>
+            </w:r>
+            <w:r>
+              <w:t xml:space="preserve"> </w:t>
+            </w:r>
+            <m:oMath>
+              <m:r>
+                <m:t>C</m:t>
+              </m:r>
+            </m:oMath>
           </w:p>
         </w:tc>
         <w:tc>
@@ -2313,7 +2469,7 @@
               <w:jc w:val="left"/>
             </w:pPr>
             <w:r>
-              <w:t xml:space="preserve">Moderate penalty; less regularised than default (C=1) for this noise level</w:t>
+              <w:t xml:space="preserve">Moderate regularisation; less restrictive than scikit-learn default</w:t>
             </w:r>
           </w:p>
         </w:tc>
@@ -2326,8 +2482,16 @@
               <w:jc w:val="left"/>
             </w:pPr>
             <w:r>
-              <w:t xml:space="preserve">SVR ε</w:t>
-            </w:r>
+              <w:t xml:space="preserve">SVR</w:t>
+            </w:r>
+            <w:r>
+              <w:t xml:space="preserve"> </w:t>
+            </w:r>
+            <m:oMath>
+              <m:r>
+                <m:t>ε</m:t>
+              </m:r>
+            </m:oMath>
           </w:p>
         </w:tc>
         <w:tc>
@@ -2348,7 +2512,7 @@
               <w:jc w:val="left"/>
             </w:pPr>
             <w:r>
-              <w:t xml:space="preserve">Tube matched to sensor noise (~±2 ppm) with some margin</w:t>
+              <w:t xml:space="preserve">Tube width matched to sensor noise level</w:t>
             </w:r>
           </w:p>
         </w:tc>
@@ -2372,18 +2536,18 @@
               <w:jc w:val="left"/>
             </w:pPr>
             <w:r>
-              <w:t xml:space="preserve">32, 16 units</w:t>
-            </w:r>
-          </w:p>
-        </w:tc>
-        <w:tc>
-          <w:p>
-            <w:pPr>
-              <w:pStyle w:val="Compact"/>
-              <w:jc w:val="left"/>
-            </w:pPr>
-            <w:r>
-              <w:t xml:space="preserve">Sufficient capacity for 9 features; small enough not to overfit 13,608 rows</w:t>
+              <w:t xml:space="preserve">32 → 16 units</w:t>
+            </w:r>
+          </w:p>
+        </w:tc>
+        <w:tc>
+          <w:p>
+            <w:pPr>
+              <w:pStyle w:val="Compact"/>
+              <w:jc w:val="left"/>
+            </w:pPr>
+            <w:r>
+              <w:t xml:space="preserve">Sufficient capacity for 9 inputs; small enough to avoid overfitting 13,608 rows</w:t>
             </w:r>
           </w:p>
         </w:tc>
@@ -2396,29 +2560,29 @@
               <w:jc w:val="left"/>
             </w:pPr>
             <w:r>
-              <w:t xml:space="preserve">NN early stopping</w:t>
-            </w:r>
-          </w:p>
-        </w:tc>
-        <w:tc>
-          <w:p>
-            <w:pPr>
-              <w:pStyle w:val="Compact"/>
-              <w:jc w:val="left"/>
-            </w:pPr>
-            <w:r>
-              <w:t xml:space="preserve">patience = 10</w:t>
-            </w:r>
-          </w:p>
-        </w:tc>
-        <w:tc>
-          <w:p>
-            <w:pPr>
-              <w:pStyle w:val="Compact"/>
-              <w:jc w:val="left"/>
-            </w:pPr>
-            <w:r>
-              <w:t xml:space="preserve">Stops training when validation loss stops improving</w:t>
+              <w:t xml:space="preserve">NN early stopping patience</w:t>
+            </w:r>
+          </w:p>
+        </w:tc>
+        <w:tc>
+          <w:p>
+            <w:pPr>
+              <w:pStyle w:val="Compact"/>
+              <w:jc w:val="left"/>
+            </w:pPr>
+            <w:r>
+              <w:t xml:space="preserve">10 epochs</w:t>
+            </w:r>
+          </w:p>
+        </w:tc>
+        <w:tc>
+          <w:p>
+            <w:pPr>
+              <w:pStyle w:val="Compact"/>
+              <w:jc w:val="left"/>
+            </w:pPr>
+            <w:r>
+              <w:t xml:space="preserve">Halts training when validation loss stops improving</w:t>
             </w:r>
           </w:p>
         </w:tc>
@@ -2435,18 +2599,18 @@
       <w:pPr>
         <w:pStyle w:val="Heading2"/>
       </w:pPr>
-      <w:bookmarkStart w:id="36" w:name="alternative-solutions"/>
-      <w:r>
-        <w:t xml:space="preserve">4. Alternative Solutions</w:t>
-      </w:r>
-      <w:bookmarkEnd w:id="36"/>
+      <w:bookmarkStart w:id="35" w:name="alternative-solutions-and-comparison"/>
+      <w:r>
+        <w:t xml:space="preserve">4. Alternative Solutions and Comparison</w:t>
+      </w:r>
+      <w:bookmarkEnd w:id="35"/>
     </w:p>
     <w:p>
       <w:pPr>
         <w:pStyle w:val="FirstParagraph"/>
       </w:pPr>
       <w:r>
-        <w:t xml:space="preserve">The table below compares all four regression methods on the held-out test set (3,402 rows, 20% of data).</w:t>
+        <w:t xml:space="preserve">The four methods were evaluated on the held-out test set (3,402 rows, the final 20% of the dataset in time order). Results are shown below.</w:t>
       </w:r>
     </w:p>
     <w:tbl>
@@ -2473,7 +2637,7 @@
               <w:jc w:val="left"/>
             </w:pPr>
             <w:r>
-              <w:t xml:space="preserve">Criterion</w:t>
+              <w:t xml:space="preserve">Method</w:t>
             </w:r>
           </w:p>
         </w:tc>
@@ -2490,7 +2654,7 @@
               <w:jc w:val="left"/>
             </w:pPr>
             <w:r>
-              <w:t xml:space="preserve">Linear Regression</w:t>
+              <w:t xml:space="preserve">MAE (ppm)</w:t>
             </w:r>
           </w:p>
         </w:tc>
@@ -2507,7 +2671,7 @@
               <w:jc w:val="left"/>
             </w:pPr>
             <w:r>
-              <w:t xml:space="preserve">Decision Tree</w:t>
+              <w:t xml:space="preserve">RMSE (ppm)</w:t>
             </w:r>
           </w:p>
         </w:tc>
@@ -2524,10 +2688,7 @@
               <w:jc w:val="left"/>
             </w:pPr>
             <w:r>
-              <w:rPr>
-                <w:b/>
-              </w:rPr>
-              <w:t xml:space="preserve">SVR</w:t>
+              <w:t xml:space="preserve">R²</w:t>
             </w:r>
           </w:p>
         </w:tc>
@@ -2544,7 +2705,41 @@
               <w:jc w:val="left"/>
             </w:pPr>
             <w:r>
-              <w:t xml:space="preserve">Neural Network</w:t>
+              <w:t xml:space="preserve">Fit time (s)</w:t>
+            </w:r>
+          </w:p>
+        </w:tc>
+        <w:tc>
+          <w:tcPr>
+            <w:tcBorders>
+              <w:bottom w:val="single"/>
+            </w:tcBorders>
+            <w:vAlign w:val="bottom"/>
+          </w:tcPr>
+          <w:p>
+            <w:pPr>
+              <w:pStyle w:val="Compact"/>
+              <w:jc w:val="left"/>
+            </w:pPr>
+            <w:r>
+              <w:t xml:space="preserve">Predict time (ms)</w:t>
+            </w:r>
+          </w:p>
+        </w:tc>
+        <w:tc>
+          <w:tcPr>
+            <w:tcBorders>
+              <w:bottom w:val="single"/>
+            </w:tcBorders>
+            <w:vAlign w:val="bottom"/>
+          </w:tcPr>
+          <w:p>
+            <w:pPr>
+              <w:pStyle w:val="Compact"/>
+              <w:jc w:val="left"/>
+            </w:pPr>
+            <w:r>
+              <w:t xml:space="preserve">Interpretability</w:t>
             </w:r>
           </w:p>
         </w:tc>
@@ -2557,7 +2752,7 @@
               <w:jc w:val="left"/>
             </w:pPr>
             <w:r>
-              <w:t xml:space="preserve">MAE (ppm)</w:t>
+              <w:t xml:space="preserve">Linear Regression</w:t>
             </w:r>
           </w:p>
         </w:tc>
@@ -2579,7 +2774,146 @@
               <w:jc w:val="left"/>
             </w:pPr>
             <w:r>
+              <w:t xml:space="preserve">25.579</w:t>
+            </w:r>
+          </w:p>
+        </w:tc>
+        <w:tc>
+          <w:p>
+            <w:pPr>
+              <w:pStyle w:val="Compact"/>
+              <w:jc w:val="left"/>
+            </w:pPr>
+            <w:r>
+              <w:t xml:space="preserve">0.358</w:t>
+            </w:r>
+          </w:p>
+        </w:tc>
+        <w:tc>
+          <w:p>
+            <w:pPr>
+              <w:pStyle w:val="Compact"/>
+              <w:jc w:val="left"/>
+            </w:pPr>
+            <w:r>
+              <w:t xml:space="preserve">0.005</w:t>
+            </w:r>
+          </w:p>
+        </w:tc>
+        <w:tc>
+          <w:p>
+            <w:pPr>
+              <w:pStyle w:val="Compact"/>
+              <w:jc w:val="left"/>
+            </w:pPr>
+            <w:r>
+              <w:t xml:space="preserve">1.7</w:t>
+            </w:r>
+          </w:p>
+        </w:tc>
+        <w:tc>
+          <w:p>
+            <w:pPr>
+              <w:pStyle w:val="Compact"/>
+              <w:jc w:val="left"/>
+            </w:pPr>
+            <w:r>
+              <w:t xml:space="preserve">High</w:t>
+            </w:r>
+          </w:p>
+        </w:tc>
+      </w:tr>
+      <w:tr>
+        <w:tc>
+          <w:p>
+            <w:pPr>
+              <w:pStyle w:val="Compact"/>
+              <w:jc w:val="left"/>
+            </w:pPr>
+            <w:r>
+              <w:t xml:space="preserve">Decision Tree</w:t>
+            </w:r>
+          </w:p>
+        </w:tc>
+        <w:tc>
+          <w:p>
+            <w:pPr>
+              <w:pStyle w:val="Compact"/>
+              <w:jc w:val="left"/>
+            </w:pPr>
+            <w:r>
               <w:t xml:space="preserve">9.353</w:t>
+            </w:r>
+          </w:p>
+        </w:tc>
+        <w:tc>
+          <w:p>
+            <w:pPr>
+              <w:pStyle w:val="Compact"/>
+              <w:jc w:val="left"/>
+            </w:pPr>
+            <w:r>
+              <w:t xml:space="preserve">28.708</w:t>
+            </w:r>
+          </w:p>
+        </w:tc>
+        <w:tc>
+          <w:p>
+            <w:pPr>
+              <w:pStyle w:val="Compact"/>
+              <w:jc w:val="left"/>
+            </w:pPr>
+            <w:r>
+              <w:t xml:space="preserve">0.191</w:t>
+            </w:r>
+          </w:p>
+        </w:tc>
+        <w:tc>
+          <w:p>
+            <w:pPr>
+              <w:pStyle w:val="Compact"/>
+              <w:jc w:val="left"/>
+            </w:pPr>
+            <w:r>
+              <w:t xml:space="preserve">0.023</w:t>
+            </w:r>
+          </w:p>
+        </w:tc>
+        <w:tc>
+          <w:p>
+            <w:pPr>
+              <w:pStyle w:val="Compact"/>
+              <w:jc w:val="left"/>
+            </w:pPr>
+            <w:r>
+              <w:t xml:space="preserve">2.5</w:t>
+            </w:r>
+          </w:p>
+        </w:tc>
+        <w:tc>
+          <w:p>
+            <w:pPr>
+              <w:pStyle w:val="Compact"/>
+              <w:jc w:val="left"/>
+            </w:pPr>
+            <w:r>
+              <w:t xml:space="preserve">Medium</w:t>
+            </w:r>
+          </w:p>
+        </w:tc>
+      </w:tr>
+      <w:tr>
+        <w:tc>
+          <w:p>
+            <w:pPr>
+              <w:pStyle w:val="Compact"/>
+              <w:jc w:val="left"/>
+            </w:pPr>
+            <w:r>
+              <w:rPr>
+                <w:b/>
+              </w:rPr>
+              <w:t xml:space="preserve">SVR</w:t>
             </w:r>
           </w:p>
         </w:tc>
@@ -2604,52 +2938,6 @@
               <w:jc w:val="left"/>
             </w:pPr>
             <w:r>
-              <w:t xml:space="preserve">9.350</w:t>
-            </w:r>
-          </w:p>
-        </w:tc>
-      </w:tr>
-      <w:tr>
-        <w:tc>
-          <w:p>
-            <w:pPr>
-              <w:pStyle w:val="Compact"/>
-              <w:jc w:val="left"/>
-            </w:pPr>
-            <w:r>
-              <w:t xml:space="preserve">RMSE (ppm)</w:t>
-            </w:r>
-          </w:p>
-        </w:tc>
-        <w:tc>
-          <w:p>
-            <w:pPr>
-              <w:pStyle w:val="Compact"/>
-              <w:jc w:val="left"/>
-            </w:pPr>
-            <w:r>
-              <w:t xml:space="preserve">25.579</w:t>
-            </w:r>
-          </w:p>
-        </w:tc>
-        <w:tc>
-          <w:p>
-            <w:pPr>
-              <w:pStyle w:val="Compact"/>
-              <w:jc w:val="left"/>
-            </w:pPr>
-            <w:r>
-              <w:t xml:space="preserve">28.708</w:t>
-            </w:r>
-          </w:p>
-        </w:tc>
-        <w:tc>
-          <w:p>
-            <w:pPr>
-              <w:pStyle w:val="Compact"/>
-              <w:jc w:val="left"/>
-            </w:pPr>
-            <w:r>
               <w:rPr>
                 <w:b/>
               </w:rPr>
@@ -2664,55 +2952,9 @@
               <w:jc w:val="left"/>
             </w:pPr>
             <w:r>
-              <w:t xml:space="preserve">26.015</w:t>
-            </w:r>
-          </w:p>
-        </w:tc>
-      </w:tr>
-      <w:tr>
-        <w:tc>
-          <w:p>
-            <w:pPr>
-              <w:pStyle w:val="Compact"/>
-              <w:jc w:val="left"/>
-            </w:pPr>
-            <w:r>
-              <w:t xml:space="preserve">R²</w:t>
-            </w:r>
-          </w:p>
-        </w:tc>
-        <w:tc>
-          <w:p>
-            <w:pPr>
-              <w:pStyle w:val="Compact"/>
-              <w:jc w:val="left"/>
-            </w:pPr>
-            <w:r>
               <w:rPr>
                 <w:b/>
               </w:rPr>
-              <w:t xml:space="preserve">0.358</w:t>
-            </w:r>
-          </w:p>
-        </w:tc>
-        <w:tc>
-          <w:p>
-            <w:pPr>
-              <w:pStyle w:val="Compact"/>
-              <w:jc w:val="left"/>
-            </w:pPr>
-            <w:r>
-              <w:t xml:space="preserve">0.191</w:t>
-            </w:r>
-          </w:p>
-        </w:tc>
-        <w:tc>
-          <w:p>
-            <w:pPr>
-              <w:pStyle w:val="Compact"/>
-              <w:jc w:val="left"/>
-            </w:pPr>
-            <w:r>
               <w:t xml:space="preserve">0.342</w:t>
             </w:r>
           </w:p>
@@ -2724,7 +2966,29 @@
               <w:jc w:val="left"/>
             </w:pPr>
             <w:r>
-              <w:t xml:space="preserve">0.336</w:t>
+              <w:t xml:space="preserve">4.26</w:t>
+            </w:r>
+          </w:p>
+        </w:tc>
+        <w:tc>
+          <w:p>
+            <w:pPr>
+              <w:pStyle w:val="Compact"/>
+              <w:jc w:val="left"/>
+            </w:pPr>
+            <w:r>
+              <w:t xml:space="preserve">2854</w:t>
+            </w:r>
+          </w:p>
+        </w:tc>
+        <w:tc>
+          <w:p>
+            <w:pPr>
+              <w:pStyle w:val="Compact"/>
+              <w:jc w:val="left"/>
+            </w:pPr>
+            <w:r>
+              <w:t xml:space="preserve">Low</w:t>
             </w:r>
           </w:p>
         </w:tc>
@@ -2737,40 +3001,40 @@
               <w:jc w:val="left"/>
             </w:pPr>
             <w:r>
-              <w:t xml:space="preserve">Fit time (s)</w:t>
-            </w:r>
-          </w:p>
-        </w:tc>
-        <w:tc>
-          <w:p>
-            <w:pPr>
-              <w:pStyle w:val="Compact"/>
-              <w:jc w:val="left"/>
-            </w:pPr>
-            <w:r>
-              <w:t xml:space="preserve">0.005</w:t>
-            </w:r>
-          </w:p>
-        </w:tc>
-        <w:tc>
-          <w:p>
-            <w:pPr>
-              <w:pStyle w:val="Compact"/>
-              <w:jc w:val="left"/>
-            </w:pPr>
-            <w:r>
-              <w:t xml:space="preserve">0.023</w:t>
-            </w:r>
-          </w:p>
-        </w:tc>
-        <w:tc>
-          <w:p>
-            <w:pPr>
-              <w:pStyle w:val="Compact"/>
-              <w:jc w:val="left"/>
-            </w:pPr>
-            <w:r>
-              <w:t xml:space="preserve">4.26</w:t>
+              <w:t xml:space="preserve">Neural Network</w:t>
+            </w:r>
+          </w:p>
+        </w:tc>
+        <w:tc>
+          <w:p>
+            <w:pPr>
+              <w:pStyle w:val="Compact"/>
+              <w:jc w:val="left"/>
+            </w:pPr>
+            <w:r>
+              <w:t xml:space="preserve">9.350</w:t>
+            </w:r>
+          </w:p>
+        </w:tc>
+        <w:tc>
+          <w:p>
+            <w:pPr>
+              <w:pStyle w:val="Compact"/>
+              <w:jc w:val="left"/>
+            </w:pPr>
+            <w:r>
+              <w:t xml:space="preserve">26.015</w:t>
+            </w:r>
+          </w:p>
+        </w:tc>
+        <w:tc>
+          <w:p>
+            <w:pPr>
+              <w:pStyle w:val="Compact"/>
+              <w:jc w:val="left"/>
+            </w:pPr>
+            <w:r>
+              <w:t xml:space="preserve">0.336</w:t>
             </w:r>
           </w:p>
         </w:tc>
@@ -2785,52 +3049,6 @@
             </w:r>
           </w:p>
         </w:tc>
-      </w:tr>
-      <w:tr>
-        <w:tc>
-          <w:p>
-            <w:pPr>
-              <w:pStyle w:val="Compact"/>
-              <w:jc w:val="left"/>
-            </w:pPr>
-            <w:r>
-              <w:t xml:space="preserve">Predict time (ms/batch)</w:t>
-            </w:r>
-          </w:p>
-        </w:tc>
-        <w:tc>
-          <w:p>
-            <w:pPr>
-              <w:pStyle w:val="Compact"/>
-              <w:jc w:val="left"/>
-            </w:pPr>
-            <w:r>
-              <w:t xml:space="preserve">1.7</w:t>
-            </w:r>
-          </w:p>
-        </w:tc>
-        <w:tc>
-          <w:p>
-            <w:pPr>
-              <w:pStyle w:val="Compact"/>
-              <w:jc w:val="left"/>
-            </w:pPr>
-            <w:r>
-              <w:t xml:space="preserve">2.5</w:t>
-            </w:r>
-          </w:p>
-        </w:tc>
-        <w:tc>
-          <w:p>
-            <w:pPr>
-              <w:pStyle w:val="Compact"/>
-              <w:jc w:val="left"/>
-            </w:pPr>
-            <w:r>
-              <w:t xml:space="preserve">2854</w:t>
-            </w:r>
-          </w:p>
-        </w:tc>
         <w:tc>
           <w:p>
             <w:pPr>
@@ -2842,52 +3060,6 @@
             </w:r>
           </w:p>
         </w:tc>
-      </w:tr>
-      <w:tr>
-        <w:tc>
-          <w:p>
-            <w:pPr>
-              <w:pStyle w:val="Compact"/>
-              <w:jc w:val="left"/>
-            </w:pPr>
-            <w:r>
-              <w:t xml:space="preserve">Interpretability</w:t>
-            </w:r>
-          </w:p>
-        </w:tc>
-        <w:tc>
-          <w:p>
-            <w:pPr>
-              <w:pStyle w:val="Compact"/>
-              <w:jc w:val="left"/>
-            </w:pPr>
-            <w:r>
-              <w:t xml:space="preserve">High</w:t>
-            </w:r>
-          </w:p>
-        </w:tc>
-        <w:tc>
-          <w:p>
-            <w:pPr>
-              <w:pStyle w:val="Compact"/>
-              <w:jc w:val="left"/>
-            </w:pPr>
-            <w:r>
-              <w:t xml:space="preserve">Medium</w:t>
-            </w:r>
-          </w:p>
-        </w:tc>
-        <w:tc>
-          <w:p>
-            <w:pPr>
-              <w:pStyle w:val="Compact"/>
-              <w:jc w:val="left"/>
-            </w:pPr>
-            <w:r>
-              <w:t xml:space="preserve">Low</w:t>
-            </w:r>
-          </w:p>
-        </w:tc>
         <w:tc>
           <w:p>
             <w:pPr>
@@ -2896,120 +3068,6 @@
             </w:pPr>
             <w:r>
               <w:t xml:space="preserve">Very low</w:t>
-            </w:r>
-          </w:p>
-        </w:tc>
-      </w:tr>
-      <w:tr>
-        <w:tc>
-          <w:p>
-            <w:pPr>
-              <w:pStyle w:val="Compact"/>
-              <w:jc w:val="left"/>
-            </w:pPr>
-            <w:r>
-              <w:t xml:space="preserve">Overfitting risk</w:t>
-            </w:r>
-          </w:p>
-        </w:tc>
-        <w:tc>
-          <w:p>
-            <w:pPr>
-              <w:pStyle w:val="Compact"/>
-              <w:jc w:val="left"/>
-            </w:pPr>
-            <w:r>
-              <w:t xml:space="preserve">Low</w:t>
-            </w:r>
-          </w:p>
-        </w:tc>
-        <w:tc>
-          <w:p>
-            <w:pPr>
-              <w:pStyle w:val="Compact"/>
-              <w:jc w:val="left"/>
-            </w:pPr>
-            <w:r>
-              <w:t xml:space="preserve">High</w:t>
-            </w:r>
-          </w:p>
-        </w:tc>
-        <w:tc>
-          <w:p>
-            <w:pPr>
-              <w:pStyle w:val="Compact"/>
-              <w:jc w:val="left"/>
-            </w:pPr>
-            <w:r>
-              <w:t xml:space="preserve">Low</w:t>
-            </w:r>
-          </w:p>
-        </w:tc>
-        <w:tc>
-          <w:p>
-            <w:pPr>
-              <w:pStyle w:val="Compact"/>
-              <w:jc w:val="left"/>
-            </w:pPr>
-            <w:r>
-              <w:t xml:space="preserve">Medium</w:t>
-            </w:r>
-          </w:p>
-        </w:tc>
-      </w:tr>
-      <w:tr>
-        <w:tc>
-          <w:p>
-            <w:pPr>
-              <w:pStyle w:val="Compact"/>
-              <w:jc w:val="left"/>
-            </w:pPr>
-            <w:r>
-              <w:t xml:space="preserve">Scalability</w:t>
-            </w:r>
-          </w:p>
-        </w:tc>
-        <w:tc>
-          <w:p>
-            <w:pPr>
-              <w:pStyle w:val="Compact"/>
-              <w:jc w:val="left"/>
-            </w:pPr>
-            <w:r>
-              <w:t xml:space="preserve">Very high</w:t>
-            </w:r>
-          </w:p>
-        </w:tc>
-        <w:tc>
-          <w:p>
-            <w:pPr>
-              <w:pStyle w:val="Compact"/>
-              <w:jc w:val="left"/>
-            </w:pPr>
-            <w:r>
-              <w:t xml:space="preserve">High</w:t>
-            </w:r>
-          </w:p>
-        </w:tc>
-        <w:tc>
-          <w:p>
-            <w:pPr>
-              <w:pStyle w:val="Compact"/>
-              <w:jc w:val="left"/>
-            </w:pPr>
-            <w:r>
-              <w:t xml:space="preserve">Medium</w:t>
-            </w:r>
-          </w:p>
-        </w:tc>
-        <w:tc>
-          <w:p>
-            <w:pPr>
-              <w:pStyle w:val="Compact"/>
-              <w:jc w:val="left"/>
-            </w:pPr>
-            <w:r>
-              <w:t xml:space="preserve">High</w:t>
             </w:r>
           </w:p>
         </w:tc>
@@ -3029,7 +3087,15 @@
         <w:t xml:space="preserve"> </w:t>
       </w:r>
       <w:r>
-        <w:t xml:space="preserve">achieved the lowest MAE (8.35 ppm) and is selected as the best-performing model. Its batch prediction time of ~2.85 seconds is long relative to the other methods, but is not a practical constraint for a 15-minute scheduling task.</w:t>
+        <w:t xml:space="preserve">achieved the lowest mean absolute error (8.35 ppm) and is the best-performing model. Linear Regression achieved the highest R² (0.358) and is only marginally behind SVR in MAE, making it the recommended choice where model interpretability or fast prediction speed is a requirement. Decision Tree was the weakest model, with an R² of 0.191; it likely overfit the training period, as evidenced by its large RMSE relative to its MAE.</w:t>
+      </w:r>
+    </w:p>
+    <w:p>
+      <w:pPr>
+        <w:pStyle w:val="BodyText"/>
+      </w:pPr>
+      <w:r>
+        <w:t xml:space="preserve">SVR’s per-batch prediction time of approximately 2.85 seconds is substantially longer than the other methods, but this is not a practical constraint for a 15-minute scheduling task.</w:t>
       </w:r>
     </w:p>
     <w:p>
@@ -3040,41 +3106,7 @@
         <w:rPr>
           <w:b/>
         </w:rPr>
-        <w:t xml:space="preserve">Decision Tree</w:t>
-      </w:r>
-      <w:r>
-        <w:t xml:space="preserve"> </w:t>
-      </w:r>
-      <w:r>
-        <w:t xml:space="preserve">was the worst-performing model (R² = 0.191). It also showed a pronounced sensitivity to occupancy as a feature: adding occupancy dropped R² from 0.331 to 0.191, suggesting the model wasted splits on an irrelevant feature and overfit the training period. This is consistent with the known tendency of unpruned decision trees to overfit high-cardinality or noisy features.</w:t>
-      </w:r>
-    </w:p>
-    <w:p>
-      <w:pPr>
-        <w:pStyle w:val="BodyText"/>
-      </w:pPr>
-      <w:r>
-        <w:rPr>
-          <w:b/>
-        </w:rPr>
-        <w:t xml:space="preserve">Linear Regression</w:t>
-      </w:r>
-      <w:r>
-        <w:t xml:space="preserve"> </w:t>
-      </w:r>
-      <w:r>
-        <w:t xml:space="preserve">achieved R² = 0.358, marginally above SVR. For a deployed system where interpretability matters — for example, one that must be auditable or explainable to building operators — linear regression is the practical recommendation, as it gives essentially the same predictive accuracy with full transparency on which features drive the forecast and by how much.</w:t>
-      </w:r>
-    </w:p>
-    <w:p>
-      <w:pPr>
-        <w:pStyle w:val="BodyText"/>
-      </w:pPr>
-      <w:r>
-        <w:rPr>
-          <w:b/>
-        </w:rPr>
-        <w:t xml:space="preserve">Does occupancy improve predictions?</w:t>
+        <w:t xml:space="preserve">Effect of building occupancy on prediction accuracy:</w:t>
       </w:r>
     </w:p>
     <w:tbl>
@@ -3101,7 +3133,7 @@
               <w:jc w:val="left"/>
             </w:pPr>
             <w:r>
-              <w:t xml:space="preserve">Model</w:t>
+              <w:t xml:space="preserve">Method</w:t>
             </w:r>
           </w:p>
         </w:tc>
@@ -3152,7 +3184,7 @@
               <w:jc w:val="left"/>
             </w:pPr>
             <w:r>
-              <w:t xml:space="preserve">Δ R²</w:t>
+              <w:t xml:space="preserve">Change</w:t>
             </w:r>
           </w:p>
         </w:tc>
@@ -3198,7 +3230,7 @@
               <w:jc w:val="left"/>
             </w:pPr>
             <w:r>
-              <w:t xml:space="preserve">+0.000</w:t>
+              <w:t xml:space="preserve">0.000</w:t>
             </w:r>
           </w:p>
         </w:tc>
@@ -3347,7 +3379,7 @@
         <w:pStyle w:val="BodyText"/>
       </w:pPr>
       <w:r>
-        <w:t xml:space="preserve">Occupancy provides no meaningful improvement for any model. The reason is not that occupancy is irrelevant to CO₂ in principle — it is, per the mass balance in Section 1.1 — but that this specific sensor is not co-located with any of the monitored occupancy zones (Section 6). The building-level occupancy count is simply not correlated with CO₂ at this sensor location.</w:t>
+        <w:t xml:space="preserve">Adding building occupancy as a feature provides no measurable improvement for any model. For the Decision Tree it is actively detrimental: the model wasted splits on an irrelevant feature, and its R² fell from 0.331 to 0.191. The reason is not that occupancy is irrelevant to CO₂ in principle — the mass-balance equation establishes that it is not — but that this sensor is not co-located with any of the five monitored occupancy zones (established in Section 6). The building-level occupancy count carries no information about what is happening in this particular room.</w:t>
       </w:r>
     </w:p>
     <w:p>
@@ -3361,92 +3393,51 @@
       <w:pPr>
         <w:pStyle w:val="Heading2"/>
       </w:pPr>
-      <w:bookmarkStart w:id="37" w:name="validation"/>
+      <w:bookmarkStart w:id="36" w:name="validation"/>
       <w:r>
         <w:t xml:space="preserve">5. Validation</w:t>
       </w:r>
+      <w:bookmarkEnd w:id="36"/>
+    </w:p>
+    <w:p>
+      <w:pPr>
+        <w:pStyle w:val="Heading3"/>
+      </w:pPr>
+      <w:bookmarkStart w:id="37" w:name="traintest-split"/>
+      <w:r>
+        <w:t xml:space="preserve">5.1 Train/Test Split</w:t>
+      </w:r>
       <w:bookmarkEnd w:id="37"/>
     </w:p>
     <w:p>
       <w:pPr>
+        <w:pStyle w:val="FirstParagraph"/>
+      </w:pPr>
+      <w:r>
+        <w:t xml:space="preserve">The dataset was divided chronologically: the first 80% of rows (13,608) were used for training; the final 20% (3,402 rows) were held out for testing. The training period ends on 11 March 2026.</w:t>
+      </w:r>
+    </w:p>
+    <w:p>
+      <w:pPr>
+        <w:pStyle w:val="BodyText"/>
+      </w:pPr>
+      <w:r>
+        <w:t xml:space="preserve">A random split was deliberately not used. CO₂ time series are strongly autocorrelated: adjacent readings are similar to one another. A random split would scatter test points throughout the training period, allowing the model to effectively look up nearby values seen during training. The resulting test score would measure interpolation ability rather than the ability to forecast a genuinely unseen future period. The chronological split correctly simulates deployment conditions.</w:t>
+      </w:r>
+    </w:p>
+    <w:p>
+      <w:pPr>
         <w:pStyle w:val="Heading3"/>
       </w:pPr>
-      <w:bookmarkStart w:id="38" w:name="traintest-split-design"/>
-      <w:r>
-        <w:t xml:space="preserve">5.1 Train/Test Split Design</w:t>
+      <w:bookmarkStart w:id="38" w:name="evaluation-metrics"/>
+      <w:r>
+        <w:t xml:space="preserve">5.2 Evaluation Metrics</w:t>
       </w:r>
       <w:bookmarkEnd w:id="38"/>
     </w:p>
     <w:p>
       <w:pPr>
         <w:pStyle w:val="FirstParagraph"/>
-      </w:pPr>
-      <w:r>
-        <w:t xml:space="preserve">The dataset was split chronologically: training on all 13,608 rows before 11 March 2026, testing on the 3,402 rows from 11 March 2026 onward.</w:t>
-      </w:r>
-    </w:p>
-    <w:p>
-      <w:pPr>
-        <w:pStyle w:val="BodyText"/>
-      </w:pPr>
-      <w:r>
-        <w:t xml:space="preserve">A</w:t>
-      </w:r>
-      <w:r>
-        <w:t xml:space="preserve"> </w:t>
-      </w:r>
-      <w:r>
-        <w:rPr>
-          <w:b/>
-        </w:rPr>
-        <w:t xml:space="preserve">random split was not used</w:t>
-      </w:r>
-      <w:r>
-        <w:t xml:space="preserve"> </w:t>
-      </w:r>
-      <w:r>
-        <w:t xml:space="preserve">for the following reason: CO₂ time series are autocorrelated — adjacent readings are similar. A random split would scatter test points throughout the training period, allowing the model to</w:t>
-      </w:r>
-      <w:r>
-        <w:t xml:space="preserve"> </w:t>
-      </w:r>
-      <w:r>
-        <w:t xml:space="preserve">“</w:t>
-      </w:r>
-      <w:r>
-        <w:t xml:space="preserve">memorise</w:t>
-      </w:r>
-      <w:r>
-        <w:t xml:space="preserve">”</w:t>
-      </w:r>
-      <w:r>
-        <w:t xml:space="preserve"> </w:t>
-      </w:r>
-      <w:r>
-        <w:t xml:space="preserve">nearby past and future readings during training. The test performance would then reflect interpolation ability, not generalisation to a genuinely unseen future period. The chronological split correctly evaluates the model’s ability to forecast forward from a training history, which matches the deployment scenario.</w:t>
-      </w:r>
-    </w:p>
-    <w:p>
-      <w:pPr>
-        <w:pStyle w:val="Heading3"/>
-      </w:pPr>
-      <w:bookmarkStart w:id="39" w:name="evaluation-metrics"/>
-      <w:r>
-        <w:t xml:space="preserve">5.2 Evaluation Metrics</w:t>
-      </w:r>
-      <w:bookmarkEnd w:id="39"/>
-    </w:p>
-    <w:p>
-      <w:pPr>
-        <w:pStyle w:val="FirstParagraph"/>
-      </w:pPr>
-      <w:r>
-        <w:t xml:space="preserve">Three complementary metrics were used:</w:t>
-      </w:r>
-    </w:p>
-    <w:p>
-      <w:pPr>
-        <w:pStyle w:val="BodyText"/>
       </w:pPr>
       <w:r>
         <w:rPr>
@@ -3454,104 +3445,116 @@
         </w:rPr>
         <w:t xml:space="preserve">Mean Absolute Error (MAE):</w:t>
       </w:r>
-      <w:r>
-        <w:t xml:space="preserve"> </w:t>
-      </w:r>
-      <m:oMath>
-        <m:r>
-          <m:rPr>
-            <m:nor/>
-            <m:sty m:val="p"/>
-          </m:rPr>
-          <m:t>MAE</m:t>
-        </m:r>
-        <m:r>
-          <m:t>=</m:t>
-        </m:r>
-        <m:f>
-          <m:fPr>
-            <m:type m:val="bar"/>
-          </m:fPr>
-          <m:num>
-            <m:r>
-              <m:t>1</m:t>
-            </m:r>
-          </m:num>
-          <m:den>
-            <m:r>
-              <m:t>n</m:t>
-            </m:r>
-          </m:den>
-        </m:f>
-        <m:nary>
-          <m:naryPr>
-            <m:chr m:val="∑"/>
-            <m:limLoc m:val="undOvr"/>
-            <m:subHide m:val="0"/>
-            <m:supHide m:val="0"/>
-          </m:naryPr>
-          <m:sub>
-            <m:r>
-              <m:t>i</m:t>
-            </m:r>
-            <m:r>
-              <m:t>=</m:t>
-            </m:r>
-            <m:r>
-              <m:t>1</m:t>
-            </m:r>
-          </m:sub>
-          <m:sup>
-            <m:r>
-              <m:t>n</m:t>
-            </m:r>
-          </m:sup>
-          <m:e>
-            <m:r>
-              <m:t>|</m:t>
-            </m:r>
-          </m:e>
-        </m:nary>
-        <m:sSub>
-          <m:e>
-            <m:acc>
-              <m:accPr>
-                <m:chr m:val="̂"/>
-              </m:accPr>
-              <m:e>
-                <m:r>
-                  <m:t>y</m:t>
-                </m:r>
-              </m:e>
-            </m:acc>
-          </m:e>
-          <m:sub>
-            <m:r>
-              <m:t>i</m:t>
-            </m:r>
-          </m:sub>
-        </m:sSub>
-        <m:r>
-          <m:t>−</m:t>
-        </m:r>
-        <m:sSub>
-          <m:e>
-            <m:r>
-              <m:t>y</m:t>
-            </m:r>
-          </m:e>
-          <m:sub>
-            <m:r>
-              <m:t>i</m:t>
-            </m:r>
-          </m:sub>
-        </m:sSub>
-        <m:r>
-          <m:t>|</m:t>
-        </m:r>
-      </m:oMath>
-      <w:r>
-        <w:t xml:space="preserve">. Directly interpretable as the average prediction error in ppm. Robust to occasional large outliers.</w:t>
+    </w:p>
+    <w:p>
+      <w:pPr>
+        <w:pStyle w:val="BodyText"/>
+      </w:pPr>
+      <m:oMathPara>
+        <m:oMathParaPr>
+          <m:jc m:val="center"/>
+        </m:oMathParaPr>
+        <m:oMath>
+          <m:r>
+            <m:rPr>
+              <m:nor/>
+              <m:sty m:val="p"/>
+            </m:rPr>
+            <m:t>MAE</m:t>
+          </m:r>
+          <m:r>
+            <m:t>=</m:t>
+          </m:r>
+          <m:f>
+            <m:fPr>
+              <m:type m:val="bar"/>
+            </m:fPr>
+            <m:num>
+              <m:r>
+                <m:t>1</m:t>
+              </m:r>
+            </m:num>
+            <m:den>
+              <m:r>
+                <m:t>n</m:t>
+              </m:r>
+            </m:den>
+          </m:f>
+          <m:nary>
+            <m:naryPr>
+              <m:chr m:val="∑"/>
+              <m:limLoc m:val="undOvr"/>
+              <m:subHide m:val="0"/>
+              <m:supHide m:val="0"/>
+            </m:naryPr>
+            <m:sub>
+              <m:r>
+                <m:t>i</m:t>
+              </m:r>
+              <m:r>
+                <m:t>=</m:t>
+              </m:r>
+              <m:r>
+                <m:t>1</m:t>
+              </m:r>
+            </m:sub>
+            <m:sup>
+              <m:r>
+                <m:t>n</m:t>
+              </m:r>
+            </m:sup>
+            <m:e>
+              <m:r>
+                <m:t>|</m:t>
+              </m:r>
+            </m:e>
+          </m:nary>
+          <m:sSub>
+            <m:e>
+              <m:acc>
+                <m:accPr>
+                  <m:chr m:val="̂"/>
+                </m:accPr>
+                <m:e>
+                  <m:r>
+                    <m:t>y</m:t>
+                  </m:r>
+                </m:e>
+              </m:acc>
+            </m:e>
+            <m:sub>
+              <m:r>
+                <m:t>i</m:t>
+              </m:r>
+            </m:sub>
+          </m:sSub>
+          <m:r>
+            <m:t>−</m:t>
+          </m:r>
+          <m:sSub>
+            <m:e>
+              <m:r>
+                <m:t>y</m:t>
+              </m:r>
+            </m:e>
+            <m:sub>
+              <m:r>
+                <m:t>i</m:t>
+              </m:r>
+            </m:sub>
+          </m:sSub>
+          <m:r>
+            <m:t>|</m:t>
+          </m:r>
+        </m:oMath>
+      </m:oMathPara>
+    </w:p>
+    <w:p>
+      <w:pPr>
+        <w:pStyle w:val="FirstParagraph"/>
+      </w:pPr>
+      <w:r>
+        <w:t xml:space="preserve">The average prediction error in ppm. Directly interpretable and robust to occasional large outliers. An MAE of 8.35 ppm means the model is on average 8.35 ppm away from the true reading.</w:t>
       </w:r>
     </w:p>
     <w:p>
@@ -3564,121 +3567,133 @@
         </w:rPr>
         <w:t xml:space="preserve">Root Mean Square Error (RMSE):</w:t>
       </w:r>
-      <w:r>
-        <w:t xml:space="preserve"> </w:t>
-      </w:r>
-      <m:oMath>
-        <m:r>
-          <m:rPr>
-            <m:nor/>
-            <m:sty m:val="p"/>
-          </m:rPr>
-          <m:t>RMSE</m:t>
-        </m:r>
-        <m:r>
-          <m:t>=</m:t>
-        </m:r>
-        <m:rad>
-          <m:radPr>
-            <m:degHide m:val="1"/>
-          </m:radPr>
-          <m:deg/>
-          <m:e>
-            <m:f>
-              <m:fPr>
-                <m:type m:val="bar"/>
-              </m:fPr>
-              <m:num>
-                <m:r>
-                  <m:t>1</m:t>
-                </m:r>
-              </m:num>
-              <m:den>
-                <m:r>
-                  <m:t>n</m:t>
-                </m:r>
-              </m:den>
-            </m:f>
-            <m:nary>
-              <m:naryPr>
-                <m:chr m:val="∑"/>
-                <m:limLoc m:val="undOvr"/>
-                <m:subHide m:val="0"/>
-                <m:supHide m:val="0"/>
-              </m:naryPr>
-              <m:sub>
-                <m:r>
-                  <m:t>i</m:t>
-                </m:r>
-                <m:r>
-                  <m:t>=</m:t>
-                </m:r>
-                <m:r>
-                  <m:t>1</m:t>
-                </m:r>
-              </m:sub>
-              <m:sup>
-                <m:r>
-                  <m:t>n</m:t>
-                </m:r>
-              </m:sup>
-              <m:e>
-                <m:r>
-                  <m:t>(</m:t>
-                </m:r>
-              </m:e>
-            </m:nary>
-            <m:sSub>
-              <m:e>
-                <m:acc>
-                  <m:accPr>
-                    <m:chr m:val="̂"/>
-                  </m:accPr>
-                  <m:e>
-                    <m:r>
-                      <m:t>y</m:t>
-                    </m:r>
-                  </m:e>
-                </m:acc>
-              </m:e>
-              <m:sub>
-                <m:r>
-                  <m:t>i</m:t>
-                </m:r>
-              </m:sub>
-            </m:sSub>
-            <m:r>
-              <m:t>−</m:t>
-            </m:r>
-            <m:sSub>
-              <m:e>
-                <m:r>
-                  <m:t>y</m:t>
-                </m:r>
-              </m:e>
-              <m:sub>
-                <m:r>
-                  <m:t>i</m:t>
-                </m:r>
-              </m:sub>
-            </m:sSub>
-            <m:sSup>
-              <m:e>
-                <m:r>
-                  <m:t>)</m:t>
-                </m:r>
-              </m:e>
-              <m:sup>
-                <m:r>
-                  <m:t>2</m:t>
-                </m:r>
-              </m:sup>
-            </m:sSup>
-          </m:e>
-        </m:rad>
-      </m:oMath>
-      <w:r>
-        <w:t xml:space="preserve">. Penalises large errors more than MAE because of the squared term. A large gap between RMSE and MAE signals that a model occasionally makes very bad predictions even when its typical error is small.</w:t>
+    </w:p>
+    <w:p>
+      <w:pPr>
+        <w:pStyle w:val="BodyText"/>
+      </w:pPr>
+      <m:oMathPara>
+        <m:oMathParaPr>
+          <m:jc m:val="center"/>
+        </m:oMathParaPr>
+        <m:oMath>
+          <m:r>
+            <m:rPr>
+              <m:nor/>
+              <m:sty m:val="p"/>
+            </m:rPr>
+            <m:t>RMSE</m:t>
+          </m:r>
+          <m:r>
+            <m:t>=</m:t>
+          </m:r>
+          <m:rad>
+            <m:radPr>
+              <m:degHide m:val="1"/>
+            </m:radPr>
+            <m:deg/>
+            <m:e>
+              <m:f>
+                <m:fPr>
+                  <m:type m:val="bar"/>
+                </m:fPr>
+                <m:num>
+                  <m:r>
+                    <m:t>1</m:t>
+                  </m:r>
+                </m:num>
+                <m:den>
+                  <m:r>
+                    <m:t>n</m:t>
+                  </m:r>
+                </m:den>
+              </m:f>
+              <m:nary>
+                <m:naryPr>
+                  <m:chr m:val="∑"/>
+                  <m:limLoc m:val="undOvr"/>
+                  <m:subHide m:val="0"/>
+                  <m:supHide m:val="0"/>
+                </m:naryPr>
+                <m:sub>
+                  <m:r>
+                    <m:t>i</m:t>
+                  </m:r>
+                  <m:r>
+                    <m:t>=</m:t>
+                  </m:r>
+                  <m:r>
+                    <m:t>1</m:t>
+                  </m:r>
+                </m:sub>
+                <m:sup>
+                  <m:r>
+                    <m:t>n</m:t>
+                  </m:r>
+                </m:sup>
+                <m:e>
+                  <m:r>
+                    <m:t>(</m:t>
+                  </m:r>
+                </m:e>
+              </m:nary>
+              <m:sSub>
+                <m:e>
+                  <m:acc>
+                    <m:accPr>
+                      <m:chr m:val="̂"/>
+                    </m:accPr>
+                    <m:e>
+                      <m:r>
+                        <m:t>y</m:t>
+                      </m:r>
+                    </m:e>
+                  </m:acc>
+                </m:e>
+                <m:sub>
+                  <m:r>
+                    <m:t>i</m:t>
+                  </m:r>
+                </m:sub>
+              </m:sSub>
+              <m:r>
+                <m:t>−</m:t>
+              </m:r>
+              <m:sSub>
+                <m:e>
+                  <m:r>
+                    <m:t>y</m:t>
+                  </m:r>
+                </m:e>
+                <m:sub>
+                  <m:r>
+                    <m:t>i</m:t>
+                  </m:r>
+                </m:sub>
+              </m:sSub>
+              <m:sSup>
+                <m:e>
+                  <m:r>
+                    <m:t>)</m:t>
+                  </m:r>
+                </m:e>
+                <m:sup>
+                  <m:r>
+                    <m:t>2</m:t>
+                  </m:r>
+                </m:sup>
+              </m:sSup>
+            </m:e>
+          </m:rad>
+        </m:oMath>
+      </m:oMathPara>
+    </w:p>
+    <w:p>
+      <w:pPr>
+        <w:pStyle w:val="FirstParagraph"/>
+      </w:pPr>
+      <w:r>
+        <w:t xml:space="preserve">Penalises large errors more heavily than MAE due to the squared term. A large gap between RMSE and MAE indicates a model that makes occasional very large errors even when its typical error is small.</w:t>
       </w:r>
     </w:p>
     <w:p>
@@ -3689,151 +3704,217 @@
         <w:rPr>
           <w:b/>
         </w:rPr>
-        <w:t xml:space="preserve">R² (coefficient of determination):</w:t>
-      </w:r>
-      <w:r>
-        <w:t xml:space="preserve"> </w:t>
-      </w:r>
-      <m:oMath>
-        <m:sSup>
-          <m:e>
-            <m:r>
-              <m:t>R</m:t>
-            </m:r>
-          </m:e>
-          <m:sup>
-            <m:r>
-              <m:t>2</m:t>
-            </m:r>
-          </m:sup>
-        </m:sSup>
-        <m:r>
-          <m:t>=</m:t>
-        </m:r>
-        <m:r>
-          <m:t>1</m:t>
-        </m:r>
-        <m:r>
-          <m:t>−</m:t>
-        </m:r>
-        <m:f>
-          <m:fPr>
-            <m:type m:val="bar"/>
-          </m:fPr>
-          <m:num>
-            <m:r>
-              <m:t>∑</m:t>
-            </m:r>
-            <m:r>
-              <m:t>(</m:t>
-            </m:r>
-            <m:sSub>
-              <m:e>
-                <m:acc>
-                  <m:accPr>
-                    <m:chr m:val="̂"/>
-                  </m:accPr>
-                  <m:e>
-                    <m:r>
-                      <m:t>y</m:t>
-                    </m:r>
-                  </m:e>
-                </m:acc>
-              </m:e>
-              <m:sub>
-                <m:r>
-                  <m:t>i</m:t>
-                </m:r>
-              </m:sub>
-            </m:sSub>
-            <m:r>
-              <m:t>−</m:t>
-            </m:r>
-            <m:sSub>
-              <m:e>
-                <m:r>
-                  <m:t>y</m:t>
-                </m:r>
-              </m:e>
-              <m:sub>
-                <m:r>
-                  <m:t>i</m:t>
-                </m:r>
-              </m:sub>
-            </m:sSub>
-            <m:sSup>
-              <m:e>
-                <m:r>
-                  <m:t>)</m:t>
-                </m:r>
-              </m:e>
-              <m:sup>
-                <m:r>
-                  <m:t>2</m:t>
-                </m:r>
-              </m:sup>
-            </m:sSup>
-          </m:num>
-          <m:den>
-            <m:r>
-              <m:t>∑</m:t>
-            </m:r>
-            <m:r>
-              <m:t>(</m:t>
-            </m:r>
-            <m:sSub>
-              <m:e>
-                <m:r>
-                  <m:t>y</m:t>
-                </m:r>
-              </m:e>
-              <m:sub>
-                <m:r>
-                  <m:t>i</m:t>
-                </m:r>
-              </m:sub>
-            </m:sSub>
-            <m:r>
-              <m:t>−</m:t>
-            </m:r>
-            <m:acc>
-              <m:accPr>
-                <m:chr m:val="‾"/>
-              </m:accPr>
-              <m:e>
-                <m:r>
-                  <m:t>y</m:t>
-                </m:r>
-              </m:e>
-            </m:acc>
-            <m:sSup>
-              <m:e>
-                <m:r>
-                  <m:t>)</m:t>
-                </m:r>
-              </m:e>
-              <m:sup>
-                <m:r>
-                  <m:t>2</m:t>
-                </m:r>
-              </m:sup>
-            </m:sSup>
-          </m:den>
-        </m:f>
-      </m:oMath>
-      <w:r>
-        <w:t xml:space="preserve">. Measures the fraction of variance in the target explained by the model. R² = 1 is a perfect fit; R² = 0 means the model does no better than always predicting the mean; negative values indicate the model is worse than the mean. An R² of ~0.34–0.36 means the models explain approximately a third of the variance in next-15-minute CO₂. The remaining variance is driven by unobserved factors (HVAC switching, doors/windows, room-level occupancy).</w:t>
+        <w:t xml:space="preserve">Coefficient of Determination (R²):</w:t>
+      </w:r>
+    </w:p>
+    <w:p>
+      <w:pPr>
+        <w:pStyle w:val="BodyText"/>
+      </w:pPr>
+      <m:oMathPara>
+        <m:oMathParaPr>
+          <m:jc m:val="center"/>
+        </m:oMathParaPr>
+        <m:oMath>
+          <m:sSup>
+            <m:e>
+              <m:r>
+                <m:t>R</m:t>
+              </m:r>
+            </m:e>
+            <m:sup>
+              <m:r>
+                <m:t>2</m:t>
+              </m:r>
+            </m:sup>
+          </m:sSup>
+          <m:r>
+            <m:t>=</m:t>
+          </m:r>
+          <m:r>
+            <m:t>1</m:t>
+          </m:r>
+          <m:r>
+            <m:t>−</m:t>
+          </m:r>
+          <m:f>
+            <m:fPr>
+              <m:type m:val="bar"/>
+            </m:fPr>
+            <m:num>
+              <m:nary>
+                <m:naryPr>
+                  <m:chr m:val="∑"/>
+                  <m:limLoc m:val="undOvr"/>
+                  <m:subHide m:val="0"/>
+                  <m:supHide m:val="0"/>
+                </m:naryPr>
+                <m:sub>
+                  <m:r>
+                    <m:t>i</m:t>
+                  </m:r>
+                  <m:r>
+                    <m:t>=</m:t>
+                  </m:r>
+                  <m:r>
+                    <m:t>1</m:t>
+                  </m:r>
+                </m:sub>
+                <m:sup>
+                  <m:r>
+                    <m:t>n</m:t>
+                  </m:r>
+                </m:sup>
+                <m:e>
+                  <m:r>
+                    <m:t>(</m:t>
+                  </m:r>
+                </m:e>
+              </m:nary>
+              <m:sSub>
+                <m:e>
+                  <m:acc>
+                    <m:accPr>
+                      <m:chr m:val="̂"/>
+                    </m:accPr>
+                    <m:e>
+                      <m:r>
+                        <m:t>y</m:t>
+                      </m:r>
+                    </m:e>
+                  </m:acc>
+                </m:e>
+                <m:sub>
+                  <m:r>
+                    <m:t>i</m:t>
+                  </m:r>
+                </m:sub>
+              </m:sSub>
+              <m:r>
+                <m:t>−</m:t>
+              </m:r>
+              <m:sSub>
+                <m:e>
+                  <m:r>
+                    <m:t>y</m:t>
+                  </m:r>
+                </m:e>
+                <m:sub>
+                  <m:r>
+                    <m:t>i</m:t>
+                  </m:r>
+                </m:sub>
+              </m:sSub>
+              <m:sSup>
+                <m:e>
+                  <m:r>
+                    <m:t>)</m:t>
+                  </m:r>
+                </m:e>
+                <m:sup>
+                  <m:r>
+                    <m:t>2</m:t>
+                  </m:r>
+                </m:sup>
+              </m:sSup>
+            </m:num>
+            <m:den>
+              <m:nary>
+                <m:naryPr>
+                  <m:chr m:val="∑"/>
+                  <m:limLoc m:val="undOvr"/>
+                  <m:subHide m:val="0"/>
+                  <m:supHide m:val="0"/>
+                </m:naryPr>
+                <m:sub>
+                  <m:r>
+                    <m:t>i</m:t>
+                  </m:r>
+                  <m:r>
+                    <m:t>=</m:t>
+                  </m:r>
+                  <m:r>
+                    <m:t>1</m:t>
+                  </m:r>
+                </m:sub>
+                <m:sup>
+                  <m:r>
+                    <m:t>n</m:t>
+                  </m:r>
+                </m:sup>
+                <m:e>
+                  <m:r>
+                    <m:t>(</m:t>
+                  </m:r>
+                </m:e>
+              </m:nary>
+              <m:sSub>
+                <m:e>
+                  <m:r>
+                    <m:t>y</m:t>
+                  </m:r>
+                </m:e>
+                <m:sub>
+                  <m:r>
+                    <m:t>i</m:t>
+                  </m:r>
+                </m:sub>
+              </m:sSub>
+              <m:r>
+                <m:t>−</m:t>
+              </m:r>
+              <m:acc>
+                <m:accPr>
+                  <m:chr m:val="‾"/>
+                </m:accPr>
+                <m:e>
+                  <m:r>
+                    <m:t>y</m:t>
+                  </m:r>
+                </m:e>
+              </m:acc>
+              <m:sSup>
+                <m:e>
+                  <m:r>
+                    <m:t>)</m:t>
+                  </m:r>
+                </m:e>
+                <m:sup>
+                  <m:r>
+                    <m:t>2</m:t>
+                  </m:r>
+                </m:sup>
+              </m:sSup>
+            </m:den>
+          </m:f>
+        </m:oMath>
+      </m:oMathPara>
+    </w:p>
+    <w:p>
+      <w:pPr>
+        <w:pStyle w:val="FirstParagraph"/>
+      </w:pPr>
+      <w:r>
+        <w:t xml:space="preserve">The proportion of variance in the target explained by the model. R² = 1 is a perfect fit; R² = 0 means the model does no better than always predicting the mean. All four models achieve R² in the range 0.19–0.36, indicating they explain approximately one third of the variance in next-15-minute CO₂ readings. The remaining variance is driven by factors not captured in the dataset: HVAC switching events, doors and windows, equipment, and the occupants of this particular room.</w:t>
       </w:r>
     </w:p>
     <w:p>
       <w:pPr>
         <w:pStyle w:val="Heading3"/>
       </w:pPr>
-      <w:bookmarkStart w:id="40" w:name="test-results"/>
-      <w:r>
-        <w:t xml:space="preserve">5.3 Test Results</w:t>
-      </w:r>
-      <w:bookmarkEnd w:id="40"/>
+      <w:bookmarkStart w:id="39" w:name="Xd8f2789288cdc47fb919a2a3d44a84a474eb10b"/>
+      <w:r>
+        <w:t xml:space="preserve">5.3 Sensor Validation Against External Records</w:t>
+      </w:r>
+      <w:bookmarkEnd w:id="39"/>
+    </w:p>
+    <w:p>
+      <w:pPr>
+        <w:pStyle w:val="FirstParagraph"/>
+      </w:pPr>
+      <w:r>
+        <w:t xml:space="preserve">The working sensor has no documented room location, but its temperature and humidity readings were compared against Bureau of Meteorology observations from Moorabbin Airport (station 086077) — the nearest official weather station to the Monash campus — across 222 overlapping days.</w:t>
+      </w:r>
     </w:p>
     <w:tbl>
       <w:tblPr>
@@ -3859,7 +3940,7 @@
               <w:jc w:val="left"/>
             </w:pPr>
             <w:r>
-              <w:t xml:space="preserve">Model</w:t>
+              <w:t xml:space="preserve">Variable</w:t>
             </w:r>
           </w:p>
         </w:tc>
@@ -3876,41 +3957,7 @@
               <w:jc w:val="left"/>
             </w:pPr>
             <w:r>
-              <w:t xml:space="preserve">MAE (ppm)</w:t>
-            </w:r>
-          </w:p>
-        </w:tc>
-        <w:tc>
-          <w:tcPr>
-            <w:tcBorders>
-              <w:bottom w:val="single"/>
-            </w:tcBorders>
-            <w:vAlign w:val="bottom"/>
-          </w:tcPr>
-          <w:p>
-            <w:pPr>
-              <w:pStyle w:val="Compact"/>
-              <w:jc w:val="left"/>
-            </w:pPr>
-            <w:r>
-              <w:t xml:space="preserve">RMSE (ppm)</w:t>
-            </w:r>
-          </w:p>
-        </w:tc>
-        <w:tc>
-          <w:tcPr>
-            <w:tcBorders>
-              <w:bottom w:val="single"/>
-            </w:tcBorders>
-            <w:vAlign w:val="bottom"/>
-          </w:tcPr>
-          <w:p>
-            <w:pPr>
-              <w:pStyle w:val="Compact"/>
-              <w:jc w:val="left"/>
-            </w:pPr>
-            <w:r>
-              <w:t xml:space="preserve">R²</w:t>
+              <w:t xml:space="preserve">Pearson r (sensor vs BOM)</w:t>
             </w:r>
           </w:p>
         </w:tc>
@@ -3923,40 +3970,18 @@
               <w:jc w:val="left"/>
             </w:pPr>
             <w:r>
-              <w:t xml:space="preserve">Linear Regression</w:t>
-            </w:r>
-          </w:p>
-        </w:tc>
-        <w:tc>
-          <w:p>
-            <w:pPr>
-              <w:pStyle w:val="Compact"/>
-              <w:jc w:val="left"/>
-            </w:pPr>
-            <w:r>
-              <w:t xml:space="preserve">9.012</w:t>
-            </w:r>
-          </w:p>
-        </w:tc>
-        <w:tc>
-          <w:p>
-            <w:pPr>
-              <w:pStyle w:val="Compact"/>
-              <w:jc w:val="left"/>
-            </w:pPr>
-            <w:r>
-              <w:t xml:space="preserve">25.579</w:t>
-            </w:r>
-          </w:p>
-        </w:tc>
-        <w:tc>
-          <w:p>
-            <w:pPr>
-              <w:pStyle w:val="Compact"/>
-              <w:jc w:val="left"/>
-            </w:pPr>
-            <w:r>
-              <w:t xml:space="preserve">0.358</w:t>
+              <w:t xml:space="preserve">Temperature</w:t>
+            </w:r>
+          </w:p>
+        </w:tc>
+        <w:tc>
+          <w:p>
+            <w:pPr>
+              <w:pStyle w:val="Compact"/>
+              <w:jc w:val="left"/>
+            </w:pPr>
+            <w:r>
+              <w:t xml:space="preserve">+0.84</w:t>
             </w:r>
           </w:p>
         </w:tc>
@@ -3969,144 +3994,18 @@
               <w:jc w:val="left"/>
             </w:pPr>
             <w:r>
-              <w:t xml:space="preserve">Decision Tree</w:t>
-            </w:r>
-          </w:p>
-        </w:tc>
-        <w:tc>
-          <w:p>
-            <w:pPr>
-              <w:pStyle w:val="Compact"/>
-              <w:jc w:val="left"/>
-            </w:pPr>
-            <w:r>
-              <w:t xml:space="preserve">9.353</w:t>
-            </w:r>
-          </w:p>
-        </w:tc>
-        <w:tc>
-          <w:p>
-            <w:pPr>
-              <w:pStyle w:val="Compact"/>
-              <w:jc w:val="left"/>
-            </w:pPr>
-            <w:r>
-              <w:t xml:space="preserve">28.708</w:t>
-            </w:r>
-          </w:p>
-        </w:tc>
-        <w:tc>
-          <w:p>
-            <w:pPr>
-              <w:pStyle w:val="Compact"/>
-              <w:jc w:val="left"/>
-            </w:pPr>
-            <w:r>
-              <w:t xml:space="preserve">0.191</w:t>
-            </w:r>
-          </w:p>
-        </w:tc>
-      </w:tr>
-      <w:tr>
-        <w:tc>
-          <w:p>
-            <w:pPr>
-              <w:pStyle w:val="Compact"/>
-              <w:jc w:val="left"/>
-            </w:pPr>
-            <w:r>
-              <w:rPr>
-                <w:b/>
-              </w:rPr>
-              <w:t xml:space="preserve">SVR (best)</w:t>
-            </w:r>
-          </w:p>
-        </w:tc>
-        <w:tc>
-          <w:p>
-            <w:pPr>
-              <w:pStyle w:val="Compact"/>
-              <w:jc w:val="left"/>
-            </w:pPr>
-            <w:r>
-              <w:rPr>
-                <w:b/>
-              </w:rPr>
-              <w:t xml:space="preserve">8.350</w:t>
-            </w:r>
-          </w:p>
-        </w:tc>
-        <w:tc>
-          <w:p>
-            <w:pPr>
-              <w:pStyle w:val="Compact"/>
-              <w:jc w:val="left"/>
-            </w:pPr>
-            <w:r>
-              <w:rPr>
-                <w:b/>
-              </w:rPr>
-              <w:t xml:space="preserve">25.894</w:t>
-            </w:r>
-          </w:p>
-        </w:tc>
-        <w:tc>
-          <w:p>
-            <w:pPr>
-              <w:pStyle w:val="Compact"/>
-              <w:jc w:val="left"/>
-            </w:pPr>
-            <w:r>
-              <w:rPr>
-                <w:b/>
-              </w:rPr>
-              <w:t xml:space="preserve">0.342</w:t>
-            </w:r>
-          </w:p>
-        </w:tc>
-      </w:tr>
-      <w:tr>
-        <w:tc>
-          <w:p>
-            <w:pPr>
-              <w:pStyle w:val="Compact"/>
-              <w:jc w:val="left"/>
-            </w:pPr>
-            <w:r>
-              <w:t xml:space="preserve">Neural Network</w:t>
-            </w:r>
-          </w:p>
-        </w:tc>
-        <w:tc>
-          <w:p>
-            <w:pPr>
-              <w:pStyle w:val="Compact"/>
-              <w:jc w:val="left"/>
-            </w:pPr>
-            <w:r>
-              <w:t xml:space="preserve">9.350</w:t>
-            </w:r>
-          </w:p>
-        </w:tc>
-        <w:tc>
-          <w:p>
-            <w:pPr>
-              <w:pStyle w:val="Compact"/>
-              <w:jc w:val="left"/>
-            </w:pPr>
-            <w:r>
-              <w:t xml:space="preserve">26.015</w:t>
-            </w:r>
-          </w:p>
-        </w:tc>
-        <w:tc>
-          <w:p>
-            <w:pPr>
-              <w:pStyle w:val="Compact"/>
-              <w:jc w:val="left"/>
-            </w:pPr>
-            <w:r>
-              <w:t xml:space="preserve">0.336</w:t>
+              <w:t xml:space="preserve">Relative Humidity</w:t>
+            </w:r>
+          </w:p>
+        </w:tc>
+        <w:tc>
+          <w:p>
+            <w:pPr>
+              <w:pStyle w:val="Compact"/>
+              <w:jc w:val="left"/>
+            </w:pPr>
+            <w:r>
+              <w:t xml:space="preserve">+0.65</w:t>
             </w:r>
           </w:p>
         </w:tc>
@@ -4117,25 +4016,40 @@
         <w:pStyle w:val="BodyText"/>
       </w:pPr>
       <w:r>
-        <w:t xml:space="preserve">An MAE of 8.35 ppm on a CO₂ range of roughly 400–1500 ppm, with an action threshold around 800 ppm, is accurate enough to be useful for trend-based ventilation control. The model is not a precise forecast instrument — it is a trend signal that tells the building system whether CO₂ is heading toward a problem in the next 15 minutes.</w:t>
+        <w:t xml:space="preserve">Both correlations are strong. A malfunctioning sensor — one with a frozen clock, stuck reading, or random noise — would show correlations near zero. These values provide reasonable confidence that sensor</w:t>
+      </w:r>
+      <w:r>
+        <w:t xml:space="preserve"> </w:t>
+      </w:r>
+      <w:r>
+        <w:rPr>
+          <w:rStyle w:val="VerbatimChar"/>
+        </w:rPr>
+        <w:t xml:space="preserve">6012002000326</w:t>
+      </w:r>
+      <w:r>
+        <w:t xml:space="preserve"> </w:t>
+      </w:r>
+      <w:r>
+        <w:t xml:space="preserve">is physically working and measuring real environmental conditions, even without a documented room label.</w:t>
       </w:r>
     </w:p>
     <w:p>
       <w:pPr>
         <w:pStyle w:val="Heading3"/>
       </w:pPr>
-      <w:bookmarkStart w:id="41" w:name="Xd8f2789288cdc47fb919a2a3d44a84a474eb10b"/>
-      <w:r>
-        <w:t xml:space="preserve">5.4 Sensor Validation Against External Records</w:t>
-      </w:r>
-      <w:bookmarkEnd w:id="41"/>
+      <w:bookmarkStart w:id="40" w:name="numerical-integration-convergence"/>
+      <w:r>
+        <w:t xml:space="preserve">5.4 Numerical Integration Convergence</w:t>
+      </w:r>
+      <w:bookmarkEnd w:id="40"/>
     </w:p>
     <w:p>
       <w:pPr>
         <w:pStyle w:val="FirstParagraph"/>
       </w:pPr>
       <w:r>
-        <w:t xml:space="preserve">The CO₂ sensor has no documented room location, but its temperature and humidity readings were cross-validated against Bureau of Meteorology records from Moorabbin Airport (station 086077), the nearest official station to the Monash campus, across 222 overlapping days:</w:t>
+        <w:t xml:space="preserve">Two numerical integration methods from MMA3001 Week 6 were implemented from the lecture formulae (not from library functions) to compute cumulative CO₂ exposure in ppm·h. Both methods were applied to a 41-hour gap-free window (1–3 October 2025) and the results were compared at three bin resolutions to verify convergence.</w:t>
       </w:r>
     </w:p>
     <w:tbl>
@@ -4162,7 +4076,7 @@
               <w:jc w:val="left"/>
             </w:pPr>
             <w:r>
-              <w:t xml:space="preserve">Variable</w:t>
+              <w:t xml:space="preserve">Bin size</w:t>
             </w:r>
           </w:p>
         </w:tc>
@@ -4179,112 +4093,10 @@
               <w:jc w:val="left"/>
             </w:pPr>
             <w:r>
-              <w:t xml:space="preserve">Pearson r (sensor vs BOM)</w:t>
-            </w:r>
-          </w:p>
-        </w:tc>
-      </w:tr>
-      <w:tr>
-        <w:tc>
-          <w:p>
-            <w:pPr>
-              <w:pStyle w:val="Compact"/>
-              <w:jc w:val="left"/>
-            </w:pPr>
-            <w:r>
-              <w:t xml:space="preserve">Temperature</w:t>
-            </w:r>
-          </w:p>
-        </w:tc>
-        <w:tc>
-          <w:p>
-            <w:pPr>
-              <w:pStyle w:val="Compact"/>
-              <w:jc w:val="left"/>
-            </w:pPr>
-            <w:r>
-              <w:t xml:space="preserve">+0.84</w:t>
-            </w:r>
-          </w:p>
-        </w:tc>
-      </w:tr>
-      <w:tr>
-        <w:tc>
-          <w:p>
-            <w:pPr>
-              <w:pStyle w:val="Compact"/>
-              <w:jc w:val="left"/>
-            </w:pPr>
-            <w:r>
-              <w:t xml:space="preserve">Humidity</w:t>
-            </w:r>
-          </w:p>
-        </w:tc>
-        <w:tc>
-          <w:p>
-            <w:pPr>
-              <w:pStyle w:val="Compact"/>
-              <w:jc w:val="left"/>
-            </w:pPr>
-            <w:r>
-              <w:t xml:space="preserve">+0.65</w:t>
-            </w:r>
-          </w:p>
-        </w:tc>
-      </w:tr>
-    </w:tbl>
-    <w:p>
-      <w:pPr>
-        <w:pStyle w:val="BodyText"/>
-      </w:pPr>
-      <w:r>
-        <w:t xml:space="preserve">Both correlations are strong. A sensor with a frozen clock, stuck reading, or random drift would show correlations near zero. These values give reasonable confidence that sensor</w:t>
-      </w:r>
-      <w:r>
-        <w:t xml:space="preserve"> </w:t>
-      </w:r>
-      <w:r>
-        <w:rPr>
-          <w:rStyle w:val="VerbatimChar"/>
-        </w:rPr>
-        <w:t xml:space="preserve">6012002000326</w:t>
-      </w:r>
-      <w:r>
-        <w:t xml:space="preserve"> </w:t>
-      </w:r>
-      <w:r>
-        <w:t xml:space="preserve">is physically functioning and measuring real environmental conditions, even though its exact placement in the building is not documented.</w:t>
-      </w:r>
-    </w:p>
-    <w:p>
-      <w:pPr>
-        <w:pStyle w:val="Heading3"/>
-      </w:pPr>
-      <w:bookmarkStart w:id="42" w:name="numerical-integration-validation"/>
-      <w:r>
-        <w:t xml:space="preserve">5.5 Numerical Integration Validation</w:t>
-      </w:r>
-      <w:bookmarkEnd w:id="42"/>
-    </w:p>
-    <w:p>
-      <w:pPr>
-        <w:pStyle w:val="FirstParagraph"/>
-      </w:pPr>
-      <w:r>
-        <w:t xml:space="preserve">Two numerical integration methods from MMA3001 Week 6 were implemented from first principles (not library functions) to compute cumulative CO₂ exposure (ppm·h) over the sensor record. Convergence was verified on a 41-hour gap-free window (1–3 October 2025) at three bin resolutions:</w:t>
-      </w:r>
-    </w:p>
-    <w:tbl>
-      <w:tblPr>
-        <w:tblStyle w:val="Table"/>
-        <w:tblW w:type="pct" w:w="0.0"/>
-        <w:tblLook w:firstRow="1"/>
-      </w:tblPr>
-      <w:tblGrid/>
-      <w:tr>
-        <w:trPr>
-          <w:cnfStyle w:firstRow="1"/>
-        </w:trPr>
+              <w:t xml:space="preserve">Points</w:t>
+            </w:r>
+          </w:p>
+        </w:tc>
         <w:tc>
           <w:tcPr>
             <w:tcBorders>
@@ -4298,7 +4110,7 @@
               <w:jc w:val="left"/>
             </w:pPr>
             <w:r>
-              <w:t xml:space="preserve">Bin size</w:t>
+              <w:t xml:space="preserve">Trapezoidal (ppm·h)</w:t>
             </w:r>
           </w:p>
         </w:tc>
@@ -4315,7 +4127,7 @@
               <w:jc w:val="left"/>
             </w:pPr>
             <w:r>
-              <w:t xml:space="preserve">Trapezoidal (ppm·h)</w:t>
+              <w:t xml:space="preserve">Simpson (ppm·h)</w:t>
             </w:r>
           </w:p>
         </w:tc>
@@ -4332,23 +4144,6 @@
               <w:jc w:val="left"/>
             </w:pPr>
             <w:r>
-              <w:t xml:space="preserve">Simpson (ppm·h)</w:t>
-            </w:r>
-          </w:p>
-        </w:tc>
-        <w:tc>
-          <w:tcPr>
-            <w:tcBorders>
-              <w:bottom w:val="single"/>
-            </w:tcBorders>
-            <w:vAlign w:val="bottom"/>
-          </w:tcPr>
-          <w:p>
-            <w:pPr>
-              <w:pStyle w:val="Compact"/>
-              <w:jc w:val="left"/>
-            </w:pPr>
-            <w:r>
               <w:t xml:space="preserve">Relative difference</w:t>
             </w:r>
           </w:p>
@@ -4373,6 +4168,17 @@
               <w:jc w:val="left"/>
             </w:pPr>
             <w:r>
+              <w:t xml:space="preserve">163</w:t>
+            </w:r>
+          </w:p>
+        </w:tc>
+        <w:tc>
+          <w:p>
+            <w:pPr>
+              <w:pStyle w:val="Compact"/>
+              <w:jc w:val="left"/>
+            </w:pPr>
+            <w:r>
               <w:t xml:space="preserve">17,817.3</w:t>
             </w:r>
           </w:p>
@@ -4395,7 +4201,7 @@
               <w:jc w:val="left"/>
             </w:pPr>
             <w:r>
-              <w:t xml:space="preserve">0.071%</w:t>
+              <w:t xml:space="preserve">0.071 %</w:t>
             </w:r>
           </w:p>
         </w:tc>
@@ -4419,6 +4225,17 @@
               <w:jc w:val="left"/>
             </w:pPr>
             <w:r>
+              <w:t xml:space="preserve">83</w:t>
+            </w:r>
+          </w:p>
+        </w:tc>
+        <w:tc>
+          <w:p>
+            <w:pPr>
+              <w:pStyle w:val="Compact"/>
+              <w:jc w:val="left"/>
+            </w:pPr>
+            <w:r>
               <w:t xml:space="preserve">18,019.8</w:t>
             </w:r>
           </w:p>
@@ -4441,7 +4258,7 @@
               <w:jc w:val="left"/>
             </w:pPr>
             <w:r>
-              <w:t xml:space="preserve">0.001%</w:t>
+              <w:t xml:space="preserve">0.001 %</w:t>
             </w:r>
           </w:p>
         </w:tc>
@@ -4465,6 +4282,17 @@
               <w:jc w:val="left"/>
             </w:pPr>
             <w:r>
+              <w:t xml:space="preserve">41</w:t>
+            </w:r>
+          </w:p>
+        </w:tc>
+        <w:tc>
+          <w:p>
+            <w:pPr>
+              <w:pStyle w:val="Compact"/>
+              <w:jc w:val="left"/>
+            </w:pPr>
+            <w:r>
               <w:t xml:space="preserve">17,583.8</w:t>
             </w:r>
           </w:p>
@@ -4487,7 +4315,7 @@
               <w:jc w:val="left"/>
             </w:pPr>
             <w:r>
-              <w:t xml:space="preserve">0.068%</w:t>
+              <w:t xml:space="preserve">0.068 %</w:t>
             </w:r>
           </w:p>
         </w:tc>
@@ -4498,7 +4326,7 @@
         <w:pStyle w:val="BodyText"/>
       </w:pPr>
       <w:r>
-        <w:t xml:space="preserve">Both methods agree to within 0.1% at all resolutions, confirming the implementation matches the taught method. Small shifts between bin sizes reflect real variation in readings at different sampling densities, not numerical error.</w:t>
+        <w:t xml:space="preserve">The two methods agree to within 0.1% at every resolution, confirming the implementation is correct. The small variation in the estimates across bin sizes reflects genuine differences in the measured readings at different sampling densities, not numerical error.</w:t>
       </w:r>
     </w:p>
     <w:p>
@@ -4512,11 +4340,11 @@
       <w:pPr>
         <w:pStyle w:val="Heading2"/>
       </w:pPr>
-      <w:bookmarkStart w:id="43" w:name="limitations-and-known-failure-modes"/>
+      <w:bookmarkStart w:id="41" w:name="limitations-and-known-failure-modes"/>
       <w:r>
         <w:t xml:space="preserve">6. Limitations and Known Failure Modes</w:t>
       </w:r>
-      <w:bookmarkEnd w:id="43"/>
+      <w:bookmarkEnd w:id="41"/>
     </w:p>
     <w:p>
       <w:pPr>
@@ -4526,7 +4354,7 @@
         <w:rPr>
           <w:b/>
         </w:rPr>
-        <w:t xml:space="preserve">Sensor location is unknown.</w:t>
+        <w:t xml:space="preserve">The sensor has no documented room location.</w:t>
       </w:r>
       <w:r>
         <w:t xml:space="preserve"> </w:t>
@@ -4547,7 +4375,7 @@
         <w:t xml:space="preserve"> </w:t>
       </w:r>
       <w:r>
-        <w:t xml:space="preserve">does not appear in the Sensor ID and Locations spreadsheet provided with the dataset. Consequently, there is no way to determine which room it is in or which occupancy zone covers that room. A zone-matching analysis (filtering to weekends, isolating 15-minute bins where exactly one zone is occupied, computing the mean CO₂ delta between occupied and unoccupied bins) was performed across all five sensor–zone pairs. The expected signal for a co-located pair is +50 to +200 ppm; the measured CO₂ delta was below +7 ppm for every combination, and all five Pearson correlations between zone occupancy and CO₂ were negative (−0.14 to −0.17). Negative correlations are physically consistent with a HVAC dilution effect: when any zone is occupied, the building HVAC runs harder, diluting CO₂ system-wide. This is a dataset limitation — the results do not show that occupancy is irrelevant to CO₂ in general, only that this sensor is not in a monitored zone.</w:t>
+        <w:t xml:space="preserve">does not appear in the Sensor ID and Locations spreadsheet provided with the dataset. As a result, there is no way to determine which room it monitors or which occupancy zone covers that room. A zone-matching analysis was performed: for each sensor–zone pair, weekend bins where exactly one zone was occupied were isolated, and the mean CO₂ difference between occupied and unoccupied bins was computed. The expected signal for a co-located sensor–zone pair is a CO₂ increase of 50–200 ppm; the largest measured difference across all pairs was below 7 ppm. All five Pearson correlations between zone occupancy and sensor CO₂ were negative (−0.14 to −0.17), consistent with a building-wide HVAC dilution effect rather than a room-level occupancy signal. This is a property of the dataset, not a failure of the modelling approach.</w:t>
       </w:r>
     </w:p>
     <w:p>
@@ -4558,7 +4386,7 @@
         <w:rPr>
           <w:b/>
         </w:rPr>
-        <w:t xml:space="preserve">Four of five sensors are unusable.</w:t>
+        <w:t xml:space="preserve">Four of the five sensors are unusable.</w:t>
       </w:r>
       <w:r>
         <w:t xml:space="preserve"> </w:t>
@@ -4585,7 +4413,7 @@
         <w:t xml:space="preserve">6012002000777</w:t>
       </w:r>
       <w:r>
-        <w:t xml:space="preserve">) have frozen internal clocks — every reading in their log carries the same timestamp, making them useless for any time-series analysis. A third (</w:t>
+        <w:t xml:space="preserve">) have frozen internal clocks: every reading in their log carries an identical timestamp, making them entirely unsuitable for time-series analysis. A third sensor (</w:t>
       </w:r>
       <w:r>
         <w:rPr>
@@ -4594,7 +4422,7 @@
         <w:t xml:space="preserve">6012002000869</w:t>
       </w:r>
       <w:r>
-        <w:t xml:space="preserve">) has only four months of data, too short for a reliable 80/20 chronological split. This was not documented in the dataset description and was discovered by inspecting the actual timestamps.</w:t>
+        <w:t xml:space="preserve">) has only four months of usable data, which is insufficient for a reliable chronological train/test split. These issues were not documented in the dataset description; they were identified by inspecting the actual timestamps.</w:t>
       </w:r>
     </w:p>
     <w:p>
@@ -4605,28 +4433,13 @@
         <w:rPr>
           <w:b/>
         </w:rPr>
-        <w:t xml:space="preserve">80% of candidate rows are dropped.</w:t>
-      </w:r>
-      <w:r>
-        <w:t xml:space="preserve"> </w:t>
-      </w:r>
-      <w:r>
-        <w:t xml:space="preserve">The 636-day outage in sensor</w:t>
-      </w:r>
-      <w:r>
-        <w:t xml:space="preserve"> </w:t>
-      </w:r>
-      <w:r>
-        <w:rPr>
-          <w:rStyle w:val="VerbatimChar"/>
-        </w:rPr>
-        <w:t xml:space="preserve">6012002000326</w:t>
-      </w:r>
-      <w:r>
-        <w:t xml:space="preserve"> </w:t>
-      </w:r>
-      <w:r>
-        <w:t xml:space="preserve">means 84,576 candidate 15-minute timestamps are present in the raw log, but only 17,010 (20.1%) have all required values. The drop rate is not a modelling choice — it is a direct consequence of the sensor outage.</w:t>
+        <w:t xml:space="preserve">Most candidate rows are discarded.</w:t>
+      </w:r>
+      <w:r>
+        <w:t xml:space="preserve"> </w:t>
+      </w:r>
+      <w:r>
+        <w:t xml:space="preserve">A 636-day sensor outage reduces the usable dataset from 84,576 candidate rows to 17,010 (20.1%). This is a direct consequence of the hardware outage and the correct handling of missing data; imputing values across a gap of this length would produce a fabricated dataset with no physical basis.</w:t>
       </w:r>
     </w:p>
     <w:p>
@@ -4637,13 +4450,13 @@
         <w:rPr>
           <w:b/>
         </w:rPr>
-        <w:t xml:space="preserve">R² is moderate.</w:t>
-      </w:r>
-      <w:r>
-        <w:t xml:space="preserve"> </w:t>
-      </w:r>
-      <w:r>
-        <w:t xml:space="preserve">An R² of ~0.34–0.36 means the models explain about a third of the variance in next-15-minute CO₂ levels. The remaining variance is driven by factors not present in the dataset: HVAC switching events, doors and windows, equipment running in the room, and the actual occupants of this room (since the occupancy counter does not cover it). The model should be used as a trend indicator, not a precise point forecast.</w:t>
+        <w:t xml:space="preserve">Predictive accuracy is moderate.</w:t>
+      </w:r>
+      <w:r>
+        <w:t xml:space="preserve"> </w:t>
+      </w:r>
+      <w:r>
+        <w:t xml:space="preserve">An R² of approximately 0.34–0.36 means the models account for roughly one third of the variability in next-15-minute CO₂ levels. The remainder is driven by unobserved factors — HVAC switching, windows, doors, and the occupants of the room itself (since the occupancy counter does not cover it). The model is appropriately used as a trend indicator to support early ventilation decisions, not as a precise point forecast.</w:t>
       </w:r>
     </w:p>
     <w:p>
@@ -4654,13 +4467,13 @@
         <w:rPr>
           <w:b/>
         </w:rPr>
-        <w:t xml:space="preserve">Gap-aware integration is critical for correct exposure estimates.</w:t>
-      </w:r>
-      <w:r>
-        <w:t xml:space="preserve"> </w:t>
-      </w:r>
-      <w:r>
-        <w:t xml:space="preserve">A naive trapezoidal integration over the full record (treating the 636-day outage as a 15-minute gap) produces 9.54 million ppm·h. The gap-aware implementation, which skips any integration panel where the two endpoints are more than 2 hours apart, produces 2.31 million ppm·h. The four-fold difference arises entirely from the gap-bridging assumption, not from measurement error. Using the naive estimate would severely overstate cumulative CO₂ exposure.</w:t>
+        <w:t xml:space="preserve">Gap-aware integration is essential for correct cumulative exposure estimates.</w:t>
+      </w:r>
+      <w:r>
+        <w:t xml:space="preserve"> </w:t>
+      </w:r>
+      <w:r>
+        <w:t xml:space="preserve">Applying the trapezoidal rule naively across the full sensor record — treating the 636-day outage as a 15-minute step — yields 9.54 million ppm·h. The gap-aware implementation, which skips any integration panel where the two endpoints are more than 2 hours apart, yields 2.31 million ppm·h. The factor-of-four difference is caused entirely by the outage-bridging assumption, not by measurement error.</w:t>
       </w:r>
     </w:p>
     <w:p>
@@ -4674,18 +4487,18 @@
       <w:pPr>
         <w:pStyle w:val="Heading2"/>
       </w:pPr>
-      <w:bookmarkStart w:id="44" w:name="ai-use-and-critical-reflection"/>
+      <w:bookmarkStart w:id="42" w:name="ai-use-and-critical-reflection"/>
       <w:r>
         <w:t xml:space="preserve">7. AI Use and Critical Reflection</w:t>
       </w:r>
-      <w:bookmarkEnd w:id="44"/>
+      <w:bookmarkEnd w:id="42"/>
     </w:p>
     <w:p>
       <w:pPr>
         <w:pStyle w:val="FirstParagraph"/>
       </w:pPr>
       <w:r>
-        <w:t xml:space="preserve">Claude (Claude Code) was used throughout this project for data exploration, Python implementation, analysis, and drafting this report.</w:t>
+        <w:t xml:space="preserve">Claude (Claude Code) was used throughout this project for data exploration, Python implementation, analysis, and drafting this report. The following is a straightforward account of how it was used and what I contributed.</w:t>
       </w:r>
     </w:p>
     <w:p>
@@ -4696,13 +4509,13 @@
         <w:rPr>
           <w:b/>
         </w:rPr>
-        <w:t xml:space="preserve">What Claude did:</w:t>
-      </w:r>
-      <w:r>
-        <w:t xml:space="preserve"> </w:t>
-      </w:r>
-      <w:r>
-        <w:t xml:space="preserve">Set up the package structure, wrote the scikit-learn pipeline code, ran the four-model comparison, performed the integration analysis, implemented the zone-matching analysis, and produced drafts of this report. Claude also proposed the zone-matching validation method as a way to test whether the sensor is co-located with a monitored zone.</w:t>
+        <w:t xml:space="preserve">What Claude assisted with:</w:t>
+      </w:r>
+      <w:r>
+        <w:t xml:space="preserve"> </w:t>
+      </w:r>
+      <w:r>
+        <w:t xml:space="preserve">Setting up the package structure, writing the scikit-learn pipeline code, running the four-model comparison, performing the integration analysis, implementing the zone-matching validation, and producing drafts of this report. Claude also proposed the zone-matching method as a principled way to test whether the sensor is co-located with a monitored occupancy zone.</w:t>
       </w:r>
     </w:p>
     <w:p>
@@ -4719,7 +4532,7 @@
         <w:t xml:space="preserve"> </w:t>
       </w:r>
       <w:r>
-        <w:t xml:space="preserve">I chose CO₂ prediction over occupancy classification because it was a better fit for the dataset and the regression scope of MMA3001 Week 5. I decided which sensor to use and required external validation before accepting it as reliable. I chose to include occupancy and test it empirically rather than assume it helps or assume it is useless. When the two integration methods gave results differing by a factor of 9, I pushed to understand why before accepting either answer — that investigation identified the gap-bridging error.</w:t>
+        <w:t xml:space="preserve">I chose CO₂ prediction over occupancy classification because it was a better fit for the regression focus of MMA3001 Week 5 and for the structure of the available data. I selected which sensor to use and required external validation before accepting it as reliable. I chose to include occupancy as a feature and test it empirically rather than exclude or include it by assumption. When the two numerical integration methods produced results differing by a factor of nine, I required an explanation before accepting either answer — this investigation identified the gap-bridging error in the original implementation.</w:t>
       </w:r>
     </w:p>
     <w:p>
@@ -4736,7 +4549,7 @@
         <w:t xml:space="preserve"> </w:t>
       </w:r>
       <w:r>
-        <w:t xml:space="preserve">All numerical results in this report were cross-checked against the actual output files (</w:t>
+        <w:t xml:space="preserve">All numerical results in this report were checked against the actual output files (</w:t>
       </w:r>
       <w:r>
         <w:rPr>
@@ -4745,7 +4558,7 @@
         <w:t xml:space="preserve">reports/co2_prediction_results.json</w:t>
       </w:r>
       <w:r>
-        <w:t xml:space="preserve">) before being written in. The claims about integration estimates come from scripts that can be rerun to reproduce the same outputs.</w:t>
+        <w:t xml:space="preserve">) before being recorded here. The integration estimates and convergence results come from scripts that can be rerun to reproduce the same outputs.</w:t>
       </w:r>
     </w:p>
     <w:p>
@@ -4756,13 +4569,13 @@
         <w:rPr>
           <w:b/>
         </w:rPr>
-        <w:t xml:space="preserve">Honest limitation:</w:t>
-      </w:r>
-      <w:r>
-        <w:t xml:space="preserve"> </w:t>
-      </w:r>
-      <w:r>
-        <w:t xml:space="preserve">In extended AI-assisted work, the precise boundary between ideas that originated with me and ideas that originated with Claude cannot always be drawn. The engineering framing, scope decisions, and interpretation of results are mine. The implementation and prose are collaborative.</w:t>
+        <w:t xml:space="preserve">Honest acknowledgement:</w:t>
+      </w:r>
+      <w:r>
+        <w:t xml:space="preserve"> </w:t>
+      </w:r>
+      <w:r>
+        <w:t xml:space="preserve">In extended AI-assisted work, the precise boundary between ideas that originated with me and ideas that emerged from interaction with Claude cannot always be drawn clearly. The engineering framing, scope decisions, sensor selection rationale, and interpretation of results are mine. The implementation and much of the written prose were produced collaboratively.</w:t>
       </w:r>
     </w:p>
     <w:p>
@@ -4776,17 +4589,17 @@
       <w:pPr>
         <w:pStyle w:val="Heading2"/>
       </w:pPr>
-      <w:bookmarkStart w:id="45" w:name="references"/>
+      <w:bookmarkStart w:id="43" w:name="references"/>
       <w:r>
         <w:t xml:space="preserve">References</w:t>
       </w:r>
-      <w:bookmarkEnd w:id="45"/>
+      <w:bookmarkEnd w:id="43"/>
     </w:p>
     <w:p>
       <w:pPr>
         <w:numPr>
           <w:ilvl w:val="0"/>
-          <w:numId w:val="1003"/>
+          <w:numId w:val="1002"/>
         </w:numPr>
         <w:pStyle w:val="Compact"/>
       </w:pPr>
@@ -4798,72 +4611,72 @@
       <w:pPr>
         <w:numPr>
           <w:ilvl w:val="0"/>
-          <w:numId w:val="1003"/>
+          <w:numId w:val="1002"/>
         </w:numPr>
         <w:pStyle w:val="Compact"/>
       </w:pPr>
       <w:r>
-        <w:t xml:space="preserve">MMA3001 Project Datasets document, Monash University, 2026 (Dataset 2: Monash Smart Infrastructure Occupancy and Environmental Data).</w:t>
+        <w:t xml:space="preserve">MMA3001 Project Datasets document, Monash University, 2026. Dataset 2: Monash Smart Infrastructure Occupancy and Environmental Data.</w:t>
       </w:r>
     </w:p>
     <w:p>
       <w:pPr>
         <w:numPr>
           <w:ilvl w:val="0"/>
-          <w:numId w:val="1003"/>
+          <w:numId w:val="1002"/>
         </w:numPr>
         <w:pStyle w:val="Compact"/>
       </w:pPr>
       <w:r>
-        <w:t xml:space="preserve">MMA3001 Notes, Week 5.1–5.6 (Regression methods and evaluation), Monash University, 2026.</w:t>
+        <w:t xml:space="preserve">MMA3001 Notes, Week 5.1–5.6: Regression methods and evaluation. Monash University, 2026.</w:t>
       </w:r>
     </w:p>
     <w:p>
       <w:pPr>
         <w:numPr>
           <w:ilvl w:val="0"/>
-          <w:numId w:val="1003"/>
+          <w:numId w:val="1002"/>
         </w:numPr>
         <w:pStyle w:val="Compact"/>
       </w:pPr>
       <w:r>
-        <w:t xml:space="preserve">MMA3001 Notes, Week 6 (Numerical Integration), Monash University, 2026.</w:t>
+        <w:t xml:space="preserve">MMA3001 Notes, Week 6: Numerical Integration. Monash University, 2026.</w:t>
       </w:r>
     </w:p>
     <w:p>
       <w:pPr>
         <w:numPr>
           <w:ilvl w:val="0"/>
-          <w:numId w:val="1003"/>
+          <w:numId w:val="1002"/>
         </w:numPr>
         <w:pStyle w:val="Compact"/>
       </w:pPr>
       <w:r>
-        <w:t xml:space="preserve">ASHRAE Standard 62.1: Ventilation and Acceptable Indoor Air Quality, 2022.</w:t>
+        <w:t xml:space="preserve">ASHRAE Standard 62.1: Ventilation and Acceptable Indoor Air Quality. American Society of Heating, Refrigerating and Air-Conditioning Engineers, 2022.</w:t>
       </w:r>
     </w:p>
     <w:p>
       <w:pPr>
         <w:numPr>
           <w:ilvl w:val="0"/>
-          <w:numId w:val="1003"/>
+          <w:numId w:val="1002"/>
         </w:numPr>
         <w:pStyle w:val="Compact"/>
       </w:pPr>
       <w:r>
-        <w:t xml:space="preserve">Bureau of Meteorology, Daily Weather Observations, Moorabbin Airport (station 086077). http://www.bom.gov.au/climate/dwo/</w:t>
+        <w:t xml:space="preserve">Bureau of Meteorology. Daily Weather Observations, Moorabbin Airport (station 086077). http://www.bom.gov.au/climate/dwo/</w:t>
       </w:r>
     </w:p>
     <w:p>
       <w:pPr>
         <w:numPr>
           <w:ilvl w:val="0"/>
-          <w:numId w:val="1003"/>
+          <w:numId w:val="1002"/>
         </w:numPr>
         <w:pStyle w:val="Compact"/>
       </w:pPr>
       <w:r>
-        <w:t xml:space="preserve">scikit-learn documentation: LinearRegression, DecisionTreeRegressor, SVR, MLPRegressor, StandardScaler, Pipeline.</w:t>
+        <w:t xml:space="preserve">scikit-learn documentation: LinearRegression, DecisionTreeRegressor, SVR, MLPRegressor, StandardScaler, Pipeline. https://scikit-learn.org/</w:t>
       </w:r>
     </w:p>
     <w:sectPr/>
@@ -5109,9 +4922,6 @@
     <w:abstractNumId w:val="991"/>
   </w:num>
   <w:num w:numId="1002">
-    <w:abstractNumId w:val="991"/>
-  </w:num>
-  <w:num w:numId="1003">
     <w:abstractNumId w:val="991"/>
   </w:num>
 </w:numbering>

--- a/docs/report/MMA3001_Project_Report.docx
+++ b/docs/report/MMA3001_Project_Report.docx
@@ -1521,7 +1521,7 @@
       <w:r>
         <w:drawing>
           <wp:inline>
-            <wp:extent cx="5334000" cy="2610734"/>
+            <wp:extent cx="3931919" cy="1924484"/>
             <wp:effectExtent b="0" l="0" r="0" t="0"/>
             <wp:docPr descr="Data pipeline: raw candidate timestamps versus dropped rows versus rows retained for modelling" title="" id="1" name="Picture"/>
             <a:graphic>
@@ -1542,7 +1542,7 @@
                   <pic:spPr bwMode="auto">
                     <a:xfrm>
                       <a:off x="0" y="0"/>
-                      <a:ext cx="5334000" cy="2610734"/>
+                      <a:ext cx="3931919" cy="1924484"/>
                     </a:xfrm>
                     <a:prstGeom prst="rect">
                       <a:avLst/>
@@ -3391,23 +3391,222 @@
     </w:p>
     <w:p>
       <w:pPr>
+        <w:pStyle w:val="Heading3"/>
+      </w:pPr>
+      <w:bookmarkStart w:id="36" w:name="diagnostic-plots"/>
+      <w:r>
+        <w:t xml:space="preserve">4.1 Diagnostic plots</w:t>
+      </w:r>
+      <w:bookmarkEnd w:id="36"/>
+    </w:p>
+    <w:p>
+      <w:pPr>
+        <w:pStyle w:val="FirstParagraph"/>
+      </w:pPr>
+      <w:r>
+        <w:t xml:space="preserve">The comparison table above is aggregate; the plots below show what it looks like row by row.</w:t>
+      </w:r>
+    </w:p>
+    <w:p>
+      <w:pPr>
+        <w:pStyle w:val="CaptionedFigure"/>
+      </w:pPr>
+      <w:r>
+        <w:drawing>
+          <wp:inline>
+            <wp:extent cx="3931919" cy="2948940"/>
+            <wp:effectExtent b="0" l="0" r="0" t="0"/>
+            <wp:docPr descr="Ground truth CO2 vs. all four models’ predictions — full test set (daily mean) and a representative 5-day detail window at native 15-minute resolution" title="" id="1" name="Picture"/>
+            <a:graphic>
+              <a:graphicData uri="http://schemas.openxmlformats.org/drawingml/2006/picture">
+                <pic:pic>
+                  <pic:nvPicPr>
+                    <pic:cNvPr descr="chart11_predictions_timeseries.png" id="0" name="Picture"/>
+                    <pic:cNvPicPr>
+                      <a:picLocks noChangeArrowheads="1" noChangeAspect="1"/>
+                    </pic:cNvPicPr>
+                  </pic:nvPicPr>
+                  <pic:blipFill>
+                    <a:blip r:embed="rId37"/>
+                    <a:stretch>
+                      <a:fillRect/>
+                    </a:stretch>
+                  </pic:blipFill>
+                  <pic:spPr bwMode="auto">
+                    <a:xfrm>
+                      <a:off x="0" y="0"/>
+                      <a:ext cx="3931919" cy="2948940"/>
+                    </a:xfrm>
+                    <a:prstGeom prst="rect">
+                      <a:avLst/>
+                    </a:prstGeom>
+                    <a:noFill/>
+                    <a:ln w="9525">
+                      <a:noFill/>
+                      <a:headEnd/>
+                      <a:tailEnd/>
+                    </a:ln>
+                  </pic:spPr>
+                </pic:pic>
+              </a:graphicData>
+            </a:graphic>
+          </wp:inline>
+        </w:drawing>
+      </w:r>
+    </w:p>
+    <w:p>
+      <w:pPr>
+        <w:pStyle w:val="ImageCaption"/>
+      </w:pPr>
+      <w:r>
+        <w:t xml:space="preserve">Ground truth CO2 vs. all four models’ predictions — full test set (daily mean) and a representative 5-day detail window at native 15-minute resolution</w:t>
+      </w:r>
+    </w:p>
+    <w:p>
+      <w:pPr>
+        <w:pStyle w:val="BodyText"/>
+      </w:pPr>
+      <w:r>
+        <w:t xml:space="preserve">All four track the everyday CO2 trend closely; they diverge at the sharp spikes in the detail panel (14-19 March), where every model lags or flattens the peak — the Decision Tree even overshoots into a spike the sensor never reached (15 March), a symptom of its piecewise-constant leaves extrapolating from a small high-CO2 training leaf.</w:t>
+      </w:r>
+    </w:p>
+    <w:p>
+      <w:pPr>
+        <w:pStyle w:val="CaptionedFigure"/>
+      </w:pPr>
+      <w:r>
+        <w:drawing>
+          <wp:inline>
+            <wp:extent cx="3931919" cy="3931919"/>
+            <wp:effectExtent b="0" l="0" r="0" t="0"/>
+            <wp:docPr descr="Predicted vs. actual CO2 for each model on the held-out test set, with a y=x reference line" title="" id="1" name="Picture"/>
+            <a:graphic>
+              <a:graphicData uri="http://schemas.openxmlformats.org/drawingml/2006/picture">
+                <pic:pic>
+                  <pic:nvPicPr>
+                    <pic:cNvPr descr="chart12_predicted_vs_actual.png" id="0" name="Picture"/>
+                    <pic:cNvPicPr>
+                      <a:picLocks noChangeArrowheads="1" noChangeAspect="1"/>
+                    </pic:cNvPicPr>
+                  </pic:nvPicPr>
+                  <pic:blipFill>
+                    <a:blip r:embed="rId38"/>
+                    <a:stretch>
+                      <a:fillRect/>
+                    </a:stretch>
+                  </pic:blipFill>
+                  <pic:spPr bwMode="auto">
+                    <a:xfrm>
+                      <a:off x="0" y="0"/>
+                      <a:ext cx="3931919" cy="3931919"/>
+                    </a:xfrm>
+                    <a:prstGeom prst="rect">
+                      <a:avLst/>
+                    </a:prstGeom>
+                    <a:noFill/>
+                    <a:ln w="9525">
+                      <a:noFill/>
+                      <a:headEnd/>
+                      <a:tailEnd/>
+                    </a:ln>
+                  </pic:spPr>
+                </pic:pic>
+              </a:graphicData>
+            </a:graphic>
+          </wp:inline>
+        </w:drawing>
+      </w:r>
+    </w:p>
+    <w:p>
+      <w:pPr>
+        <w:pStyle w:val="ImageCaption"/>
+      </w:pPr>
+      <w:r>
+        <w:t xml:space="preserve">Predicted vs. actual CO2 for each model on the held-out test set, with a y=x reference line</w:t>
+      </w:r>
+    </w:p>
+    <w:p>
+      <w:pPr>
+        <w:pStyle w:val="CaptionedFigure"/>
+      </w:pPr>
+      <w:r>
+        <w:drawing>
+          <wp:inline>
+            <wp:extent cx="3931919" cy="3538727"/>
+            <wp:effectExtent b="0" l="0" r="0" t="0"/>
+            <wp:docPr descr="Residual (predicted minus actual) vs. predicted CO2 for each model" title="" id="1" name="Picture"/>
+            <a:graphic>
+              <a:graphicData uri="http://schemas.openxmlformats.org/drawingml/2006/picture">
+                <pic:pic>
+                  <pic:nvPicPr>
+                    <pic:cNvPr descr="chart13_residuals.png" id="0" name="Picture"/>
+                    <pic:cNvPicPr>
+                      <a:picLocks noChangeArrowheads="1" noChangeAspect="1"/>
+                    </pic:cNvPicPr>
+                  </pic:nvPicPr>
+                  <pic:blipFill>
+                    <a:blip r:embed="rId39"/>
+                    <a:stretch>
+                      <a:fillRect/>
+                    </a:stretch>
+                  </pic:blipFill>
+                  <pic:spPr bwMode="auto">
+                    <a:xfrm>
+                      <a:off x="0" y="0"/>
+                      <a:ext cx="3931919" cy="3538727"/>
+                    </a:xfrm>
+                    <a:prstGeom prst="rect">
+                      <a:avLst/>
+                    </a:prstGeom>
+                    <a:noFill/>
+                    <a:ln w="9525">
+                      <a:noFill/>
+                      <a:headEnd/>
+                      <a:tailEnd/>
+                    </a:ln>
+                  </pic:spPr>
+                </pic:pic>
+              </a:graphicData>
+            </a:graphic>
+          </wp:inline>
+        </w:drawing>
+      </w:r>
+    </w:p>
+    <w:p>
+      <w:pPr>
+        <w:pStyle w:val="ImageCaption"/>
+      </w:pPr>
+      <w:r>
+        <w:t xml:space="preserve">Residual (predicted minus actual) vs. predicted CO2 for each model</w:t>
+      </w:r>
+    </w:p>
+    <w:p>
+      <w:pPr>
+        <w:pStyle w:val="BodyText"/>
+      </w:pPr>
+      <w:r>
+        <w:t xml:space="preserve">Predicted-vs-actual makes the R² numbers concrete: all four point clouds hug y=x below 550 ppm, then fall well short of it as actual CO2 rises past 600 ppm. The residual plots show the same effect directionally: residuals sit near zero typically but turn increasingly negative as predicted CO2 rises, rather than scattering symmetrically — a model under-responding to its most extreme inputs, consistent with the training data being dominated by the 400-550 ppm range (Section 2.3).</w:t>
+      </w:r>
+    </w:p>
+    <w:p>
+      <w:pPr>
         <w:pStyle w:val="Heading2"/>
       </w:pPr>
-      <w:bookmarkStart w:id="36" w:name="validation"/>
+      <w:bookmarkStart w:id="40" w:name="validation"/>
       <w:r>
         <w:t xml:space="preserve">5. Validation</w:t>
       </w:r>
-      <w:bookmarkEnd w:id="36"/>
+      <w:bookmarkEnd w:id="40"/>
     </w:p>
     <w:p>
       <w:pPr>
         <w:pStyle w:val="Heading3"/>
       </w:pPr>
-      <w:bookmarkStart w:id="37" w:name="traintest-split"/>
+      <w:bookmarkStart w:id="41" w:name="traintest-split"/>
       <w:r>
         <w:t xml:space="preserve">5.1 Train/Test Split</w:t>
       </w:r>
-      <w:bookmarkEnd w:id="37"/>
+      <w:bookmarkEnd w:id="41"/>
     </w:p>
     <w:p>
       <w:pPr>
@@ -3427,13 +3626,68 @@
     </w:p>
     <w:p>
       <w:pPr>
+        <w:pStyle w:val="CaptionedFigure"/>
+      </w:pPr>
+      <w:r>
+        <w:drawing>
+          <wp:inline>
+            <wp:extent cx="3931919" cy="967857"/>
+            <wp:effectExtent b="0" l="0" r="0" t="0"/>
+            <wp:docPr descr="Chronological train/test split over the full sensor history for sensor 6012002000326" title="" id="1" name="Picture"/>
+            <a:graphic>
+              <a:graphicData uri="http://schemas.openxmlformats.org/drawingml/2006/picture">
+                <pic:pic>
+                  <pic:nvPicPr>
+                    <pic:cNvPr descr="chart14_train_test_split.png" id="0" name="Picture"/>
+                    <pic:cNvPicPr>
+                      <a:picLocks noChangeArrowheads="1" noChangeAspect="1"/>
+                    </pic:cNvPicPr>
+                  </pic:nvPicPr>
+                  <pic:blipFill>
+                    <a:blip r:embed="rId42"/>
+                    <a:stretch>
+                      <a:fillRect/>
+                    </a:stretch>
+                  </pic:blipFill>
+                  <pic:spPr bwMode="auto">
+                    <a:xfrm>
+                      <a:off x="0" y="0"/>
+                      <a:ext cx="3931919" cy="967857"/>
+                    </a:xfrm>
+                    <a:prstGeom prst="rect">
+                      <a:avLst/>
+                    </a:prstGeom>
+                    <a:noFill/>
+                    <a:ln w="9525">
+                      <a:noFill/>
+                      <a:headEnd/>
+                      <a:tailEnd/>
+                    </a:ln>
+                  </pic:spPr>
+                </pic:pic>
+              </a:graphicData>
+            </a:graphic>
+          </wp:inline>
+        </w:drawing>
+      </w:r>
+    </w:p>
+    <w:p>
+      <w:pPr>
+        <w:pStyle w:val="ImageCaption"/>
+      </w:pPr>
+      <w:r>
+        <w:t xml:space="preserve">Chronological train/test split over the full sensor history for sensor 6012002000326</w:t>
+      </w:r>
+    </w:p>
+    <w:p>
+      <w:pPr>
         <w:pStyle w:val="Heading3"/>
       </w:pPr>
-      <w:bookmarkStart w:id="38" w:name="evaluation-metrics"/>
+      <w:bookmarkStart w:id="43" w:name="evaluation-metrics"/>
       <w:r>
         <w:t xml:space="preserve">5.2 Evaluation Metrics</w:t>
       </w:r>
-      <w:bookmarkEnd w:id="38"/>
+      <w:bookmarkEnd w:id="43"/>
     </w:p>
     <w:p>
       <w:pPr>
@@ -3902,11 +4156,11 @@
       <w:pPr>
         <w:pStyle w:val="Heading3"/>
       </w:pPr>
-      <w:bookmarkStart w:id="39" w:name="Xd8f2789288cdc47fb919a2a3d44a84a474eb10b"/>
+      <w:bookmarkStart w:id="44" w:name="Xd8f2789288cdc47fb919a2a3d44a84a474eb10b"/>
       <w:r>
         <w:t xml:space="preserve">5.3 Sensor Validation Against External Records</w:t>
       </w:r>
-      <w:bookmarkEnd w:id="39"/>
+      <w:bookmarkEnd w:id="44"/>
     </w:p>
     <w:p>
       <w:pPr>
@@ -4038,11 +4292,11 @@
       <w:pPr>
         <w:pStyle w:val="Heading3"/>
       </w:pPr>
-      <w:bookmarkStart w:id="40" w:name="numerical-integration-convergence"/>
+      <w:bookmarkStart w:id="45" w:name="numerical-integration-convergence"/>
       <w:r>
         <w:t xml:space="preserve">5.4 Numerical Integration Convergence</w:t>
       </w:r>
-      <w:bookmarkEnd w:id="40"/>
+      <w:bookmarkEnd w:id="45"/>
     </w:p>
     <w:p>
       <w:pPr>
@@ -4340,11 +4594,11 @@
       <w:pPr>
         <w:pStyle w:val="Heading2"/>
       </w:pPr>
-      <w:bookmarkStart w:id="41" w:name="limitations-and-known-failure-modes"/>
+      <w:bookmarkStart w:id="46" w:name="limitations-and-known-failure-modes"/>
       <w:r>
         <w:t xml:space="preserve">6. Limitations and Known Failure Modes</w:t>
       </w:r>
-      <w:bookmarkEnd w:id="41"/>
+      <w:bookmarkEnd w:id="46"/>
     </w:p>
     <w:p>
       <w:pPr>
@@ -4487,11 +4741,11 @@
       <w:pPr>
         <w:pStyle w:val="Heading2"/>
       </w:pPr>
-      <w:bookmarkStart w:id="42" w:name="ai-use-and-critical-reflection"/>
+      <w:bookmarkStart w:id="47" w:name="ai-use-and-critical-reflection"/>
       <w:r>
         <w:t xml:space="preserve">7. AI Use and Critical Reflection</w:t>
       </w:r>
-      <w:bookmarkEnd w:id="42"/>
+      <w:bookmarkEnd w:id="47"/>
     </w:p>
     <w:p>
       <w:pPr>
@@ -4589,11 +4843,11 @@
       <w:pPr>
         <w:pStyle w:val="Heading2"/>
       </w:pPr>
-      <w:bookmarkStart w:id="43" w:name="references"/>
+      <w:bookmarkStart w:id="48" w:name="references"/>
       <w:r>
         <w:t xml:space="preserve">References</w:t>
       </w:r>
-      <w:bookmarkEnd w:id="43"/>
+      <w:bookmarkEnd w:id="48"/>
     </w:p>
     <w:p>
       <w:pPr>
@@ -4679,7 +4933,10 @@
         <w:t xml:space="preserve">scikit-learn documentation: LinearRegression, DecisionTreeRegressor, SVR, MLPRegressor, StandardScaler, Pipeline. https://scikit-learn.org/</w:t>
       </w:r>
     </w:p>
-    <w:sectPr/>
+    <w:sectPr>
+      <w:pgSz w:w="11906" w:h="16838"/>
+      <w:pgMar w:top="1080" w:right="1080" w:bottom="1080" w:left="1080" w:header="720" w:footer="720" w:gutter="0"/>
+    </w:sectPr>
   </w:body>
 </w:document>
 </file>
@@ -4933,14 +5190,14 @@
     <w:rPrDefault>
       <w:rPr>
         <w:rFonts w:asciiTheme="minorHAnsi" w:eastAsiaTheme="minorHAnsi" w:hAnsiTheme="minorHAnsi" w:cstheme="minorBidi"/>
-        <w:sz w:val="24"/>
-        <w:szCs w:val="24"/>
+        <w:sz w:val="21"/>
+        <w:szCs w:val="21"/>
         <w:lang w:val="en-US" w:eastAsia="en-US" w:bidi="ar-SA"/>
       </w:rPr>
     </w:rPrDefault>
     <w:pPrDefault>
       <w:pPr>
-        <w:spacing w:after="200"/>
+        <w:spacing w:after="80"/>
       </w:pPr>
     </w:pPrDefault>
   </w:docDefaults>
@@ -5060,7 +5317,7 @@
     <w:pPr>
       <w:keepNext/>
       <w:keepLines/>
-      <w:spacing w:before="480" w:after="0"/>
+      <w:spacing w:before="240" w:after="60"/>
       <w:outlineLvl w:val="0"/>
     </w:pPr>
     <w:rPr>
@@ -5068,8 +5325,8 @@
       <w:b/>
       <w:bCs/>
       <w:color w:val="4F81BD" w:themeColor="accent1"/>
-      <w:sz w:val="32"/>
-      <w:szCs w:val="32"/>
+      <w:sz w:val="26"/>
+      <w:szCs w:val="26"/>
     </w:rPr>
   </w:style>
   <w:style w:type="paragraph" w:styleId="Heading2">
@@ -5082,7 +5339,7 @@
     <w:pPr>
       <w:keepNext/>
       <w:keepLines/>
-      <w:spacing w:before="200" w:after="0"/>
+      <w:spacing w:before="160" w:after="40"/>
       <w:outlineLvl w:val="1"/>
     </w:pPr>
     <w:rPr>
@@ -5090,8 +5347,8 @@
       <w:b/>
       <w:bCs/>
       <w:color w:val="4F81BD" w:themeColor="accent1"/>
-      <w:sz w:val="28"/>
-      <w:szCs w:val="28"/>
+      <w:sz w:val="23"/>
+      <w:szCs w:val="23"/>
     </w:rPr>
   </w:style>
   <w:style w:type="paragraph" w:styleId="Heading3">
@@ -5104,7 +5361,7 @@
     <w:pPr>
       <w:keepNext/>
       <w:keepLines/>
-      <w:spacing w:before="200" w:after="0"/>
+      <w:spacing w:before="120" w:after="20"/>
       <w:outlineLvl w:val="2"/>
     </w:pPr>
     <w:rPr>
@@ -5112,8 +5369,8 @@
       <w:b/>
       <w:bCs/>
       <w:color w:val="4F81BD" w:themeColor="accent1"/>
-      <w:sz w:val="24"/>
-      <w:szCs w:val="24"/>
+      <w:sz w:val="21"/>
+      <w:szCs w:val="21"/>
     </w:rPr>
   </w:style>
   <w:style w:type="paragraph" w:styleId="Heading4">
@@ -5381,15 +5638,13 @@
     <w:link w:val="VerbatimChar"/>
     <w:pPr>
       <w:wordWrap w:val="off"/>
-      <w:shd w:val="clear" w:fill="f8f8f8"/>
     </w:pPr>
   </w:style>
   <w:style w:type="character" w:customStyle="1" w:styleId="KeywordTok">
     <w:name w:val="KeywordTok"/>
     <w:basedOn w:val="VerbatimChar"/>
     <w:rPr>
-      <w:color w:val="204a87"/>
-      <w:shd w:val="clear" w:fill="f8f8f8"/>
+      <w:color w:val="007020"/>
       <w:b/>
     </w:rPr>
   </w:style>
@@ -5397,95 +5652,82 @@
     <w:name w:val="DataTypeTok"/>
     <w:basedOn w:val="VerbatimChar"/>
     <w:rPr>
-      <w:color w:val="204a87"/>
-      <w:shd w:val="clear" w:fill="f8f8f8"/>
+      <w:color w:val="902000"/>
     </w:rPr>
   </w:style>
   <w:style w:type="character" w:customStyle="1" w:styleId="DecValTok">
     <w:name w:val="DecValTok"/>
     <w:basedOn w:val="VerbatimChar"/>
     <w:rPr>
-      <w:color w:val="0000cf"/>
-      <w:shd w:val="clear" w:fill="f8f8f8"/>
+      <w:color w:val="40a070"/>
     </w:rPr>
   </w:style>
   <w:style w:type="character" w:customStyle="1" w:styleId="BaseNTok">
     <w:name w:val="BaseNTok"/>
     <w:basedOn w:val="VerbatimChar"/>
     <w:rPr>
-      <w:color w:val="0000cf"/>
-      <w:shd w:val="clear" w:fill="f8f8f8"/>
+      <w:color w:val="40a070"/>
     </w:rPr>
   </w:style>
   <w:style w:type="character" w:customStyle="1" w:styleId="FloatTok">
     <w:name w:val="FloatTok"/>
     <w:basedOn w:val="VerbatimChar"/>
     <w:rPr>
-      <w:color w:val="0000cf"/>
-      <w:shd w:val="clear" w:fill="f8f8f8"/>
+      <w:color w:val="40a070"/>
     </w:rPr>
   </w:style>
   <w:style w:type="character" w:customStyle="1" w:styleId="ConstantTok">
     <w:name w:val="ConstantTok"/>
     <w:basedOn w:val="VerbatimChar"/>
     <w:rPr>
-      <w:color w:val="000000"/>
-      <w:shd w:val="clear" w:fill="f8f8f8"/>
+      <w:color w:val="880000"/>
     </w:rPr>
   </w:style>
   <w:style w:type="character" w:customStyle="1" w:styleId="CharTok">
     <w:name w:val="CharTok"/>
     <w:basedOn w:val="VerbatimChar"/>
     <w:rPr>
-      <w:color w:val="4e9a06"/>
-      <w:shd w:val="clear" w:fill="f8f8f8"/>
+      <w:color w:val="4070a0"/>
     </w:rPr>
   </w:style>
   <w:style w:type="character" w:customStyle="1" w:styleId="SpecialCharTok">
     <w:name w:val="SpecialCharTok"/>
     <w:basedOn w:val="VerbatimChar"/>
     <w:rPr>
-      <w:color w:val="000000"/>
-      <w:shd w:val="clear" w:fill="f8f8f8"/>
+      <w:color w:val="4070a0"/>
     </w:rPr>
   </w:style>
   <w:style w:type="character" w:customStyle="1" w:styleId="StringTok">
     <w:name w:val="StringTok"/>
     <w:basedOn w:val="VerbatimChar"/>
     <w:rPr>
-      <w:color w:val="4e9a06"/>
-      <w:shd w:val="clear" w:fill="f8f8f8"/>
+      <w:color w:val="4070a0"/>
     </w:rPr>
   </w:style>
   <w:style w:type="character" w:customStyle="1" w:styleId="VerbatimStringTok">
     <w:name w:val="VerbatimStringTok"/>
     <w:basedOn w:val="VerbatimChar"/>
     <w:rPr>
-      <w:color w:val="4e9a06"/>
-      <w:shd w:val="clear" w:fill="f8f8f8"/>
+      <w:color w:val="4070a0"/>
     </w:rPr>
   </w:style>
   <w:style w:type="character" w:customStyle="1" w:styleId="SpecialStringTok">
     <w:name w:val="SpecialStringTok"/>
     <w:basedOn w:val="VerbatimChar"/>
     <w:rPr>
-      <w:color w:val="4e9a06"/>
-      <w:shd w:val="clear" w:fill="f8f8f8"/>
+      <w:color w:val="bb6688"/>
     </w:rPr>
   </w:style>
   <w:style w:type="character" w:customStyle="1" w:styleId="ImportTok">
     <w:name w:val="ImportTok"/>
     <w:basedOn w:val="VerbatimChar"/>
-    <w:rPr>
-      <w:shd w:val="clear" w:fill="f8f8f8"/>
-    </w:rPr>
+    <w:rPr/>
   </w:style>
   <w:style w:type="character" w:customStyle="1" w:styleId="CommentTok">
     <w:name w:val="CommentTok"/>
     <w:basedOn w:val="VerbatimChar"/>
     <w:rPr>
-      <w:color w:val="8f5902"/>
-      <w:shd w:val="clear" w:fill="f8f8f8"/>
+      <w:color w:val="60a0b0"/>
       <w:i/>
     </w:rPr>
   </w:style>
@@ -5493,9 +5735,7 @@
     <w:name w:val="DocumentationTok"/>
     <w:basedOn w:val="VerbatimChar"/>
     <w:rPr>
-      <w:color w:val="8f5902"/>
-      <w:shd w:val="clear" w:fill="f8f8f8"/>
-      <w:b/>
+      <w:color w:val="ba2121"/>
       <w:i/>
     </w:rPr>
   </w:style>
@@ -5503,8 +5743,7 @@
     <w:name w:val="AnnotationTok"/>
     <w:basedOn w:val="VerbatimChar"/>
     <w:rPr>
-      <w:color w:val="8f5902"/>
-      <w:shd w:val="clear" w:fill="f8f8f8"/>
+      <w:color w:val="60a0b0"/>
       <w:b/>
       <w:i/>
     </w:rPr>
@@ -5513,8 +5752,7 @@
     <w:name w:val="CommentVarTok"/>
     <w:basedOn w:val="VerbatimChar"/>
     <w:rPr>
-      <w:color w:val="8f5902"/>
-      <w:shd w:val="clear" w:fill="f8f8f8"/>
+      <w:color w:val="60a0b0"/>
       <w:b/>
       <w:i/>
     </w:rPr>
@@ -5523,32 +5761,28 @@
     <w:name w:val="OtherTok"/>
     <w:basedOn w:val="VerbatimChar"/>
     <w:rPr>
-      <w:color w:val="8f5902"/>
-      <w:shd w:val="clear" w:fill="f8f8f8"/>
+      <w:color w:val="007020"/>
     </w:rPr>
   </w:style>
   <w:style w:type="character" w:customStyle="1" w:styleId="FunctionTok">
     <w:name w:val="FunctionTok"/>
     <w:basedOn w:val="VerbatimChar"/>
     <w:rPr>
-      <w:color w:val="000000"/>
-      <w:shd w:val="clear" w:fill="f8f8f8"/>
+      <w:color w:val="06287e"/>
     </w:rPr>
   </w:style>
   <w:style w:type="character" w:customStyle="1" w:styleId="VariableTok">
     <w:name w:val="VariableTok"/>
     <w:basedOn w:val="VerbatimChar"/>
     <w:rPr>
-      <w:color w:val="000000"/>
-      <w:shd w:val="clear" w:fill="f8f8f8"/>
+      <w:color w:val="19177c"/>
     </w:rPr>
   </w:style>
   <w:style w:type="character" w:customStyle="1" w:styleId="ControlFlowTok">
     <w:name w:val="ControlFlowTok"/>
     <w:basedOn w:val="VerbatimChar"/>
     <w:rPr>
-      <w:color w:val="204a87"/>
-      <w:shd w:val="clear" w:fill="f8f8f8"/>
+      <w:color w:val="007020"/>
       <w:b/>
     </w:rPr>
   </w:style>
@@ -5556,55 +5790,43 @@
     <w:name w:val="OperatorTok"/>
     <w:basedOn w:val="VerbatimChar"/>
     <w:rPr>
-      <w:color w:val="ce5c00"/>
-      <w:shd w:val="clear" w:fill="f8f8f8"/>
-      <w:b/>
+      <w:color w:val="666666"/>
     </w:rPr>
   </w:style>
   <w:style w:type="character" w:customStyle="1" w:styleId="BuiltInTok">
     <w:name w:val="BuiltInTok"/>
     <w:basedOn w:val="VerbatimChar"/>
-    <w:rPr>
-      <w:shd w:val="clear" w:fill="f8f8f8"/>
-    </w:rPr>
+    <w:rPr/>
   </w:style>
   <w:style w:type="character" w:customStyle="1" w:styleId="ExtensionTok">
     <w:name w:val="ExtensionTok"/>
     <w:basedOn w:val="VerbatimChar"/>
-    <w:rPr>
-      <w:shd w:val="clear" w:fill="f8f8f8"/>
-    </w:rPr>
+    <w:rPr/>
   </w:style>
   <w:style w:type="character" w:customStyle="1" w:styleId="PreprocessorTok">
     <w:name w:val="PreprocessorTok"/>
     <w:basedOn w:val="VerbatimChar"/>
     <w:rPr>
-      <w:color w:val="8f5902"/>
-      <w:shd w:val="clear" w:fill="f8f8f8"/>
-      <w:i/>
+      <w:color w:val="bc7a00"/>
     </w:rPr>
   </w:style>
   <w:style w:type="character" w:customStyle="1" w:styleId="AttributeTok">
     <w:name w:val="AttributeTok"/>
     <w:basedOn w:val="VerbatimChar"/>
     <w:rPr>
-      <w:color w:val="c4a000"/>
-      <w:shd w:val="clear" w:fill="f8f8f8"/>
+      <w:color w:val="7d9029"/>
     </w:rPr>
   </w:style>
   <w:style w:type="character" w:customStyle="1" w:styleId="RegionMarkerTok">
     <w:name w:val="RegionMarkerTok"/>
     <w:basedOn w:val="VerbatimChar"/>
-    <w:rPr>
-      <w:shd w:val="clear" w:fill="f8f8f8"/>
-    </w:rPr>
+    <w:rPr/>
   </w:style>
   <w:style w:type="character" w:customStyle="1" w:styleId="InformationTok">
     <w:name w:val="InformationTok"/>
     <w:basedOn w:val="VerbatimChar"/>
     <w:rPr>
-      <w:color w:val="8f5902"/>
-      <w:shd w:val="clear" w:fill="f8f8f8"/>
+      <w:color w:val="60a0b0"/>
       <w:b/>
       <w:i/>
     </w:rPr>
@@ -5613,8 +5835,7 @@
     <w:name w:val="WarningTok"/>
     <w:basedOn w:val="VerbatimChar"/>
     <w:rPr>
-      <w:color w:val="8f5902"/>
-      <w:shd w:val="clear" w:fill="f8f8f8"/>
+      <w:color w:val="60a0b0"/>
       <w:b/>
       <w:i/>
     </w:rPr>
@@ -5623,25 +5844,22 @@
     <w:name w:val="AlertTok"/>
     <w:basedOn w:val="VerbatimChar"/>
     <w:rPr>
-      <w:color w:val="ef2929"/>
-      <w:shd w:val="clear" w:fill="f8f8f8"/>
+      <w:color w:val="ff0000"/>
+      <w:b/>
     </w:rPr>
   </w:style>
   <w:style w:type="character" w:customStyle="1" w:styleId="ErrorTok">
     <w:name w:val="ErrorTok"/>
     <w:basedOn w:val="VerbatimChar"/>
     <w:rPr>
-      <w:color w:val="a40000"/>
-      <w:shd w:val="clear" w:fill="f8f8f8"/>
+      <w:color w:val="ff0000"/>
       <w:b/>
     </w:rPr>
   </w:style>
   <w:style w:type="character" w:customStyle="1" w:styleId="NormalTok">
     <w:name w:val="NormalTok"/>
     <w:basedOn w:val="VerbatimChar"/>
-    <w:rPr>
-      <w:shd w:val="clear" w:fill="f8f8f8"/>
-    </w:rPr>
+    <w:rPr/>
   </w:style>
 </w:styles>
 </file>
